--- a/appendix/Doc-GZ - 20260415 - v2 (by 20260420).docx
+++ b/appendix/Doc-GZ - 20260415 - v2 (by 20260420).docx
@@ -9211,13 +9211,8 @@
         <w:t xml:space="preserve"> Fabric (</w:t>
       </w:r>
       <w:r>
-        <w:t xml:space="preserve">1 CLI + 2 Peers + 1 </w:t>
-      </w:r>
-      <w:proofErr w:type="spellStart"/>
-      <w:r>
-        <w:t>Orderer</w:t>
-      </w:r>
-      <w:proofErr w:type="spellEnd"/>
+        <w:t>1 CLI + 2 Peers + 1 Orderer</w:t>
+      </w:r>
       <w:r>
         <w:t>)</w:t>
       </w:r>
@@ -10926,16 +10921,8 @@
               <w:rPr>
                 <w:rFonts w:ascii="Times New Roman" w:hAnsi="Times New Roman" w:cs="Times New Roman"/>
               </w:rPr>
-              <w:t xml:space="preserve"> docker </w:t>
-            </w:r>
-            <w:proofErr w:type="spellStart"/>
-            <w:r>
-              <w:rPr>
-                <w:rFonts w:ascii="Times New Roman" w:hAnsi="Times New Roman" w:cs="Times New Roman"/>
-              </w:rPr>
-              <w:t>ps</w:t>
-            </w:r>
-            <w:proofErr w:type="spellEnd"/>
+              <w:t xml:space="preserve"> docker ps</w:t>
+            </w:r>
           </w:p>
           <w:p>
             <w:pPr>
@@ -14740,6 +14727,5051 @@
       </w:tr>
     </w:tbl>
     <w:p/>
+    <w:p/>
+    <w:p>
+      <w:pPr>
+        <w:pStyle w:val="1"/>
+        <w:ind w:left="360"/>
+      </w:pPr>
+      <w:r>
+        <w:rPr>
+          <w:rFonts w:hint="eastAsia"/>
+        </w:rPr>
+        <w:t>3.</w:t>
+      </w:r>
+      <w:r>
+        <w:t xml:space="preserve"> Run Multi-Nodes Fabric (1 CLI + 2 Peers + 1 Orderer)</w:t>
+      </w:r>
+    </w:p>
+    <w:p/>
+    <w:p>
+      <w:pPr>
+        <w:pStyle w:val="2"/>
+        <w:rPr>
+          <w:rStyle w:val="a3"/>
+          <w:color w:val="2F5496" w:themeColor="accent1" w:themeShade="BF"/>
+        </w:rPr>
+      </w:pPr>
+      <w:r>
+        <w:rPr>
+          <w:rStyle w:val="a3"/>
+          <w:color w:val="2F5496" w:themeColor="accent1" w:themeShade="BF"/>
+        </w:rPr>
+        <w:t>3</w:t>
+      </w:r>
+      <w:r>
+        <w:rPr>
+          <w:rStyle w:val="a3"/>
+          <w:color w:val="2F5496" w:themeColor="accent1" w:themeShade="BF"/>
+        </w:rPr>
+        <w:t xml:space="preserve">.1. </w:t>
+      </w:r>
+      <w:r>
+        <w:rPr>
+          <w:rStyle w:val="a3"/>
+          <w:rFonts w:hint="eastAsia"/>
+          <w:color w:val="2F5496" w:themeColor="accent1" w:themeShade="BF"/>
+        </w:rPr>
+        <w:t>P</w:t>
+      </w:r>
+      <w:r>
+        <w:rPr>
+          <w:rStyle w:val="a3"/>
+          <w:color w:val="2F5496" w:themeColor="accent1" w:themeShade="BF"/>
+        </w:rPr>
+        <w:t>repare the Hosts</w:t>
+      </w:r>
+    </w:p>
+    <w:p/>
+    <w:p>
+      <w:pPr>
+        <w:rPr>
+          <w:rFonts w:ascii="Times New Roman" w:hAnsi="Times New Roman" w:cs="Times New Roman"/>
+        </w:rPr>
+      </w:pPr>
+      <w:r>
+        <w:rPr>
+          <w:rFonts w:ascii="Times New Roman" w:hAnsi="Times New Roman" w:cs="Times New Roman"/>
+          <w:b/>
+          <w:bCs/>
+        </w:rPr>
+        <w:t>Step</w:t>
+      </w:r>
+      <w:r>
+        <w:rPr>
+          <w:rFonts w:ascii="Times New Roman" w:hAnsi="Times New Roman" w:cs="Times New Roman"/>
+          <w:b/>
+          <w:bCs/>
+        </w:rPr>
+        <w:t xml:space="preserve"> </w:t>
+      </w:r>
+      <w:r>
+        <w:rPr>
+          <w:rFonts w:ascii="Times New Roman" w:hAnsi="Times New Roman" w:cs="Times New Roman"/>
+          <w:b/>
+          <w:bCs/>
+        </w:rPr>
+        <w:t>1</w:t>
+      </w:r>
+      <w:r>
+        <w:rPr>
+          <w:rFonts w:ascii="Times New Roman" w:hAnsi="Times New Roman" w:cs="Times New Roman"/>
+          <w:b/>
+          <w:bCs/>
+        </w:rPr>
+        <w:t xml:space="preserve"> (Prepare)</w:t>
+      </w:r>
+      <w:r>
+        <w:rPr>
+          <w:rFonts w:ascii="Times New Roman" w:hAnsi="Times New Roman" w:cs="Times New Roman"/>
+          <w:b/>
+          <w:bCs/>
+        </w:rPr>
+        <w:t>:</w:t>
+      </w:r>
+      <w:r>
+        <w:rPr>
+          <w:rFonts w:ascii="Times New Roman" w:hAnsi="Times New Roman" w:cs="Times New Roman"/>
+        </w:rPr>
+        <w:t xml:space="preserve"> </w:t>
+      </w:r>
+      <w:r>
+        <w:rPr>
+          <w:rFonts w:ascii="Times New Roman" w:hAnsi="Times New Roman" w:cs="Times New Roman"/>
+        </w:rPr>
+        <w:t>All machines p</w:t>
+      </w:r>
+      <w:r>
+        <w:rPr>
+          <w:rFonts w:ascii="Times New Roman" w:hAnsi="Times New Roman" w:cs="Times New Roman"/>
+        </w:rPr>
+        <w:t>repare the host names</w:t>
+      </w:r>
+      <w:r>
+        <w:rPr>
+          <w:rFonts w:ascii="Times New Roman" w:hAnsi="Times New Roman" w:cs="Times New Roman"/>
+        </w:rPr>
+        <w:t>,</w:t>
+      </w:r>
+    </w:p>
+    <w:tbl>
+      <w:tblPr>
+        <w:tblStyle w:val="a4"/>
+        <w:tblW w:w="0" w:type="auto"/>
+        <w:tblLook w:val="04A0" w:firstRow="1" w:lastRow="0" w:firstColumn="1" w:lastColumn="0" w:noHBand="0" w:noVBand="1"/>
+      </w:tblPr>
+      <w:tblGrid>
+        <w:gridCol w:w="9350"/>
+      </w:tblGrid>
+      <w:tr>
+        <w:tc>
+          <w:tcPr>
+            <w:tcW w:w="9350" w:type="dxa"/>
+          </w:tcPr>
+          <w:p>
+            <w:pPr>
+              <w:rPr>
+                <w:rFonts w:ascii="Times New Roman" w:hAnsi="Times New Roman" w:cs="Times New Roman"/>
+              </w:rPr>
+            </w:pPr>
+            <w:r>
+              <w:rPr>
+                <w:rFonts w:ascii="Times New Roman" w:hAnsi="Times New Roman" w:cs="Times New Roman" w:hint="eastAsia"/>
+              </w:rPr>
+              <w:t>$</w:t>
+            </w:r>
+            <w:r>
+              <w:rPr>
+                <w:rFonts w:ascii="Times New Roman" w:hAnsi="Times New Roman" w:cs="Times New Roman"/>
+              </w:rPr>
+              <w:t xml:space="preserve"> vi /etc/hosts</w:t>
+            </w:r>
+          </w:p>
+        </w:tc>
+      </w:tr>
+    </w:tbl>
+    <w:p>
+      <w:pPr>
+        <w:rPr>
+          <w:rFonts w:ascii="Times New Roman" w:hAnsi="Times New Roman" w:cs="Times New Roman"/>
+        </w:rPr>
+      </w:pPr>
+    </w:p>
+    <w:tbl>
+      <w:tblPr>
+        <w:tblStyle w:val="a4"/>
+        <w:tblW w:w="0" w:type="auto"/>
+        <w:tblLook w:val="04A0" w:firstRow="1" w:lastRow="0" w:firstColumn="1" w:lastColumn="0" w:noHBand="0" w:noVBand="1"/>
+      </w:tblPr>
+      <w:tblGrid>
+        <w:gridCol w:w="9350"/>
+      </w:tblGrid>
+      <w:tr>
+        <w:tc>
+          <w:tcPr>
+            <w:tcW w:w="9350" w:type="dxa"/>
+          </w:tcPr>
+          <w:p>
+            <w:pPr>
+              <w:rPr>
+                <w:rFonts w:ascii="Times New Roman" w:hAnsi="Times New Roman" w:cs="Times New Roman"/>
+              </w:rPr>
+            </w:pPr>
+            <w:r>
+              <w:rPr>
+                <w:rFonts w:ascii="Times New Roman" w:hAnsi="Times New Roman" w:cs="Times New Roman"/>
+              </w:rPr>
+              <w:t># 172.31.210.67 cli</w:t>
+            </w:r>
+            <w:r>
+              <w:rPr>
+                <w:rFonts w:ascii="Times New Roman" w:hAnsi="Times New Roman" w:cs="Times New Roman"/>
+              </w:rPr>
+              <w:t xml:space="preserve"> </w:t>
+            </w:r>
+          </w:p>
+          <w:p>
+            <w:pPr>
+              <w:rPr>
+                <w:rFonts w:ascii="Times New Roman" w:hAnsi="Times New Roman" w:cs="Times New Roman"/>
+              </w:rPr>
+            </w:pPr>
+            <w:r>
+              <w:rPr>
+                <w:rFonts w:ascii="Times New Roman" w:hAnsi="Times New Roman" w:cs="Times New Roman"/>
+              </w:rPr>
+              <w:t>172.31.210.70 peer0.org1.example.com</w:t>
+            </w:r>
+          </w:p>
+          <w:p>
+            <w:pPr>
+              <w:rPr>
+                <w:rFonts w:ascii="Times New Roman" w:hAnsi="Times New Roman" w:cs="Times New Roman"/>
+              </w:rPr>
+            </w:pPr>
+            <w:r>
+              <w:rPr>
+                <w:rFonts w:ascii="Times New Roman" w:hAnsi="Times New Roman" w:cs="Times New Roman"/>
+              </w:rPr>
+              <w:t>172.31.210.71 peer0.org2.example.com</w:t>
+            </w:r>
+          </w:p>
+          <w:p>
+            <w:pPr>
+              <w:rPr>
+                <w:rFonts w:ascii="Times New Roman" w:hAnsi="Times New Roman" w:cs="Times New Roman"/>
+              </w:rPr>
+            </w:pPr>
+            <w:r>
+              <w:rPr>
+                <w:rFonts w:ascii="Times New Roman" w:hAnsi="Times New Roman" w:cs="Times New Roman"/>
+              </w:rPr>
+              <w:t>172.31.210.72 orderer.example.com</w:t>
+            </w:r>
+          </w:p>
+        </w:tc>
+      </w:tr>
+    </w:tbl>
+    <w:p>
+      <w:pPr>
+        <w:rPr>
+          <w:rFonts w:ascii="Times New Roman" w:hAnsi="Times New Roman" w:cs="Times New Roman"/>
+        </w:rPr>
+      </w:pPr>
+    </w:p>
+    <w:p>
+      <w:pPr>
+        <w:rPr>
+          <w:rFonts w:ascii="Times New Roman" w:hAnsi="Times New Roman" w:cs="Times New Roman"/>
+        </w:rPr>
+      </w:pPr>
+      <w:r>
+        <w:rPr>
+          <w:rFonts w:ascii="Times New Roman" w:hAnsi="Times New Roman" w:cs="Times New Roman"/>
+          <w:b/>
+          <w:bCs/>
+        </w:rPr>
+        <w:t>Step 2</w:t>
+      </w:r>
+      <w:r>
+        <w:rPr>
+          <w:rFonts w:ascii="Times New Roman" w:hAnsi="Times New Roman" w:cs="Times New Roman"/>
+          <w:b/>
+          <w:bCs/>
+        </w:rPr>
+        <w:t xml:space="preserve"> (Prepare)</w:t>
+      </w:r>
+      <w:r>
+        <w:rPr>
+          <w:rFonts w:ascii="Times New Roman" w:hAnsi="Times New Roman" w:cs="Times New Roman"/>
+          <w:b/>
+          <w:bCs/>
+        </w:rPr>
+        <w:t>:</w:t>
+      </w:r>
+      <w:r>
+        <w:rPr>
+          <w:rFonts w:ascii="Times New Roman" w:hAnsi="Times New Roman" w:cs="Times New Roman"/>
+        </w:rPr>
+        <w:t xml:space="preserve"> CLI prepares the Test-Network files,</w:t>
+      </w:r>
+    </w:p>
+    <w:tbl>
+      <w:tblPr>
+        <w:tblStyle w:val="a4"/>
+        <w:tblW w:w="0" w:type="auto"/>
+        <w:tblLook w:val="04A0" w:firstRow="1" w:lastRow="0" w:firstColumn="1" w:lastColumn="0" w:noHBand="0" w:noVBand="1"/>
+      </w:tblPr>
+      <w:tblGrid>
+        <w:gridCol w:w="9350"/>
+      </w:tblGrid>
+      <w:tr>
+        <w:tc>
+          <w:tcPr>
+            <w:tcW w:w="9350" w:type="dxa"/>
+          </w:tcPr>
+          <w:p>
+            <w:pPr>
+              <w:rPr>
+                <w:rFonts w:ascii="Times New Roman" w:hAnsi="Times New Roman" w:cs="Times New Roman"/>
+              </w:rPr>
+            </w:pPr>
+            <w:r>
+              <w:rPr>
+                <w:rFonts w:ascii="Times New Roman" w:hAnsi="Times New Roman" w:cs="Times New Roman" w:hint="eastAsia"/>
+              </w:rPr>
+              <w:t>$</w:t>
+            </w:r>
+            <w:r>
+              <w:rPr>
+                <w:rFonts w:ascii="Times New Roman" w:hAnsi="Times New Roman" w:cs="Times New Roman"/>
+              </w:rPr>
+              <w:t xml:space="preserve"> cd $H</w:t>
+            </w:r>
+            <w:r>
+              <w:rPr>
+                <w:rFonts w:ascii="Times New Roman" w:hAnsi="Times New Roman" w:cs="Times New Roman"/>
+              </w:rPr>
+              <w:t>OME/fabric-samples</w:t>
+            </w:r>
+          </w:p>
+          <w:p>
+            <w:pPr>
+              <w:rPr>
+                <w:rFonts w:ascii="Times New Roman" w:hAnsi="Times New Roman" w:cs="Times New Roman"/>
+              </w:rPr>
+            </w:pPr>
+            <w:r>
+              <w:rPr>
+                <w:rFonts w:ascii="Times New Roman" w:hAnsi="Times New Roman" w:cs="Times New Roman"/>
+              </w:rPr>
+              <w:t>$ mkdir demo-first</w:t>
+            </w:r>
+            <w:r>
+              <w:rPr>
+                <w:rFonts w:ascii="Times New Roman" w:hAnsi="Times New Roman" w:cs="Times New Roman"/>
+              </w:rPr>
+              <w:br/>
+              <w:t>$ cd $HOME/fabric-samples/demo-first</w:t>
+            </w:r>
+          </w:p>
+          <w:p>
+            <w:pPr>
+              <w:rPr>
+                <w:rFonts w:ascii="Times New Roman" w:hAnsi="Times New Roman" w:cs="Times New Roman"/>
+              </w:rPr>
+            </w:pPr>
+            <w:r>
+              <w:rPr>
+                <w:rFonts w:ascii="Times New Roman" w:hAnsi="Times New Roman" w:cs="Times New Roman"/>
+              </w:rPr>
+              <w:t xml:space="preserve">$ vi </w:t>
+            </w:r>
+            <w:hyperlink r:id="rId98" w:anchor="file-crypto-config-yaml" w:history="1">
+              <w:r>
+                <w:rPr>
+                  <w:rStyle w:val="a7"/>
+                  <w:rFonts w:ascii="Times New Roman" w:hAnsi="Times New Roman" w:cs="Times New Roman"/>
+                </w:rPr>
+                <w:t>crypto-config.yaml</w:t>
+              </w:r>
+            </w:hyperlink>
+          </w:p>
+          <w:p>
+            <w:pPr>
+              <w:rPr>
+                <w:rFonts w:ascii="Times New Roman" w:hAnsi="Times New Roman" w:cs="Times New Roman"/>
+              </w:rPr>
+            </w:pPr>
+            <w:r>
+              <w:rPr>
+                <w:rFonts w:ascii="Times New Roman" w:hAnsi="Times New Roman" w:cs="Times New Roman"/>
+              </w:rPr>
+              <w:t xml:space="preserve">$ vi </w:t>
+            </w:r>
+            <w:hyperlink r:id="rId99" w:anchor="file-configtx-yaml" w:history="1">
+              <w:r>
+                <w:rPr>
+                  <w:rStyle w:val="a7"/>
+                  <w:rFonts w:ascii="Times New Roman" w:hAnsi="Times New Roman" w:cs="Times New Roman"/>
+                </w:rPr>
+                <w:t>configtx.yaml</w:t>
+              </w:r>
+            </w:hyperlink>
+          </w:p>
+          <w:p>
+            <w:pPr>
+              <w:rPr>
+                <w:rFonts w:ascii="Times New Roman" w:hAnsi="Times New Roman" w:cs="Times New Roman"/>
+              </w:rPr>
+            </w:pPr>
+          </w:p>
+          <w:p>
+            <w:pPr>
+              <w:rPr>
+                <w:rFonts w:ascii="Times New Roman" w:hAnsi="Times New Roman" w:cs="Times New Roman"/>
+              </w:rPr>
+            </w:pPr>
+            <w:r>
+              <w:rPr>
+                <w:rFonts w:ascii="Times New Roman" w:hAnsi="Times New Roman" w:cs="Times New Roman"/>
+              </w:rPr>
+              <w:t xml:space="preserve">$ vi </w:t>
+            </w:r>
+            <w:hyperlink r:id="rId100" w:anchor="file-peer0-org1-yaml" w:history="1">
+              <w:r>
+                <w:rPr>
+                  <w:rStyle w:val="a7"/>
+                  <w:rFonts w:ascii="Times New Roman" w:hAnsi="Times New Roman" w:cs="Times New Roman"/>
+                </w:rPr>
+                <w:t xml:space="preserve">peer0-org1.yaml </w:t>
+              </w:r>
+            </w:hyperlink>
+          </w:p>
+          <w:p>
+            <w:pPr>
+              <w:rPr>
+                <w:rFonts w:ascii="Times New Roman" w:hAnsi="Times New Roman" w:cs="Times New Roman"/>
+              </w:rPr>
+            </w:pPr>
+            <w:r>
+              <w:rPr>
+                <w:rFonts w:ascii="Times New Roman" w:hAnsi="Times New Roman" w:cs="Times New Roman"/>
+              </w:rPr>
+              <w:t xml:space="preserve">$ vi </w:t>
+            </w:r>
+            <w:hyperlink r:id="rId101" w:anchor="file-peer0-org2-yaml" w:history="1">
+              <w:r>
+                <w:rPr>
+                  <w:rStyle w:val="a7"/>
+                  <w:rFonts w:ascii="Times New Roman" w:hAnsi="Times New Roman" w:cs="Times New Roman"/>
+                </w:rPr>
+                <w:t>peer0-org2.yaml</w:t>
+              </w:r>
+            </w:hyperlink>
+            <w:r>
+              <w:rPr>
+                <w:rFonts w:ascii="Times New Roman" w:hAnsi="Times New Roman" w:cs="Times New Roman"/>
+              </w:rPr>
+              <w:t xml:space="preserve"> </w:t>
+            </w:r>
+          </w:p>
+          <w:p>
+            <w:pPr>
+              <w:rPr>
+                <w:rFonts w:ascii="Times New Roman" w:hAnsi="Times New Roman" w:cs="Times New Roman"/>
+              </w:rPr>
+            </w:pPr>
+          </w:p>
+          <w:p>
+            <w:pPr>
+              <w:rPr>
+                <w:rFonts w:ascii="Times New Roman" w:hAnsi="Times New Roman" w:cs="Times New Roman"/>
+              </w:rPr>
+            </w:pPr>
+            <w:r>
+              <w:rPr>
+                <w:rFonts w:ascii="Times New Roman" w:hAnsi="Times New Roman" w:cs="Times New Roman"/>
+              </w:rPr>
+              <w:t xml:space="preserve">$ vi </w:t>
+            </w:r>
+            <w:hyperlink r:id="rId102" w:anchor="file-orderer1-yaml" w:history="1">
+              <w:r>
+                <w:rPr>
+                  <w:rStyle w:val="a7"/>
+                  <w:rFonts w:ascii="Times New Roman" w:hAnsi="Times New Roman" w:cs="Times New Roman"/>
+                </w:rPr>
+                <w:t xml:space="preserve">orderer1.yaml </w:t>
+              </w:r>
+            </w:hyperlink>
+          </w:p>
+          <w:p>
+            <w:pPr>
+              <w:rPr>
+                <w:rFonts w:ascii="Times New Roman" w:hAnsi="Times New Roman" w:cs="Times New Roman"/>
+              </w:rPr>
+            </w:pPr>
+          </w:p>
+          <w:p>
+            <w:pPr>
+              <w:rPr>
+                <w:rFonts w:ascii="Times New Roman" w:hAnsi="Times New Roman" w:cs="Times New Roman"/>
+              </w:rPr>
+            </w:pPr>
+            <w:r>
+              <w:rPr>
+                <w:rFonts w:ascii="Times New Roman" w:hAnsi="Times New Roman" w:cs="Times New Roman"/>
+              </w:rPr>
+              <w:t xml:space="preserve">$ vi </w:t>
+            </w:r>
+            <w:hyperlink r:id="rId103" w:anchor="file-cli-yaml" w:history="1">
+              <w:r>
+                <w:rPr>
+                  <w:rStyle w:val="a7"/>
+                  <w:rFonts w:ascii="Times New Roman" w:hAnsi="Times New Roman" w:cs="Times New Roman"/>
+                </w:rPr>
+                <w:t>cli.yaml</w:t>
+              </w:r>
+            </w:hyperlink>
+            <w:r>
+              <w:rPr>
+                <w:rFonts w:ascii="Times New Roman" w:hAnsi="Times New Roman" w:cs="Times New Roman"/>
+              </w:rPr>
+              <w:t xml:space="preserve"> </w:t>
+            </w:r>
+            <w:r>
+              <w:rPr>
+                <w:rFonts w:ascii="Times New Roman" w:hAnsi="Times New Roman" w:cs="Times New Roman"/>
+              </w:rPr>
+              <w:t xml:space="preserve">// (of </w:t>
+            </w:r>
+            <w:r>
+              <w:rPr>
+                <w:rFonts w:ascii="Times New Roman" w:hAnsi="Times New Roman" w:cs="Times New Roman"/>
+              </w:rPr>
+              <w:t>peer0.org1</w:t>
+            </w:r>
+            <w:r>
+              <w:rPr>
+                <w:rFonts w:ascii="Times New Roman" w:hAnsi="Times New Roman" w:cs="Times New Roman"/>
+              </w:rPr>
+              <w:t>)</w:t>
+            </w:r>
+          </w:p>
+          <w:p>
+            <w:pPr>
+              <w:rPr>
+                <w:rFonts w:ascii="Times New Roman" w:hAnsi="Times New Roman" w:cs="Times New Roman"/>
+              </w:rPr>
+            </w:pPr>
+          </w:p>
+          <w:p>
+            <w:pPr>
+              <w:rPr>
+                <w:rFonts w:ascii="Times New Roman" w:hAnsi="Times New Roman" w:cs="Times New Roman"/>
+              </w:rPr>
+            </w:pPr>
+            <w:r>
+              <w:rPr>
+                <w:rFonts w:ascii="Times New Roman" w:hAnsi="Times New Roman" w:cs="Times New Roman"/>
+              </w:rPr>
+              <w:t>$ vi $HOME/fabric-samples/chaincode/abstore/go/</w:t>
+            </w:r>
+            <w:hyperlink r:id="rId104" w:anchor="file-abstore-go" w:history="1">
+              <w:r>
+                <w:rPr>
+                  <w:rStyle w:val="a7"/>
+                  <w:rFonts w:ascii="Times New Roman" w:hAnsi="Times New Roman" w:cs="Times New Roman"/>
+                  <w:bCs/>
+                </w:rPr>
+                <w:t>abstore.go</w:t>
+              </w:r>
+            </w:hyperlink>
+            <w:r>
+              <w:rPr>
+                <w:rFonts w:ascii="Times New Roman" w:hAnsi="Times New Roman" w:cs="Times New Roman"/>
+              </w:rPr>
+              <w:t xml:space="preserve"> // our proposed key-value chaincode</w:t>
+            </w:r>
+          </w:p>
+          <w:p>
+            <w:pPr>
+              <w:rPr>
+                <w:rFonts w:ascii="Times New Roman" w:hAnsi="Times New Roman" w:cs="Times New Roman"/>
+              </w:rPr>
+            </w:pPr>
+            <w:r>
+              <w:rPr>
+                <w:rFonts w:ascii="Times New Roman" w:hAnsi="Times New Roman" w:cs="Times New Roman"/>
+              </w:rPr>
+              <w:t>$ vi $HOME/fabric-samples/chaincode/abstore/go/</w:t>
+            </w:r>
+            <w:hyperlink r:id="rId105" w:anchor="file-go-mod" w:history="1">
+              <w:r>
+                <w:rPr>
+                  <w:rStyle w:val="a7"/>
+                  <w:rFonts w:ascii="Times New Roman" w:hAnsi="Times New Roman" w:cs="Times New Roman"/>
+                  <w:bCs/>
+                </w:rPr>
+                <w:t>go.mod</w:t>
+              </w:r>
+            </w:hyperlink>
+          </w:p>
+        </w:tc>
+      </w:tr>
+    </w:tbl>
+    <w:p>
+      <w:pPr>
+        <w:rPr>
+          <w:rFonts w:ascii="Times New Roman" w:hAnsi="Times New Roman" w:cs="Times New Roman"/>
+        </w:rPr>
+      </w:pPr>
+    </w:p>
+    <w:p>
+      <w:pPr>
+        <w:rPr>
+          <w:rFonts w:ascii="Times New Roman" w:hAnsi="Times New Roman" w:cs="Times New Roman"/>
+        </w:rPr>
+      </w:pPr>
+      <w:r>
+        <w:rPr>
+          <w:rFonts w:ascii="Times New Roman" w:hAnsi="Times New Roman" w:cs="Times New Roman"/>
+          <w:b/>
+          <w:bCs/>
+        </w:rPr>
+        <w:t>Step</w:t>
+      </w:r>
+      <w:r>
+        <w:rPr>
+          <w:rFonts w:ascii="Times New Roman" w:hAnsi="Times New Roman" w:cs="Times New Roman"/>
+          <w:b/>
+          <w:bCs/>
+        </w:rPr>
+        <w:t xml:space="preserve"> 2 (Prepare)</w:t>
+      </w:r>
+      <w:r>
+        <w:rPr>
+          <w:rFonts w:ascii="Times New Roman" w:hAnsi="Times New Roman" w:cs="Times New Roman"/>
+          <w:b/>
+          <w:bCs/>
+        </w:rPr>
+        <w:t>:</w:t>
+      </w:r>
+      <w:r>
+        <w:rPr>
+          <w:rFonts w:ascii="Times New Roman" w:hAnsi="Times New Roman" w:cs="Times New Roman"/>
+        </w:rPr>
+        <w:t xml:space="preserve"> </w:t>
+      </w:r>
+      <w:r>
+        <w:rPr>
+          <w:rFonts w:ascii="Times New Roman" w:hAnsi="Times New Roman" w:cs="Times New Roman"/>
+        </w:rPr>
+        <w:t>All machines prepare the timestamp alignment,</w:t>
+      </w:r>
+    </w:p>
+    <w:tbl>
+      <w:tblPr>
+        <w:tblStyle w:val="a4"/>
+        <w:tblW w:w="0" w:type="auto"/>
+        <w:tblLook w:val="04A0" w:firstRow="1" w:lastRow="0" w:firstColumn="1" w:lastColumn="0" w:noHBand="0" w:noVBand="1"/>
+      </w:tblPr>
+      <w:tblGrid>
+        <w:gridCol w:w="9350"/>
+      </w:tblGrid>
+      <w:tr>
+        <w:tc>
+          <w:tcPr>
+            <w:tcW w:w="9350" w:type="dxa"/>
+          </w:tcPr>
+          <w:p>
+            <w:r>
+              <w:t>$ date +%s</w:t>
+            </w:r>
+            <w:r>
+              <w:t xml:space="preserve"> // check the timestamp</w:t>
+            </w:r>
+          </w:p>
+          <w:p>
+            <w:pPr>
+              <w:rPr>
+                <w:rFonts w:ascii="Times New Roman" w:hAnsi="Times New Roman" w:cs="Times New Roman"/>
+              </w:rPr>
+            </w:pPr>
+          </w:p>
+          <w:p>
+            <w:r>
+              <w:t>$ sudo apt-get install ntpdate</w:t>
+            </w:r>
+            <w:r>
+              <w:t xml:space="preserve"> // align the timestamp</w:t>
+            </w:r>
+          </w:p>
+          <w:p>
+            <w:r>
+              <w:t>$ sudo ntpdate cn.pool.ntp.org</w:t>
+            </w:r>
+          </w:p>
+          <w:p>
+            <w:r>
+              <w:t xml:space="preserve">$ sudo hwclock </w:t>
+            </w:r>
+            <w:r>
+              <w:t>–</w:t>
+            </w:r>
+            <w:r>
+              <w:t>systohc</w:t>
+            </w:r>
+          </w:p>
+          <w:p>
+            <w:pPr>
+              <w:rPr>
+                <w:rFonts w:ascii="Times New Roman" w:hAnsi="Times New Roman" w:cs="Times New Roman"/>
+              </w:rPr>
+            </w:pPr>
+          </w:p>
+          <w:p>
+            <w:r>
+              <w:t>$ date +%s</w:t>
+            </w:r>
+            <w:r>
+              <w:t xml:space="preserve"> // check the timestamp</w:t>
+            </w:r>
+            <w:r>
+              <w:rPr>
+                <w:rFonts w:hint="eastAsia"/>
+              </w:rPr>
+              <w:t xml:space="preserve"> </w:t>
+            </w:r>
+            <w:r>
+              <w:t>again</w:t>
+            </w:r>
+          </w:p>
+        </w:tc>
+      </w:tr>
+    </w:tbl>
+    <w:p>
+      <w:pPr>
+        <w:rPr>
+          <w:rFonts w:ascii="Times New Roman" w:hAnsi="Times New Roman" w:cs="Times New Roman"/>
+        </w:rPr>
+      </w:pPr>
+    </w:p>
+    <w:p>
+      <w:pPr>
+        <w:rPr>
+          <w:rFonts w:ascii="Times New Roman" w:hAnsi="Times New Roman" w:cs="Times New Roman"/>
+        </w:rPr>
+      </w:pPr>
+      <w:r>
+        <w:rPr>
+          <w:rFonts w:ascii="Times New Roman" w:hAnsi="Times New Roman" w:cs="Times New Roman"/>
+          <w:b/>
+          <w:bCs/>
+        </w:rPr>
+        <w:t>Step</w:t>
+      </w:r>
+      <w:r>
+        <w:rPr>
+          <w:rFonts w:ascii="Times New Roman" w:hAnsi="Times New Roman" w:cs="Times New Roman"/>
+          <w:b/>
+          <w:bCs/>
+        </w:rPr>
+        <w:t xml:space="preserve"> 3 (Run)</w:t>
+      </w:r>
+      <w:r>
+        <w:rPr>
+          <w:rFonts w:ascii="Times New Roman" w:hAnsi="Times New Roman" w:cs="Times New Roman"/>
+          <w:b/>
+          <w:bCs/>
+        </w:rPr>
+        <w:t>:</w:t>
+      </w:r>
+      <w:r>
+        <w:rPr>
+          <w:rFonts w:ascii="Times New Roman" w:hAnsi="Times New Roman" w:cs="Times New Roman"/>
+        </w:rPr>
+        <w:t xml:space="preserve"> </w:t>
+      </w:r>
+      <w:r>
+        <w:rPr>
+          <w:rFonts w:ascii="Times New Roman" w:hAnsi="Times New Roman" w:cs="Times New Roman"/>
+        </w:rPr>
+        <w:t>CLI runs the initial block generation,</w:t>
+      </w:r>
+    </w:p>
+    <w:tbl>
+      <w:tblPr>
+        <w:tblStyle w:val="a4"/>
+        <w:tblW w:w="0" w:type="auto"/>
+        <w:tblLook w:val="04A0" w:firstRow="1" w:lastRow="0" w:firstColumn="1" w:lastColumn="0" w:noHBand="0" w:noVBand="1"/>
+      </w:tblPr>
+      <w:tblGrid>
+        <w:gridCol w:w="9350"/>
+      </w:tblGrid>
+      <w:tr>
+        <w:tc>
+          <w:tcPr>
+            <w:tcW w:w="9350" w:type="dxa"/>
+          </w:tcPr>
+          <w:p>
+            <w:pPr>
+              <w:rPr>
+                <w:rFonts w:ascii="Times New Roman" w:hAnsi="Times New Roman" w:cs="Times New Roman"/>
+              </w:rPr>
+            </w:pPr>
+            <w:r>
+              <w:rPr>
+                <w:rFonts w:ascii="Times New Roman" w:hAnsi="Times New Roman" w:cs="Times New Roman" w:hint="eastAsia"/>
+              </w:rPr>
+              <w:t>$</w:t>
+            </w:r>
+            <w:r>
+              <w:rPr>
+                <w:rFonts w:ascii="Times New Roman" w:hAnsi="Times New Roman" w:cs="Times New Roman"/>
+              </w:rPr>
+              <w:t xml:space="preserve"> cd $HOME/fabric-samples/demo-first</w:t>
+            </w:r>
+          </w:p>
+          <w:p>
+            <w:pPr>
+              <w:rPr>
+                <w:rFonts w:ascii="Times New Roman" w:hAnsi="Times New Roman" w:cs="Times New Roman"/>
+              </w:rPr>
+            </w:pPr>
+            <w:r>
+              <w:rPr>
+                <w:rFonts w:ascii="Times New Roman" w:hAnsi="Times New Roman" w:cs="Times New Roman" w:hint="eastAsia"/>
+              </w:rPr>
+              <w:lastRenderedPageBreak/>
+              <w:t>$</w:t>
+            </w:r>
+            <w:r>
+              <w:rPr>
+                <w:rFonts w:ascii="Times New Roman" w:hAnsi="Times New Roman" w:cs="Times New Roman"/>
+              </w:rPr>
+              <w:t xml:space="preserve"> chmod +x *.sh</w:t>
+            </w:r>
+          </w:p>
+          <w:p>
+            <w:pPr>
+              <w:rPr>
+                <w:rStyle w:val="a7"/>
+                <w:rFonts w:ascii="Times New Roman" w:hAnsi="Times New Roman" w:cs="Times New Roman"/>
+                <w:b/>
+                <w:bCs/>
+              </w:rPr>
+            </w:pPr>
+            <w:r>
+              <w:rPr>
+                <w:rFonts w:ascii="Times New Roman" w:hAnsi="Times New Roman" w:cs="Times New Roman" w:hint="eastAsia"/>
+              </w:rPr>
+              <w:t>$</w:t>
+            </w:r>
+            <w:r>
+              <w:rPr>
+                <w:rFonts w:ascii="Times New Roman" w:hAnsi="Times New Roman" w:cs="Times New Roman"/>
+              </w:rPr>
+              <w:t xml:space="preserve"> </w:t>
+            </w:r>
+            <w:hyperlink r:id="rId106" w:anchor="file-config-sh" w:history="1">
+              <w:r>
+                <w:rPr>
+                  <w:rStyle w:val="a7"/>
+                  <w:rFonts w:ascii="Times New Roman" w:hAnsi="Times New Roman" w:cs="Times New Roman"/>
+                  <w:b/>
+                  <w:bCs/>
+                </w:rPr>
+                <w:t>./config.sh</w:t>
+              </w:r>
+            </w:hyperlink>
+          </w:p>
+          <w:p>
+            <w:pPr>
+              <w:rPr>
+                <w:rFonts w:ascii="Times New Roman" w:hAnsi="Times New Roman" w:cs="Times New Roman"/>
+              </w:rPr>
+            </w:pPr>
+          </w:p>
+          <w:p>
+            <w:pPr>
+              <w:rPr>
+                <w:rFonts w:ascii="Times New Roman" w:hAnsi="Times New Roman" w:cs="Times New Roman"/>
+              </w:rPr>
+            </w:pPr>
+            <w:r>
+              <w:rPr>
+                <w:rFonts w:ascii="Times New Roman" w:hAnsi="Times New Roman" w:cs="Times New Roman"/>
+                <w:noProof/>
+              </w:rPr>
+              <w:drawing>
+                <wp:inline distT="0" distB="0" distL="0" distR="0" wp14:anchorId="30043724" wp14:editId="2CC42E14">
+                  <wp:extent cx="5943600" cy="1470660"/>
+                  <wp:effectExtent l="0" t="0" r="0" b="0"/>
+                  <wp:docPr id="8" name="图片 8"/>
+                  <wp:cNvGraphicFramePr>
+                    <a:graphicFrameLocks xmlns:a="http://schemas.openxmlformats.org/drawingml/2006/main" noChangeAspect="1"/>
+                  </wp:cNvGraphicFramePr>
+                  <a:graphic xmlns:a="http://schemas.openxmlformats.org/drawingml/2006/main">
+                    <a:graphicData uri="http://schemas.openxmlformats.org/drawingml/2006/picture">
+                      <pic:pic xmlns:pic="http://schemas.openxmlformats.org/drawingml/2006/picture">
+                        <pic:nvPicPr>
+                          <pic:cNvPr id="1" name=""/>
+                          <pic:cNvPicPr/>
+                        </pic:nvPicPr>
+                        <pic:blipFill>
+                          <a:blip r:embed="rId42"/>
+                          <a:stretch>
+                            <a:fillRect/>
+                          </a:stretch>
+                        </pic:blipFill>
+                        <pic:spPr>
+                          <a:xfrm>
+                            <a:off x="0" y="0"/>
+                            <a:ext cx="5943600" cy="1470660"/>
+                          </a:xfrm>
+                          <a:prstGeom prst="rect">
+                            <a:avLst/>
+                          </a:prstGeom>
+                        </pic:spPr>
+                      </pic:pic>
+                    </a:graphicData>
+                  </a:graphic>
+                </wp:inline>
+              </w:drawing>
+            </w:r>
+          </w:p>
+          <w:p>
+            <w:pPr>
+              <w:rPr>
+                <w:rFonts w:ascii="Times New Roman" w:hAnsi="Times New Roman" w:cs="Times New Roman"/>
+              </w:rPr>
+            </w:pPr>
+          </w:p>
+        </w:tc>
+      </w:tr>
+    </w:tbl>
+    <w:p>
+      <w:pPr>
+        <w:rPr>
+          <w:rFonts w:ascii="Times New Roman" w:hAnsi="Times New Roman" w:cs="Times New Roman"/>
+        </w:rPr>
+      </w:pPr>
+    </w:p>
+    <w:tbl>
+      <w:tblPr>
+        <w:tblStyle w:val="a4"/>
+        <w:tblW w:w="0" w:type="auto"/>
+        <w:tblLook w:val="04A0" w:firstRow="1" w:lastRow="0" w:firstColumn="1" w:lastColumn="0" w:noHBand="0" w:noVBand="1"/>
+      </w:tblPr>
+      <w:tblGrid>
+        <w:gridCol w:w="9350"/>
+      </w:tblGrid>
+      <w:tr>
+        <w:tc>
+          <w:tcPr>
+            <w:tcW w:w="9350" w:type="dxa"/>
+          </w:tcPr>
+          <w:p>
+            <w:pPr>
+              <w:rPr>
+                <w:rFonts w:ascii="Times New Roman" w:hAnsi="Times New Roman" w:cs="Times New Roman"/>
+              </w:rPr>
+            </w:pPr>
+            <w:r>
+              <w:rPr>
+                <w:rFonts w:ascii="Times New Roman" w:hAnsi="Times New Roman" w:cs="Times New Roman"/>
+              </w:rPr>
+              <w:t>$ cd $HOME/fabric-samples/demo-first/workload/tls</w:t>
+            </w:r>
+          </w:p>
+          <w:p>
+            <w:pPr>
+              <w:rPr>
+                <w:rFonts w:ascii="Times New Roman" w:hAnsi="Times New Roman" w:cs="Times New Roman"/>
+              </w:rPr>
+            </w:pPr>
+            <w:r>
+              <w:rPr>
+                <w:rFonts w:ascii="Times New Roman" w:hAnsi="Times New Roman" w:cs="Times New Roman"/>
+              </w:rPr>
+              <w:t>$ chmod +x *.sh</w:t>
+            </w:r>
+          </w:p>
+          <w:p>
+            <w:pPr>
+              <w:rPr>
+                <w:rFonts w:ascii="Times New Roman" w:hAnsi="Times New Roman" w:cs="Times New Roman"/>
+              </w:rPr>
+            </w:pPr>
+          </w:p>
+          <w:p>
+            <w:pPr>
+              <w:rPr>
+                <w:rFonts w:ascii="Times New Roman" w:hAnsi="Times New Roman" w:cs="Times New Roman"/>
+              </w:rPr>
+            </w:pPr>
+            <w:r>
+              <w:rPr>
+                <w:rFonts w:ascii="Times New Roman" w:hAnsi="Times New Roman" w:cs="Times New Roman"/>
+              </w:rPr>
+              <w:t>$ cd $HOME/fabric-samples/demo-first/workload</w:t>
+            </w:r>
+          </w:p>
+          <w:p>
+            <w:pPr>
+              <w:rPr>
+                <w:rFonts w:ascii="Times New Roman" w:hAnsi="Times New Roman" w:cs="Times New Roman"/>
+              </w:rPr>
+            </w:pPr>
+            <w:r>
+              <w:rPr>
+                <w:rFonts w:ascii="Times New Roman" w:hAnsi="Times New Roman" w:cs="Times New Roman"/>
+              </w:rPr>
+              <w:t>$ chmod +x *.sh</w:t>
+            </w:r>
+          </w:p>
+          <w:p>
+            <w:pPr>
+              <w:rPr>
+                <w:rFonts w:ascii="Times New Roman" w:hAnsi="Times New Roman" w:cs="Times New Roman"/>
+              </w:rPr>
+            </w:pPr>
+            <w:r>
+              <w:rPr>
+                <w:rFonts w:ascii="Times New Roman" w:hAnsi="Times New Roman" w:cs="Times New Roman" w:hint="eastAsia"/>
+              </w:rPr>
+              <w:t>$</w:t>
+            </w:r>
+            <w:r>
+              <w:rPr>
+                <w:rFonts w:ascii="Times New Roman" w:hAnsi="Times New Roman" w:cs="Times New Roman"/>
+              </w:rPr>
+              <w:t xml:space="preserve"> wget </w:t>
+            </w:r>
+            <w:hyperlink r:id="rId107" w:history="1">
+              <w:r>
+                <w:rPr>
+                  <w:rStyle w:val="a7"/>
+                  <w:rFonts w:ascii="Times New Roman" w:hAnsi="Times New Roman" w:cs="Times New Roman"/>
+                </w:rPr>
+                <w:t>https://gitee.com/joe32065/fabric_2_2/releases/download/fabric-v2.2.0/node_modules.zip</w:t>
+              </w:r>
+            </w:hyperlink>
+          </w:p>
+          <w:p>
+            <w:pPr>
+              <w:rPr>
+                <w:rFonts w:ascii="Times New Roman" w:hAnsi="Times New Roman" w:cs="Times New Roman"/>
+              </w:rPr>
+            </w:pPr>
+            <w:r>
+              <w:rPr>
+                <w:rFonts w:ascii="Times New Roman" w:hAnsi="Times New Roman" w:cs="Times New Roman"/>
+              </w:rPr>
+              <w:t xml:space="preserve">$ unzip </w:t>
+            </w:r>
+            <w:r>
+              <w:rPr>
+                <w:rFonts w:ascii="Times New Roman" w:hAnsi="Times New Roman" w:cs="Times New Roman"/>
+              </w:rPr>
+              <w:t>node_modules.zip</w:t>
+            </w:r>
+          </w:p>
+          <w:p>
+            <w:pPr>
+              <w:rPr>
+                <w:rFonts w:ascii="Times New Roman" w:hAnsi="Times New Roman" w:cs="Times New Roman"/>
+              </w:rPr>
+            </w:pPr>
+          </w:p>
+          <w:p>
+            <w:pPr>
+              <w:rPr>
+                <w:rFonts w:ascii="Times New Roman" w:hAnsi="Times New Roman" w:cs="Times New Roman"/>
+              </w:rPr>
+            </w:pPr>
+            <w:r>
+              <w:rPr>
+                <w:rFonts w:ascii="Times New Roman" w:hAnsi="Times New Roman" w:cs="Times New Roman"/>
+              </w:rPr>
+              <w:t>$ cd $HOME/fabric-samples/demo-first/scripts</w:t>
+            </w:r>
+          </w:p>
+          <w:p>
+            <w:pPr>
+              <w:rPr>
+                <w:rFonts w:ascii="Times New Roman" w:hAnsi="Times New Roman" w:cs="Times New Roman"/>
+              </w:rPr>
+            </w:pPr>
+            <w:r>
+              <w:rPr>
+                <w:rFonts w:ascii="Times New Roman" w:hAnsi="Times New Roman" w:cs="Times New Roman"/>
+              </w:rPr>
+              <w:t>$ chmod +x *.sh</w:t>
+            </w:r>
+          </w:p>
+        </w:tc>
+      </w:tr>
+    </w:tbl>
+    <w:p>
+      <w:pPr>
+        <w:rPr>
+          <w:rFonts w:ascii="Times New Roman" w:hAnsi="Times New Roman" w:cs="Times New Roman"/>
+        </w:rPr>
+      </w:pPr>
+    </w:p>
+    <w:p>
+      <w:pPr>
+        <w:rPr>
+          <w:rFonts w:ascii="Times New Roman" w:hAnsi="Times New Roman" w:cs="Times New Roman"/>
+        </w:rPr>
+      </w:pPr>
+      <w:r>
+        <w:rPr>
+          <w:rFonts w:ascii="Times New Roman" w:hAnsi="Times New Roman" w:cs="Times New Roman"/>
+          <w:b/>
+          <w:bCs/>
+        </w:rPr>
+        <w:t>Step</w:t>
+      </w:r>
+      <w:r>
+        <w:rPr>
+          <w:rFonts w:ascii="Times New Roman" w:hAnsi="Times New Roman" w:cs="Times New Roman"/>
+          <w:b/>
+          <w:bCs/>
+        </w:rPr>
+        <w:t xml:space="preserve"> 4 (Run)</w:t>
+      </w:r>
+      <w:r>
+        <w:rPr>
+          <w:rFonts w:ascii="Times New Roman" w:hAnsi="Times New Roman" w:cs="Times New Roman"/>
+          <w:b/>
+          <w:bCs/>
+        </w:rPr>
+        <w:t>:</w:t>
+      </w:r>
+      <w:r>
+        <w:rPr>
+          <w:rFonts w:ascii="Times New Roman" w:hAnsi="Times New Roman" w:cs="Times New Roman"/>
+        </w:rPr>
+        <w:t xml:space="preserve"> </w:t>
+      </w:r>
+      <w:r>
+        <w:rPr>
+          <w:rFonts w:ascii="Times New Roman" w:hAnsi="Times New Roman" w:cs="Times New Roman"/>
+        </w:rPr>
+        <w:t>CLI scp the contents to all machines including peers and orderers,</w:t>
+      </w:r>
+    </w:p>
+    <w:tbl>
+      <w:tblPr>
+        <w:tblStyle w:val="a4"/>
+        <w:tblW w:w="0" w:type="auto"/>
+        <w:tblLook w:val="04A0" w:firstRow="1" w:lastRow="0" w:firstColumn="1" w:lastColumn="0" w:noHBand="0" w:noVBand="1"/>
+      </w:tblPr>
+      <w:tblGrid>
+        <w:gridCol w:w="9350"/>
+      </w:tblGrid>
+      <w:tr>
+        <w:tc>
+          <w:tcPr>
+            <w:tcW w:w="9350" w:type="dxa"/>
+          </w:tcPr>
+          <w:p>
+            <w:pPr>
+              <w:rPr>
+                <w:rFonts w:ascii="Times New Roman" w:hAnsi="Times New Roman" w:cs="Times New Roman"/>
+              </w:rPr>
+            </w:pPr>
+            <w:r>
+              <w:rPr>
+                <w:rFonts w:ascii="Times New Roman" w:hAnsi="Times New Roman" w:cs="Times New Roman" w:hint="eastAsia"/>
+              </w:rPr>
+              <w:t>$</w:t>
+            </w:r>
+            <w:r>
+              <w:rPr>
+                <w:rFonts w:ascii="Times New Roman" w:hAnsi="Times New Roman" w:cs="Times New Roman"/>
+              </w:rPr>
+              <w:t xml:space="preserve"> cd $HOME/fabric-samples/demo-first</w:t>
+            </w:r>
+          </w:p>
+          <w:p>
+            <w:pPr>
+              <w:rPr>
+                <w:rStyle w:val="a7"/>
+                <w:rFonts w:ascii="Times New Roman" w:hAnsi="Times New Roman" w:cs="Times New Roman"/>
+                <w:b/>
+                <w:bCs/>
+              </w:rPr>
+            </w:pPr>
+            <w:r>
+              <w:rPr>
+                <w:rFonts w:ascii="Times New Roman" w:hAnsi="Times New Roman" w:cs="Times New Roman" w:hint="eastAsia"/>
+              </w:rPr>
+              <w:t>$</w:t>
+            </w:r>
+            <w:r>
+              <w:rPr>
+                <w:rFonts w:ascii="Times New Roman" w:hAnsi="Times New Roman" w:cs="Times New Roman"/>
+              </w:rPr>
+              <w:t xml:space="preserve"> </w:t>
+            </w:r>
+            <w:hyperlink r:id="rId108" w:anchor="file-scp-sh" w:history="1">
+              <w:r>
+                <w:rPr>
+                  <w:rStyle w:val="a7"/>
+                  <w:rFonts w:ascii="Times New Roman" w:hAnsi="Times New Roman" w:cs="Times New Roman"/>
+                  <w:b/>
+                  <w:bCs/>
+                </w:rPr>
+                <w:t>./scp.sh</w:t>
+              </w:r>
+            </w:hyperlink>
+          </w:p>
+          <w:p>
+            <w:pPr>
+              <w:rPr>
+                <w:rFonts w:ascii="Times New Roman" w:hAnsi="Times New Roman" w:cs="Times New Roman"/>
+              </w:rPr>
+            </w:pPr>
+          </w:p>
+          <w:p>
+            <w:pPr>
+              <w:rPr>
+                <w:rFonts w:ascii="Times New Roman" w:hAnsi="Times New Roman" w:cs="Times New Roman"/>
+              </w:rPr>
+            </w:pPr>
+            <w:r>
+              <w:rPr>
+                <w:rFonts w:ascii="Times New Roman" w:hAnsi="Times New Roman" w:cs="Times New Roman"/>
+                <w:noProof/>
+              </w:rPr>
+              <w:drawing>
+                <wp:inline distT="0" distB="0" distL="0" distR="0" wp14:anchorId="7D289279" wp14:editId="18882AAA">
+                  <wp:extent cx="5943600" cy="1372235"/>
+                  <wp:effectExtent l="0" t="0" r="0" b="0"/>
+                  <wp:docPr id="10" name="图片 10"/>
+                  <wp:cNvGraphicFramePr>
+                    <a:graphicFrameLocks xmlns:a="http://schemas.openxmlformats.org/drawingml/2006/main" noChangeAspect="1"/>
+                  </wp:cNvGraphicFramePr>
+                  <a:graphic xmlns:a="http://schemas.openxmlformats.org/drawingml/2006/main">
+                    <a:graphicData uri="http://schemas.openxmlformats.org/drawingml/2006/picture">
+                      <pic:pic xmlns:pic="http://schemas.openxmlformats.org/drawingml/2006/picture">
+                        <pic:nvPicPr>
+                          <pic:cNvPr id="1" name=""/>
+                          <pic:cNvPicPr/>
+                        </pic:nvPicPr>
+                        <pic:blipFill>
+                          <a:blip r:embed="rId45"/>
+                          <a:stretch>
+                            <a:fillRect/>
+                          </a:stretch>
+                        </pic:blipFill>
+                        <pic:spPr>
+                          <a:xfrm>
+                            <a:off x="0" y="0"/>
+                            <a:ext cx="5943600" cy="1372235"/>
+                          </a:xfrm>
+                          <a:prstGeom prst="rect">
+                            <a:avLst/>
+                          </a:prstGeom>
+                        </pic:spPr>
+                      </pic:pic>
+                    </a:graphicData>
+                  </a:graphic>
+                </wp:inline>
+              </w:drawing>
+            </w:r>
+          </w:p>
+          <w:p>
+            <w:pPr>
+              <w:rPr>
+                <w:rFonts w:ascii="Times New Roman" w:hAnsi="Times New Roman" w:cs="Times New Roman"/>
+              </w:rPr>
+            </w:pPr>
+          </w:p>
+        </w:tc>
+      </w:tr>
+    </w:tbl>
+    <w:p>
+      <w:pPr>
+        <w:rPr>
+          <w:rFonts w:ascii="Times New Roman" w:hAnsi="Times New Roman" w:cs="Times New Roman"/>
+        </w:rPr>
+      </w:pPr>
+    </w:p>
+    <w:p>
+      <w:pPr>
+        <w:rPr>
+          <w:rFonts w:ascii="Times New Roman" w:hAnsi="Times New Roman" w:cs="Times New Roman"/>
+        </w:rPr>
+      </w:pPr>
+      <w:r>
+        <w:rPr>
+          <w:rFonts w:ascii="Times New Roman" w:hAnsi="Times New Roman" w:cs="Times New Roman"/>
+          <w:b/>
+          <w:bCs/>
+        </w:rPr>
+        <w:t>Step</w:t>
+      </w:r>
+      <w:r>
+        <w:rPr>
+          <w:rFonts w:ascii="Times New Roman" w:hAnsi="Times New Roman" w:cs="Times New Roman"/>
+          <w:b/>
+          <w:bCs/>
+        </w:rPr>
+        <w:t xml:space="preserve"> 5 (Run)</w:t>
+      </w:r>
+      <w:r>
+        <w:rPr>
+          <w:rFonts w:ascii="Times New Roman" w:hAnsi="Times New Roman" w:cs="Times New Roman"/>
+          <w:b/>
+          <w:bCs/>
+        </w:rPr>
+        <w:t>:</w:t>
+      </w:r>
+      <w:r>
+        <w:rPr>
+          <w:rFonts w:ascii="Times New Roman" w:hAnsi="Times New Roman" w:cs="Times New Roman"/>
+        </w:rPr>
+        <w:t xml:space="preserve"> </w:t>
+      </w:r>
+      <w:r>
+        <w:rPr>
+          <w:rFonts w:ascii="Times New Roman" w:hAnsi="Times New Roman" w:cs="Times New Roman"/>
+        </w:rPr>
+        <w:t>Orderer1 sets up the Docker container,</w:t>
+      </w:r>
+    </w:p>
+    <w:tbl>
+      <w:tblPr>
+        <w:tblStyle w:val="a4"/>
+        <w:tblW w:w="0" w:type="auto"/>
+        <w:tblLook w:val="04A0" w:firstRow="1" w:lastRow="0" w:firstColumn="1" w:lastColumn="0" w:noHBand="0" w:noVBand="1"/>
+      </w:tblPr>
+      <w:tblGrid>
+        <w:gridCol w:w="9350"/>
+      </w:tblGrid>
+      <w:tr>
+        <w:trPr>
+          <w:trHeight w:val="1259"/>
+        </w:trPr>
+        <w:tc>
+          <w:tcPr>
+            <w:tcW w:w="9350" w:type="dxa"/>
+          </w:tcPr>
+          <w:p>
+            <w:pPr>
+              <w:rPr>
+                <w:rFonts w:ascii="Times New Roman" w:hAnsi="Times New Roman" w:cs="Times New Roman"/>
+              </w:rPr>
+            </w:pPr>
+            <w:r>
+              <w:rPr>
+                <w:rFonts w:ascii="Times New Roman" w:hAnsi="Times New Roman" w:cs="Times New Roman" w:hint="eastAsia"/>
+              </w:rPr>
+              <w:t>$</w:t>
+            </w:r>
+            <w:r>
+              <w:rPr>
+                <w:rFonts w:ascii="Times New Roman" w:hAnsi="Times New Roman" w:cs="Times New Roman"/>
+              </w:rPr>
+              <w:t xml:space="preserve"> cd $HOME/</w:t>
+            </w:r>
+            <w:r>
+              <w:rPr>
+                <w:rFonts w:ascii="Times New Roman" w:hAnsi="Times New Roman" w:cs="Times New Roman"/>
+              </w:rPr>
+              <w:t>fabric-samples/demo-first</w:t>
+            </w:r>
+          </w:p>
+          <w:p>
+            <w:pPr>
+              <w:rPr>
+                <w:rStyle w:val="a7"/>
+                <w:rFonts w:ascii="Times New Roman" w:hAnsi="Times New Roman" w:cs="Times New Roman"/>
+                <w:b/>
+                <w:bCs/>
+              </w:rPr>
+            </w:pPr>
+            <w:r>
+              <w:rPr>
+                <w:rFonts w:ascii="Times New Roman" w:hAnsi="Times New Roman" w:cs="Times New Roman" w:hint="eastAsia"/>
+              </w:rPr>
+              <w:t>$</w:t>
+            </w:r>
+            <w:r>
+              <w:rPr>
+                <w:rFonts w:ascii="Times New Roman" w:hAnsi="Times New Roman" w:cs="Times New Roman"/>
+              </w:rPr>
+              <w:t xml:space="preserve"> </w:t>
+            </w:r>
+            <w:r>
+              <w:rPr>
+                <w:rFonts w:ascii="Times New Roman" w:hAnsi="Times New Roman" w:cs="Times New Roman"/>
+                <w:b/>
+                <w:bCs/>
+              </w:rPr>
+              <w:t>./</w:t>
+            </w:r>
+            <w:hyperlink r:id="rId109" w:anchor="file-orderer1-sh" w:history="1">
+              <w:r>
+                <w:rPr>
+                  <w:rStyle w:val="a7"/>
+                  <w:rFonts w:ascii="Times New Roman" w:hAnsi="Times New Roman" w:cs="Times New Roman"/>
+                  <w:b/>
+                  <w:bCs/>
+                </w:rPr>
+                <w:t>orderer1.sh</w:t>
+              </w:r>
+            </w:hyperlink>
+          </w:p>
+          <w:p>
+            <w:pPr>
+              <w:rPr>
+                <w:rFonts w:ascii="Times New Roman" w:hAnsi="Times New Roman" w:cs="Times New Roman"/>
+              </w:rPr>
+            </w:pPr>
+          </w:p>
+          <w:p>
+            <w:pPr>
+              <w:rPr>
+                <w:rFonts w:ascii="Times New Roman" w:hAnsi="Times New Roman" w:cs="Times New Roman"/>
+              </w:rPr>
+            </w:pPr>
+            <w:r>
+              <w:rPr>
+                <w:rFonts w:ascii="Times New Roman" w:hAnsi="Times New Roman" w:cs="Times New Roman"/>
+                <w:noProof/>
+              </w:rPr>
+              <w:drawing>
+                <wp:inline distT="0" distB="0" distL="0" distR="0" wp14:anchorId="3AD9753A" wp14:editId="4373181F">
+                  <wp:extent cx="5943600" cy="190500"/>
+                  <wp:effectExtent l="0" t="0" r="0" b="0"/>
+                  <wp:docPr id="23" name="图片 23"/>
+                  <wp:cNvGraphicFramePr>
+                    <a:graphicFrameLocks xmlns:a="http://schemas.openxmlformats.org/drawingml/2006/main" noChangeAspect="1"/>
+                  </wp:cNvGraphicFramePr>
+                  <a:graphic xmlns:a="http://schemas.openxmlformats.org/drawingml/2006/main">
+                    <a:graphicData uri="http://schemas.openxmlformats.org/drawingml/2006/picture">
+                      <pic:pic xmlns:pic="http://schemas.openxmlformats.org/drawingml/2006/picture">
+                        <pic:nvPicPr>
+                          <pic:cNvPr id="1" name=""/>
+                          <pic:cNvPicPr/>
+                        </pic:nvPicPr>
+                        <pic:blipFill>
+                          <a:blip r:embed="rId47"/>
+                          <a:stretch>
+                            <a:fillRect/>
+                          </a:stretch>
+                        </pic:blipFill>
+                        <pic:spPr>
+                          <a:xfrm>
+                            <a:off x="0" y="0"/>
+                            <a:ext cx="5943600" cy="190500"/>
+                          </a:xfrm>
+                          <a:prstGeom prst="rect">
+                            <a:avLst/>
+                          </a:prstGeom>
+                        </pic:spPr>
+                      </pic:pic>
+                    </a:graphicData>
+                  </a:graphic>
+                </wp:inline>
+              </w:drawing>
+            </w:r>
+          </w:p>
+          <w:p>
+            <w:pPr>
+              <w:rPr>
+                <w:rFonts w:ascii="Times New Roman" w:hAnsi="Times New Roman" w:cs="Times New Roman"/>
+              </w:rPr>
+            </w:pPr>
+          </w:p>
+          <w:p>
+            <w:pPr>
+              <w:rPr>
+                <w:rFonts w:ascii="Times New Roman" w:hAnsi="Times New Roman" w:cs="Times New Roman"/>
+              </w:rPr>
+            </w:pPr>
+          </w:p>
+          <w:p>
+            <w:pPr>
+              <w:rPr>
+                <w:rFonts w:ascii="Times New Roman" w:hAnsi="Times New Roman" w:cs="Times New Roman"/>
+              </w:rPr>
+            </w:pPr>
+          </w:p>
+          <w:p>
+            <w:pPr>
+              <w:rPr>
+                <w:rFonts w:ascii="Times New Roman" w:hAnsi="Times New Roman" w:cs="Times New Roman"/>
+              </w:rPr>
+            </w:pPr>
+          </w:p>
+          <w:p>
+            <w:pPr>
+              <w:rPr>
+                <w:rFonts w:ascii="Times New Roman" w:hAnsi="Times New Roman" w:cs="Times New Roman"/>
+              </w:rPr>
+            </w:pPr>
+            <w:r>
+              <w:rPr>
+                <w:rFonts w:ascii="Times New Roman" w:hAnsi="Times New Roman" w:cs="Times New Roman" w:hint="eastAsia"/>
+              </w:rPr>
+              <w:t>$</w:t>
+            </w:r>
+            <w:r>
+              <w:rPr>
+                <w:rFonts w:ascii="Times New Roman" w:hAnsi="Times New Roman" w:cs="Times New Roman"/>
+              </w:rPr>
+              <w:t xml:space="preserve"> docker ps</w:t>
+            </w:r>
+          </w:p>
+          <w:p>
+            <w:pPr>
+              <w:rPr>
+                <w:rFonts w:ascii="Times New Roman" w:hAnsi="Times New Roman" w:cs="Times New Roman"/>
+              </w:rPr>
+            </w:pPr>
+          </w:p>
+          <w:p>
+            <w:pPr>
+              <w:rPr>
+                <w:rFonts w:ascii="Times New Roman" w:hAnsi="Times New Roman" w:cs="Times New Roman"/>
+              </w:rPr>
+            </w:pPr>
+            <w:r>
+              <w:rPr>
+                <w:rFonts w:ascii="Times New Roman" w:hAnsi="Times New Roman" w:cs="Times New Roman"/>
+                <w:noProof/>
+              </w:rPr>
+              <w:drawing>
+                <wp:inline distT="0" distB="0" distL="0" distR="0" wp14:anchorId="3171463D" wp14:editId="61A057FE">
+                  <wp:extent cx="5943600" cy="216535"/>
+                  <wp:effectExtent l="0" t="0" r="0" b="0"/>
+                  <wp:docPr id="24" name="图片 24"/>
+                  <wp:cNvGraphicFramePr>
+                    <a:graphicFrameLocks xmlns:a="http://schemas.openxmlformats.org/drawingml/2006/main" noChangeAspect="1"/>
+                  </wp:cNvGraphicFramePr>
+                  <a:graphic xmlns:a="http://schemas.openxmlformats.org/drawingml/2006/main">
+                    <a:graphicData uri="http://schemas.openxmlformats.org/drawingml/2006/picture">
+                      <pic:pic xmlns:pic="http://schemas.openxmlformats.org/drawingml/2006/picture">
+                        <pic:nvPicPr>
+                          <pic:cNvPr id="1" name=""/>
+                          <pic:cNvPicPr/>
+                        </pic:nvPicPr>
+                        <pic:blipFill>
+                          <a:blip r:embed="rId48"/>
+                          <a:stretch>
+                            <a:fillRect/>
+                          </a:stretch>
+                        </pic:blipFill>
+                        <pic:spPr>
+                          <a:xfrm>
+                            <a:off x="0" y="0"/>
+                            <a:ext cx="5943600" cy="216535"/>
+                          </a:xfrm>
+                          <a:prstGeom prst="rect">
+                            <a:avLst/>
+                          </a:prstGeom>
+                        </pic:spPr>
+                      </pic:pic>
+                    </a:graphicData>
+                  </a:graphic>
+                </wp:inline>
+              </w:drawing>
+            </w:r>
+          </w:p>
+          <w:p>
+            <w:pPr>
+              <w:rPr>
+                <w:rFonts w:ascii="Times New Roman" w:hAnsi="Times New Roman" w:cs="Times New Roman"/>
+              </w:rPr>
+            </w:pPr>
+          </w:p>
+        </w:tc>
+      </w:tr>
+    </w:tbl>
+    <w:p>
+      <w:pPr>
+        <w:rPr>
+          <w:rFonts w:ascii="Times New Roman" w:hAnsi="Times New Roman" w:cs="Times New Roman"/>
+        </w:rPr>
+      </w:pPr>
+    </w:p>
+    <w:p>
+      <w:pPr>
+        <w:rPr>
+          <w:rFonts w:ascii="Times New Roman" w:hAnsi="Times New Roman" w:cs="Times New Roman"/>
+        </w:rPr>
+      </w:pPr>
+      <w:r>
+        <w:rPr>
+          <w:rFonts w:ascii="Times New Roman" w:hAnsi="Times New Roman" w:cs="Times New Roman"/>
+          <w:b/>
+          <w:bCs/>
+        </w:rPr>
+        <w:t>Step</w:t>
+      </w:r>
+      <w:r>
+        <w:rPr>
+          <w:rFonts w:ascii="Times New Roman" w:hAnsi="Times New Roman" w:cs="Times New Roman"/>
+          <w:b/>
+          <w:bCs/>
+        </w:rPr>
+        <w:t xml:space="preserve"> 6 (Run)</w:t>
+      </w:r>
+      <w:r>
+        <w:rPr>
+          <w:rFonts w:ascii="Times New Roman" w:hAnsi="Times New Roman" w:cs="Times New Roman"/>
+          <w:b/>
+          <w:bCs/>
+        </w:rPr>
+        <w:t>:</w:t>
+      </w:r>
+      <w:r>
+        <w:rPr>
+          <w:rFonts w:ascii="Times New Roman" w:hAnsi="Times New Roman" w:cs="Times New Roman"/>
+        </w:rPr>
+        <w:t xml:space="preserve"> </w:t>
+      </w:r>
+      <w:r>
+        <w:rPr>
+          <w:rFonts w:ascii="Times New Roman" w:hAnsi="Times New Roman" w:cs="Times New Roman"/>
+        </w:rPr>
+        <w:t>Peer1 sets up the Docker container,</w:t>
+      </w:r>
+    </w:p>
+    <w:tbl>
+      <w:tblPr>
+        <w:tblStyle w:val="a4"/>
+        <w:tblW w:w="0" w:type="auto"/>
+        <w:tblLook w:val="04A0" w:firstRow="1" w:lastRow="0" w:firstColumn="1" w:lastColumn="0" w:noHBand="0" w:noVBand="1"/>
+      </w:tblPr>
+      <w:tblGrid>
+        <w:gridCol w:w="9350"/>
+      </w:tblGrid>
+      <w:tr>
+        <w:tc>
+          <w:tcPr>
+            <w:tcW w:w="9350" w:type="dxa"/>
+          </w:tcPr>
+          <w:p>
+            <w:pPr>
+              <w:rPr>
+                <w:rFonts w:ascii="Times New Roman" w:hAnsi="Times New Roman" w:cs="Times New Roman"/>
+              </w:rPr>
+            </w:pPr>
+            <w:r>
+              <w:rPr>
+                <w:rFonts w:ascii="Times New Roman" w:hAnsi="Times New Roman" w:cs="Times New Roman" w:hint="eastAsia"/>
+              </w:rPr>
+              <w:t>$</w:t>
+            </w:r>
+            <w:r>
+              <w:rPr>
+                <w:rFonts w:ascii="Times New Roman" w:hAnsi="Times New Roman" w:cs="Times New Roman"/>
+              </w:rPr>
+              <w:t xml:space="preserve"> cd $HOME/</w:t>
+            </w:r>
+            <w:r>
+              <w:rPr>
+                <w:rFonts w:ascii="Times New Roman" w:hAnsi="Times New Roman" w:cs="Times New Roman"/>
+              </w:rPr>
+              <w:t>fabric-samples/demo-first</w:t>
+            </w:r>
+          </w:p>
+          <w:p>
+            <w:pPr>
+              <w:rPr>
+                <w:rStyle w:val="a7"/>
+                <w:rFonts w:ascii="Times New Roman" w:hAnsi="Times New Roman" w:cs="Times New Roman"/>
+              </w:rPr>
+            </w:pPr>
+            <w:r>
+              <w:rPr>
+                <w:rFonts w:ascii="Times New Roman" w:hAnsi="Times New Roman" w:cs="Times New Roman" w:hint="eastAsia"/>
+              </w:rPr>
+              <w:t>$</w:t>
+            </w:r>
+            <w:r>
+              <w:rPr>
+                <w:rFonts w:ascii="Times New Roman" w:hAnsi="Times New Roman" w:cs="Times New Roman"/>
+              </w:rPr>
+              <w:t xml:space="preserve"> ./</w:t>
+            </w:r>
+            <w:hyperlink r:id="rId110" w:anchor="file-peer1-sh" w:history="1">
+              <w:r>
+                <w:rPr>
+                  <w:rStyle w:val="a7"/>
+                  <w:rFonts w:ascii="Times New Roman" w:hAnsi="Times New Roman" w:cs="Times New Roman"/>
+                  <w:b/>
+                  <w:bCs/>
+                </w:rPr>
+                <w:t>peer1.sh</w:t>
+              </w:r>
+            </w:hyperlink>
+          </w:p>
+          <w:p>
+            <w:pPr>
+              <w:rPr>
+                <w:rStyle w:val="a7"/>
+              </w:rPr>
+            </w:pPr>
+          </w:p>
+          <w:p>
+            <w:pPr>
+              <w:rPr>
+                <w:rFonts w:ascii="Times New Roman" w:hAnsi="Times New Roman" w:cs="Times New Roman"/>
+                <w:color w:val="0000FF"/>
+                <w:u w:val="single"/>
+              </w:rPr>
+            </w:pPr>
+            <w:r>
+              <w:rPr>
+                <w:rFonts w:ascii="Times New Roman" w:hAnsi="Times New Roman" w:cs="Times New Roman"/>
+                <w:noProof/>
+                <w:color w:val="0000FF"/>
+                <w:u w:val="single"/>
+              </w:rPr>
+              <w:drawing>
+                <wp:inline distT="0" distB="0" distL="0" distR="0" wp14:anchorId="5F5C9033" wp14:editId="7D14E810">
+                  <wp:extent cx="5943600" cy="200025"/>
+                  <wp:effectExtent l="0" t="0" r="0" b="9525"/>
+                  <wp:docPr id="25" name="图片 25"/>
+                  <wp:cNvGraphicFramePr>
+                    <a:graphicFrameLocks xmlns:a="http://schemas.openxmlformats.org/drawingml/2006/main" noChangeAspect="1"/>
+                  </wp:cNvGraphicFramePr>
+                  <a:graphic xmlns:a="http://schemas.openxmlformats.org/drawingml/2006/main">
+                    <a:graphicData uri="http://schemas.openxmlformats.org/drawingml/2006/picture">
+                      <pic:pic xmlns:pic="http://schemas.openxmlformats.org/drawingml/2006/picture">
+                        <pic:nvPicPr>
+                          <pic:cNvPr id="1" name=""/>
+                          <pic:cNvPicPr/>
+                        </pic:nvPicPr>
+                        <pic:blipFill>
+                          <a:blip r:embed="rId50"/>
+                          <a:stretch>
+                            <a:fillRect/>
+                          </a:stretch>
+                        </pic:blipFill>
+                        <pic:spPr>
+                          <a:xfrm>
+                            <a:off x="0" y="0"/>
+                            <a:ext cx="5943600" cy="200025"/>
+                          </a:xfrm>
+                          <a:prstGeom prst="rect">
+                            <a:avLst/>
+                          </a:prstGeom>
+                        </pic:spPr>
+                      </pic:pic>
+                    </a:graphicData>
+                  </a:graphic>
+                </wp:inline>
+              </w:drawing>
+            </w:r>
+          </w:p>
+          <w:p>
+            <w:pPr>
+              <w:rPr>
+                <w:rFonts w:ascii="Times New Roman" w:hAnsi="Times New Roman" w:cs="Times New Roman"/>
+              </w:rPr>
+            </w:pPr>
+          </w:p>
+          <w:p>
+            <w:pPr>
+              <w:rPr>
+                <w:rFonts w:ascii="Times New Roman" w:hAnsi="Times New Roman" w:cs="Times New Roman"/>
+              </w:rPr>
+            </w:pPr>
+            <w:r>
+              <w:rPr>
+                <w:rFonts w:ascii="Times New Roman" w:hAnsi="Times New Roman" w:cs="Times New Roman" w:hint="eastAsia"/>
+              </w:rPr>
+              <w:t>$</w:t>
+            </w:r>
+            <w:r>
+              <w:rPr>
+                <w:rFonts w:ascii="Times New Roman" w:hAnsi="Times New Roman" w:cs="Times New Roman"/>
+              </w:rPr>
+              <w:t xml:space="preserve"> docker ps</w:t>
+            </w:r>
+          </w:p>
+          <w:p>
+            <w:pPr>
+              <w:rPr>
+                <w:rFonts w:ascii="Times New Roman" w:hAnsi="Times New Roman" w:cs="Times New Roman"/>
+                <w:noProof/>
+              </w:rPr>
+            </w:pPr>
+          </w:p>
+          <w:p>
+            <w:pPr>
+              <w:rPr>
+                <w:rFonts w:ascii="Times New Roman" w:hAnsi="Times New Roman" w:cs="Times New Roman"/>
+              </w:rPr>
+            </w:pPr>
+            <w:r>
+              <w:rPr>
+                <w:rFonts w:ascii="Times New Roman" w:hAnsi="Times New Roman" w:cs="Times New Roman"/>
+                <w:noProof/>
+              </w:rPr>
+              <w:drawing>
+                <wp:inline distT="0" distB="0" distL="0" distR="0" wp14:anchorId="2617B177" wp14:editId="75FFDB3F">
+                  <wp:extent cx="5943600" cy="200025"/>
+                  <wp:effectExtent l="0" t="0" r="0" b="9525"/>
+                  <wp:docPr id="26" name="图片 26"/>
+                  <wp:cNvGraphicFramePr>
+                    <a:graphicFrameLocks xmlns:a="http://schemas.openxmlformats.org/drawingml/2006/main" noChangeAspect="1"/>
+                  </wp:cNvGraphicFramePr>
+                  <a:graphic xmlns:a="http://schemas.openxmlformats.org/drawingml/2006/main">
+                    <a:graphicData uri="http://schemas.openxmlformats.org/drawingml/2006/picture">
+                      <pic:pic xmlns:pic="http://schemas.openxmlformats.org/drawingml/2006/picture">
+                        <pic:nvPicPr>
+                          <pic:cNvPr id="1" name=""/>
+                          <pic:cNvPicPr/>
+                        </pic:nvPicPr>
+                        <pic:blipFill>
+                          <a:blip r:embed="rId51"/>
+                          <a:stretch>
+                            <a:fillRect/>
+                          </a:stretch>
+                        </pic:blipFill>
+                        <pic:spPr>
+                          <a:xfrm>
+                            <a:off x="0" y="0"/>
+                            <a:ext cx="5943600" cy="200025"/>
+                          </a:xfrm>
+                          <a:prstGeom prst="rect">
+                            <a:avLst/>
+                          </a:prstGeom>
+                        </pic:spPr>
+                      </pic:pic>
+                    </a:graphicData>
+                  </a:graphic>
+                </wp:inline>
+              </w:drawing>
+            </w:r>
+          </w:p>
+          <w:p>
+            <w:pPr>
+              <w:rPr>
+                <w:rFonts w:ascii="Times New Roman" w:hAnsi="Times New Roman" w:cs="Times New Roman"/>
+              </w:rPr>
+            </w:pPr>
+          </w:p>
+        </w:tc>
+      </w:tr>
+    </w:tbl>
+    <w:p>
+      <w:pPr>
+        <w:rPr>
+          <w:rFonts w:ascii="Times New Roman" w:hAnsi="Times New Roman" w:cs="Times New Roman"/>
+        </w:rPr>
+      </w:pPr>
+    </w:p>
+    <w:p>
+      <w:pPr>
+        <w:rPr>
+          <w:rFonts w:ascii="Times New Roman" w:hAnsi="Times New Roman" w:cs="Times New Roman"/>
+        </w:rPr>
+      </w:pPr>
+      <w:r>
+        <w:rPr>
+          <w:rFonts w:ascii="Times New Roman" w:hAnsi="Times New Roman" w:cs="Times New Roman"/>
+          <w:b/>
+          <w:bCs/>
+        </w:rPr>
+        <w:t>Step</w:t>
+      </w:r>
+      <w:r>
+        <w:rPr>
+          <w:rFonts w:ascii="Times New Roman" w:hAnsi="Times New Roman" w:cs="Times New Roman"/>
+          <w:b/>
+          <w:bCs/>
+        </w:rPr>
+        <w:t xml:space="preserve"> 7 (Run)</w:t>
+      </w:r>
+      <w:r>
+        <w:rPr>
+          <w:rFonts w:ascii="Times New Roman" w:hAnsi="Times New Roman" w:cs="Times New Roman"/>
+          <w:b/>
+          <w:bCs/>
+        </w:rPr>
+        <w:t>:</w:t>
+      </w:r>
+      <w:r>
+        <w:rPr>
+          <w:rFonts w:ascii="Times New Roman" w:hAnsi="Times New Roman" w:cs="Times New Roman"/>
+        </w:rPr>
+        <w:t xml:space="preserve"> </w:t>
+      </w:r>
+      <w:r>
+        <w:rPr>
+          <w:rFonts w:ascii="Times New Roman" w:hAnsi="Times New Roman" w:cs="Times New Roman"/>
+        </w:rPr>
+        <w:t>Peer2 setups the docker container,</w:t>
+      </w:r>
+    </w:p>
+    <w:tbl>
+      <w:tblPr>
+        <w:tblStyle w:val="a4"/>
+        <w:tblW w:w="0" w:type="auto"/>
+        <w:tblLook w:val="04A0" w:firstRow="1" w:lastRow="0" w:firstColumn="1" w:lastColumn="0" w:noHBand="0" w:noVBand="1"/>
+      </w:tblPr>
+      <w:tblGrid>
+        <w:gridCol w:w="9350"/>
+      </w:tblGrid>
+      <w:tr>
+        <w:tc>
+          <w:tcPr>
+            <w:tcW w:w="9350" w:type="dxa"/>
+          </w:tcPr>
+          <w:p>
+            <w:pPr>
+              <w:rPr>
+                <w:rFonts w:ascii="Times New Roman" w:hAnsi="Times New Roman" w:cs="Times New Roman"/>
+              </w:rPr>
+            </w:pPr>
+            <w:r>
+              <w:rPr>
+                <w:rFonts w:ascii="Times New Roman" w:hAnsi="Times New Roman" w:cs="Times New Roman" w:hint="eastAsia"/>
+              </w:rPr>
+              <w:t>$</w:t>
+            </w:r>
+            <w:r>
+              <w:rPr>
+                <w:rFonts w:ascii="Times New Roman" w:hAnsi="Times New Roman" w:cs="Times New Roman"/>
+              </w:rPr>
+              <w:t xml:space="preserve"> cd $HOME/</w:t>
+            </w:r>
+            <w:r>
+              <w:rPr>
+                <w:rFonts w:ascii="Times New Roman" w:hAnsi="Times New Roman" w:cs="Times New Roman"/>
+              </w:rPr>
+              <w:t>fabric-samples/demo-first</w:t>
+            </w:r>
+          </w:p>
+          <w:p>
+            <w:pPr>
+              <w:rPr>
+                <w:rStyle w:val="a7"/>
+                <w:rFonts w:ascii="Times New Roman" w:hAnsi="Times New Roman" w:cs="Times New Roman"/>
+              </w:rPr>
+            </w:pPr>
+            <w:r>
+              <w:rPr>
+                <w:rFonts w:ascii="Times New Roman" w:hAnsi="Times New Roman" w:cs="Times New Roman" w:hint="eastAsia"/>
+              </w:rPr>
+              <w:t>$</w:t>
+            </w:r>
+            <w:r>
+              <w:rPr>
+                <w:rFonts w:ascii="Times New Roman" w:hAnsi="Times New Roman" w:cs="Times New Roman"/>
+              </w:rPr>
+              <w:t xml:space="preserve"> ./</w:t>
+            </w:r>
+            <w:hyperlink r:id="rId111" w:anchor="file-peer2-sh" w:history="1">
+              <w:r>
+                <w:rPr>
+                  <w:rStyle w:val="a7"/>
+                  <w:rFonts w:ascii="Times New Roman" w:hAnsi="Times New Roman" w:cs="Times New Roman"/>
+                  <w:b/>
+                  <w:bCs/>
+                </w:rPr>
+                <w:t>peer2.sh</w:t>
+              </w:r>
+            </w:hyperlink>
+          </w:p>
+          <w:p>
+            <w:pPr>
+              <w:rPr>
+                <w:rFonts w:ascii="Times New Roman" w:hAnsi="Times New Roman" w:cs="Times New Roman"/>
+              </w:rPr>
+            </w:pPr>
+          </w:p>
+          <w:p>
+            <w:pPr>
+              <w:rPr>
+                <w:rFonts w:ascii="Times New Roman" w:hAnsi="Times New Roman" w:cs="Times New Roman"/>
+              </w:rPr>
+            </w:pPr>
+            <w:r>
+              <w:rPr>
+                <w:rFonts w:ascii="Times New Roman" w:hAnsi="Times New Roman" w:cs="Times New Roman"/>
+                <w:noProof/>
+              </w:rPr>
+              <w:drawing>
+                <wp:inline distT="0" distB="0" distL="0" distR="0" wp14:anchorId="738B08DA" wp14:editId="37DF94E6">
+                  <wp:extent cx="5943600" cy="200660"/>
+                  <wp:effectExtent l="0" t="0" r="0" b="8890"/>
+                  <wp:docPr id="30" name="图片 30"/>
+                  <wp:cNvGraphicFramePr>
+                    <a:graphicFrameLocks xmlns:a="http://schemas.openxmlformats.org/drawingml/2006/main" noChangeAspect="1"/>
+                  </wp:cNvGraphicFramePr>
+                  <a:graphic xmlns:a="http://schemas.openxmlformats.org/drawingml/2006/main">
+                    <a:graphicData uri="http://schemas.openxmlformats.org/drawingml/2006/picture">
+                      <pic:pic xmlns:pic="http://schemas.openxmlformats.org/drawingml/2006/picture">
+                        <pic:nvPicPr>
+                          <pic:cNvPr id="1" name=""/>
+                          <pic:cNvPicPr/>
+                        </pic:nvPicPr>
+                        <pic:blipFill>
+                          <a:blip r:embed="rId53"/>
+                          <a:stretch>
+                            <a:fillRect/>
+                          </a:stretch>
+                        </pic:blipFill>
+                        <pic:spPr>
+                          <a:xfrm>
+                            <a:off x="0" y="0"/>
+                            <a:ext cx="5943600" cy="200660"/>
+                          </a:xfrm>
+                          <a:prstGeom prst="rect">
+                            <a:avLst/>
+                          </a:prstGeom>
+                        </pic:spPr>
+                      </pic:pic>
+                    </a:graphicData>
+                  </a:graphic>
+                </wp:inline>
+              </w:drawing>
+            </w:r>
+          </w:p>
+          <w:p>
+            <w:pPr>
+              <w:rPr>
+                <w:rFonts w:ascii="Times New Roman" w:hAnsi="Times New Roman" w:cs="Times New Roman"/>
+              </w:rPr>
+            </w:pPr>
+          </w:p>
+          <w:p>
+            <w:pPr>
+              <w:rPr>
+                <w:rFonts w:ascii="Times New Roman" w:hAnsi="Times New Roman" w:cs="Times New Roman"/>
+              </w:rPr>
+            </w:pPr>
+            <w:r>
+              <w:rPr>
+                <w:rFonts w:ascii="Times New Roman" w:hAnsi="Times New Roman" w:cs="Times New Roman" w:hint="eastAsia"/>
+              </w:rPr>
+              <w:t>$</w:t>
+            </w:r>
+            <w:r>
+              <w:rPr>
+                <w:rFonts w:ascii="Times New Roman" w:hAnsi="Times New Roman" w:cs="Times New Roman"/>
+              </w:rPr>
+              <w:t xml:space="preserve"> docker ps</w:t>
+            </w:r>
+          </w:p>
+          <w:p>
+            <w:pPr>
+              <w:rPr>
+                <w:rFonts w:ascii="Times New Roman" w:hAnsi="Times New Roman" w:cs="Times New Roman"/>
+              </w:rPr>
+            </w:pPr>
+          </w:p>
+          <w:p>
+            <w:pPr>
+              <w:rPr>
+                <w:rFonts w:ascii="Times New Roman" w:hAnsi="Times New Roman" w:cs="Times New Roman"/>
+                <w:noProof/>
+              </w:rPr>
+            </w:pPr>
+            <w:r>
+              <w:rPr>
+                <w:rFonts w:ascii="Times New Roman" w:hAnsi="Times New Roman" w:cs="Times New Roman"/>
+                <w:noProof/>
+              </w:rPr>
+              <w:drawing>
+                <wp:inline distT="0" distB="0" distL="0" distR="0" wp14:anchorId="175FFF38" wp14:editId="58CEBBA4">
+                  <wp:extent cx="5943600" cy="206375"/>
+                  <wp:effectExtent l="0" t="0" r="0" b="3175"/>
+                  <wp:docPr id="31" name="图片 31"/>
+                  <wp:cNvGraphicFramePr>
+                    <a:graphicFrameLocks xmlns:a="http://schemas.openxmlformats.org/drawingml/2006/main" noChangeAspect="1"/>
+                  </wp:cNvGraphicFramePr>
+                  <a:graphic xmlns:a="http://schemas.openxmlformats.org/drawingml/2006/main">
+                    <a:graphicData uri="http://schemas.openxmlformats.org/drawingml/2006/picture">
+                      <pic:pic xmlns:pic="http://schemas.openxmlformats.org/drawingml/2006/picture">
+                        <pic:nvPicPr>
+                          <pic:cNvPr id="1" name=""/>
+                          <pic:cNvPicPr/>
+                        </pic:nvPicPr>
+                        <pic:blipFill>
+                          <a:blip r:embed="rId54"/>
+                          <a:stretch>
+                            <a:fillRect/>
+                          </a:stretch>
+                        </pic:blipFill>
+                        <pic:spPr>
+                          <a:xfrm>
+                            <a:off x="0" y="0"/>
+                            <a:ext cx="5943600" cy="206375"/>
+                          </a:xfrm>
+                          <a:prstGeom prst="rect">
+                            <a:avLst/>
+                          </a:prstGeom>
+                        </pic:spPr>
+                      </pic:pic>
+                    </a:graphicData>
+                  </a:graphic>
+                </wp:inline>
+              </w:drawing>
+            </w:r>
+          </w:p>
+          <w:p>
+            <w:pPr>
+              <w:rPr>
+                <w:rFonts w:ascii="Times New Roman" w:hAnsi="Times New Roman" w:cs="Times New Roman"/>
+              </w:rPr>
+            </w:pPr>
+          </w:p>
+        </w:tc>
+      </w:tr>
+    </w:tbl>
+    <w:p>
+      <w:pPr>
+        <w:rPr>
+          <w:rFonts w:ascii="Times New Roman" w:hAnsi="Times New Roman" w:cs="Times New Roman"/>
+        </w:rPr>
+      </w:pPr>
+    </w:p>
+    <w:p>
+      <w:pPr>
+        <w:rPr>
+          <w:rFonts w:ascii="Times New Roman" w:hAnsi="Times New Roman" w:cs="Times New Roman"/>
+        </w:rPr>
+      </w:pPr>
+      <w:r>
+        <w:rPr>
+          <w:rFonts w:ascii="Times New Roman" w:hAnsi="Times New Roman" w:cs="Times New Roman"/>
+          <w:b/>
+          <w:bCs/>
+        </w:rPr>
+        <w:t>Step</w:t>
+      </w:r>
+      <w:r>
+        <w:rPr>
+          <w:rFonts w:ascii="Times New Roman" w:hAnsi="Times New Roman" w:cs="Times New Roman"/>
+          <w:b/>
+          <w:bCs/>
+        </w:rPr>
+        <w:t xml:space="preserve"> 8 (Run)</w:t>
+      </w:r>
+      <w:r>
+        <w:rPr>
+          <w:rFonts w:ascii="Times New Roman" w:hAnsi="Times New Roman" w:cs="Times New Roman"/>
+          <w:b/>
+          <w:bCs/>
+        </w:rPr>
+        <w:t>:</w:t>
+      </w:r>
+      <w:r>
+        <w:rPr>
+          <w:rFonts w:ascii="Times New Roman" w:hAnsi="Times New Roman" w:cs="Times New Roman"/>
+        </w:rPr>
+        <w:t xml:space="preserve"> </w:t>
+      </w:r>
+      <w:r>
+        <w:rPr>
+          <w:rFonts w:ascii="Times New Roman" w:hAnsi="Times New Roman" w:cs="Times New Roman"/>
+        </w:rPr>
+        <w:t>CLI setups the docker container,</w:t>
+      </w:r>
+    </w:p>
+    <w:tbl>
+      <w:tblPr>
+        <w:tblStyle w:val="a4"/>
+        <w:tblW w:w="0" w:type="auto"/>
+        <w:tblLook w:val="04A0" w:firstRow="1" w:lastRow="0" w:firstColumn="1" w:lastColumn="0" w:noHBand="0" w:noVBand="1"/>
+      </w:tblPr>
+      <w:tblGrid>
+        <w:gridCol w:w="9350"/>
+      </w:tblGrid>
+      <w:tr>
+        <w:tc>
+          <w:tcPr>
+            <w:tcW w:w="9350" w:type="dxa"/>
+          </w:tcPr>
+          <w:p>
+            <w:pPr>
+              <w:rPr>
+                <w:rFonts w:ascii="Times New Roman" w:hAnsi="Times New Roman" w:cs="Times New Roman"/>
+              </w:rPr>
+            </w:pPr>
+            <w:r>
+              <w:rPr>
+                <w:rFonts w:ascii="Times New Roman" w:hAnsi="Times New Roman" w:cs="Times New Roman" w:hint="eastAsia"/>
+              </w:rPr>
+              <w:t>$</w:t>
+            </w:r>
+            <w:r>
+              <w:rPr>
+                <w:rFonts w:ascii="Times New Roman" w:hAnsi="Times New Roman" w:cs="Times New Roman"/>
+              </w:rPr>
+              <w:t xml:space="preserve"> cd $HOME/</w:t>
+            </w:r>
+            <w:r>
+              <w:rPr>
+                <w:rFonts w:ascii="Times New Roman" w:hAnsi="Times New Roman" w:cs="Times New Roman"/>
+              </w:rPr>
+              <w:t>fabric-samples/demo-first</w:t>
+            </w:r>
+          </w:p>
+          <w:p>
+            <w:pPr>
+              <w:rPr>
+                <w:rStyle w:val="a7"/>
+                <w:rFonts w:ascii="Times New Roman" w:hAnsi="Times New Roman" w:cs="Times New Roman"/>
+              </w:rPr>
+            </w:pPr>
+            <w:r>
+              <w:rPr>
+                <w:rFonts w:ascii="Times New Roman" w:hAnsi="Times New Roman" w:cs="Times New Roman" w:hint="eastAsia"/>
+              </w:rPr>
+              <w:t>$</w:t>
+            </w:r>
+            <w:r>
+              <w:rPr>
+                <w:rFonts w:ascii="Times New Roman" w:hAnsi="Times New Roman" w:cs="Times New Roman"/>
+              </w:rPr>
+              <w:t xml:space="preserve"> ./</w:t>
+            </w:r>
+            <w:hyperlink r:id="rId112" w:anchor="file-cli-sh" w:history="1">
+              <w:r>
+                <w:rPr>
+                  <w:rStyle w:val="a7"/>
+                  <w:rFonts w:ascii="Times New Roman" w:hAnsi="Times New Roman" w:cs="Times New Roman"/>
+                  <w:b/>
+                  <w:bCs/>
+                </w:rPr>
+                <w:t>cli.sh</w:t>
+              </w:r>
+            </w:hyperlink>
+          </w:p>
+          <w:p>
+            <w:pPr>
+              <w:rPr>
+                <w:rFonts w:ascii="Times New Roman" w:hAnsi="Times New Roman" w:cs="Times New Roman"/>
+              </w:rPr>
+            </w:pPr>
+          </w:p>
+          <w:p>
+            <w:pPr>
+              <w:rPr>
+                <w:rFonts w:ascii="Times New Roman" w:hAnsi="Times New Roman" w:cs="Times New Roman"/>
+              </w:rPr>
+            </w:pPr>
+            <w:r>
+              <w:rPr>
+                <w:rFonts w:ascii="Times New Roman" w:hAnsi="Times New Roman" w:cs="Times New Roman"/>
+                <w:noProof/>
+              </w:rPr>
+              <w:drawing>
+                <wp:inline distT="0" distB="0" distL="0" distR="0" wp14:anchorId="0E017A8B" wp14:editId="69C6D28D">
+                  <wp:extent cx="5943600" cy="130175"/>
+                  <wp:effectExtent l="0" t="0" r="0" b="3175"/>
+                  <wp:docPr id="34" name="图片 34"/>
+                  <wp:cNvGraphicFramePr>
+                    <a:graphicFrameLocks xmlns:a="http://schemas.openxmlformats.org/drawingml/2006/main" noChangeAspect="1"/>
+                  </wp:cNvGraphicFramePr>
+                  <a:graphic xmlns:a="http://schemas.openxmlformats.org/drawingml/2006/main">
+                    <a:graphicData uri="http://schemas.openxmlformats.org/drawingml/2006/picture">
+                      <pic:pic xmlns:pic="http://schemas.openxmlformats.org/drawingml/2006/picture">
+                        <pic:nvPicPr>
+                          <pic:cNvPr id="1" name=""/>
+                          <pic:cNvPicPr/>
+                        </pic:nvPicPr>
+                        <pic:blipFill>
+                          <a:blip r:embed="rId56"/>
+                          <a:stretch>
+                            <a:fillRect/>
+                          </a:stretch>
+                        </pic:blipFill>
+                        <pic:spPr>
+                          <a:xfrm>
+                            <a:off x="0" y="0"/>
+                            <a:ext cx="5943600" cy="130175"/>
+                          </a:xfrm>
+                          <a:prstGeom prst="rect">
+                            <a:avLst/>
+                          </a:prstGeom>
+                        </pic:spPr>
+                      </pic:pic>
+                    </a:graphicData>
+                  </a:graphic>
+                </wp:inline>
+              </w:drawing>
+            </w:r>
+          </w:p>
+          <w:p>
+            <w:pPr>
+              <w:rPr>
+                <w:rFonts w:ascii="Times New Roman" w:hAnsi="Times New Roman" w:cs="Times New Roman"/>
+              </w:rPr>
+            </w:pPr>
+          </w:p>
+          <w:p>
+            <w:pPr>
+              <w:rPr>
+                <w:rFonts w:ascii="Times New Roman" w:hAnsi="Times New Roman" w:cs="Times New Roman"/>
+              </w:rPr>
+            </w:pPr>
+            <w:r>
+              <w:rPr>
+                <w:rFonts w:ascii="Times New Roman" w:hAnsi="Times New Roman" w:cs="Times New Roman" w:hint="eastAsia"/>
+              </w:rPr>
+              <w:t>$</w:t>
+            </w:r>
+            <w:r>
+              <w:rPr>
+                <w:rFonts w:ascii="Times New Roman" w:hAnsi="Times New Roman" w:cs="Times New Roman"/>
+              </w:rPr>
+              <w:t xml:space="preserve"> docker ps</w:t>
+            </w:r>
+          </w:p>
+          <w:p>
+            <w:pPr>
+              <w:rPr>
+                <w:rFonts w:ascii="Times New Roman" w:hAnsi="Times New Roman" w:cs="Times New Roman"/>
+              </w:rPr>
+            </w:pPr>
+          </w:p>
+          <w:p>
+            <w:pPr>
+              <w:rPr>
+                <w:rFonts w:ascii="Times New Roman" w:hAnsi="Times New Roman" w:cs="Times New Roman"/>
+              </w:rPr>
+            </w:pPr>
+            <w:r>
+              <w:rPr>
+                <w:rFonts w:ascii="Times New Roman" w:hAnsi="Times New Roman" w:cs="Times New Roman"/>
+                <w:noProof/>
+              </w:rPr>
+              <w:drawing>
+                <wp:inline distT="0" distB="0" distL="0" distR="0" wp14:anchorId="0B8863F0" wp14:editId="0A6E9335">
+                  <wp:extent cx="5943600" cy="216535"/>
+                  <wp:effectExtent l="0" t="0" r="0" b="0"/>
+                  <wp:docPr id="35" name="图片 35"/>
+                  <wp:cNvGraphicFramePr>
+                    <a:graphicFrameLocks xmlns:a="http://schemas.openxmlformats.org/drawingml/2006/main" noChangeAspect="1"/>
+                  </wp:cNvGraphicFramePr>
+                  <a:graphic xmlns:a="http://schemas.openxmlformats.org/drawingml/2006/main">
+                    <a:graphicData uri="http://schemas.openxmlformats.org/drawingml/2006/picture">
+                      <pic:pic xmlns:pic="http://schemas.openxmlformats.org/drawingml/2006/picture">
+                        <pic:nvPicPr>
+                          <pic:cNvPr id="1" name=""/>
+                          <pic:cNvPicPr/>
+                        </pic:nvPicPr>
+                        <pic:blipFill>
+                          <a:blip r:embed="rId57"/>
+                          <a:stretch>
+                            <a:fillRect/>
+                          </a:stretch>
+                        </pic:blipFill>
+                        <pic:spPr>
+                          <a:xfrm>
+                            <a:off x="0" y="0"/>
+                            <a:ext cx="5943600" cy="216535"/>
+                          </a:xfrm>
+                          <a:prstGeom prst="rect">
+                            <a:avLst/>
+                          </a:prstGeom>
+                        </pic:spPr>
+                      </pic:pic>
+                    </a:graphicData>
+                  </a:graphic>
+                </wp:inline>
+              </w:drawing>
+            </w:r>
+          </w:p>
+          <w:p>
+            <w:pPr>
+              <w:rPr>
+                <w:rFonts w:ascii="Times New Roman" w:hAnsi="Times New Roman" w:cs="Times New Roman"/>
+              </w:rPr>
+            </w:pPr>
+          </w:p>
+        </w:tc>
+      </w:tr>
+    </w:tbl>
+    <w:p/>
+    <w:p/>
+    <w:p/>
+    <w:p>
+      <w:pPr>
+        <w:pStyle w:val="2"/>
+        <w:rPr>
+          <w:rStyle w:val="a3"/>
+          <w:color w:val="2F5496" w:themeColor="accent1" w:themeShade="BF"/>
+        </w:rPr>
+      </w:pPr>
+      <w:r>
+        <w:rPr>
+          <w:rStyle w:val="a3"/>
+          <w:color w:val="2F5496" w:themeColor="accent1" w:themeShade="BF"/>
+        </w:rPr>
+        <w:lastRenderedPageBreak/>
+        <w:t>3</w:t>
+      </w:r>
+      <w:r>
+        <w:rPr>
+          <w:rStyle w:val="a3"/>
+          <w:color w:val="2F5496" w:themeColor="accent1" w:themeShade="BF"/>
+        </w:rPr>
+        <w:t>.</w:t>
+      </w:r>
+      <w:r>
+        <w:rPr>
+          <w:rStyle w:val="a3"/>
+          <w:color w:val="2F5496" w:themeColor="accent1" w:themeShade="BF"/>
+        </w:rPr>
+        <w:t>2</w:t>
+      </w:r>
+      <w:r>
+        <w:rPr>
+          <w:rStyle w:val="a3"/>
+          <w:color w:val="2F5496" w:themeColor="accent1" w:themeShade="BF"/>
+        </w:rPr>
+        <w:t xml:space="preserve">. </w:t>
+      </w:r>
+      <w:r>
+        <w:rPr>
+          <w:rStyle w:val="a3"/>
+          <w:rFonts w:hint="eastAsia"/>
+          <w:color w:val="2F5496" w:themeColor="accent1" w:themeShade="BF"/>
+        </w:rPr>
+        <w:t>S</w:t>
+      </w:r>
+      <w:r>
+        <w:rPr>
+          <w:rStyle w:val="a3"/>
+          <w:color w:val="2F5496" w:themeColor="accent1" w:themeShade="BF"/>
+        </w:rPr>
+        <w:t>tart the Network</w:t>
+      </w:r>
+    </w:p>
+    <w:p/>
+    <w:p>
+      <w:pPr>
+        <w:rPr>
+          <w:rFonts w:ascii="Times New Roman" w:hAnsi="Times New Roman" w:cs="Times New Roman"/>
+          <w:b/>
+          <w:bCs/>
+        </w:rPr>
+      </w:pPr>
+      <w:r>
+        <w:rPr>
+          <w:rFonts w:ascii="Times New Roman" w:hAnsi="Times New Roman" w:cs="Times New Roman"/>
+          <w:b/>
+          <w:bCs/>
+        </w:rPr>
+        <w:t>Step 1</w:t>
+      </w:r>
+      <w:r>
+        <w:rPr>
+          <w:rFonts w:ascii="Times New Roman" w:hAnsi="Times New Roman" w:cs="Times New Roman"/>
+          <w:b/>
+          <w:bCs/>
+        </w:rPr>
+        <w:t xml:space="preserve"> (Run)</w:t>
+      </w:r>
+      <w:r>
+        <w:rPr>
+          <w:rFonts w:ascii="Times New Roman" w:hAnsi="Times New Roman" w:cs="Times New Roman"/>
+          <w:b/>
+          <w:bCs/>
+        </w:rPr>
+        <w:t>:</w:t>
+      </w:r>
+      <w:r>
+        <w:rPr>
+          <w:rFonts w:ascii="Times New Roman" w:hAnsi="Times New Roman" w:cs="Times New Roman"/>
+        </w:rPr>
+        <w:t xml:space="preserve"> CLI</w:t>
+      </w:r>
+      <w:r>
+        <w:rPr>
+          <w:rFonts w:ascii="Times New Roman" w:hAnsi="Times New Roman" w:cs="Times New Roman"/>
+        </w:rPr>
+        <w:t xml:space="preserve"> (of peer0.org1) connects to Peer0.org1.example.com:7051, creates a channel.block, and then all peers join the channel.block, </w:t>
+      </w:r>
+    </w:p>
+    <w:tbl>
+      <w:tblPr>
+        <w:tblStyle w:val="a4"/>
+        <w:tblW w:w="0" w:type="auto"/>
+        <w:tblLook w:val="04A0" w:firstRow="1" w:lastRow="0" w:firstColumn="1" w:lastColumn="0" w:noHBand="0" w:noVBand="1"/>
+      </w:tblPr>
+      <w:tblGrid>
+        <w:gridCol w:w="9350"/>
+      </w:tblGrid>
+      <w:tr>
+        <w:tc>
+          <w:tcPr>
+            <w:tcW w:w="9350" w:type="dxa"/>
+          </w:tcPr>
+          <w:p>
+            <w:pPr>
+              <w:pStyle w:val="HTML"/>
+              <w:rPr>
+                <w:rFonts w:asciiTheme="minorHAnsi" w:hAnsiTheme="minorHAnsi" w:cstheme="minorHAnsi"/>
+                <w:sz w:val="22"/>
+                <w:szCs w:val="22"/>
+              </w:rPr>
+            </w:pPr>
+            <w:r>
+              <w:rPr>
+                <w:rFonts w:asciiTheme="minorHAnsi" w:hAnsiTheme="minorHAnsi" w:cstheme="minorHAnsi"/>
+                <w:sz w:val="22"/>
+                <w:szCs w:val="22"/>
+              </w:rPr>
+              <w:t xml:space="preserve">// </w:t>
+            </w:r>
+            <w:r>
+              <w:rPr>
+                <w:rFonts w:asciiTheme="minorHAnsi" w:hAnsiTheme="minorHAnsi" w:cstheme="minorHAnsi"/>
+                <w:sz w:val="22"/>
+                <w:szCs w:val="22"/>
+              </w:rPr>
+              <w:t>CLI  goes</w:t>
+            </w:r>
+            <w:r>
+              <w:rPr>
+                <w:rFonts w:asciiTheme="minorHAnsi" w:hAnsiTheme="minorHAnsi" w:cstheme="minorHAnsi"/>
+                <w:sz w:val="22"/>
+                <w:szCs w:val="22"/>
+              </w:rPr>
+              <w:t xml:space="preserve"> to `peer0.org1.example.com:7051` </w:t>
+            </w:r>
+            <w:r>
+              <w:rPr>
+                <w:rFonts w:asciiTheme="minorHAnsi" w:hAnsiTheme="minorHAnsi" w:cstheme="minorHAnsi"/>
+                <w:sz w:val="22"/>
+                <w:szCs w:val="22"/>
+              </w:rPr>
+              <w:br/>
+              <w:t>$ docker exec -it cli bash</w:t>
+            </w:r>
+          </w:p>
+          <w:p>
+            <w:pPr>
+              <w:pStyle w:val="HTML"/>
+              <w:rPr>
+                <w:rFonts w:asciiTheme="minorHAnsi" w:hAnsiTheme="minorHAnsi" w:cstheme="minorHAnsi"/>
+                <w:sz w:val="22"/>
+                <w:szCs w:val="22"/>
+              </w:rPr>
+            </w:pPr>
+          </w:p>
+          <w:p>
+            <w:pPr>
+              <w:pStyle w:val="HTML"/>
+              <w:rPr>
+                <w:rFonts w:asciiTheme="minorHAnsi" w:hAnsiTheme="minorHAnsi" w:cstheme="minorHAnsi"/>
+                <w:sz w:val="22"/>
+                <w:szCs w:val="22"/>
+              </w:rPr>
+            </w:pPr>
+            <w:r>
+              <w:rPr>
+                <w:rFonts w:asciiTheme="minorHAnsi" w:hAnsiTheme="minorHAnsi" w:cstheme="minorHAnsi"/>
+                <w:sz w:val="22"/>
+                <w:szCs w:val="22"/>
+              </w:rPr>
+              <w:t>// Environment Configuration for `peer0.org1.example.com:7051`</w:t>
+            </w:r>
+          </w:p>
+          <w:p>
+            <w:pPr>
+              <w:pStyle w:val="HTML"/>
+              <w:rPr>
+                <w:rStyle w:val="a7"/>
+                <w:rFonts w:asciiTheme="minorHAnsi" w:eastAsiaTheme="minorEastAsia" w:hAnsiTheme="minorHAnsi" w:cstheme="minorHAnsi"/>
+                <w:color w:val="auto"/>
+                <w:sz w:val="22"/>
+                <w:szCs w:val="22"/>
+                <w:u w:val="none"/>
+              </w:rPr>
+            </w:pPr>
+            <w:r>
+              <w:rPr>
+                <w:rFonts w:asciiTheme="minorHAnsi" w:hAnsiTheme="minorHAnsi" w:cstheme="minorHAnsi"/>
+                <w:sz w:val="22"/>
+                <w:szCs w:val="22"/>
+              </w:rPr>
+              <w:t># cd scripts</w:t>
+            </w:r>
+            <w:r>
+              <w:rPr>
+                <w:rFonts w:asciiTheme="minorHAnsi" w:hAnsiTheme="minorHAnsi" w:cstheme="minorHAnsi"/>
+                <w:sz w:val="22"/>
+                <w:szCs w:val="22"/>
+              </w:rPr>
+              <w:br/>
+              <w:t xml:space="preserve"># </w:t>
+            </w:r>
+            <w:r>
+              <w:rPr>
+                <w:rFonts w:asciiTheme="minorHAnsi" w:hAnsiTheme="minorHAnsi" w:cstheme="minorHAnsi"/>
+                <w:sz w:val="22"/>
+                <w:szCs w:val="22"/>
+              </w:rPr>
+              <w:t>./</w:t>
+            </w:r>
+            <w:hyperlink r:id="rId113" w:anchor="file-step1-sh" w:history="1">
+              <w:r>
+                <w:rPr>
+                  <w:rStyle w:val="a7"/>
+                  <w:rFonts w:asciiTheme="minorHAnsi" w:hAnsiTheme="minorHAnsi" w:cstheme="minorHAnsi"/>
+                  <w:b/>
+                  <w:bCs/>
+                  <w:sz w:val="22"/>
+                  <w:szCs w:val="22"/>
+                </w:rPr>
+                <w:t>step1.sh</w:t>
+              </w:r>
+            </w:hyperlink>
+            <w:r>
+              <w:rPr>
+                <w:rStyle w:val="a7"/>
+                <w:rFonts w:asciiTheme="minorHAnsi" w:hAnsiTheme="minorHAnsi" w:cstheme="minorHAnsi"/>
+                <w:b/>
+                <w:bCs/>
+                <w:sz w:val="22"/>
+                <w:szCs w:val="22"/>
+              </w:rPr>
+              <w:t xml:space="preserve"> </w:t>
+            </w:r>
+            <w:r>
+              <w:rPr>
+                <w:rFonts w:asciiTheme="minorHAnsi" w:hAnsiTheme="minorHAnsi" w:cstheme="minorHAnsi"/>
+                <w:sz w:val="22"/>
+                <w:szCs w:val="22"/>
+              </w:rPr>
+              <w:t xml:space="preserve">// </w:t>
+            </w:r>
+            <w:r>
+              <w:rPr>
+                <w:rFonts w:asciiTheme="minorHAnsi" w:hAnsiTheme="minorHAnsi" w:cstheme="minorHAnsi"/>
+                <w:sz w:val="22"/>
+                <w:szCs w:val="22"/>
+              </w:rPr>
+              <w:t>All peers join the channel</w:t>
+            </w:r>
+          </w:p>
+          <w:p>
+            <w:pPr>
+              <w:pStyle w:val="HTML"/>
+              <w:rPr>
+                <w:rStyle w:val="a7"/>
+                <w:rFonts w:asciiTheme="minorHAnsi" w:eastAsiaTheme="minorEastAsia" w:hAnsiTheme="minorHAnsi" w:cstheme="minorHAnsi"/>
+              </w:rPr>
+            </w:pPr>
+          </w:p>
+          <w:p>
+            <w:pPr>
+              <w:pStyle w:val="HTML"/>
+              <w:rPr>
+                <w:rStyle w:val="a7"/>
+                <w:rFonts w:asciiTheme="minorHAnsi" w:eastAsiaTheme="minorEastAsia" w:hAnsiTheme="minorHAnsi" w:cstheme="minorHAnsi"/>
+              </w:rPr>
+            </w:pPr>
+            <w:r>
+              <w:rPr>
+                <w:rStyle w:val="a7"/>
+                <w:rFonts w:asciiTheme="minorHAnsi" w:eastAsiaTheme="minorEastAsia" w:hAnsiTheme="minorHAnsi" w:cstheme="minorHAnsi"/>
+                <w:noProof/>
+              </w:rPr>
+              <w:drawing>
+                <wp:inline distT="0" distB="0" distL="0" distR="0" wp14:anchorId="4F120164" wp14:editId="00CC2875">
+                  <wp:extent cx="5943600" cy="1939290"/>
+                  <wp:effectExtent l="0" t="0" r="0" b="3810"/>
+                  <wp:docPr id="44" name="图片 44"/>
+                  <wp:cNvGraphicFramePr>
+                    <a:graphicFrameLocks xmlns:a="http://schemas.openxmlformats.org/drawingml/2006/main" noChangeAspect="1"/>
+                  </wp:cNvGraphicFramePr>
+                  <a:graphic xmlns:a="http://schemas.openxmlformats.org/drawingml/2006/main">
+                    <a:graphicData uri="http://schemas.openxmlformats.org/drawingml/2006/picture">
+                      <pic:pic xmlns:pic="http://schemas.openxmlformats.org/drawingml/2006/picture">
+                        <pic:nvPicPr>
+                          <pic:cNvPr id="1" name=""/>
+                          <pic:cNvPicPr/>
+                        </pic:nvPicPr>
+                        <pic:blipFill>
+                          <a:blip r:embed="rId59"/>
+                          <a:stretch>
+                            <a:fillRect/>
+                          </a:stretch>
+                        </pic:blipFill>
+                        <pic:spPr>
+                          <a:xfrm>
+                            <a:off x="0" y="0"/>
+                            <a:ext cx="5943600" cy="1939290"/>
+                          </a:xfrm>
+                          <a:prstGeom prst="rect">
+                            <a:avLst/>
+                          </a:prstGeom>
+                        </pic:spPr>
+                      </pic:pic>
+                    </a:graphicData>
+                  </a:graphic>
+                </wp:inline>
+              </w:drawing>
+            </w:r>
+          </w:p>
+          <w:p>
+            <w:pPr>
+              <w:pStyle w:val="HTML"/>
+              <w:rPr>
+                <w:rFonts w:asciiTheme="minorHAnsi" w:eastAsiaTheme="minorEastAsia" w:hAnsiTheme="minorHAnsi" w:cstheme="minorHAnsi"/>
+                <w:sz w:val="22"/>
+                <w:szCs w:val="22"/>
+              </w:rPr>
+            </w:pPr>
+          </w:p>
+          <w:p>
+            <w:pPr>
+              <w:pStyle w:val="HTML"/>
+              <w:rPr>
+                <w:rFonts w:asciiTheme="minorHAnsi" w:hAnsiTheme="minorHAnsi" w:cstheme="minorHAnsi"/>
+                <w:sz w:val="22"/>
+                <w:szCs w:val="22"/>
+              </w:rPr>
+            </w:pPr>
+            <w:r>
+              <w:rPr>
+                <w:rFonts w:asciiTheme="minorHAnsi" w:hAnsiTheme="minorHAnsi" w:cstheme="minorHAnsi"/>
+                <w:sz w:val="22"/>
+                <w:szCs w:val="22"/>
+              </w:rPr>
+              <w:t xml:space="preserve"># </w:t>
+            </w:r>
+            <w:r>
+              <w:rPr>
+                <w:rFonts w:asciiTheme="minorHAnsi" w:hAnsiTheme="minorHAnsi" w:cstheme="minorHAnsi"/>
+                <w:sz w:val="22"/>
+                <w:szCs w:val="22"/>
+              </w:rPr>
+              <w:t>./</w:t>
+            </w:r>
+            <w:hyperlink r:id="rId114" w:anchor="file-step2-sh" w:history="1">
+              <w:r>
+                <w:rPr>
+                  <w:rStyle w:val="a7"/>
+                  <w:rFonts w:asciiTheme="minorHAnsi" w:hAnsiTheme="minorHAnsi" w:cstheme="minorHAnsi"/>
+                  <w:b/>
+                  <w:bCs/>
+                  <w:sz w:val="22"/>
+                  <w:szCs w:val="22"/>
+                </w:rPr>
+                <w:t>step2.sh</w:t>
+              </w:r>
+            </w:hyperlink>
+            <w:r>
+              <w:rPr>
+                <w:rFonts w:asciiTheme="minorHAnsi" w:hAnsiTheme="minorHAnsi" w:cstheme="minorHAnsi"/>
+                <w:b/>
+                <w:bCs/>
+                <w:sz w:val="22"/>
+                <w:szCs w:val="22"/>
+              </w:rPr>
+              <w:t xml:space="preserve"> </w:t>
+            </w:r>
+            <w:r>
+              <w:rPr>
+                <w:rFonts w:asciiTheme="minorHAnsi" w:hAnsiTheme="minorHAnsi" w:cstheme="minorHAnsi"/>
+                <w:sz w:val="22"/>
+                <w:szCs w:val="22"/>
+              </w:rPr>
+              <w:t xml:space="preserve">// </w:t>
+            </w:r>
+            <w:r>
+              <w:rPr>
+                <w:rFonts w:asciiTheme="minorHAnsi" w:hAnsiTheme="minorHAnsi" w:cstheme="minorHAnsi"/>
+                <w:sz w:val="22"/>
+                <w:szCs w:val="22"/>
+              </w:rPr>
+              <w:t>All peers join the chaincode</w:t>
+            </w:r>
+          </w:p>
+          <w:p>
+            <w:pPr>
+              <w:pStyle w:val="HTML"/>
+              <w:rPr>
+                <w:rFonts w:asciiTheme="minorHAnsi" w:eastAsiaTheme="minorEastAsia" w:hAnsiTheme="minorHAnsi" w:cstheme="minorHAnsi"/>
+                <w:sz w:val="22"/>
+                <w:szCs w:val="22"/>
+              </w:rPr>
+            </w:pPr>
+          </w:p>
+          <w:p>
+            <w:pPr>
+              <w:pStyle w:val="HTML"/>
+              <w:rPr>
+                <w:rFonts w:asciiTheme="minorHAnsi" w:eastAsiaTheme="minorEastAsia" w:hAnsiTheme="minorHAnsi" w:cstheme="minorHAnsi"/>
+                <w:noProof/>
+                <w:sz w:val="22"/>
+                <w:szCs w:val="22"/>
+              </w:rPr>
+            </w:pPr>
+            <w:r>
+              <w:rPr>
+                <w:rFonts w:asciiTheme="minorHAnsi" w:eastAsiaTheme="minorEastAsia" w:hAnsiTheme="minorHAnsi" w:cstheme="minorHAnsi"/>
+                <w:noProof/>
+                <w:sz w:val="22"/>
+                <w:szCs w:val="22"/>
+              </w:rPr>
+              <w:drawing>
+                <wp:inline distT="0" distB="0" distL="0" distR="0" wp14:anchorId="3338BCCA" wp14:editId="22AF5246">
+                  <wp:extent cx="5943600" cy="2115820"/>
+                  <wp:effectExtent l="0" t="0" r="0" b="0"/>
+                  <wp:docPr id="45" name="图片 45"/>
+                  <wp:cNvGraphicFramePr>
+                    <a:graphicFrameLocks xmlns:a="http://schemas.openxmlformats.org/drawingml/2006/main" noChangeAspect="1"/>
+                  </wp:cNvGraphicFramePr>
+                  <a:graphic xmlns:a="http://schemas.openxmlformats.org/drawingml/2006/main">
+                    <a:graphicData uri="http://schemas.openxmlformats.org/drawingml/2006/picture">
+                      <pic:pic xmlns:pic="http://schemas.openxmlformats.org/drawingml/2006/picture">
+                        <pic:nvPicPr>
+                          <pic:cNvPr id="1" name=""/>
+                          <pic:cNvPicPr/>
+                        </pic:nvPicPr>
+                        <pic:blipFill>
+                          <a:blip r:embed="rId61"/>
+                          <a:stretch>
+                            <a:fillRect/>
+                          </a:stretch>
+                        </pic:blipFill>
+                        <pic:spPr>
+                          <a:xfrm>
+                            <a:off x="0" y="0"/>
+                            <a:ext cx="5943600" cy="2115820"/>
+                          </a:xfrm>
+                          <a:prstGeom prst="rect">
+                            <a:avLst/>
+                          </a:prstGeom>
+                        </pic:spPr>
+                      </pic:pic>
+                    </a:graphicData>
+                  </a:graphic>
+                </wp:inline>
+              </w:drawing>
+            </w:r>
+          </w:p>
+          <w:p>
+            <w:pPr>
+              <w:pStyle w:val="HTML"/>
+              <w:rPr>
+                <w:rFonts w:asciiTheme="minorHAnsi" w:eastAsiaTheme="minorEastAsia" w:hAnsiTheme="minorHAnsi" w:cstheme="minorHAnsi"/>
+                <w:sz w:val="22"/>
+                <w:szCs w:val="22"/>
+              </w:rPr>
+            </w:pPr>
+          </w:p>
+        </w:tc>
+      </w:tr>
+    </w:tbl>
+    <w:p/>
+    <w:p/>
+    <w:p/>
+    <w:p/>
+    <w:p>
+      <w:pPr>
+        <w:pStyle w:val="2"/>
+        <w:rPr>
+          <w:rStyle w:val="a3"/>
+          <w:color w:val="2F5496" w:themeColor="accent1" w:themeShade="BF"/>
+        </w:rPr>
+      </w:pPr>
+      <w:r>
+        <w:rPr>
+          <w:rStyle w:val="a3"/>
+          <w:color w:val="2F5496" w:themeColor="accent1" w:themeShade="BF"/>
+        </w:rPr>
+        <w:lastRenderedPageBreak/>
+        <w:t>3</w:t>
+      </w:r>
+      <w:r>
+        <w:rPr>
+          <w:rStyle w:val="a3"/>
+          <w:color w:val="2F5496" w:themeColor="accent1" w:themeShade="BF"/>
+        </w:rPr>
+        <w:t>.</w:t>
+      </w:r>
+      <w:r>
+        <w:rPr>
+          <w:rStyle w:val="a3"/>
+          <w:color w:val="2F5496" w:themeColor="accent1" w:themeShade="BF"/>
+        </w:rPr>
+        <w:t>4</w:t>
+      </w:r>
+      <w:r>
+        <w:rPr>
+          <w:rStyle w:val="a3"/>
+          <w:color w:val="2F5496" w:themeColor="accent1" w:themeShade="BF"/>
+        </w:rPr>
+        <w:t xml:space="preserve">. </w:t>
+      </w:r>
+      <w:r>
+        <w:rPr>
+          <w:rStyle w:val="a3"/>
+          <w:color w:val="2F5496" w:themeColor="accent1" w:themeShade="BF"/>
+        </w:rPr>
+        <w:t xml:space="preserve">Start </w:t>
+      </w:r>
+      <w:r>
+        <w:rPr>
+          <w:rStyle w:val="a3"/>
+          <w:rFonts w:hint="eastAsia"/>
+          <w:color w:val="2F5496" w:themeColor="accent1" w:themeShade="BF"/>
+        </w:rPr>
+        <w:t>N</w:t>
+      </w:r>
+      <w:r>
+        <w:rPr>
+          <w:rStyle w:val="a3"/>
+          <w:color w:val="2F5496" w:themeColor="accent1" w:themeShade="BF"/>
+        </w:rPr>
+        <w:t>odejs SDK</w:t>
+      </w:r>
+    </w:p>
+    <w:p/>
+    <w:p>
+      <w:pPr>
+        <w:rPr>
+          <w:bCs/>
+        </w:rPr>
+      </w:pPr>
+      <w:r>
+        <w:rPr>
+          <w:b/>
+        </w:rPr>
+        <w:t xml:space="preserve">Step 1 (Run): </w:t>
+      </w:r>
+      <w:r>
+        <w:rPr>
+          <w:bCs/>
+        </w:rPr>
+        <w:t xml:space="preserve">CLI </w:t>
+      </w:r>
+      <w:r>
+        <w:rPr>
+          <w:bCs/>
+        </w:rPr>
+        <w:t>c</w:t>
+      </w:r>
+      <w:r>
+        <w:rPr>
+          <w:bCs/>
+        </w:rPr>
+        <w:t>onfig</w:t>
+      </w:r>
+      <w:r>
+        <w:rPr>
+          <w:bCs/>
+        </w:rPr>
+        <w:t>ures</w:t>
+      </w:r>
+      <w:r>
+        <w:rPr>
+          <w:bCs/>
+        </w:rPr>
+        <w:t xml:space="preserve"> </w:t>
+      </w:r>
+      <w:r>
+        <w:rPr>
+          <w:bCs/>
+        </w:rPr>
+        <w:t>the Node.js SDK folder and tls, wallet, and workload files for all peers,</w:t>
+      </w:r>
+    </w:p>
+    <w:tbl>
+      <w:tblPr>
+        <w:tblStyle w:val="a4"/>
+        <w:tblW w:w="0" w:type="auto"/>
+        <w:tblLook w:val="04A0" w:firstRow="1" w:lastRow="0" w:firstColumn="1" w:lastColumn="0" w:noHBand="0" w:noVBand="1"/>
+      </w:tblPr>
+      <w:tblGrid>
+        <w:gridCol w:w="9350"/>
+      </w:tblGrid>
+      <w:tr>
+        <w:tc>
+          <w:tcPr>
+            <w:tcW w:w="9350" w:type="dxa"/>
+          </w:tcPr>
+          <w:p>
+            <w:pPr>
+              <w:rPr>
+                <w:bCs/>
+              </w:rPr>
+            </w:pPr>
+            <w:r>
+              <w:rPr>
+                <w:rFonts w:hint="eastAsia"/>
+                <w:bCs/>
+              </w:rPr>
+              <w:t>#</w:t>
+            </w:r>
+            <w:r>
+              <w:rPr>
+                <w:bCs/>
+              </w:rPr>
+              <w:t xml:space="preserve"> exit</w:t>
+            </w:r>
+          </w:p>
+          <w:p>
+            <w:pPr>
+              <w:rPr>
+                <w:rFonts w:cstheme="minorHAnsi"/>
+              </w:rPr>
+            </w:pPr>
+            <w:r>
+              <w:rPr>
+                <w:rFonts w:hint="eastAsia"/>
+                <w:bCs/>
+              </w:rPr>
+              <w:t>$</w:t>
+            </w:r>
+            <w:r>
+              <w:rPr>
+                <w:bCs/>
+              </w:rPr>
+              <w:t xml:space="preserve"> </w:t>
+            </w:r>
+            <w:r>
+              <w:rPr>
+                <w:rFonts w:cstheme="minorHAnsi"/>
+              </w:rPr>
+              <w:t xml:space="preserve">mkdir -p </w:t>
+            </w:r>
+            <w:r>
+              <w:rPr>
+                <w:rFonts w:cstheme="minorHAnsi"/>
+              </w:rPr>
+              <w:t>$HOME</w:t>
+            </w:r>
+            <w:r>
+              <w:rPr>
+                <w:rFonts w:cstheme="minorHAnsi"/>
+              </w:rPr>
+              <w:t>/fabric-samples/demo-first/workload</w:t>
+            </w:r>
+          </w:p>
+          <w:p>
+            <w:pPr>
+              <w:rPr>
+                <w:rFonts w:cstheme="minorHAnsi"/>
+              </w:rPr>
+            </w:pPr>
+            <w:r>
+              <w:rPr>
+                <w:rFonts w:cstheme="minorHAnsi"/>
+              </w:rPr>
+              <w:t>$ mkdir -p</w:t>
+            </w:r>
+            <w:r>
+              <w:rPr>
+                <w:rFonts w:cstheme="minorHAnsi"/>
+              </w:rPr>
+              <w:t xml:space="preserve"> $HOME</w:t>
+            </w:r>
+            <w:r>
+              <w:rPr>
+                <w:rFonts w:cstheme="minorHAnsi"/>
+              </w:rPr>
+              <w:t>/fabric-samples/demo-first/workload/tls</w:t>
+            </w:r>
+            <w:r>
+              <w:rPr>
+                <w:rFonts w:cstheme="minorHAnsi"/>
+              </w:rPr>
+              <w:br/>
+              <w:t xml:space="preserve">$ mkdir -p </w:t>
+            </w:r>
+            <w:r>
+              <w:rPr>
+                <w:rFonts w:cstheme="minorHAnsi"/>
+              </w:rPr>
+              <w:t>$HOME</w:t>
+            </w:r>
+            <w:r>
+              <w:rPr>
+                <w:rFonts w:cstheme="minorHAnsi"/>
+              </w:rPr>
+              <w:t>/fabric-samples/demo-first/workload/wallet</w:t>
+            </w:r>
+          </w:p>
+          <w:p>
+            <w:pPr>
+              <w:rPr>
+                <w:rFonts w:cstheme="minorHAnsi"/>
+              </w:rPr>
+            </w:pPr>
+            <w:r>
+              <w:rPr>
+                <w:rFonts w:cstheme="minorHAnsi"/>
+              </w:rPr>
+              <w:t xml:space="preserve">$ mkdir -p </w:t>
+            </w:r>
+            <w:r>
+              <w:rPr>
+                <w:rFonts w:cstheme="minorHAnsi"/>
+              </w:rPr>
+              <w:t>$HOME</w:t>
+            </w:r>
+            <w:r>
+              <w:rPr>
+                <w:rFonts w:cstheme="minorHAnsi"/>
+              </w:rPr>
+              <w:t>/fabric-samples/demo-first/workload/</w:t>
+            </w:r>
+            <w:r>
+              <w:rPr>
+                <w:rFonts w:cstheme="minorHAnsi"/>
+              </w:rPr>
+              <w:t>result</w:t>
+            </w:r>
+          </w:p>
+          <w:p>
+            <w:pPr>
+              <w:rPr>
+                <w:bCs/>
+              </w:rPr>
+            </w:pPr>
+          </w:p>
+          <w:p>
+            <w:pPr>
+              <w:rPr>
+                <w:bCs/>
+              </w:rPr>
+            </w:pPr>
+            <w:r>
+              <w:rPr>
+                <w:rFonts w:hint="eastAsia"/>
+                <w:bCs/>
+              </w:rPr>
+              <w:t>$</w:t>
+            </w:r>
+            <w:r>
+              <w:rPr>
+                <w:bCs/>
+              </w:rPr>
+              <w:t xml:space="preserve"> cd </w:t>
+            </w:r>
+            <w:r>
+              <w:rPr>
+                <w:bCs/>
+              </w:rPr>
+              <w:t>$HOME/fabric-samples/demo-first/workload/tls</w:t>
+            </w:r>
+          </w:p>
+          <w:p>
+            <w:pPr>
+              <w:rPr>
+                <w:bCs/>
+              </w:rPr>
+            </w:pPr>
+            <w:r>
+              <w:rPr>
+                <w:rFonts w:hint="eastAsia"/>
+                <w:bCs/>
+              </w:rPr>
+              <w:t>$</w:t>
+            </w:r>
+            <w:r>
+              <w:rPr>
+                <w:bCs/>
+              </w:rPr>
+              <w:t xml:space="preserve"> vi </w:t>
+            </w:r>
+            <w:hyperlink r:id="rId115" w:anchor="file-read_pem-py" w:history="1">
+              <w:r>
+                <w:rPr>
+                  <w:rStyle w:val="a7"/>
+                  <w:bCs/>
+                </w:rPr>
+                <w:t>read_pem.py</w:t>
+              </w:r>
+            </w:hyperlink>
+          </w:p>
+          <w:p>
+            <w:pPr>
+              <w:rPr>
+                <w:bCs/>
+              </w:rPr>
+            </w:pPr>
+            <w:r>
+              <w:rPr>
+                <w:rFonts w:hint="eastAsia"/>
+                <w:bCs/>
+              </w:rPr>
+              <w:t>$</w:t>
+            </w:r>
+            <w:r>
+              <w:rPr>
+                <w:bCs/>
+              </w:rPr>
+              <w:t xml:space="preserve"> vi </w:t>
+            </w:r>
+            <w:hyperlink r:id="rId116" w:anchor="file-prepare_tls_peer0_org1-sh" w:history="1">
+              <w:r>
+                <w:rPr>
+                  <w:rStyle w:val="a7"/>
+                  <w:bCs/>
+                </w:rPr>
+                <w:t>prepare_tls_peer0_org1.sh</w:t>
+              </w:r>
+            </w:hyperlink>
+          </w:p>
+          <w:p>
+            <w:pPr>
+              <w:rPr>
+                <w:bCs/>
+              </w:rPr>
+            </w:pPr>
+            <w:r>
+              <w:rPr>
+                <w:rFonts w:hint="eastAsia"/>
+                <w:bCs/>
+              </w:rPr>
+              <w:t>$</w:t>
+            </w:r>
+            <w:r>
+              <w:rPr>
+                <w:bCs/>
+              </w:rPr>
+              <w:t xml:space="preserve"> vi </w:t>
+            </w:r>
+            <w:hyperlink r:id="rId117" w:anchor="file-prepare_tls_peer0_org2-sh" w:history="1">
+              <w:r>
+                <w:rPr>
+                  <w:rStyle w:val="a7"/>
+                  <w:bCs/>
+                </w:rPr>
+                <w:t>prepare_tls_peer0_org2.sh</w:t>
+              </w:r>
+            </w:hyperlink>
+          </w:p>
+          <w:p>
+            <w:pPr>
+              <w:rPr>
+                <w:bCs/>
+              </w:rPr>
+            </w:pPr>
+            <w:r>
+              <w:rPr>
+                <w:rFonts w:hint="eastAsia"/>
+                <w:bCs/>
+              </w:rPr>
+              <w:t>$</w:t>
+            </w:r>
+            <w:r>
+              <w:rPr>
+                <w:bCs/>
+              </w:rPr>
+              <w:t xml:space="preserve"> ./</w:t>
+            </w:r>
+            <w:hyperlink r:id="rId118" w:anchor="file-all-sh" w:history="1">
+              <w:r>
+                <w:rPr>
+                  <w:rStyle w:val="a7"/>
+                  <w:b/>
+                  <w:bCs/>
+                </w:rPr>
+                <w:t>all.sh</w:t>
+              </w:r>
+            </w:hyperlink>
+          </w:p>
+          <w:p>
+            <w:pPr>
+              <w:rPr>
+                <w:bCs/>
+              </w:rPr>
+            </w:pPr>
+          </w:p>
+          <w:p>
+            <w:pPr>
+              <w:rPr>
+                <w:bCs/>
+              </w:rPr>
+            </w:pPr>
+            <w:r>
+              <w:rPr>
+                <w:bCs/>
+                <w:noProof/>
+              </w:rPr>
+              <w:drawing>
+                <wp:inline distT="0" distB="0" distL="0" distR="0" wp14:anchorId="3AF411F2" wp14:editId="40615030">
+                  <wp:extent cx="5943600" cy="393065"/>
+                  <wp:effectExtent l="0" t="0" r="0" b="6985"/>
+                  <wp:docPr id="46" name="图片 46"/>
+                  <wp:cNvGraphicFramePr>
+                    <a:graphicFrameLocks xmlns:a="http://schemas.openxmlformats.org/drawingml/2006/main" noChangeAspect="1"/>
+                  </wp:cNvGraphicFramePr>
+                  <a:graphic xmlns:a="http://schemas.openxmlformats.org/drawingml/2006/main">
+                    <a:graphicData uri="http://schemas.openxmlformats.org/drawingml/2006/picture">
+                      <pic:pic xmlns:pic="http://schemas.openxmlformats.org/drawingml/2006/picture">
+                        <pic:nvPicPr>
+                          <pic:cNvPr id="1" name=""/>
+                          <pic:cNvPicPr/>
+                        </pic:nvPicPr>
+                        <pic:blipFill>
+                          <a:blip r:embed="rId66"/>
+                          <a:stretch>
+                            <a:fillRect/>
+                          </a:stretch>
+                        </pic:blipFill>
+                        <pic:spPr>
+                          <a:xfrm>
+                            <a:off x="0" y="0"/>
+                            <a:ext cx="5943600" cy="393065"/>
+                          </a:xfrm>
+                          <a:prstGeom prst="rect">
+                            <a:avLst/>
+                          </a:prstGeom>
+                        </pic:spPr>
+                      </pic:pic>
+                    </a:graphicData>
+                  </a:graphic>
+                </wp:inline>
+              </w:drawing>
+            </w:r>
+          </w:p>
+          <w:p>
+            <w:pPr>
+              <w:rPr>
+                <w:bCs/>
+              </w:rPr>
+            </w:pPr>
+          </w:p>
+          <w:p>
+            <w:pPr>
+              <w:rPr>
+                <w:rFonts w:cstheme="minorHAnsi"/>
+              </w:rPr>
+            </w:pPr>
+            <w:r>
+              <w:rPr>
+                <w:rFonts w:hint="eastAsia"/>
+                <w:bCs/>
+              </w:rPr>
+              <w:t>$</w:t>
+            </w:r>
+            <w:r>
+              <w:rPr>
+                <w:bCs/>
+              </w:rPr>
+              <w:t xml:space="preserve"> cd </w:t>
+            </w:r>
+            <w:r>
+              <w:rPr>
+                <w:rFonts w:cstheme="minorHAnsi"/>
+              </w:rPr>
+              <w:t>$HOME/fabric-samples/demo-first/workload/wallet</w:t>
+            </w:r>
+          </w:p>
+          <w:p>
+            <w:pPr>
+              <w:rPr>
+                <w:bCs/>
+              </w:rPr>
+            </w:pPr>
+            <w:r>
+              <w:rPr>
+                <w:rFonts w:hint="eastAsia"/>
+                <w:bCs/>
+              </w:rPr>
+              <w:t>$</w:t>
+            </w:r>
+            <w:r>
+              <w:rPr>
+                <w:bCs/>
+              </w:rPr>
+              <w:t xml:space="preserve"> vi </w:t>
+            </w:r>
+            <w:hyperlink r:id="rId119" w:anchor="file-prepare_wallet_user1_org1-py" w:history="1">
+              <w:r>
+                <w:rPr>
+                  <w:rStyle w:val="a7"/>
+                  <w:bCs/>
+                </w:rPr>
+                <w:t>prepare_wallet_user1_org1.py</w:t>
+              </w:r>
+            </w:hyperlink>
+          </w:p>
+          <w:p>
+            <w:pPr>
+              <w:rPr>
+                <w:bCs/>
+              </w:rPr>
+            </w:pPr>
+            <w:r>
+              <w:rPr>
+                <w:rFonts w:hint="eastAsia"/>
+                <w:bCs/>
+              </w:rPr>
+              <w:t>$</w:t>
+            </w:r>
+            <w:r>
+              <w:rPr>
+                <w:bCs/>
+              </w:rPr>
+              <w:t xml:space="preserve"> vi </w:t>
+            </w:r>
+            <w:hyperlink r:id="rId120" w:anchor="file-prepare_wallet_user1_org2-py" w:history="1">
+              <w:r>
+                <w:rPr>
+                  <w:rStyle w:val="a7"/>
+                  <w:bCs/>
+                </w:rPr>
+                <w:t>prepare_wallet_user1_org2.py</w:t>
+              </w:r>
+            </w:hyperlink>
+          </w:p>
+          <w:p>
+            <w:pPr>
+              <w:rPr>
+                <w:bCs/>
+              </w:rPr>
+            </w:pPr>
+            <w:r>
+              <w:rPr>
+                <w:rFonts w:hint="eastAsia"/>
+                <w:bCs/>
+              </w:rPr>
+              <w:t>$</w:t>
+            </w:r>
+            <w:r>
+              <w:rPr>
+                <w:bCs/>
+              </w:rPr>
+              <w:t xml:space="preserve"> </w:t>
+            </w:r>
+            <w:hyperlink r:id="rId121" w:anchor="file-all-sh" w:history="1">
+              <w:r>
+                <w:rPr>
+                  <w:rStyle w:val="a7"/>
+                  <w:bCs/>
+                </w:rPr>
+                <w:t>./</w:t>
+              </w:r>
+              <w:r>
+                <w:rPr>
+                  <w:rStyle w:val="a7"/>
+                  <w:b/>
+                </w:rPr>
+                <w:t>all.sh</w:t>
+              </w:r>
+            </w:hyperlink>
+          </w:p>
+          <w:p>
+            <w:pPr>
+              <w:rPr>
+                <w:bCs/>
+              </w:rPr>
+            </w:pPr>
+          </w:p>
+          <w:p>
+            <w:pPr>
+              <w:rPr>
+                <w:bCs/>
+              </w:rPr>
+            </w:pPr>
+            <w:r>
+              <w:rPr>
+                <w:bCs/>
+              </w:rPr>
+              <w:t>$ cd $HOME/fabric-samples/demo-first/workload</w:t>
+            </w:r>
+          </w:p>
+          <w:p>
+            <w:pPr>
+              <w:rPr>
+                <w:bCs/>
+              </w:rPr>
+            </w:pPr>
+            <w:r>
+              <w:rPr>
+                <w:rFonts w:hint="eastAsia"/>
+                <w:bCs/>
+              </w:rPr>
+              <w:t>$</w:t>
+            </w:r>
+            <w:r>
+              <w:rPr>
+                <w:bCs/>
+              </w:rPr>
+              <w:t xml:space="preserve"> mkdir </w:t>
+            </w:r>
+            <w:r>
+              <w:rPr>
+                <w:bCs/>
+              </w:rPr>
+              <w:t>sdk-peer0-org1</w:t>
+            </w:r>
+          </w:p>
+          <w:p>
+            <w:pPr>
+              <w:rPr>
+                <w:bCs/>
+              </w:rPr>
+            </w:pPr>
+            <w:r>
+              <w:rPr>
+                <w:rFonts w:hint="eastAsia"/>
+                <w:bCs/>
+              </w:rPr>
+              <w:t>$</w:t>
+            </w:r>
+            <w:r>
+              <w:rPr>
+                <w:bCs/>
+              </w:rPr>
+              <w:t xml:space="preserve"> mkdir </w:t>
+            </w:r>
+            <w:r>
+              <w:rPr>
+                <w:bCs/>
+              </w:rPr>
+              <w:t>sdk-peer0-org</w:t>
+            </w:r>
+            <w:r>
+              <w:rPr>
+                <w:bCs/>
+              </w:rPr>
+              <w:t>2</w:t>
+            </w:r>
+          </w:p>
+          <w:p>
+            <w:pPr>
+              <w:rPr>
+                <w:bCs/>
+              </w:rPr>
+            </w:pPr>
+            <w:r>
+              <w:rPr>
+                <w:rFonts w:hint="eastAsia"/>
+                <w:bCs/>
+              </w:rPr>
+              <w:t>$</w:t>
+            </w:r>
+            <w:r>
+              <w:rPr>
+                <w:bCs/>
+              </w:rPr>
+              <w:t xml:space="preserve"> vi </w:t>
+            </w:r>
+            <w:hyperlink r:id="rId122" w:anchor="file-invoke-js" w:history="1">
+              <w:r>
+                <w:rPr>
+                  <w:rStyle w:val="a7"/>
+                  <w:bCs/>
+                </w:rPr>
+                <w:t>invoke.js</w:t>
+              </w:r>
+            </w:hyperlink>
+          </w:p>
+          <w:p>
+            <w:pPr>
+              <w:rPr>
+                <w:bCs/>
+              </w:rPr>
+            </w:pPr>
+            <w:r>
+              <w:rPr>
+                <w:rFonts w:hint="eastAsia"/>
+                <w:bCs/>
+              </w:rPr>
+              <w:t>$</w:t>
+            </w:r>
+            <w:r>
+              <w:rPr>
+                <w:bCs/>
+              </w:rPr>
+              <w:t xml:space="preserve"> vi </w:t>
+            </w:r>
+            <w:hyperlink r:id="rId123" w:anchor="file-prepare_sdk_peer0_org1-sh" w:history="1">
+              <w:r>
+                <w:rPr>
+                  <w:rStyle w:val="a7"/>
+                  <w:bCs/>
+                </w:rPr>
+                <w:t>prepare_sdk_peer0_org1.sh</w:t>
+              </w:r>
+            </w:hyperlink>
+          </w:p>
+          <w:p>
+            <w:pPr>
+              <w:rPr>
+                <w:bCs/>
+              </w:rPr>
+            </w:pPr>
+            <w:r>
+              <w:rPr>
+                <w:rFonts w:hint="eastAsia"/>
+                <w:bCs/>
+              </w:rPr>
+              <w:t>$</w:t>
+            </w:r>
+            <w:r>
+              <w:rPr>
+                <w:bCs/>
+              </w:rPr>
+              <w:t xml:space="preserve"> vi </w:t>
+            </w:r>
+            <w:hyperlink r:id="rId124" w:anchor="file-prepare_sdk_peer0_org2-sh" w:history="1">
+              <w:r>
+                <w:rPr>
+                  <w:rStyle w:val="a7"/>
+                  <w:bCs/>
+                </w:rPr>
+                <w:t>prepare_sdk_peer0_org2.sh</w:t>
+              </w:r>
+            </w:hyperlink>
+          </w:p>
+          <w:p>
+            <w:pPr>
+              <w:rPr>
+                <w:bCs/>
+              </w:rPr>
+            </w:pPr>
+            <w:r>
+              <w:rPr>
+                <w:rFonts w:hint="eastAsia"/>
+                <w:bCs/>
+              </w:rPr>
+              <w:t>$</w:t>
+            </w:r>
+            <w:r>
+              <w:rPr>
+                <w:bCs/>
+              </w:rPr>
+              <w:t xml:space="preserve"> ./</w:t>
+            </w:r>
+            <w:hyperlink r:id="rId125" w:anchor="file-all-sh" w:history="1">
+              <w:r>
+                <w:rPr>
+                  <w:rStyle w:val="a7"/>
+                  <w:b/>
+                  <w:bCs/>
+                </w:rPr>
+                <w:t>all.sh</w:t>
+              </w:r>
+            </w:hyperlink>
+          </w:p>
+        </w:tc>
+      </w:tr>
+    </w:tbl>
+    <w:p>
+      <w:pPr>
+        <w:rPr>
+          <w:bCs/>
+        </w:rPr>
+      </w:pPr>
+    </w:p>
+    <w:p>
+      <w:pPr>
+        <w:rPr>
+          <w:bCs/>
+        </w:rPr>
+      </w:pPr>
+      <w:r>
+        <w:rPr>
+          <w:b/>
+        </w:rPr>
+        <w:t xml:space="preserve">Step 2 (Prepare): </w:t>
+      </w:r>
+      <w:r>
+        <w:rPr>
+          <w:bCs/>
+        </w:rPr>
+        <w:t>CLI p</w:t>
+      </w:r>
+      <w:r>
+        <w:rPr>
+          <w:bCs/>
+        </w:rPr>
+        <w:t xml:space="preserve">repares the Nodejs SDK dependencies on CLI. Note that you may pass this step by copying the compiled nodejs source code </w:t>
+      </w:r>
+      <w:hyperlink r:id="rId126" w:history="1">
+        <w:r>
+          <w:rPr>
+            <w:rStyle w:val="a7"/>
+            <w:bCs/>
+          </w:rPr>
+          <w:t>https://gitee.com/joe32065/fabric_2_2/releases/download/fabric-v2.2.0/node_modules.zip</w:t>
+        </w:r>
+      </w:hyperlink>
+      <w:r>
+        <w:rPr>
+          <w:bCs/>
+        </w:rPr>
+        <w:t xml:space="preserve">,   </w:t>
+      </w:r>
+    </w:p>
+    <w:tbl>
+      <w:tblPr>
+        <w:tblStyle w:val="a4"/>
+        <w:tblW w:w="0" w:type="auto"/>
+        <w:tblLook w:val="04A0" w:firstRow="1" w:lastRow="0" w:firstColumn="1" w:lastColumn="0" w:noHBand="0" w:noVBand="1"/>
+      </w:tblPr>
+      <w:tblGrid>
+        <w:gridCol w:w="9350"/>
+      </w:tblGrid>
+      <w:tr>
+        <w:tc>
+          <w:tcPr>
+            <w:tcW w:w="9350" w:type="dxa"/>
+          </w:tcPr>
+          <w:p>
+            <w:pPr>
+              <w:rPr>
+                <w:bCs/>
+              </w:rPr>
+            </w:pPr>
+            <w:r>
+              <w:rPr>
+                <w:rFonts w:hint="eastAsia"/>
+                <w:bCs/>
+              </w:rPr>
+              <w:t>$</w:t>
+            </w:r>
+            <w:r>
+              <w:rPr>
+                <w:bCs/>
+              </w:rPr>
+              <w:t xml:space="preserve"> cd $HOME</w:t>
+            </w:r>
+            <w:r>
+              <w:rPr>
+                <w:rFonts w:cstheme="minorHAnsi"/>
+              </w:rPr>
+              <w:t>/fabric-samples/demo-first/workload</w:t>
+            </w:r>
+          </w:p>
+          <w:p>
+            <w:pPr>
+              <w:rPr>
+                <w:bCs/>
+              </w:rPr>
+            </w:pPr>
+            <w:r>
+              <w:rPr>
+                <w:rFonts w:hint="eastAsia"/>
+                <w:bCs/>
+              </w:rPr>
+              <w:t>$</w:t>
+            </w:r>
+            <w:r>
+              <w:rPr>
+                <w:bCs/>
+              </w:rPr>
+              <w:t xml:space="preserve"> </w:t>
+            </w:r>
+            <w:r>
+              <w:rPr>
+                <w:bCs/>
+              </w:rPr>
+              <w:t xml:space="preserve">vi </w:t>
+            </w:r>
+            <w:hyperlink r:id="rId127" w:anchor="file-package-json" w:history="1">
+              <w:r>
+                <w:rPr>
+                  <w:rStyle w:val="a7"/>
+                  <w:bCs/>
+                </w:rPr>
+                <w:t>package.json</w:t>
+              </w:r>
+            </w:hyperlink>
+          </w:p>
+          <w:p>
+            <w:pPr>
+              <w:rPr>
+                <w:bCs/>
+              </w:rPr>
+            </w:pPr>
+            <w:r>
+              <w:rPr>
+                <w:rFonts w:hint="eastAsia"/>
+                <w:bCs/>
+              </w:rPr>
+              <w:t>$</w:t>
+            </w:r>
+            <w:r>
+              <w:rPr>
+                <w:bCs/>
+              </w:rPr>
+              <w:t xml:space="preserve"> npm install</w:t>
+            </w:r>
+          </w:p>
+          <w:p>
+            <w:pPr>
+              <w:rPr>
+                <w:bCs/>
+              </w:rPr>
+            </w:pPr>
+            <w:r>
+              <w:rPr>
+                <w:rFonts w:hint="eastAsia"/>
+                <w:bCs/>
+              </w:rPr>
+              <w:t>$</w:t>
+            </w:r>
+            <w:r>
+              <w:rPr>
+                <w:bCs/>
+              </w:rPr>
+              <w:t xml:space="preserve"> </w:t>
+            </w:r>
+            <w:r>
+              <w:rPr>
+                <w:bCs/>
+              </w:rPr>
+              <w:t>vi $HOME/fabric-samples/demo-first/workload/node_modules/fabric-network/lib/</w:t>
+            </w:r>
+            <w:hyperlink r:id="rId128" w:anchor="file-transaction-js" w:history="1">
+              <w:r>
+                <w:rPr>
+                  <w:rStyle w:val="a7"/>
+                  <w:bCs/>
+                </w:rPr>
+                <w:t>transaction.js</w:t>
+              </w:r>
+            </w:hyperlink>
+          </w:p>
+        </w:tc>
+      </w:tr>
+    </w:tbl>
+    <w:p>
+      <w:pPr>
+        <w:rPr>
+          <w:b/>
+        </w:rPr>
+      </w:pPr>
+    </w:p>
+    <w:p>
+      <w:pPr>
+        <w:rPr>
+          <w:bCs/>
+        </w:rPr>
+      </w:pPr>
+      <w:r>
+        <w:rPr>
+          <w:b/>
+        </w:rPr>
+        <w:t xml:space="preserve">Step 3 (Run): Cli </w:t>
+      </w:r>
+      <w:r>
+        <w:rPr>
+          <w:bCs/>
+        </w:rPr>
+        <w:t xml:space="preserve">prepares wallets of </w:t>
+      </w:r>
+      <w:hyperlink r:id="rId129" w:history="1">
+        <w:r>
+          <w:rPr>
+            <w:rStyle w:val="a7"/>
+            <w:bCs/>
+          </w:rPr>
+          <w:t>User1@org1.example.com</w:t>
+        </w:r>
+      </w:hyperlink>
+      <w:r>
+        <w:rPr>
+          <w:bCs/>
+        </w:rPr>
+        <w:t xml:space="preserve"> and </w:t>
+      </w:r>
+      <w:hyperlink r:id="rId130" w:history="1">
+        <w:r>
+          <w:rPr>
+            <w:rStyle w:val="a7"/>
+            <w:bCs/>
+          </w:rPr>
+          <w:t>User1@org1.example.com</w:t>
+        </w:r>
+      </w:hyperlink>
+      <w:r>
+        <w:rPr>
+          <w:bCs/>
+        </w:rPr>
+        <w:t>,</w:t>
+      </w:r>
+    </w:p>
+    <w:tbl>
+      <w:tblPr>
+        <w:tblStyle w:val="a4"/>
+        <w:tblW w:w="0" w:type="auto"/>
+        <w:tblLook w:val="04A0" w:firstRow="1" w:lastRow="0" w:firstColumn="1" w:lastColumn="0" w:noHBand="0" w:noVBand="1"/>
+      </w:tblPr>
+      <w:tblGrid>
+        <w:gridCol w:w="9350"/>
+      </w:tblGrid>
+      <w:tr>
+        <w:tc>
+          <w:tcPr>
+            <w:tcW w:w="9350" w:type="dxa"/>
+          </w:tcPr>
+          <w:p>
+            <w:pPr>
+              <w:rPr>
+                <w:bCs/>
+              </w:rPr>
+            </w:pPr>
+            <w:r>
+              <w:rPr>
+                <w:rFonts w:hint="eastAsia"/>
+                <w:bCs/>
+              </w:rPr>
+              <w:t>$</w:t>
+            </w:r>
+            <w:r>
+              <w:rPr>
+                <w:bCs/>
+              </w:rPr>
+              <w:t xml:space="preserve"> cd $HOME</w:t>
+            </w:r>
+            <w:r>
+              <w:rPr>
+                <w:bCs/>
+              </w:rPr>
+              <w:t>/fabric-samples/demo-first/workload/wallet</w:t>
+            </w:r>
+          </w:p>
+          <w:p>
+            <w:pPr>
+              <w:rPr>
+                <w:bCs/>
+              </w:rPr>
+            </w:pPr>
+            <w:r>
+              <w:rPr>
+                <w:rFonts w:hint="eastAsia"/>
+                <w:bCs/>
+              </w:rPr>
+              <w:t>$</w:t>
+            </w:r>
+            <w:r>
+              <w:rPr>
+                <w:bCs/>
+              </w:rPr>
+              <w:t xml:space="preserve"> </w:t>
+            </w:r>
+            <w:r>
+              <w:rPr>
+                <w:bCs/>
+              </w:rPr>
+              <w:t>rm -rf *.id</w:t>
+            </w:r>
+          </w:p>
+          <w:p>
+            <w:pPr>
+              <w:rPr>
+                <w:bCs/>
+              </w:rPr>
+            </w:pPr>
+            <w:r>
+              <w:rPr>
+                <w:rFonts w:hint="eastAsia"/>
+                <w:bCs/>
+              </w:rPr>
+              <w:t>$</w:t>
+            </w:r>
+            <w:r>
+              <w:rPr>
+                <w:bCs/>
+              </w:rPr>
+              <w:t xml:space="preserve"> python </w:t>
+            </w:r>
+            <w:hyperlink r:id="rId131" w:anchor="file-step2-sh" w:history="1">
+              <w:r>
+                <w:rPr>
+                  <w:rStyle w:val="a7"/>
+                  <w:bCs/>
+                </w:rPr>
+                <w:t>prepare_wallet_user1_org1.py</w:t>
+              </w:r>
+            </w:hyperlink>
+          </w:p>
+          <w:p>
+            <w:pPr>
+              <w:rPr>
+                <w:bCs/>
+              </w:rPr>
+            </w:pPr>
+            <w:r>
+              <w:rPr>
+                <w:rFonts w:hint="eastAsia"/>
+                <w:bCs/>
+              </w:rPr>
+              <w:lastRenderedPageBreak/>
+              <w:t>$</w:t>
+            </w:r>
+            <w:r>
+              <w:rPr>
+                <w:bCs/>
+              </w:rPr>
+              <w:t xml:space="preserve"> python </w:t>
+            </w:r>
+            <w:hyperlink r:id="rId132" w:anchor="file-prepare_wallet_user1_org2-py" w:history="1">
+              <w:r>
+                <w:rPr>
+                  <w:rStyle w:val="a7"/>
+                  <w:bCs/>
+                </w:rPr>
+                <w:t>prepare_wallet_user1_org2.py</w:t>
+              </w:r>
+            </w:hyperlink>
+          </w:p>
+          <w:p>
+            <w:pPr>
+              <w:rPr>
+                <w:bCs/>
+              </w:rPr>
+            </w:pPr>
+            <w:r>
+              <w:rPr>
+                <w:rFonts w:hint="eastAsia"/>
+                <w:bCs/>
+              </w:rPr>
+              <w:t>$</w:t>
+            </w:r>
+            <w:r>
+              <w:rPr>
+                <w:bCs/>
+              </w:rPr>
+              <w:t xml:space="preserve"> ./</w:t>
+            </w:r>
+            <w:hyperlink r:id="rId133" w:anchor="file-all-sh" w:history="1">
+              <w:r>
+                <w:rPr>
+                  <w:rStyle w:val="a7"/>
+                  <w:b/>
+                  <w:bCs/>
+                </w:rPr>
+                <w:t>all.sh</w:t>
+              </w:r>
+            </w:hyperlink>
+          </w:p>
+        </w:tc>
+      </w:tr>
+    </w:tbl>
+    <w:p>
+      <w:pPr>
+        <w:rPr>
+          <w:bCs/>
+        </w:rPr>
+      </w:pPr>
+    </w:p>
+    <w:p>
+      <w:pPr>
+        <w:rPr>
+          <w:bCs/>
+        </w:rPr>
+      </w:pPr>
+      <w:r>
+        <w:rPr>
+          <w:b/>
+        </w:rPr>
+        <w:t xml:space="preserve">Step 4 (Run): </w:t>
+      </w:r>
+      <w:r>
+        <w:rPr>
+          <w:bCs/>
+        </w:rPr>
+        <w:t xml:space="preserve">CLI invokes and queries transactions via Nodejs, </w:t>
+      </w:r>
+    </w:p>
+    <w:tbl>
+      <w:tblPr>
+        <w:tblStyle w:val="a4"/>
+        <w:tblW w:w="0" w:type="auto"/>
+        <w:tblLook w:val="04A0" w:firstRow="1" w:lastRow="0" w:firstColumn="1" w:lastColumn="0" w:noHBand="0" w:noVBand="1"/>
+      </w:tblPr>
+      <w:tblGrid>
+        <w:gridCol w:w="9350"/>
+      </w:tblGrid>
+      <w:tr>
+        <w:tc>
+          <w:tcPr>
+            <w:tcW w:w="9350" w:type="dxa"/>
+          </w:tcPr>
+          <w:p>
+            <w:pPr>
+              <w:rPr>
+                <w:bCs/>
+              </w:rPr>
+            </w:pPr>
+            <w:r>
+              <w:rPr>
+                <w:rFonts w:hint="eastAsia"/>
+                <w:bCs/>
+              </w:rPr>
+              <w:t>$</w:t>
+            </w:r>
+            <w:r>
+              <w:rPr>
+                <w:bCs/>
+              </w:rPr>
+              <w:t xml:space="preserve"> cd $HOME/fabric-samples/demo-first/workload</w:t>
+            </w:r>
+          </w:p>
+          <w:p>
+            <w:pPr>
+              <w:rPr>
+                <w:bCs/>
+              </w:rPr>
+            </w:pPr>
+            <w:r>
+              <w:rPr>
+                <w:rFonts w:hint="eastAsia"/>
+                <w:bCs/>
+              </w:rPr>
+              <w:t>$</w:t>
+            </w:r>
+            <w:r>
+              <w:rPr>
+                <w:bCs/>
+              </w:rPr>
+              <w:t xml:space="preserve"> ./</w:t>
+            </w:r>
+            <w:hyperlink r:id="rId134" w:anchor="file-scp-sh" w:history="1">
+              <w:r>
+                <w:rPr>
+                  <w:rStyle w:val="a7"/>
+                  <w:b/>
+                  <w:bCs/>
+                </w:rPr>
+                <w:t>scp.sh</w:t>
+              </w:r>
+            </w:hyperlink>
+            <w:r>
+              <w:rPr>
+                <w:bCs/>
+              </w:rPr>
+              <w:t xml:space="preserve"> // CLI copies files to all machines</w:t>
+            </w:r>
+          </w:p>
+          <w:p>
+            <w:pPr>
+              <w:rPr>
+                <w:bCs/>
+              </w:rPr>
+            </w:pPr>
+          </w:p>
+          <w:p>
+            <w:pPr>
+              <w:rPr>
+                <w:bCs/>
+              </w:rPr>
+            </w:pPr>
+            <w:r>
+              <w:rPr>
+                <w:rFonts w:hint="eastAsia"/>
+                <w:bCs/>
+              </w:rPr>
+              <w:t>$</w:t>
+            </w:r>
+            <w:r>
+              <w:rPr>
+                <w:bCs/>
+              </w:rPr>
+              <w:t xml:space="preserve"> ./</w:t>
+            </w:r>
+            <w:hyperlink r:id="rId135" w:anchor="file-ssh-sh" w:history="1">
+              <w:r>
+                <w:rPr>
+                  <w:rStyle w:val="a7"/>
+                  <w:b/>
+                  <w:bCs/>
+                </w:rPr>
+                <w:t>ssh.sh</w:t>
+              </w:r>
+            </w:hyperlink>
+            <w:r>
+              <w:rPr>
+                <w:bCs/>
+              </w:rPr>
+              <w:t xml:space="preserve"> </w:t>
+            </w:r>
+            <w:r>
+              <w:rPr>
+                <w:b/>
+              </w:rPr>
+              <w:t>&gt; result/</w:t>
+            </w:r>
+            <w:r>
+              <w:rPr>
+                <w:b/>
+              </w:rPr>
+              <w:t>benchlog</w:t>
+            </w:r>
+          </w:p>
+          <w:p>
+            <w:pPr>
+              <w:rPr>
+                <w:bCs/>
+              </w:rPr>
+            </w:pPr>
+            <w:r>
+              <w:rPr>
+                <w:rFonts w:hint="eastAsia"/>
+                <w:bCs/>
+              </w:rPr>
+              <w:t>$</w:t>
+            </w:r>
+            <w:r>
+              <w:rPr>
+                <w:bCs/>
+              </w:rPr>
+              <w:t xml:space="preserve"> ls result -l</w:t>
+            </w:r>
+          </w:p>
+          <w:p>
+            <w:pPr>
+              <w:rPr>
+                <w:bCs/>
+              </w:rPr>
+            </w:pPr>
+            <w:r>
+              <w:rPr>
+                <w:bCs/>
+                <w:noProof/>
+              </w:rPr>
+              <w:drawing>
+                <wp:inline distT="0" distB="0" distL="0" distR="0" wp14:anchorId="704E065E" wp14:editId="7C57488B">
+                  <wp:extent cx="5943600" cy="2087880"/>
+                  <wp:effectExtent l="0" t="0" r="0" b="7620"/>
+                  <wp:docPr id="47" name="图片 47"/>
+                  <wp:cNvGraphicFramePr>
+                    <a:graphicFrameLocks xmlns:a="http://schemas.openxmlformats.org/drawingml/2006/main" noChangeAspect="1"/>
+                  </wp:cNvGraphicFramePr>
+                  <a:graphic xmlns:a="http://schemas.openxmlformats.org/drawingml/2006/main">
+                    <a:graphicData uri="http://schemas.openxmlformats.org/drawingml/2006/picture">
+                      <pic:pic xmlns:pic="http://schemas.openxmlformats.org/drawingml/2006/picture">
+                        <pic:nvPicPr>
+                          <pic:cNvPr id="1" name=""/>
+                          <pic:cNvPicPr/>
+                        </pic:nvPicPr>
+                        <pic:blipFill>
+                          <a:blip r:embed="rId84"/>
+                          <a:stretch>
+                            <a:fillRect/>
+                          </a:stretch>
+                        </pic:blipFill>
+                        <pic:spPr>
+                          <a:xfrm>
+                            <a:off x="0" y="0"/>
+                            <a:ext cx="5943600" cy="2087880"/>
+                          </a:xfrm>
+                          <a:prstGeom prst="rect">
+                            <a:avLst/>
+                          </a:prstGeom>
+                        </pic:spPr>
+                      </pic:pic>
+                    </a:graphicData>
+                  </a:graphic>
+                </wp:inline>
+              </w:drawing>
+            </w:r>
+          </w:p>
+          <w:p>
+            <w:pPr>
+              <w:rPr>
+                <w:bCs/>
+              </w:rPr>
+            </w:pPr>
+          </w:p>
+          <w:p>
+            <w:pPr>
+              <w:rPr>
+                <w:bCs/>
+              </w:rPr>
+            </w:pPr>
+            <w:r>
+              <w:rPr>
+                <w:bCs/>
+              </w:rPr>
+              <w:t xml:space="preserve">// </w:t>
+            </w:r>
+            <w:r>
+              <w:rPr>
+                <w:rFonts w:hint="eastAsia"/>
+                <w:bCs/>
+              </w:rPr>
+              <w:t>$</w:t>
+            </w:r>
+            <w:r>
+              <w:rPr>
+                <w:bCs/>
+              </w:rPr>
+              <w:t xml:space="preserve"> node </w:t>
+            </w:r>
+            <w:hyperlink r:id="rId136" w:anchor="file-query-js" w:history="1">
+              <w:r>
+                <w:rPr>
+                  <w:rStyle w:val="a7"/>
+                  <w:bCs/>
+                </w:rPr>
+                <w:t>query.js</w:t>
+              </w:r>
+            </w:hyperlink>
+          </w:p>
+          <w:p>
+            <w:pPr>
+              <w:rPr>
+                <w:bCs/>
+              </w:rPr>
+            </w:pPr>
+            <w:r>
+              <w:rPr>
+                <w:bCs/>
+              </w:rPr>
+              <w:t xml:space="preserve">// </w:t>
+            </w:r>
+            <w:r>
+              <w:rPr>
+                <w:rFonts w:hint="eastAsia"/>
+                <w:bCs/>
+              </w:rPr>
+              <w:t>$</w:t>
+            </w:r>
+            <w:r>
+              <w:rPr>
+                <w:bCs/>
+              </w:rPr>
+              <w:t xml:space="preserve"> node </w:t>
+            </w:r>
+            <w:hyperlink r:id="rId137" w:anchor="file-invoke-js" w:history="1">
+              <w:r>
+                <w:rPr>
+                  <w:rStyle w:val="a7"/>
+                  <w:bCs/>
+                </w:rPr>
+                <w:t>invoke.js</w:t>
+              </w:r>
+            </w:hyperlink>
+            <w:r>
+              <w:rPr>
+                <w:bCs/>
+              </w:rPr>
+              <w:t xml:space="preserve"> 30 500 20 1</w:t>
+            </w:r>
+          </w:p>
+        </w:tc>
+      </w:tr>
+    </w:tbl>
+    <w:p/>
+    <w:p>
+      <w:pPr>
+        <w:rPr>
+          <w:bCs/>
+        </w:rPr>
+      </w:pPr>
+      <w:r>
+        <w:rPr>
+          <w:b/>
+        </w:rPr>
+        <w:t xml:space="preserve">Step 5 (Run): </w:t>
+      </w:r>
+      <w:r>
+        <w:rPr>
+          <w:bCs/>
+        </w:rPr>
+        <w:t>A</w:t>
+      </w:r>
+      <w:r>
+        <w:rPr>
+          <w:bCs/>
+        </w:rPr>
+        <w:t>nalyze the log,</w:t>
+      </w:r>
+    </w:p>
+    <w:tbl>
+      <w:tblPr>
+        <w:tblStyle w:val="a4"/>
+        <w:tblW w:w="0" w:type="auto"/>
+        <w:tblLook w:val="04A0" w:firstRow="1" w:lastRow="0" w:firstColumn="1" w:lastColumn="0" w:noHBand="0" w:noVBand="1"/>
+      </w:tblPr>
+      <w:tblGrid>
+        <w:gridCol w:w="9350"/>
+      </w:tblGrid>
+      <w:tr>
+        <w:tc>
+          <w:tcPr>
+            <w:tcW w:w="9350" w:type="dxa"/>
+          </w:tcPr>
+          <w:p>
+            <w:r>
+              <w:rPr>
+                <w:rFonts w:hint="eastAsia"/>
+              </w:rPr>
+              <w:t>/</w:t>
+            </w:r>
+            <w:r>
+              <w:t>/ CLI analyzes the log</w:t>
+            </w:r>
+          </w:p>
+          <w:p>
+            <w:r>
+              <w:rPr>
+                <w:rFonts w:hint="eastAsia"/>
+              </w:rPr>
+              <w:t>$</w:t>
+            </w:r>
+            <w:r>
+              <w:t xml:space="preserve"> cd $HOME/</w:t>
+            </w:r>
+            <w:r>
+              <w:rPr>
+                <w:rFonts w:cstheme="minorHAnsi"/>
+              </w:rPr>
+              <w:t>fabric-samples/demo-first/workload/result</w:t>
+            </w:r>
+            <w:r>
+              <w:rPr>
+                <w:rFonts w:cstheme="minorHAnsi"/>
+              </w:rPr>
+              <w:br/>
+            </w:r>
+            <w:r>
+              <w:t xml:space="preserve">$ python </w:t>
+            </w:r>
+            <w:hyperlink r:id="rId138" w:anchor="file-readthroughput_p1-py" w:history="1">
+              <w:r>
+                <w:rPr>
+                  <w:rStyle w:val="a7"/>
+                  <w:b/>
+                  <w:bCs/>
+                </w:rPr>
+                <w:t>readthroughput_p1.py</w:t>
+              </w:r>
+            </w:hyperlink>
+            <w:r>
+              <w:t xml:space="preserve"> // rate of sending endorsed txs</w:t>
+            </w:r>
+          </w:p>
+          <w:p/>
+          <w:p>
+            <w:r>
+              <w:rPr>
+                <w:noProof/>
+              </w:rPr>
+              <w:drawing>
+                <wp:inline distT="0" distB="0" distL="0" distR="0" wp14:anchorId="3B86FB33" wp14:editId="445FB35C">
+                  <wp:extent cx="5943600" cy="209550"/>
+                  <wp:effectExtent l="0" t="0" r="0" b="0"/>
+                  <wp:docPr id="48" name="图片 48"/>
+                  <wp:cNvGraphicFramePr>
+                    <a:graphicFrameLocks xmlns:a="http://schemas.openxmlformats.org/drawingml/2006/main" noChangeAspect="1"/>
+                  </wp:cNvGraphicFramePr>
+                  <a:graphic xmlns:a="http://schemas.openxmlformats.org/drawingml/2006/main">
+                    <a:graphicData uri="http://schemas.openxmlformats.org/drawingml/2006/picture">
+                      <pic:pic xmlns:pic="http://schemas.openxmlformats.org/drawingml/2006/picture">
+                        <pic:nvPicPr>
+                          <pic:cNvPr id="1" name=""/>
+                          <pic:cNvPicPr/>
+                        </pic:nvPicPr>
+                        <pic:blipFill>
+                          <a:blip r:embed="rId88"/>
+                          <a:stretch>
+                            <a:fillRect/>
+                          </a:stretch>
+                        </pic:blipFill>
+                        <pic:spPr>
+                          <a:xfrm>
+                            <a:off x="0" y="0"/>
+                            <a:ext cx="5943600" cy="209550"/>
+                          </a:xfrm>
+                          <a:prstGeom prst="rect">
+                            <a:avLst/>
+                          </a:prstGeom>
+                        </pic:spPr>
+                      </pic:pic>
+                    </a:graphicData>
+                  </a:graphic>
+                </wp:inline>
+              </w:drawing>
+            </w:r>
+          </w:p>
+          <w:p/>
+          <w:p>
+            <w:r>
+              <w:rPr>
+                <w:rFonts w:hint="eastAsia"/>
+              </w:rPr>
+              <w:t>$</w:t>
+            </w:r>
+            <w:r>
+              <w:t xml:space="preserve"> sudo apt-get install python-numpy</w:t>
+            </w:r>
+          </w:p>
+          <w:p>
+            <w:r>
+              <w:rPr>
+                <w:rFonts w:hint="eastAsia"/>
+              </w:rPr>
+              <w:t>$</w:t>
+            </w:r>
+            <w:r>
+              <w:t xml:space="preserve"> python </w:t>
+            </w:r>
+            <w:hyperlink r:id="rId139" w:anchor="file-readdelay_p1-py" w:history="1">
+              <w:r>
+                <w:rPr>
+                  <w:rStyle w:val="a7"/>
+                </w:rPr>
+                <w:t>readdelay_p1.py</w:t>
+              </w:r>
+            </w:hyperlink>
+            <w:r>
+              <w:t xml:space="preserve"> // delay of endorsing phase</w:t>
+            </w:r>
+          </w:p>
+          <w:p/>
+          <w:p>
+            <w:r>
+              <w:rPr>
+                <w:noProof/>
+              </w:rPr>
+              <w:drawing>
+                <wp:inline distT="0" distB="0" distL="0" distR="0" wp14:anchorId="2670B67A" wp14:editId="4D1528EE">
+                  <wp:extent cx="5943600" cy="672465"/>
+                  <wp:effectExtent l="0" t="0" r="0" b="0"/>
+                  <wp:docPr id="49" name="图片 49"/>
+                  <wp:cNvGraphicFramePr>
+                    <a:graphicFrameLocks xmlns:a="http://schemas.openxmlformats.org/drawingml/2006/main" noChangeAspect="1"/>
+                  </wp:cNvGraphicFramePr>
+                  <a:graphic xmlns:a="http://schemas.openxmlformats.org/drawingml/2006/main">
+                    <a:graphicData uri="http://schemas.openxmlformats.org/drawingml/2006/picture">
+                      <pic:pic xmlns:pic="http://schemas.openxmlformats.org/drawingml/2006/picture">
+                        <pic:nvPicPr>
+                          <pic:cNvPr id="1" name=""/>
+                          <pic:cNvPicPr/>
+                        </pic:nvPicPr>
+                        <pic:blipFill>
+                          <a:blip r:embed="rId90"/>
+                          <a:stretch>
+                            <a:fillRect/>
+                          </a:stretch>
+                        </pic:blipFill>
+                        <pic:spPr>
+                          <a:xfrm>
+                            <a:off x="0" y="0"/>
+                            <a:ext cx="5943600" cy="672465"/>
+                          </a:xfrm>
+                          <a:prstGeom prst="rect">
+                            <a:avLst/>
+                          </a:prstGeom>
+                        </pic:spPr>
+                      </pic:pic>
+                    </a:graphicData>
+                  </a:graphic>
+                </wp:inline>
+              </w:drawing>
+            </w:r>
+          </w:p>
+          <w:p/>
+          <w:p/>
+          <w:p/>
+          <w:p/>
+          <w:p/>
+          <w:p>
+            <w:r>
+              <w:rPr>
+                <w:rFonts w:hint="eastAsia"/>
+              </w:rPr>
+              <w:lastRenderedPageBreak/>
+              <w:t>/</w:t>
+            </w:r>
+            <w:r>
+              <w:t>/ Orderer analyzes the log</w:t>
+            </w:r>
+          </w:p>
+          <w:p>
+            <w:pPr>
+              <w:rPr>
+                <w:rFonts w:cstheme="minorHAnsi"/>
+              </w:rPr>
+            </w:pPr>
+            <w:r>
+              <w:rPr>
+                <w:rFonts w:hint="eastAsia"/>
+              </w:rPr>
+              <w:t>$</w:t>
+            </w:r>
+            <w:r>
+              <w:t xml:space="preserve"> cd $HOME/</w:t>
+            </w:r>
+            <w:r>
+              <w:rPr>
+                <w:rFonts w:cstheme="minorHAnsi"/>
+              </w:rPr>
+              <w:t>fabric-samples/demo-first/workload/result</w:t>
+            </w:r>
+          </w:p>
+          <w:p>
+            <w:pPr>
+              <w:rPr>
+                <w:rFonts w:cstheme="minorHAnsi"/>
+              </w:rPr>
+            </w:pPr>
+            <w:r>
+              <w:rPr>
+                <w:rFonts w:cstheme="minorHAnsi" w:hint="eastAsia"/>
+              </w:rPr>
+              <w:t>$</w:t>
+            </w:r>
+            <w:r>
+              <w:rPr>
+                <w:rFonts w:cstheme="minorHAnsi"/>
+              </w:rPr>
+              <w:t xml:space="preserve"> </w:t>
+            </w:r>
+            <w:r>
+              <w:t>sudo apt-get install python-numpy</w:t>
+            </w:r>
+          </w:p>
+          <w:p>
+            <w:pPr>
+              <w:pStyle w:val="HTML"/>
+              <w:rPr>
+                <w:rFonts w:asciiTheme="minorHAnsi" w:hAnsiTheme="minorHAnsi" w:cstheme="minorHAnsi"/>
+                <w:sz w:val="22"/>
+                <w:szCs w:val="22"/>
+              </w:rPr>
+            </w:pPr>
+            <w:r>
+              <w:rPr>
+                <w:rFonts w:asciiTheme="minorHAnsi" w:hAnsiTheme="minorHAnsi" w:cstheme="minorHAnsi"/>
+                <w:sz w:val="22"/>
+                <w:szCs w:val="22"/>
+              </w:rPr>
+              <w:t>//</w:t>
+            </w:r>
+            <w:r>
+              <w:rPr>
+                <w:rFonts w:asciiTheme="minorHAnsi" w:hAnsiTheme="minorHAnsi" w:cstheme="minorHAnsi"/>
+                <w:sz w:val="22"/>
+                <w:szCs w:val="22"/>
+              </w:rPr>
+              <w:t>$ docker logs containername &gt;&amp; ordererlog</w:t>
+            </w:r>
+          </w:p>
+          <w:p>
+            <w:pPr>
+              <w:rPr>
+                <w:rFonts w:cstheme="minorHAnsi"/>
+              </w:rPr>
+            </w:pPr>
+            <w:r>
+              <w:rPr>
+                <w:rFonts w:cstheme="minorHAnsi"/>
+              </w:rPr>
+              <w:t xml:space="preserve">$ </w:t>
+            </w:r>
+            <w:r>
+              <w:rPr>
+                <w:rFonts w:cstheme="minorHAnsi"/>
+                <w:b/>
+              </w:rPr>
+              <w:t>docker logs $(docker ps -a | grep 'orderer'| awk '{print $1 }') &gt;&amp; ordererlog</w:t>
+            </w:r>
+            <w:r>
+              <w:rPr>
+                <w:rFonts w:cstheme="minorHAnsi"/>
+              </w:rPr>
+              <w:br/>
+            </w:r>
+            <w:r>
+              <w:t xml:space="preserve">// </w:t>
+            </w:r>
+            <w:r>
+              <w:rPr>
+                <w:rFonts w:cstheme="minorHAnsi"/>
+              </w:rPr>
+              <w:t xml:space="preserve">$ scp ordererlog </w:t>
+            </w:r>
+            <w:hyperlink r:id="rId140" w:history="1">
+              <w:r>
+                <w:rPr>
+                  <w:rStyle w:val="a7"/>
+                  <w:rFonts w:cstheme="minorHAnsi"/>
+                </w:rPr>
+                <w:t>chwang@1xx.1xx.7xx.1xx:/home/chwang</w:t>
+              </w:r>
+            </w:hyperlink>
+          </w:p>
+          <w:p>
+            <w:r>
+              <w:t xml:space="preserve">$ python </w:t>
+            </w:r>
+            <w:hyperlink r:id="rId141" w:anchor="file-readthroughput_p2-py" w:history="1">
+              <w:r>
+                <w:rPr>
+                  <w:rStyle w:val="a7"/>
+                </w:rPr>
+                <w:t>readthroughput_p2.py</w:t>
+              </w:r>
+            </w:hyperlink>
+            <w:r>
+              <w:t xml:space="preserve"> // rate of generating blocks</w:t>
+            </w:r>
+          </w:p>
+          <w:p/>
+          <w:p>
+            <w:r>
+              <w:rPr>
+                <w:noProof/>
+              </w:rPr>
+              <w:drawing>
+                <wp:inline distT="0" distB="0" distL="0" distR="0" wp14:anchorId="3FD01EA8" wp14:editId="2E34F7F6">
+                  <wp:extent cx="5943600" cy="1309370"/>
+                  <wp:effectExtent l="0" t="0" r="0" b="5080"/>
+                  <wp:docPr id="50" name="图片 50"/>
+                  <wp:cNvGraphicFramePr>
+                    <a:graphicFrameLocks xmlns:a="http://schemas.openxmlformats.org/drawingml/2006/main" noChangeAspect="1"/>
+                  </wp:cNvGraphicFramePr>
+                  <a:graphic xmlns:a="http://schemas.openxmlformats.org/drawingml/2006/main">
+                    <a:graphicData uri="http://schemas.openxmlformats.org/drawingml/2006/picture">
+                      <pic:pic xmlns:pic="http://schemas.openxmlformats.org/drawingml/2006/picture">
+                        <pic:nvPicPr>
+                          <pic:cNvPr id="1" name=""/>
+                          <pic:cNvPicPr/>
+                        </pic:nvPicPr>
+                        <pic:blipFill>
+                          <a:blip r:embed="rId93"/>
+                          <a:stretch>
+                            <a:fillRect/>
+                          </a:stretch>
+                        </pic:blipFill>
+                        <pic:spPr>
+                          <a:xfrm>
+                            <a:off x="0" y="0"/>
+                            <a:ext cx="5943600" cy="1309370"/>
+                          </a:xfrm>
+                          <a:prstGeom prst="rect">
+                            <a:avLst/>
+                          </a:prstGeom>
+                        </pic:spPr>
+                      </pic:pic>
+                    </a:graphicData>
+                  </a:graphic>
+                </wp:inline>
+              </w:drawing>
+            </w:r>
+          </w:p>
+          <w:p/>
+          <w:p>
+            <w:r>
+              <w:rPr>
+                <w:rFonts w:hint="eastAsia"/>
+              </w:rPr>
+              <w:t>/</w:t>
+            </w:r>
+            <w:r>
+              <w:t>/ Peer analyzes the log</w:t>
+            </w:r>
+          </w:p>
+          <w:p>
+            <w:pPr>
+              <w:rPr>
+                <w:rFonts w:cstheme="minorHAnsi"/>
+              </w:rPr>
+            </w:pPr>
+            <w:r>
+              <w:rPr>
+                <w:rFonts w:hint="eastAsia"/>
+              </w:rPr>
+              <w:t>$</w:t>
+            </w:r>
+            <w:r>
+              <w:t xml:space="preserve"> cd $HOME/</w:t>
+            </w:r>
+            <w:r>
+              <w:rPr>
+                <w:rFonts w:cstheme="minorHAnsi"/>
+              </w:rPr>
+              <w:t>fabric-samples/demo-first/workload/result</w:t>
+            </w:r>
+          </w:p>
+          <w:p>
+            <w:pPr>
+              <w:rPr>
+                <w:rFonts w:cstheme="minorHAnsi"/>
+              </w:rPr>
+            </w:pPr>
+            <w:r>
+              <w:rPr>
+                <w:rFonts w:cstheme="minorHAnsi" w:hint="eastAsia"/>
+              </w:rPr>
+              <w:t>$</w:t>
+            </w:r>
+            <w:r>
+              <w:rPr>
+                <w:rFonts w:cstheme="minorHAnsi"/>
+              </w:rPr>
+              <w:t xml:space="preserve"> </w:t>
+            </w:r>
+            <w:r>
+              <w:t>sudo apt-get install python-numpy</w:t>
+            </w:r>
+          </w:p>
+          <w:p>
+            <w:pPr>
+              <w:rPr>
+                <w:rFonts w:cstheme="minorHAnsi"/>
+              </w:rPr>
+            </w:pPr>
+            <w:r>
+              <w:rPr>
+                <w:rFonts w:cstheme="minorHAnsi"/>
+              </w:rPr>
+              <w:t>//</w:t>
+            </w:r>
+            <w:r>
+              <w:rPr>
+                <w:rFonts w:cstheme="minorHAnsi"/>
+              </w:rPr>
+              <w:t>$ docker logs containername &gt;&amp; peerlog</w:t>
+            </w:r>
+          </w:p>
+          <w:p>
+            <w:r>
+              <w:rPr>
+                <w:rFonts w:cstheme="minorHAnsi"/>
+              </w:rPr>
+              <w:t xml:space="preserve">$ </w:t>
+            </w:r>
+            <w:r>
+              <w:rPr>
+                <w:rFonts w:cstheme="minorHAnsi"/>
+                <w:b/>
+              </w:rPr>
+              <w:t>docker logs $(docker ps -a | grep 'peer</w:t>
+            </w:r>
+            <w:r>
+              <w:rPr>
+                <w:rFonts w:cstheme="minorHAnsi"/>
+                <w:b/>
+              </w:rPr>
+              <w:t xml:space="preserve"> node start</w:t>
+            </w:r>
+            <w:r>
+              <w:rPr>
+                <w:rFonts w:cstheme="minorHAnsi"/>
+                <w:b/>
+              </w:rPr>
+              <w:t>'| awk '{print $1 }') &gt;&amp; peerlog</w:t>
+            </w:r>
+          </w:p>
+          <w:p>
+            <w:r>
+              <w:rPr>
+                <w:rFonts w:cstheme="minorHAnsi"/>
+              </w:rPr>
+              <w:t>/</w:t>
+            </w:r>
+            <w:r>
+              <w:t xml:space="preserve">/ </w:t>
+            </w:r>
+            <w:r>
+              <w:rPr>
+                <w:rFonts w:cstheme="minorHAnsi"/>
+              </w:rPr>
+              <w:t xml:space="preserve">$ scp peerlog </w:t>
+            </w:r>
+            <w:hyperlink r:id="rId142" w:history="1">
+              <w:r>
+                <w:rPr>
+                  <w:rStyle w:val="a7"/>
+                  <w:rFonts w:cstheme="minorHAnsi"/>
+                </w:rPr>
+                <w:t>chwang@1xx.1xx.7xx.1xx:/home/chwang</w:t>
+              </w:r>
+            </w:hyperlink>
+          </w:p>
+          <w:p>
+            <w:r>
+              <w:rPr>
+                <w:rFonts w:hint="eastAsia"/>
+              </w:rPr>
+              <w:t>$</w:t>
+            </w:r>
+            <w:r>
+              <w:t xml:space="preserve"> python2 </w:t>
+            </w:r>
+            <w:hyperlink r:id="rId143" w:anchor="file-readthroughput_p3" w:history="1">
+              <w:r>
+                <w:rPr>
+                  <w:rStyle w:val="a7"/>
+                </w:rPr>
+                <w:t>readthroughput_p3.py</w:t>
+              </w:r>
+            </w:hyperlink>
+          </w:p>
+          <w:p/>
+          <w:p>
+            <w:r>
+              <w:rPr>
+                <w:noProof/>
+              </w:rPr>
+              <w:drawing>
+                <wp:inline distT="0" distB="0" distL="0" distR="0" wp14:anchorId="4119658B" wp14:editId="065962C9">
+                  <wp:extent cx="5943600" cy="1433195"/>
+                  <wp:effectExtent l="0" t="0" r="0" b="0"/>
+                  <wp:docPr id="51" name="图片 51"/>
+                  <wp:cNvGraphicFramePr>
+                    <a:graphicFrameLocks xmlns:a="http://schemas.openxmlformats.org/drawingml/2006/main" noChangeAspect="1"/>
+                  </wp:cNvGraphicFramePr>
+                  <a:graphic xmlns:a="http://schemas.openxmlformats.org/drawingml/2006/main">
+                    <a:graphicData uri="http://schemas.openxmlformats.org/drawingml/2006/picture">
+                      <pic:pic xmlns:pic="http://schemas.openxmlformats.org/drawingml/2006/picture">
+                        <pic:nvPicPr>
+                          <pic:cNvPr id="1" name=""/>
+                          <pic:cNvPicPr/>
+                        </pic:nvPicPr>
+                        <pic:blipFill>
+                          <a:blip r:embed="rId96"/>
+                          <a:stretch>
+                            <a:fillRect/>
+                          </a:stretch>
+                        </pic:blipFill>
+                        <pic:spPr>
+                          <a:xfrm>
+                            <a:off x="0" y="0"/>
+                            <a:ext cx="5943600" cy="1433195"/>
+                          </a:xfrm>
+                          <a:prstGeom prst="rect">
+                            <a:avLst/>
+                          </a:prstGeom>
+                        </pic:spPr>
+                      </pic:pic>
+                    </a:graphicData>
+                  </a:graphic>
+                </wp:inline>
+              </w:drawing>
+            </w:r>
+          </w:p>
+          <w:p/>
+          <w:p/>
+          <w:p>
+            <w:r>
+              <w:rPr>
+                <w:rFonts w:hint="eastAsia"/>
+              </w:rPr>
+              <w:t>/</w:t>
+            </w:r>
+            <w:r>
+              <w:t>/ Get block size</w:t>
+            </w:r>
+          </w:p>
+          <w:p>
+            <w:r>
+              <w:t># peer channel fetch 228 last.block -o orderer.example.com:7050 -c mychannel --tls --cafile /opt/gopath/src/github.com/hyperledger/fabric/peer/crypto/ordererOrganizations/example.com/orderers/orderer.example.com/msp/tlscacerts/tlsca.example.com-cert.pem</w:t>
+            </w:r>
+          </w:p>
+          <w:p/>
+        </w:tc>
+      </w:tr>
+    </w:tbl>
+    <w:p>
+      <w:pPr>
+        <w:rPr>
+          <w:b/>
+        </w:rPr>
+      </w:pPr>
+    </w:p>
+    <w:p>
+      <w:pPr>
+        <w:rPr>
+          <w:bCs/>
+        </w:rPr>
+      </w:pPr>
+      <w:r>
+        <w:rPr>
+          <w:b/>
+        </w:rPr>
+        <w:t xml:space="preserve">Step 6 (Run): </w:t>
+      </w:r>
+      <w:r>
+        <w:rPr>
+          <w:bCs/>
+        </w:rPr>
+        <w:t xml:space="preserve">All nodes run the clean procedure, </w:t>
+      </w:r>
+    </w:p>
+    <w:tbl>
+      <w:tblPr>
+        <w:tblStyle w:val="a4"/>
+        <w:tblW w:w="0" w:type="auto"/>
+        <w:tblLook w:val="04A0" w:firstRow="1" w:lastRow="0" w:firstColumn="1" w:lastColumn="0" w:noHBand="0" w:noVBand="1"/>
+      </w:tblPr>
+      <w:tblGrid>
+        <w:gridCol w:w="9350"/>
+      </w:tblGrid>
+      <w:tr>
+        <w:tc>
+          <w:tcPr>
+            <w:tcW w:w="9350" w:type="dxa"/>
+          </w:tcPr>
+          <w:p>
+            <w:r>
+              <w:rPr>
+                <w:rFonts w:hint="eastAsia"/>
+              </w:rPr>
+              <w:t>$</w:t>
+            </w:r>
+            <w:r>
+              <w:t xml:space="preserve"> cd </w:t>
+            </w:r>
+            <w:r>
+              <w:rPr>
+                <w:rFonts w:cstheme="minorHAnsi"/>
+              </w:rPr>
+              <w:t>$HOME/fabric-samples/demo-first</w:t>
+            </w:r>
+          </w:p>
+          <w:p>
+            <w:r>
+              <w:rPr>
+                <w:rFonts w:hint="eastAsia"/>
+              </w:rPr>
+              <w:t>$</w:t>
+            </w:r>
+            <w:r>
+              <w:t xml:space="preserve"> ./</w:t>
+            </w:r>
+            <w:hyperlink r:id="rId144" w:anchor="file-clean-sh" w:history="1">
+              <w:r>
+                <w:rPr>
+                  <w:rStyle w:val="a7"/>
+                </w:rPr>
+                <w:t>clean.sh</w:t>
+              </w:r>
+            </w:hyperlink>
+          </w:p>
+        </w:tc>
+      </w:tr>
+    </w:tbl>
+    <w:p/>
+    <w:p/>
+    <w:p/>
+    <w:p/>
+    <w:p/>
+    <w:p/>
+    <w:p>
+      <w:pPr>
+        <w:rPr>
+          <w:rFonts w:hint="eastAsia"/>
+        </w:rPr>
+      </w:pPr>
+    </w:p>
     <w:sectPr>
       <w:pgSz w:w="12240" w:h="15840"/>
       <w:pgMar w:top="1440" w:right="1440" w:bottom="1440" w:left="1440" w:header="720" w:footer="720" w:gutter="0"/>

--- a/appendix/Doc-GZ - 20260415 - v2 (by 20260420).docx
+++ b/appendix/Doc-GZ - 20260415 - v2 (by 20260420).docx
@@ -9211,8 +9211,13 @@
         <w:t xml:space="preserve"> Fabric (</w:t>
       </w:r>
       <w:r>
-        <w:t>1 CLI + 2 Peers + 1 Orderer</w:t>
-      </w:r>
+        <w:t xml:space="preserve">1 CLI + 2 Peers + 1 </w:t>
+      </w:r>
+      <w:proofErr w:type="spellStart"/>
+      <w:r>
+        <w:t>Orderer</w:t>
+      </w:r>
+      <w:proofErr w:type="spellEnd"/>
       <w:r>
         <w:t>)</w:t>
       </w:r>
@@ -9395,7 +9400,7 @@
               <w:rPr>
                 <w:rFonts w:ascii="Times New Roman" w:hAnsi="Times New Roman" w:cs="Times New Roman"/>
               </w:rPr>
-              <w:t># 172.31.210.67 cli</w:t>
+              <w:t>172.31.210.67 cli</w:t>
             </w:r>
             <w:r>
               <w:rPr>
@@ -10921,8 +10926,16 @@
               <w:rPr>
                 <w:rFonts w:ascii="Times New Roman" w:hAnsi="Times New Roman" w:cs="Times New Roman"/>
               </w:rPr>
-              <w:t xml:space="preserve"> docker ps</w:t>
-            </w:r>
+              <w:t xml:space="preserve"> docker </w:t>
+            </w:r>
+            <w:proofErr w:type="spellStart"/>
+            <w:r>
+              <w:rPr>
+                <w:rFonts w:ascii="Times New Roman" w:hAnsi="Times New Roman" w:cs="Times New Roman"/>
+              </w:rPr>
+              <w:t>ps</w:t>
+            </w:r>
+            <w:proofErr w:type="spellEnd"/>
           </w:p>
           <w:p>
             <w:pPr>
@@ -14734,13 +14747,33 @@
         <w:ind w:left="360"/>
       </w:pPr>
       <w:r>
+        <w:t>4</w:t>
+      </w:r>
+      <w:r>
         <w:rPr>
           <w:rFonts w:hint="eastAsia"/>
         </w:rPr>
-        <w:t>3.</w:t>
-      </w:r>
-      <w:r>
-        <w:t xml:space="preserve"> Run Multi-Nodes Fabric (1 CLI + 2 Peers + 1 Orderer)</w:t>
+        <w:t>.</w:t>
+      </w:r>
+      <w:r>
+        <w:t xml:space="preserve"> Run Multi-Nodes Fabric (1 CLI + 2 Peers + </w:t>
+      </w:r>
+      <w:r>
+        <w:t>5</w:t>
+      </w:r>
+      <w:r>
+        <w:t xml:space="preserve"> </w:t>
+      </w:r>
+      <w:proofErr w:type="spellStart"/>
+      <w:r>
+        <w:t>Orderer</w:t>
+      </w:r>
+      <w:r>
+        <w:t>s</w:t>
+      </w:r>
+      <w:proofErr w:type="spellEnd"/>
+      <w:r>
+        <w:t>)</w:t>
       </w:r>
     </w:p>
     <w:p/>
@@ -14757,7 +14790,7 @@
           <w:rStyle w:val="a3"/>
           <w:color w:val="2F5496" w:themeColor="accent1" w:themeShade="BF"/>
         </w:rPr>
-        <w:t>3</w:t>
+        <w:t>4</w:t>
       </w:r>
       <w:r>
         <w:rPr>
@@ -14884,7 +14917,21 @@
               <w:rPr>
                 <w:rFonts w:ascii="Times New Roman" w:hAnsi="Times New Roman" w:cs="Times New Roman"/>
               </w:rPr>
-              <w:t xml:space="preserve"> vi /etc/hosts</w:t>
+              <w:t xml:space="preserve"> vi /</w:t>
+            </w:r>
+            <w:proofErr w:type="spellStart"/>
+            <w:r>
+              <w:rPr>
+                <w:rFonts w:ascii="Times New Roman" w:hAnsi="Times New Roman" w:cs="Times New Roman"/>
+              </w:rPr>
+              <w:t>etc</w:t>
+            </w:r>
+            <w:proofErr w:type="spellEnd"/>
+            <w:r>
+              <w:rPr>
+                <w:rFonts w:ascii="Times New Roman" w:hAnsi="Times New Roman" w:cs="Times New Roman"/>
+              </w:rPr>
+              <w:t>/hosts</w:t>
             </w:r>
           </w:p>
         </w:tc>
@@ -14921,7 +14968,7 @@
               <w:rPr>
                 <w:rFonts w:ascii="Times New Roman" w:hAnsi="Times New Roman" w:cs="Times New Roman"/>
               </w:rPr>
-              <w:t># 172.31.210.67 cli</w:t>
+              <w:t>172.31.210.67 cli</w:t>
             </w:r>
             <w:r>
               <w:rPr>
@@ -14967,6 +15014,154 @@
                 <w:rFonts w:ascii="Times New Roman" w:hAnsi="Times New Roman" w:cs="Times New Roman"/>
               </w:rPr>
               <w:t>172.31.210.72 orderer.example.com</w:t>
+            </w:r>
+          </w:p>
+          <w:p>
+            <w:pPr>
+              <w:rPr>
+                <w:rFonts w:ascii="Times New Roman" w:hAnsi="Times New Roman" w:cs="Times New Roman"/>
+              </w:rPr>
+            </w:pPr>
+            <w:r>
+              <w:rPr>
+                <w:rFonts w:ascii="Times New Roman" w:hAnsi="Times New Roman" w:cs="Times New Roman"/>
+              </w:rPr>
+              <w:t>172.31.210.7</w:t>
+            </w:r>
+            <w:r>
+              <w:rPr>
+                <w:rFonts w:ascii="Times New Roman" w:hAnsi="Times New Roman" w:cs="Times New Roman"/>
+              </w:rPr>
+              <w:t>3</w:t>
+            </w:r>
+            <w:r>
+              <w:rPr>
+                <w:rFonts w:ascii="Times New Roman" w:hAnsi="Times New Roman" w:cs="Times New Roman"/>
+              </w:rPr>
+              <w:t xml:space="preserve"> orderer</w:t>
+            </w:r>
+            <w:r>
+              <w:rPr>
+                <w:rFonts w:ascii="Times New Roman" w:hAnsi="Times New Roman" w:cs="Times New Roman"/>
+              </w:rPr>
+              <w:t>2</w:t>
+            </w:r>
+            <w:r>
+              <w:rPr>
+                <w:rFonts w:ascii="Times New Roman" w:hAnsi="Times New Roman" w:cs="Times New Roman"/>
+              </w:rPr>
+              <w:t>.example.com</w:t>
+            </w:r>
+          </w:p>
+          <w:p>
+            <w:pPr>
+              <w:rPr>
+                <w:rFonts w:ascii="Times New Roman" w:hAnsi="Times New Roman" w:cs="Times New Roman"/>
+              </w:rPr>
+            </w:pPr>
+            <w:r>
+              <w:rPr>
+                <w:rFonts w:ascii="Times New Roman" w:hAnsi="Times New Roman" w:cs="Times New Roman"/>
+              </w:rPr>
+              <w:t>172.31.210.7</w:t>
+            </w:r>
+            <w:r>
+              <w:rPr>
+                <w:rFonts w:ascii="Times New Roman" w:hAnsi="Times New Roman" w:cs="Times New Roman"/>
+              </w:rPr>
+              <w:t>4</w:t>
+            </w:r>
+            <w:r>
+              <w:rPr>
+                <w:rFonts w:ascii="Times New Roman" w:hAnsi="Times New Roman" w:cs="Times New Roman"/>
+              </w:rPr>
+              <w:t xml:space="preserve"> orderer</w:t>
+            </w:r>
+            <w:r>
+              <w:rPr>
+                <w:rFonts w:ascii="Times New Roman" w:hAnsi="Times New Roman" w:cs="Times New Roman"/>
+              </w:rPr>
+              <w:t>3</w:t>
+            </w:r>
+            <w:r>
+              <w:rPr>
+                <w:rFonts w:ascii="Times New Roman" w:hAnsi="Times New Roman" w:cs="Times New Roman"/>
+              </w:rPr>
+              <w:t>.example.com</w:t>
+            </w:r>
+          </w:p>
+          <w:p>
+            <w:pPr>
+              <w:rPr>
+                <w:rFonts w:ascii="Times New Roman" w:hAnsi="Times New Roman" w:cs="Times New Roman"/>
+              </w:rPr>
+            </w:pPr>
+            <w:r>
+              <w:rPr>
+                <w:rFonts w:ascii="Times New Roman" w:hAnsi="Times New Roman" w:cs="Times New Roman"/>
+              </w:rPr>
+              <w:t>172.31.210.7</w:t>
+            </w:r>
+            <w:r>
+              <w:rPr>
+                <w:rFonts w:ascii="Times New Roman" w:hAnsi="Times New Roman" w:cs="Times New Roman"/>
+              </w:rPr>
+              <w:t>5</w:t>
+            </w:r>
+            <w:r>
+              <w:rPr>
+                <w:rFonts w:ascii="Times New Roman" w:hAnsi="Times New Roman" w:cs="Times New Roman"/>
+              </w:rPr>
+              <w:t xml:space="preserve"> orderer</w:t>
+            </w:r>
+            <w:r>
+              <w:rPr>
+                <w:rFonts w:ascii="Times New Roman" w:hAnsi="Times New Roman" w:cs="Times New Roman"/>
+              </w:rPr>
+              <w:t>4</w:t>
+            </w:r>
+            <w:r>
+              <w:rPr>
+                <w:rFonts w:ascii="Times New Roman" w:hAnsi="Times New Roman" w:cs="Times New Roman"/>
+              </w:rPr>
+              <w:t>.example.com</w:t>
+            </w:r>
+          </w:p>
+          <w:p>
+            <w:pPr>
+              <w:rPr>
+                <w:rFonts w:ascii="Times New Roman" w:hAnsi="Times New Roman" w:cs="Times New Roman"/>
+              </w:rPr>
+            </w:pPr>
+            <w:r>
+              <w:rPr>
+                <w:rFonts w:ascii="Times New Roman" w:hAnsi="Times New Roman" w:cs="Times New Roman"/>
+              </w:rPr>
+              <w:t>172.31.210.7</w:t>
+            </w:r>
+            <w:r>
+              <w:rPr>
+                <w:rFonts w:ascii="Times New Roman" w:hAnsi="Times New Roman" w:cs="Times New Roman"/>
+              </w:rPr>
+              <w:t>6</w:t>
+            </w:r>
+            <w:r>
+              <w:rPr>
+                <w:rFonts w:ascii="Times New Roman" w:hAnsi="Times New Roman" w:cs="Times New Roman"/>
+              </w:rPr>
+              <w:t xml:space="preserve"> orderer</w:t>
+            </w:r>
+            <w:r>
+              <w:rPr>
+                <w:rFonts w:ascii="Times New Roman" w:hAnsi="Times New Roman" w:cs="Times New Roman"/>
+              </w:rPr>
+              <w:t>5</w:t>
+            </w:r>
+            <w:r>
+              <w:rPr>
+                <w:rFonts w:ascii="Times New Roman" w:hAnsi="Times New Roman" w:cs="Times New Roman"/>
+              </w:rPr>
+              <w:t>.example.com</w:t>
             </w:r>
           </w:p>
         </w:tc>
@@ -15065,7 +15260,21 @@
               <w:rPr>
                 <w:rFonts w:ascii="Times New Roman" w:hAnsi="Times New Roman" w:cs="Times New Roman"/>
               </w:rPr>
-              <w:t>$ mkdir demo-first</w:t>
+              <w:t xml:space="preserve">$ </w:t>
+            </w:r>
+            <w:proofErr w:type="spellStart"/>
+            <w:r>
+              <w:rPr>
+                <w:rFonts w:ascii="Times New Roman" w:hAnsi="Times New Roman" w:cs="Times New Roman"/>
+              </w:rPr>
+              <w:t>mkdir</w:t>
+            </w:r>
+            <w:proofErr w:type="spellEnd"/>
+            <w:r>
+              <w:rPr>
+                <w:rFonts w:ascii="Times New Roman" w:hAnsi="Times New Roman" w:cs="Times New Roman"/>
+              </w:rPr>
+              <w:t xml:space="preserve"> demo-first</w:t>
             </w:r>
             <w:r>
               <w:rPr>
@@ -15087,15 +15296,52 @@
               </w:rPr>
               <w:t xml:space="preserve">$ vi </w:t>
             </w:r>
-            <w:hyperlink r:id="rId98" w:anchor="file-crypto-config-yaml" w:history="1">
-              <w:r>
-                <w:rPr>
-                  <w:rStyle w:val="a7"/>
-                  <w:rFonts w:ascii="Times New Roman" w:hAnsi="Times New Roman" w:cs="Times New Roman"/>
-                </w:rPr>
-                <w:t>crypto-config.yaml</w:t>
-              </w:r>
-            </w:hyperlink>
+            <w:r>
+              <w:rPr>
+                <w:rFonts w:ascii="Times New Roman" w:hAnsi="Times New Roman" w:cs="Times New Roman"/>
+                <w:color w:val="7030A0"/>
+              </w:rPr>
+              <w:t>crypt</w:t>
+            </w:r>
+            <w:r>
+              <w:rPr>
+                <w:rFonts w:ascii="Times New Roman" w:hAnsi="Times New Roman" w:cs="Times New Roman"/>
+                <w:color w:val="7030A0"/>
+              </w:rPr>
+              <w:t>o</w:t>
+            </w:r>
+            <w:r>
+              <w:rPr>
+                <w:rFonts w:ascii="Times New Roman" w:hAnsi="Times New Roman" w:cs="Times New Roman"/>
+                <w:color w:val="7030A0"/>
+              </w:rPr>
+              <w:t>-</w:t>
+            </w:r>
+            <w:proofErr w:type="spellStart"/>
+            <w:proofErr w:type="gramStart"/>
+            <w:r>
+              <w:rPr>
+                <w:rFonts w:ascii="Times New Roman" w:hAnsi="Times New Roman" w:cs="Times New Roman"/>
+                <w:color w:val="7030A0"/>
+              </w:rPr>
+              <w:t>config.ya</w:t>
+            </w:r>
+            <w:r>
+              <w:rPr>
+                <w:rFonts w:ascii="Times New Roman" w:hAnsi="Times New Roman" w:cs="Times New Roman"/>
+                <w:color w:val="7030A0"/>
+              </w:rPr>
+              <w:t>m</w:t>
+            </w:r>
+            <w:r>
+              <w:rPr>
+                <w:rFonts w:ascii="Times New Roman" w:hAnsi="Times New Roman" w:cs="Times New Roman"/>
+                <w:color w:val="7030A0"/>
+              </w:rPr>
+              <w:t>l</w:t>
+            </w:r>
+            <w:proofErr w:type="spellEnd"/>
+            <w:proofErr w:type="gramEnd"/>
           </w:p>
           <w:p>
             <w:pPr>
@@ -15109,15 +15355,38 @@
               </w:rPr>
               <w:t xml:space="preserve">$ vi </w:t>
             </w:r>
-            <w:hyperlink r:id="rId99" w:anchor="file-configtx-yaml" w:history="1">
-              <w:r>
-                <w:rPr>
-                  <w:rStyle w:val="a7"/>
-                  <w:rFonts w:ascii="Times New Roman" w:hAnsi="Times New Roman" w:cs="Times New Roman"/>
-                </w:rPr>
-                <w:t>configtx.yaml</w:t>
-              </w:r>
-            </w:hyperlink>
+            <w:proofErr w:type="spellStart"/>
+            <w:proofErr w:type="gramStart"/>
+            <w:r>
+              <w:rPr>
+                <w:rFonts w:ascii="Times New Roman" w:hAnsi="Times New Roman" w:cs="Times New Roman"/>
+                <w:color w:val="7030A0"/>
+              </w:rPr>
+              <w:t>configtx.y</w:t>
+            </w:r>
+            <w:r>
+              <w:rPr>
+                <w:rFonts w:ascii="Times New Roman" w:hAnsi="Times New Roman" w:cs="Times New Roman"/>
+                <w:color w:val="7030A0"/>
+              </w:rPr>
+              <w:t>a</w:t>
+            </w:r>
+            <w:r>
+              <w:rPr>
+                <w:rFonts w:ascii="Times New Roman" w:hAnsi="Times New Roman" w:cs="Times New Roman"/>
+                <w:color w:val="7030A0"/>
+              </w:rPr>
+              <w:t>m</w:t>
+            </w:r>
+            <w:r>
+              <w:rPr>
+                <w:rFonts w:ascii="Times New Roman" w:hAnsi="Times New Roman" w:cs="Times New Roman"/>
+                <w:color w:val="7030A0"/>
+              </w:rPr>
+              <w:t>l</w:t>
+            </w:r>
+            <w:proofErr w:type="spellEnd"/>
+            <w:proofErr w:type="gramEnd"/>
           </w:p>
           <w:p>
             <w:pPr>
@@ -15138,15 +15407,27 @@
               </w:rPr>
               <w:t xml:space="preserve">$ vi </w:t>
             </w:r>
-            <w:hyperlink r:id="rId100" w:anchor="file-peer0-org1-yaml" w:history="1">
-              <w:r>
-                <w:rPr>
-                  <w:rStyle w:val="a7"/>
-                  <w:rFonts w:ascii="Times New Roman" w:hAnsi="Times New Roman" w:cs="Times New Roman"/>
-                </w:rPr>
-                <w:t xml:space="preserve">peer0-org1.yaml </w:t>
-              </w:r>
-            </w:hyperlink>
+            <w:r>
+              <w:rPr>
+                <w:rFonts w:ascii="Times New Roman" w:hAnsi="Times New Roman" w:cs="Times New Roman"/>
+                <w:color w:val="7030A0"/>
+              </w:rPr>
+              <w:t>peer0-org1</w:t>
+            </w:r>
+            <w:r>
+              <w:rPr>
+                <w:rFonts w:ascii="Times New Roman" w:hAnsi="Times New Roman" w:cs="Times New Roman"/>
+                <w:color w:val="7030A0"/>
+              </w:rPr>
+              <w:t>.</w:t>
+            </w:r>
+            <w:r>
+              <w:rPr>
+                <w:rFonts w:ascii="Times New Roman" w:hAnsi="Times New Roman" w:cs="Times New Roman"/>
+                <w:color w:val="7030A0"/>
+              </w:rPr>
+              <w:t xml:space="preserve">yaml </w:t>
+            </w:r>
           </w:p>
           <w:p>
             <w:pPr>
@@ -15160,85 +15441,245 @@
               </w:rPr>
               <w:t xml:space="preserve">$ vi </w:t>
             </w:r>
-            <w:hyperlink r:id="rId101" w:anchor="file-peer0-org2-yaml" w:history="1">
-              <w:r>
-                <w:rPr>
-                  <w:rStyle w:val="a7"/>
-                  <w:rFonts w:ascii="Times New Roman" w:hAnsi="Times New Roman" w:cs="Times New Roman"/>
-                </w:rPr>
-                <w:t>peer0-org2.yaml</w:t>
-              </w:r>
-            </w:hyperlink>
+            <w:r>
+              <w:rPr>
+                <w:rFonts w:ascii="Times New Roman" w:hAnsi="Times New Roman" w:cs="Times New Roman"/>
+                <w:color w:val="7030A0"/>
+              </w:rPr>
+              <w:t xml:space="preserve">peer0-org2.yaml </w:t>
+            </w:r>
+          </w:p>
+          <w:p>
+            <w:pPr>
+              <w:rPr>
+                <w:rFonts w:ascii="Times New Roman" w:hAnsi="Times New Roman" w:cs="Times New Roman"/>
+              </w:rPr>
+            </w:pPr>
+          </w:p>
+          <w:p>
+            <w:pPr>
+              <w:rPr>
+                <w:rStyle w:val="a7"/>
+                <w:rFonts w:ascii="Times New Roman" w:hAnsi="Times New Roman" w:cs="Times New Roman"/>
+              </w:rPr>
+            </w:pPr>
+            <w:r>
+              <w:rPr>
+                <w:rFonts w:ascii="Times New Roman" w:hAnsi="Times New Roman" w:cs="Times New Roman"/>
+              </w:rPr>
+              <w:t xml:space="preserve">$ vi </w:t>
+            </w:r>
+            <w:r>
+              <w:rPr>
+                <w:rFonts w:ascii="Times New Roman" w:hAnsi="Times New Roman" w:cs="Times New Roman"/>
+                <w:color w:val="7030A0"/>
+              </w:rPr>
+              <w:t xml:space="preserve">orderer1.yaml </w:t>
+            </w:r>
+          </w:p>
+          <w:p>
+            <w:pPr>
+              <w:rPr>
+                <w:rFonts w:ascii="Times New Roman" w:hAnsi="Times New Roman" w:cs="Times New Roman"/>
+              </w:rPr>
+            </w:pPr>
+            <w:r>
+              <w:rPr>
+                <w:rFonts w:ascii="Times New Roman" w:hAnsi="Times New Roman" w:cs="Times New Roman" w:hint="eastAsia"/>
+              </w:rPr>
+              <w:t>$</w:t>
+            </w:r>
+            <w:r>
+              <w:rPr>
+                <w:rFonts w:ascii="Times New Roman" w:hAnsi="Times New Roman" w:cs="Times New Roman"/>
+              </w:rPr>
+              <w:t xml:space="preserve"> vi </w:t>
+            </w:r>
+            <w:r>
+              <w:rPr>
+                <w:rFonts w:ascii="Times New Roman" w:hAnsi="Times New Roman" w:cs="Times New Roman"/>
+                <w:color w:val="7030A0"/>
+              </w:rPr>
+              <w:t>orderer2.yaml</w:t>
+            </w:r>
+          </w:p>
+          <w:p>
+            <w:pPr>
+              <w:rPr>
+                <w:rFonts w:ascii="Times New Roman" w:hAnsi="Times New Roman" w:cs="Times New Roman"/>
+              </w:rPr>
+            </w:pPr>
+            <w:r>
+              <w:rPr>
+                <w:rFonts w:ascii="Times New Roman" w:hAnsi="Times New Roman" w:cs="Times New Roman" w:hint="eastAsia"/>
+              </w:rPr>
+              <w:t>$</w:t>
+            </w:r>
+            <w:r>
+              <w:rPr>
+                <w:rFonts w:ascii="Times New Roman" w:hAnsi="Times New Roman" w:cs="Times New Roman"/>
+              </w:rPr>
+              <w:t xml:space="preserve"> vi </w:t>
+            </w:r>
+            <w:r>
+              <w:rPr>
+                <w:rFonts w:ascii="Times New Roman" w:hAnsi="Times New Roman" w:cs="Times New Roman"/>
+                <w:color w:val="7030A0"/>
+              </w:rPr>
+              <w:t>orderer</w:t>
+            </w:r>
+            <w:r>
+              <w:rPr>
+                <w:rFonts w:ascii="Times New Roman" w:hAnsi="Times New Roman" w:cs="Times New Roman"/>
+                <w:color w:val="7030A0"/>
+              </w:rPr>
+              <w:t>3</w:t>
+            </w:r>
+            <w:r>
+              <w:rPr>
+                <w:rFonts w:ascii="Times New Roman" w:hAnsi="Times New Roman" w:cs="Times New Roman"/>
+                <w:color w:val="7030A0"/>
+              </w:rPr>
+              <w:t>.yaml</w:t>
+            </w:r>
+          </w:p>
+          <w:p>
+            <w:pPr>
+              <w:rPr>
+                <w:rFonts w:ascii="Times New Roman" w:hAnsi="Times New Roman" w:cs="Times New Roman"/>
+              </w:rPr>
+            </w:pPr>
+            <w:r>
+              <w:rPr>
+                <w:rFonts w:ascii="Times New Roman" w:hAnsi="Times New Roman" w:cs="Times New Roman" w:hint="eastAsia"/>
+              </w:rPr>
+              <w:t>$</w:t>
+            </w:r>
+            <w:r>
+              <w:rPr>
+                <w:rFonts w:ascii="Times New Roman" w:hAnsi="Times New Roman" w:cs="Times New Roman"/>
+              </w:rPr>
+              <w:t xml:space="preserve"> vi </w:t>
+            </w:r>
+            <w:r>
+              <w:rPr>
+                <w:rFonts w:ascii="Times New Roman" w:hAnsi="Times New Roman" w:cs="Times New Roman"/>
+                <w:color w:val="7030A0"/>
+              </w:rPr>
+              <w:t>orderer</w:t>
+            </w:r>
+            <w:r>
+              <w:rPr>
+                <w:rFonts w:ascii="Times New Roman" w:hAnsi="Times New Roman" w:cs="Times New Roman"/>
+                <w:color w:val="7030A0"/>
+              </w:rPr>
+              <w:t>4</w:t>
+            </w:r>
+            <w:r>
+              <w:rPr>
+                <w:rFonts w:ascii="Times New Roman" w:hAnsi="Times New Roman" w:cs="Times New Roman"/>
+                <w:color w:val="7030A0"/>
+              </w:rPr>
+              <w:t>.yaml</w:t>
+            </w:r>
+          </w:p>
+          <w:p>
+            <w:pPr>
+              <w:rPr>
+                <w:rFonts w:ascii="Times New Roman" w:hAnsi="Times New Roman" w:cs="Times New Roman" w:hint="eastAsia"/>
+              </w:rPr>
+            </w:pPr>
+            <w:r>
+              <w:rPr>
+                <w:rFonts w:ascii="Times New Roman" w:hAnsi="Times New Roman" w:cs="Times New Roman" w:hint="eastAsia"/>
+              </w:rPr>
+              <w:t>$</w:t>
+            </w:r>
+            <w:r>
+              <w:rPr>
+                <w:rFonts w:ascii="Times New Roman" w:hAnsi="Times New Roman" w:cs="Times New Roman"/>
+              </w:rPr>
+              <w:t xml:space="preserve"> vi </w:t>
+            </w:r>
+            <w:r>
+              <w:rPr>
+                <w:rFonts w:ascii="Times New Roman" w:hAnsi="Times New Roman" w:cs="Times New Roman"/>
+                <w:color w:val="7030A0"/>
+              </w:rPr>
+              <w:t>orderer</w:t>
+            </w:r>
+            <w:r>
+              <w:rPr>
+                <w:rFonts w:ascii="Times New Roman" w:hAnsi="Times New Roman" w:cs="Times New Roman"/>
+                <w:color w:val="7030A0"/>
+              </w:rPr>
+              <w:t>5</w:t>
+            </w:r>
+            <w:r>
+              <w:rPr>
+                <w:rFonts w:ascii="Times New Roman" w:hAnsi="Times New Roman" w:cs="Times New Roman"/>
+                <w:color w:val="7030A0"/>
+              </w:rPr>
+              <w:t>.yaml</w:t>
+            </w:r>
+          </w:p>
+          <w:p>
+            <w:pPr>
+              <w:rPr>
+                <w:rFonts w:ascii="Times New Roman" w:hAnsi="Times New Roman" w:cs="Times New Roman" w:hint="eastAsia"/>
+              </w:rPr>
+            </w:pPr>
+          </w:p>
+          <w:p>
+            <w:pPr>
+              <w:rPr>
+                <w:rFonts w:ascii="Times New Roman" w:hAnsi="Times New Roman" w:cs="Times New Roman"/>
+              </w:rPr>
+            </w:pPr>
+            <w:r>
+              <w:rPr>
+                <w:rFonts w:ascii="Times New Roman" w:hAnsi="Times New Roman" w:cs="Times New Roman"/>
+              </w:rPr>
+              <w:t xml:space="preserve">$ vi </w:t>
+            </w:r>
+            <w:proofErr w:type="spellStart"/>
+            <w:proofErr w:type="gramStart"/>
+            <w:r>
+              <w:rPr>
+                <w:rFonts w:ascii="Times New Roman" w:hAnsi="Times New Roman" w:cs="Times New Roman"/>
+                <w:color w:val="7030A0"/>
+              </w:rPr>
+              <w:t>cli.</w:t>
+            </w:r>
+            <w:r>
+              <w:rPr>
+                <w:rFonts w:ascii="Times New Roman" w:hAnsi="Times New Roman" w:cs="Times New Roman"/>
+                <w:color w:val="7030A0"/>
+              </w:rPr>
+              <w:t>y</w:t>
+            </w:r>
+            <w:r>
+              <w:rPr>
+                <w:rFonts w:ascii="Times New Roman" w:hAnsi="Times New Roman" w:cs="Times New Roman"/>
+                <w:color w:val="7030A0"/>
+              </w:rPr>
+              <w:t>a</w:t>
+            </w:r>
+            <w:r>
+              <w:rPr>
+                <w:rFonts w:ascii="Times New Roman" w:hAnsi="Times New Roman" w:cs="Times New Roman"/>
+                <w:color w:val="7030A0"/>
+              </w:rPr>
+              <w:t>ml</w:t>
+            </w:r>
+            <w:proofErr w:type="spellEnd"/>
+            <w:proofErr w:type="gramEnd"/>
             <w:r>
               <w:rPr>
                 <w:rFonts w:ascii="Times New Roman" w:hAnsi="Times New Roman" w:cs="Times New Roman"/>
               </w:rPr>
               <w:t xml:space="preserve"> </w:t>
             </w:r>
-          </w:p>
-          <w:p>
-            <w:pPr>
-              <w:rPr>
-                <w:rFonts w:ascii="Times New Roman" w:hAnsi="Times New Roman" w:cs="Times New Roman"/>
-              </w:rPr>
-            </w:pPr>
-          </w:p>
-          <w:p>
-            <w:pPr>
-              <w:rPr>
-                <w:rFonts w:ascii="Times New Roman" w:hAnsi="Times New Roman" w:cs="Times New Roman"/>
-              </w:rPr>
-            </w:pPr>
-            <w:r>
-              <w:rPr>
-                <w:rFonts w:ascii="Times New Roman" w:hAnsi="Times New Roman" w:cs="Times New Roman"/>
-              </w:rPr>
-              <w:t xml:space="preserve">$ vi </w:t>
-            </w:r>
-            <w:hyperlink r:id="rId102" w:anchor="file-orderer1-yaml" w:history="1">
-              <w:r>
-                <w:rPr>
-                  <w:rStyle w:val="a7"/>
-                  <w:rFonts w:ascii="Times New Roman" w:hAnsi="Times New Roman" w:cs="Times New Roman"/>
-                </w:rPr>
-                <w:t xml:space="preserve">orderer1.yaml </w:t>
-              </w:r>
-            </w:hyperlink>
-          </w:p>
-          <w:p>
-            <w:pPr>
-              <w:rPr>
-                <w:rFonts w:ascii="Times New Roman" w:hAnsi="Times New Roman" w:cs="Times New Roman"/>
-              </w:rPr>
-            </w:pPr>
-          </w:p>
-          <w:p>
-            <w:pPr>
-              <w:rPr>
-                <w:rFonts w:ascii="Times New Roman" w:hAnsi="Times New Roman" w:cs="Times New Roman"/>
-              </w:rPr>
-            </w:pPr>
-            <w:r>
-              <w:rPr>
-                <w:rFonts w:ascii="Times New Roman" w:hAnsi="Times New Roman" w:cs="Times New Roman"/>
-              </w:rPr>
-              <w:t xml:space="preserve">$ vi </w:t>
-            </w:r>
-            <w:hyperlink r:id="rId103" w:anchor="file-cli-yaml" w:history="1">
-              <w:r>
-                <w:rPr>
-                  <w:rStyle w:val="a7"/>
-                  <w:rFonts w:ascii="Times New Roman" w:hAnsi="Times New Roman" w:cs="Times New Roman"/>
-                </w:rPr>
-                <w:t>cli.yaml</w:t>
-              </w:r>
-            </w:hyperlink>
-            <w:r>
-              <w:rPr>
-                <w:rFonts w:ascii="Times New Roman" w:hAnsi="Times New Roman" w:cs="Times New Roman"/>
-              </w:rPr>
-              <w:t xml:space="preserve"> </w:t>
-            </w:r>
             <w:r>
               <w:rPr>
                 <w:rFonts w:ascii="Times New Roman" w:hAnsi="Times New Roman" w:cs="Times New Roman"/>
@@ -15275,38 +15716,121 @@
               <w:rPr>
                 <w:rFonts w:ascii="Times New Roman" w:hAnsi="Times New Roman" w:cs="Times New Roman"/>
               </w:rPr>
-              <w:t>$ vi $HOME/fabric-samples/chaincode/abstore/go/</w:t>
-            </w:r>
-            <w:hyperlink r:id="rId104" w:anchor="file-abstore-go" w:history="1">
-              <w:r>
-                <w:rPr>
-                  <w:rStyle w:val="a7"/>
-                  <w:rFonts w:ascii="Times New Roman" w:hAnsi="Times New Roman" w:cs="Times New Roman"/>
-                  <w:bCs/>
-                </w:rPr>
-                <w:t>abstore.go</w:t>
-              </w:r>
-            </w:hyperlink>
-            <w:r>
-              <w:rPr>
-                <w:rFonts w:ascii="Times New Roman" w:hAnsi="Times New Roman" w:cs="Times New Roman"/>
-              </w:rPr>
-              <w:t xml:space="preserve"> // our proposed key-value chaincode</w:t>
-            </w:r>
-          </w:p>
-          <w:p>
-            <w:pPr>
-              <w:rPr>
-                <w:rFonts w:ascii="Times New Roman" w:hAnsi="Times New Roman" w:cs="Times New Roman"/>
-              </w:rPr>
-            </w:pPr>
-            <w:r>
-              <w:rPr>
-                <w:rFonts w:ascii="Times New Roman" w:hAnsi="Times New Roman" w:cs="Times New Roman"/>
-              </w:rPr>
-              <w:t>$ vi $HOME/fabric-samples/chaincode/abstore/go/</w:t>
-            </w:r>
-            <w:hyperlink r:id="rId105" w:anchor="file-go-mod" w:history="1">
+              <w:t>$ vi $HOME/fabric-samples/</w:t>
+            </w:r>
+            <w:proofErr w:type="spellStart"/>
+            <w:r>
+              <w:rPr>
+                <w:rFonts w:ascii="Times New Roman" w:hAnsi="Times New Roman" w:cs="Times New Roman"/>
+              </w:rPr>
+              <w:t>chaincode</w:t>
+            </w:r>
+            <w:proofErr w:type="spellEnd"/>
+            <w:r>
+              <w:rPr>
+                <w:rFonts w:ascii="Times New Roman" w:hAnsi="Times New Roman" w:cs="Times New Roman"/>
+              </w:rPr>
+              <w:t>/</w:t>
+            </w:r>
+            <w:proofErr w:type="spellStart"/>
+            <w:r>
+              <w:rPr>
+                <w:rFonts w:ascii="Times New Roman" w:hAnsi="Times New Roman" w:cs="Times New Roman"/>
+              </w:rPr>
+              <w:t>abstore</w:t>
+            </w:r>
+            <w:proofErr w:type="spellEnd"/>
+            <w:r>
+              <w:rPr>
+                <w:rFonts w:ascii="Times New Roman" w:hAnsi="Times New Roman" w:cs="Times New Roman"/>
+              </w:rPr>
+              <w:t>/go/</w:t>
+            </w:r>
+            <w:proofErr w:type="spellStart"/>
+            <w:r>
+              <w:fldChar w:fldCharType="begin"/>
+            </w:r>
+            <w:r>
+              <w:instrText xml:space="preserve"> HYPERLINK "https://gist.github.com/Canhui/fb378959eba97e2f64cf874efdf25e37" \l "file-abstore-go" </w:instrText>
+            </w:r>
+            <w:r>
+              <w:fldChar w:fldCharType="separate"/>
+            </w:r>
+            <w:proofErr w:type="gramStart"/>
+            <w:r>
+              <w:rPr>
+                <w:rStyle w:val="a7"/>
+                <w:rFonts w:ascii="Times New Roman" w:hAnsi="Times New Roman" w:cs="Times New Roman"/>
+                <w:bCs/>
+              </w:rPr>
+              <w:t>abstore.go</w:t>
+            </w:r>
+            <w:proofErr w:type="spellEnd"/>
+            <w:proofErr w:type="gramEnd"/>
+            <w:r>
+              <w:rPr>
+                <w:rStyle w:val="a7"/>
+                <w:rFonts w:ascii="Times New Roman" w:hAnsi="Times New Roman" w:cs="Times New Roman"/>
+                <w:bCs/>
+              </w:rPr>
+              <w:fldChar w:fldCharType="end"/>
+            </w:r>
+            <w:r>
+              <w:rPr>
+                <w:rFonts w:ascii="Times New Roman" w:hAnsi="Times New Roman" w:cs="Times New Roman"/>
+              </w:rPr>
+              <w:t xml:space="preserve"> // our proposed key-value </w:t>
+            </w:r>
+            <w:proofErr w:type="spellStart"/>
+            <w:r>
+              <w:rPr>
+                <w:rFonts w:ascii="Times New Roman" w:hAnsi="Times New Roman" w:cs="Times New Roman"/>
+              </w:rPr>
+              <w:t>chaincode</w:t>
+            </w:r>
+            <w:proofErr w:type="spellEnd"/>
+          </w:p>
+          <w:p>
+            <w:pPr>
+              <w:rPr>
+                <w:rFonts w:ascii="Times New Roman" w:hAnsi="Times New Roman" w:cs="Times New Roman"/>
+              </w:rPr>
+            </w:pPr>
+            <w:r>
+              <w:rPr>
+                <w:rFonts w:ascii="Times New Roman" w:hAnsi="Times New Roman" w:cs="Times New Roman"/>
+              </w:rPr>
+              <w:t>$ vi $HOME/fabric-samples/</w:t>
+            </w:r>
+            <w:proofErr w:type="spellStart"/>
+            <w:r>
+              <w:rPr>
+                <w:rFonts w:ascii="Times New Roman" w:hAnsi="Times New Roman" w:cs="Times New Roman"/>
+              </w:rPr>
+              <w:t>chaincode</w:t>
+            </w:r>
+            <w:proofErr w:type="spellEnd"/>
+            <w:r>
+              <w:rPr>
+                <w:rFonts w:ascii="Times New Roman" w:hAnsi="Times New Roman" w:cs="Times New Roman"/>
+              </w:rPr>
+              <w:t>/</w:t>
+            </w:r>
+            <w:proofErr w:type="spellStart"/>
+            <w:r>
+              <w:rPr>
+                <w:rFonts w:ascii="Times New Roman" w:hAnsi="Times New Roman" w:cs="Times New Roman"/>
+              </w:rPr>
+              <w:t>abstore</w:t>
+            </w:r>
+            <w:proofErr w:type="spellEnd"/>
+            <w:r>
+              <w:rPr>
+                <w:rFonts w:ascii="Times New Roman" w:hAnsi="Times New Roman" w:cs="Times New Roman"/>
+              </w:rPr>
+              <w:t>/go/</w:t>
+            </w:r>
+            <w:hyperlink r:id="rId98" w:anchor="file-go-mod" w:history="1">
               <w:r>
                 <w:rPr>
                   <w:rStyle w:val="a7"/>
@@ -15401,27 +15925,75 @@
           </w:p>
           <w:p>
             <w:r>
-              <w:t>$ sudo apt-get install ntpdate</w:t>
-            </w:r>
+              <w:t xml:space="preserve">$ </w:t>
+            </w:r>
+            <w:proofErr w:type="spellStart"/>
+            <w:r>
+              <w:t>sudo</w:t>
+            </w:r>
+            <w:proofErr w:type="spellEnd"/>
+            <w:r>
+              <w:t xml:space="preserve"> apt-get install </w:t>
+            </w:r>
+            <w:proofErr w:type="spellStart"/>
+            <w:r>
+              <w:t>ntpdate</w:t>
+            </w:r>
+            <w:proofErr w:type="spellEnd"/>
             <w:r>
               <w:t xml:space="preserve"> // align the timestamp</w:t>
             </w:r>
           </w:p>
           <w:p>
             <w:r>
-              <w:t>$ sudo ntpdate cn.pool.ntp.org</w:t>
-            </w:r>
-          </w:p>
-          <w:p>
-            <w:r>
-              <w:t xml:space="preserve">$ sudo hwclock </w:t>
+              <w:lastRenderedPageBreak/>
+              <w:t xml:space="preserve">$ </w:t>
+            </w:r>
+            <w:proofErr w:type="spellStart"/>
+            <w:r>
+              <w:t>sudo</w:t>
+            </w:r>
+            <w:proofErr w:type="spellEnd"/>
+            <w:r>
+              <w:t xml:space="preserve"> </w:t>
+            </w:r>
+            <w:proofErr w:type="spellStart"/>
+            <w:r>
+              <w:t>ntpdate</w:t>
+            </w:r>
+            <w:proofErr w:type="spellEnd"/>
+            <w:r>
+              <w:t xml:space="preserve"> cn.pool.ntp.org</w:t>
+            </w:r>
+          </w:p>
+          <w:p>
+            <w:r>
+              <w:t xml:space="preserve">$ </w:t>
+            </w:r>
+            <w:proofErr w:type="spellStart"/>
+            <w:r>
+              <w:t>sudo</w:t>
+            </w:r>
+            <w:proofErr w:type="spellEnd"/>
+            <w:r>
+              <w:t xml:space="preserve"> </w:t>
+            </w:r>
+            <w:proofErr w:type="spellStart"/>
+            <w:r>
+              <w:t>hwclock</w:t>
+            </w:r>
+            <w:proofErr w:type="spellEnd"/>
+            <w:r>
+              <w:t xml:space="preserve"> </w:t>
             </w:r>
             <w:r>
               <w:t>–</w:t>
             </w:r>
+            <w:proofErr w:type="spellStart"/>
             <w:r>
               <w:t>systohc</w:t>
             </w:r>
+            <w:proofErr w:type="spellEnd"/>
           </w:p>
           <w:p>
             <w:pPr>
@@ -15543,15 +16115,36 @@
               <w:rPr>
                 <w:rFonts w:ascii="Times New Roman" w:hAnsi="Times New Roman" w:cs="Times New Roman" w:hint="eastAsia"/>
               </w:rPr>
-              <w:lastRenderedPageBreak/>
               <w:t>$</w:t>
             </w:r>
             <w:r>
               <w:rPr>
                 <w:rFonts w:ascii="Times New Roman" w:hAnsi="Times New Roman" w:cs="Times New Roman"/>
               </w:rPr>
-              <w:t xml:space="preserve"> chmod +x *.sh</w:t>
-            </w:r>
+              <w:t xml:space="preserve"> </w:t>
+            </w:r>
+            <w:proofErr w:type="spellStart"/>
+            <w:r>
+              <w:rPr>
+                <w:rFonts w:ascii="Times New Roman" w:hAnsi="Times New Roman" w:cs="Times New Roman"/>
+              </w:rPr>
+              <w:t>chmod</w:t>
+            </w:r>
+            <w:proofErr w:type="spellEnd"/>
+            <w:r>
+              <w:rPr>
+                <w:rFonts w:ascii="Times New Roman" w:hAnsi="Times New Roman" w:cs="Times New Roman"/>
+              </w:rPr>
+              <w:t xml:space="preserve"> +x *.</w:t>
+            </w:r>
+            <w:proofErr w:type="spellStart"/>
+            <w:r>
+              <w:rPr>
+                <w:rFonts w:ascii="Times New Roman" w:hAnsi="Times New Roman" w:cs="Times New Roman"/>
+              </w:rPr>
+              <w:t>sh</w:t>
+            </w:r>
+            <w:proofErr w:type="spellEnd"/>
           </w:p>
           <w:p>
             <w:pPr>
@@ -15574,7 +16167,7 @@
               </w:rPr>
               <w:t xml:space="preserve"> </w:t>
             </w:r>
-            <w:hyperlink r:id="rId106" w:anchor="file-config-sh" w:history="1">
+            <w:hyperlink r:id="rId99" w:anchor="file-config-sh" w:history="1">
               <w:r>
                 <w:rPr>
                   <w:rStyle w:val="a7"/>
@@ -15682,21 +16275,51 @@
               <w:rPr>
                 <w:rFonts w:ascii="Times New Roman" w:hAnsi="Times New Roman" w:cs="Times New Roman"/>
               </w:rPr>
-              <w:t>$ cd $HOME/fabric-samples/demo-first/workload/tls</w:t>
-            </w:r>
-          </w:p>
-          <w:p>
-            <w:pPr>
-              <w:rPr>
-                <w:rFonts w:ascii="Times New Roman" w:hAnsi="Times New Roman" w:cs="Times New Roman"/>
-              </w:rPr>
-            </w:pPr>
-            <w:r>
-              <w:rPr>
-                <w:rFonts w:ascii="Times New Roman" w:hAnsi="Times New Roman" w:cs="Times New Roman"/>
-              </w:rPr>
-              <w:t>$ chmod +x *.sh</w:t>
-            </w:r>
+              <w:t>$ cd $HOME/fabric-samples/demo-first/workload/</w:t>
+            </w:r>
+            <w:proofErr w:type="spellStart"/>
+            <w:r>
+              <w:rPr>
+                <w:rFonts w:ascii="Times New Roman" w:hAnsi="Times New Roman" w:cs="Times New Roman"/>
+              </w:rPr>
+              <w:t>tls</w:t>
+            </w:r>
+            <w:proofErr w:type="spellEnd"/>
+          </w:p>
+          <w:p>
+            <w:pPr>
+              <w:rPr>
+                <w:rFonts w:ascii="Times New Roman" w:hAnsi="Times New Roman" w:cs="Times New Roman"/>
+              </w:rPr>
+            </w:pPr>
+            <w:r>
+              <w:rPr>
+                <w:rFonts w:ascii="Times New Roman" w:hAnsi="Times New Roman" w:cs="Times New Roman"/>
+              </w:rPr>
+              <w:t xml:space="preserve">$ </w:t>
+            </w:r>
+            <w:proofErr w:type="spellStart"/>
+            <w:r>
+              <w:rPr>
+                <w:rFonts w:ascii="Times New Roman" w:hAnsi="Times New Roman" w:cs="Times New Roman"/>
+              </w:rPr>
+              <w:t>chmod</w:t>
+            </w:r>
+            <w:proofErr w:type="spellEnd"/>
+            <w:r>
+              <w:rPr>
+                <w:rFonts w:ascii="Times New Roman" w:hAnsi="Times New Roman" w:cs="Times New Roman"/>
+              </w:rPr>
+              <w:t xml:space="preserve"> +x *.</w:t>
+            </w:r>
+            <w:proofErr w:type="spellStart"/>
+            <w:r>
+              <w:rPr>
+                <w:rFonts w:ascii="Times New Roman" w:hAnsi="Times New Roman" w:cs="Times New Roman"/>
+              </w:rPr>
+              <w:t>sh</w:t>
+            </w:r>
+            <w:proofErr w:type="spellEnd"/>
           </w:p>
           <w:p>
             <w:pPr>
@@ -15728,8 +16351,30 @@
               <w:rPr>
                 <w:rFonts w:ascii="Times New Roman" w:hAnsi="Times New Roman" w:cs="Times New Roman"/>
               </w:rPr>
-              <w:t>$ chmod +x *.sh</w:t>
-            </w:r>
+              <w:t xml:space="preserve">$ </w:t>
+            </w:r>
+            <w:proofErr w:type="spellStart"/>
+            <w:r>
+              <w:rPr>
+                <w:rFonts w:ascii="Times New Roman" w:hAnsi="Times New Roman" w:cs="Times New Roman"/>
+              </w:rPr>
+              <w:t>chmod</w:t>
+            </w:r>
+            <w:proofErr w:type="spellEnd"/>
+            <w:r>
+              <w:rPr>
+                <w:rFonts w:ascii="Times New Roman" w:hAnsi="Times New Roman" w:cs="Times New Roman"/>
+              </w:rPr>
+              <w:t xml:space="preserve"> +x *.</w:t>
+            </w:r>
+            <w:proofErr w:type="spellStart"/>
+            <w:r>
+              <w:rPr>
+                <w:rFonts w:ascii="Times New Roman" w:hAnsi="Times New Roman" w:cs="Times New Roman"/>
+              </w:rPr>
+              <w:t>sh</w:t>
+            </w:r>
+            <w:proofErr w:type="spellEnd"/>
           </w:p>
           <w:p>
             <w:pPr>
@@ -15747,9 +16392,23 @@
               <w:rPr>
                 <w:rFonts w:ascii="Times New Roman" w:hAnsi="Times New Roman" w:cs="Times New Roman"/>
               </w:rPr>
-              <w:t xml:space="preserve"> wget </w:t>
-            </w:r>
-            <w:hyperlink r:id="rId107" w:history="1">
+              <w:t xml:space="preserve"> </w:t>
+            </w:r>
+            <w:proofErr w:type="spellStart"/>
+            <w:r>
+              <w:rPr>
+                <w:rFonts w:ascii="Times New Roman" w:hAnsi="Times New Roman" w:cs="Times New Roman"/>
+              </w:rPr>
+              <w:t>wget</w:t>
+            </w:r>
+            <w:proofErr w:type="spellEnd"/>
+            <w:r>
+              <w:rPr>
+                <w:rFonts w:ascii="Times New Roman" w:hAnsi="Times New Roman" w:cs="Times New Roman"/>
+              </w:rPr>
+              <w:t xml:space="preserve"> </w:t>
+            </w:r>
+            <w:hyperlink r:id="rId100" w:history="1">
               <w:r>
                 <w:rPr>
                   <w:rStyle w:val="a7"/>
@@ -15808,8 +16467,30 @@
               <w:rPr>
                 <w:rFonts w:ascii="Times New Roman" w:hAnsi="Times New Roman" w:cs="Times New Roman"/>
               </w:rPr>
-              <w:t>$ chmod +x *.sh</w:t>
-            </w:r>
+              <w:t xml:space="preserve">$ </w:t>
+            </w:r>
+            <w:proofErr w:type="spellStart"/>
+            <w:r>
+              <w:rPr>
+                <w:rFonts w:ascii="Times New Roman" w:hAnsi="Times New Roman" w:cs="Times New Roman"/>
+              </w:rPr>
+              <w:t>chmod</w:t>
+            </w:r>
+            <w:proofErr w:type="spellEnd"/>
+            <w:r>
+              <w:rPr>
+                <w:rFonts w:ascii="Times New Roman" w:hAnsi="Times New Roman" w:cs="Times New Roman"/>
+              </w:rPr>
+              <w:t xml:space="preserve"> +x *.</w:t>
+            </w:r>
+            <w:proofErr w:type="spellStart"/>
+            <w:r>
+              <w:rPr>
+                <w:rFonts w:ascii="Times New Roman" w:hAnsi="Times New Roman" w:cs="Times New Roman"/>
+              </w:rPr>
+              <w:t>sh</w:t>
+            </w:r>
+            <w:proofErr w:type="spellEnd"/>
           </w:p>
         </w:tc>
       </w:tr>
@@ -15861,7 +16542,35 @@
         <w:rPr>
           <w:rFonts w:ascii="Times New Roman" w:hAnsi="Times New Roman" w:cs="Times New Roman"/>
         </w:rPr>
-        <w:t>CLI scp the contents to all machines including peers and orderers,</w:t>
+        <w:t xml:space="preserve">CLI </w:t>
+      </w:r>
+      <w:proofErr w:type="spellStart"/>
+      <w:r>
+        <w:rPr>
+          <w:rFonts w:ascii="Times New Roman" w:hAnsi="Times New Roman" w:cs="Times New Roman"/>
+        </w:rPr>
+        <w:t>scp</w:t>
+      </w:r>
+      <w:proofErr w:type="spellEnd"/>
+      <w:r>
+        <w:rPr>
+          <w:rFonts w:ascii="Times New Roman" w:hAnsi="Times New Roman" w:cs="Times New Roman"/>
+        </w:rPr>
+        <w:t xml:space="preserve"> the contents to all machines including peers and </w:t>
+      </w:r>
+      <w:proofErr w:type="spellStart"/>
+      <w:r>
+        <w:rPr>
+          <w:rFonts w:ascii="Times New Roman" w:hAnsi="Times New Roman" w:cs="Times New Roman"/>
+        </w:rPr>
+        <w:t>orderers</w:t>
+      </w:r>
+      <w:proofErr w:type="spellEnd"/>
+      <w:r>
+        <w:rPr>
+          <w:rFonts w:ascii="Times New Roman" w:hAnsi="Times New Roman" w:cs="Times New Roman"/>
+        </w:rPr>
+        <w:t>,</w:t>
       </w:r>
     </w:p>
     <w:tbl>
@@ -15918,7 +16627,7 @@
               </w:rPr>
               <w:t xml:space="preserve"> </w:t>
             </w:r>
-            <w:hyperlink r:id="rId108" w:anchor="file-scp-sh" w:history="1">
+            <w:hyperlink r:id="rId101" w:anchor="file-scp-sh" w:history="1">
               <w:r>
                 <w:rPr>
                   <w:rStyle w:val="a7"/>
@@ -16014,6 +16723,7 @@
           <w:b/>
           <w:bCs/>
         </w:rPr>
+        <w:lastRenderedPageBreak/>
         <w:t>Step</w:t>
       </w:r>
       <w:r>
@@ -16096,6 +16806,7 @@
                 <w:bCs/>
               </w:rPr>
             </w:pPr>
+            <w:proofErr w:type="gramStart"/>
             <w:r>
               <w:rPr>
                 <w:rFonts w:ascii="Times New Roman" w:hAnsi="Times New Roman" w:cs="Times New Roman" w:hint="eastAsia"/>
@@ -16114,9 +16825,18 @@
                 <w:b/>
                 <w:bCs/>
               </w:rPr>
-              <w:t>./</w:t>
-            </w:r>
-            <w:hyperlink r:id="rId109" w:anchor="file-orderer1-sh" w:history="1">
+              <w:t>.</w:t>
+            </w:r>
+            <w:proofErr w:type="gramEnd"/>
+            <w:r>
+              <w:rPr>
+                <w:rFonts w:ascii="Times New Roman" w:hAnsi="Times New Roman" w:cs="Times New Roman"/>
+                <w:b/>
+                <w:bCs/>
+              </w:rPr>
+              <w:t>/</w:t>
+            </w:r>
+            <w:hyperlink r:id="rId102" w:anchor="file-orderer1-sh" w:history="1">
               <w:r>
                 <w:rPr>
                   <w:rStyle w:val="a7"/>
@@ -16227,8 +16947,16 @@
               <w:rPr>
                 <w:rFonts w:ascii="Times New Roman" w:hAnsi="Times New Roman" w:cs="Times New Roman"/>
               </w:rPr>
-              <w:t xml:space="preserve"> docker ps</w:t>
-            </w:r>
+              <w:t xml:space="preserve"> docker </w:t>
+            </w:r>
+            <w:proofErr w:type="spellStart"/>
+            <w:r>
+              <w:rPr>
+                <w:rFonts w:ascii="Times New Roman" w:hAnsi="Times New Roman" w:cs="Times New Roman"/>
+              </w:rPr>
+              <w:t>ps</w:t>
+            </w:r>
+            <w:proofErr w:type="spellEnd"/>
           </w:p>
           <w:p>
             <w:pPr>
@@ -16391,6 +17119,7 @@
                 <w:rFonts w:ascii="Times New Roman" w:hAnsi="Times New Roman" w:cs="Times New Roman"/>
               </w:rPr>
             </w:pPr>
+            <w:proofErr w:type="gramStart"/>
             <w:r>
               <w:rPr>
                 <w:rFonts w:ascii="Times New Roman" w:hAnsi="Times New Roman" w:cs="Times New Roman" w:hint="eastAsia"/>
@@ -16401,9 +17130,16 @@
               <w:rPr>
                 <w:rFonts w:ascii="Times New Roman" w:hAnsi="Times New Roman" w:cs="Times New Roman"/>
               </w:rPr>
-              <w:t xml:space="preserve"> ./</w:t>
-            </w:r>
-            <w:hyperlink r:id="rId110" w:anchor="file-peer1-sh" w:history="1">
+              <w:t xml:space="preserve"> .</w:t>
+            </w:r>
+            <w:proofErr w:type="gramEnd"/>
+            <w:r>
+              <w:rPr>
+                <w:rFonts w:ascii="Times New Roman" w:hAnsi="Times New Roman" w:cs="Times New Roman"/>
+              </w:rPr>
+              <w:t>/</w:t>
+            </w:r>
+            <w:hyperlink r:id="rId103" w:anchor="file-peer1-sh" w:history="1">
               <w:r>
                 <w:rPr>
                   <w:rStyle w:val="a7"/>
@@ -16497,8 +17233,16 @@
               <w:rPr>
                 <w:rFonts w:ascii="Times New Roman" w:hAnsi="Times New Roman" w:cs="Times New Roman"/>
               </w:rPr>
-              <w:t xml:space="preserve"> docker ps</w:t>
-            </w:r>
+              <w:t xml:space="preserve"> docker </w:t>
+            </w:r>
+            <w:proofErr w:type="spellStart"/>
+            <w:r>
+              <w:rPr>
+                <w:rFonts w:ascii="Times New Roman" w:hAnsi="Times New Roman" w:cs="Times New Roman"/>
+              </w:rPr>
+              <w:t>ps</w:t>
+            </w:r>
+            <w:proofErr w:type="spellEnd"/>
           </w:p>
           <w:p>
             <w:pPr>
@@ -16662,6 +17406,7 @@
                 <w:rFonts w:ascii="Times New Roman" w:hAnsi="Times New Roman" w:cs="Times New Roman"/>
               </w:rPr>
             </w:pPr>
+            <w:proofErr w:type="gramStart"/>
             <w:r>
               <w:rPr>
                 <w:rFonts w:ascii="Times New Roman" w:hAnsi="Times New Roman" w:cs="Times New Roman" w:hint="eastAsia"/>
@@ -16672,9 +17417,16 @@
               <w:rPr>
                 <w:rFonts w:ascii="Times New Roman" w:hAnsi="Times New Roman" w:cs="Times New Roman"/>
               </w:rPr>
-              <w:t xml:space="preserve"> ./</w:t>
-            </w:r>
-            <w:hyperlink r:id="rId111" w:anchor="file-peer2-sh" w:history="1">
+              <w:t xml:space="preserve"> .</w:t>
+            </w:r>
+            <w:proofErr w:type="gramEnd"/>
+            <w:r>
+              <w:rPr>
+                <w:rFonts w:ascii="Times New Roman" w:hAnsi="Times New Roman" w:cs="Times New Roman"/>
+              </w:rPr>
+              <w:t>/</w:t>
+            </w:r>
+            <w:hyperlink r:id="rId104" w:anchor="file-peer2-sh" w:history="1">
               <w:r>
                 <w:rPr>
                   <w:rStyle w:val="a7"/>
@@ -16764,8 +17516,16 @@
               <w:rPr>
                 <w:rFonts w:ascii="Times New Roman" w:hAnsi="Times New Roman" w:cs="Times New Roman"/>
               </w:rPr>
-              <w:t xml:space="preserve"> docker ps</w:t>
-            </w:r>
+              <w:t xml:space="preserve"> docker </w:t>
+            </w:r>
+            <w:proofErr w:type="spellStart"/>
+            <w:r>
+              <w:rPr>
+                <w:rFonts w:ascii="Times New Roman" w:hAnsi="Times New Roman" w:cs="Times New Roman"/>
+              </w:rPr>
+              <w:t>ps</w:t>
+            </w:r>
+            <w:proofErr w:type="spellEnd"/>
           </w:p>
           <w:p>
             <w:pPr>
@@ -16929,6 +17689,7 @@
                 <w:rFonts w:ascii="Times New Roman" w:hAnsi="Times New Roman" w:cs="Times New Roman"/>
               </w:rPr>
             </w:pPr>
+            <w:proofErr w:type="gramStart"/>
             <w:r>
               <w:rPr>
                 <w:rFonts w:ascii="Times New Roman" w:hAnsi="Times New Roman" w:cs="Times New Roman" w:hint="eastAsia"/>
@@ -16939,9 +17700,16 @@
               <w:rPr>
                 <w:rFonts w:ascii="Times New Roman" w:hAnsi="Times New Roman" w:cs="Times New Roman"/>
               </w:rPr>
-              <w:t xml:space="preserve"> ./</w:t>
-            </w:r>
-            <w:hyperlink r:id="rId112" w:anchor="file-cli-sh" w:history="1">
+              <w:t xml:space="preserve"> .</w:t>
+            </w:r>
+            <w:proofErr w:type="gramEnd"/>
+            <w:r>
+              <w:rPr>
+                <w:rFonts w:ascii="Times New Roman" w:hAnsi="Times New Roman" w:cs="Times New Roman"/>
+              </w:rPr>
+              <w:t>/</w:t>
+            </w:r>
+            <w:hyperlink r:id="rId105" w:anchor="file-cli-sh" w:history="1">
               <w:r>
                 <w:rPr>
                   <w:rStyle w:val="a7"/>
@@ -17031,8 +17799,16 @@
               <w:rPr>
                 <w:rFonts w:ascii="Times New Roman" w:hAnsi="Times New Roman" w:cs="Times New Roman"/>
               </w:rPr>
-              <w:t xml:space="preserve"> docker ps</w:t>
-            </w:r>
+              <w:t xml:space="preserve"> docker </w:t>
+            </w:r>
+            <w:proofErr w:type="spellStart"/>
+            <w:r>
+              <w:rPr>
+                <w:rFonts w:ascii="Times New Roman" w:hAnsi="Times New Roman" w:cs="Times New Roman"/>
+              </w:rPr>
+              <w:t>ps</w:t>
+            </w:r>
+            <w:proofErr w:type="spellEnd"/>
           </w:p>
           <w:p>
             <w:pPr>
@@ -17115,7 +17891,6 @@
           <w:rStyle w:val="a3"/>
           <w:color w:val="2F5496" w:themeColor="accent1" w:themeShade="BF"/>
         </w:rPr>
-        <w:lastRenderedPageBreak/>
         <w:t>3</w:t>
       </w:r>
       <w:r>
@@ -17198,7 +17973,37 @@
         <w:rPr>
           <w:rFonts w:ascii="Times New Roman" w:hAnsi="Times New Roman" w:cs="Times New Roman"/>
         </w:rPr>
-        <w:t xml:space="preserve"> (of peer0.org1) connects to Peer0.org1.example.com:7051, creates a channel.block, and then all peers join the channel.block, </w:t>
+        <w:t xml:space="preserve"> (of peer0.org1) connects to Peer0.org1.example.com:7051, creates a </w:t>
+      </w:r>
+      <w:proofErr w:type="spellStart"/>
+      <w:proofErr w:type="gramStart"/>
+      <w:r>
+        <w:rPr>
+          <w:rFonts w:ascii="Times New Roman" w:hAnsi="Times New Roman" w:cs="Times New Roman"/>
+        </w:rPr>
+        <w:t>channel.block</w:t>
+      </w:r>
+      <w:proofErr w:type="spellEnd"/>
+      <w:proofErr w:type="gramEnd"/>
+      <w:r>
+        <w:rPr>
+          <w:rFonts w:ascii="Times New Roman" w:hAnsi="Times New Roman" w:cs="Times New Roman"/>
+        </w:rPr>
+        <w:t xml:space="preserve">, and then all peers join the </w:t>
+      </w:r>
+      <w:proofErr w:type="spellStart"/>
+      <w:r>
+        <w:rPr>
+          <w:rFonts w:ascii="Times New Roman" w:hAnsi="Times New Roman" w:cs="Times New Roman"/>
+        </w:rPr>
+        <w:t>channel.block</w:t>
+      </w:r>
+      <w:proofErr w:type="spellEnd"/>
+      <w:r>
+        <w:rPr>
+          <w:rFonts w:ascii="Times New Roman" w:hAnsi="Times New Roman" w:cs="Times New Roman"/>
+        </w:rPr>
+        <w:t xml:space="preserve">, </w:t>
       </w:r>
     </w:p>
     <w:tbl>
@@ -17232,6 +18037,7 @@
               </w:rPr>
               <w:t xml:space="preserve">// </w:t>
             </w:r>
+            <w:proofErr w:type="gramStart"/>
             <w:r>
               <w:rPr>
                 <w:rFonts w:asciiTheme="minorHAnsi" w:hAnsiTheme="minorHAnsi" w:cstheme="minorHAnsi"/>
@@ -17240,6 +18046,7 @@
               </w:rPr>
               <w:t>CLI  goes</w:t>
             </w:r>
+            <w:proofErr w:type="gramEnd"/>
             <w:r>
               <w:rPr>
                 <w:rFonts w:asciiTheme="minorHAnsi" w:hAnsiTheme="minorHAnsi" w:cstheme="minorHAnsi"/>
@@ -17313,17 +18120,34 @@
                 <w:szCs w:val="22"/>
               </w:rPr>
               <w:br/>
-              <w:t xml:space="preserve"># </w:t>
-            </w:r>
+            </w:r>
+            <w:proofErr w:type="gramStart"/>
             <w:r>
               <w:rPr>
                 <w:rFonts w:asciiTheme="minorHAnsi" w:hAnsiTheme="minorHAnsi" w:cstheme="minorHAnsi"/>
                 <w:sz w:val="22"/>
                 <w:szCs w:val="22"/>
               </w:rPr>
-              <w:t>./</w:t>
-            </w:r>
-            <w:hyperlink r:id="rId113" w:anchor="file-step1-sh" w:history="1">
+              <w:t xml:space="preserve"># </w:t>
+            </w:r>
+            <w:r>
+              <w:rPr>
+                <w:rFonts w:asciiTheme="minorHAnsi" w:hAnsiTheme="minorHAnsi" w:cstheme="minorHAnsi"/>
+                <w:sz w:val="22"/>
+                <w:szCs w:val="22"/>
+              </w:rPr>
+              <w:t>.</w:t>
+            </w:r>
+            <w:proofErr w:type="gramEnd"/>
+            <w:r>
+              <w:rPr>
+                <w:rFonts w:asciiTheme="minorHAnsi" w:hAnsiTheme="minorHAnsi" w:cstheme="minorHAnsi"/>
+                <w:sz w:val="22"/>
+                <w:szCs w:val="22"/>
+              </w:rPr>
+              <w:t>/</w:t>
+            </w:r>
+            <w:hyperlink r:id="rId106" w:anchor="file-step1-sh" w:history="1">
               <w:r>
                 <w:rPr>
                   <w:rStyle w:val="a7"/>
@@ -17443,6 +18267,7 @@
                 <w:szCs w:val="22"/>
               </w:rPr>
             </w:pPr>
+            <w:proofErr w:type="gramStart"/>
             <w:r>
               <w:rPr>
                 <w:rFonts w:asciiTheme="minorHAnsi" w:hAnsiTheme="minorHAnsi" w:cstheme="minorHAnsi"/>
@@ -17457,9 +18282,18 @@
                 <w:sz w:val="22"/>
                 <w:szCs w:val="22"/>
               </w:rPr>
-              <w:t>./</w:t>
-            </w:r>
-            <w:hyperlink r:id="rId114" w:anchor="file-step2-sh" w:history="1">
+              <w:t>.</w:t>
+            </w:r>
+            <w:proofErr w:type="gramEnd"/>
+            <w:r>
+              <w:rPr>
+                <w:rFonts w:asciiTheme="minorHAnsi" w:hAnsiTheme="minorHAnsi" w:cstheme="minorHAnsi"/>
+                <w:sz w:val="22"/>
+                <w:szCs w:val="22"/>
+              </w:rPr>
+              <w:t>/</w:t>
+            </w:r>
+            <w:hyperlink r:id="rId107" w:anchor="file-step2-sh" w:history="1">
               <w:r>
                 <w:rPr>
                   <w:rStyle w:val="a7"/>
@@ -17496,8 +18330,18 @@
                 <w:sz w:val="22"/>
                 <w:szCs w:val="22"/>
               </w:rPr>
-              <w:t>All peers join the chaincode</w:t>
-            </w:r>
+              <w:t xml:space="preserve">All peers join the </w:t>
+            </w:r>
+            <w:proofErr w:type="spellStart"/>
+            <w:r>
+              <w:rPr>
+                <w:rFonts w:asciiTheme="minorHAnsi" w:hAnsiTheme="minorHAnsi" w:cstheme="minorHAnsi"/>
+                <w:sz w:val="22"/>
+                <w:szCs w:val="22"/>
+              </w:rPr>
+              <w:t>chaincode</w:t>
+            </w:r>
+            <w:proofErr w:type="spellEnd"/>
           </w:p>
           <w:p>
             <w:pPr>
@@ -17593,7 +18437,6 @@
           <w:rStyle w:val="a3"/>
           <w:color w:val="2F5496" w:themeColor="accent1" w:themeShade="BF"/>
         </w:rPr>
-        <w:lastRenderedPageBreak/>
         <w:t>3</w:t>
       </w:r>
       <w:r>
@@ -17687,7 +18530,21 @@
         <w:rPr>
           <w:bCs/>
         </w:rPr>
-        <w:t>the Node.js SDK folder and tls, wallet, and workload files for all peers,</w:t>
+        <w:t xml:space="preserve">the Node.js SDK folder and </w:t>
+      </w:r>
+      <w:proofErr w:type="spellStart"/>
+      <w:r>
+        <w:rPr>
+          <w:bCs/>
+        </w:rPr>
+        <w:t>tls</w:t>
+      </w:r>
+      <w:proofErr w:type="spellEnd"/>
+      <w:r>
+        <w:rPr>
+          <w:bCs/>
+        </w:rPr>
+        <w:t>, wallet, and workload files for all peers,</w:t>
       </w:r>
     </w:p>
     <w:tbl>
@@ -17721,8 +18578,16 @@
               <w:rPr>
                 <w:bCs/>
               </w:rPr>
-              <w:t xml:space="preserve"> exit</w:t>
-            </w:r>
+              <w:t xml:space="preserve"> </w:t>
+            </w:r>
+            <w:proofErr w:type="gramStart"/>
+            <w:r>
+              <w:rPr>
+                <w:bCs/>
+              </w:rPr>
+              <w:t>exit</w:t>
+            </w:r>
+            <w:proofErr w:type="gramEnd"/>
           </w:p>
           <w:p>
             <w:pPr>
@@ -17743,16 +18608,24 @@
               </w:rPr>
               <w:t xml:space="preserve"> </w:t>
             </w:r>
+            <w:proofErr w:type="spellStart"/>
             <w:r>
               <w:rPr>
                 <w:rFonts w:cstheme="minorHAnsi"/>
               </w:rPr>
-              <w:t xml:space="preserve">mkdir -p </w:t>
-            </w:r>
+              <w:t>mkdir</w:t>
+            </w:r>
+            <w:proofErr w:type="spellEnd"/>
             <w:r>
               <w:rPr>
                 <w:rFonts w:cstheme="minorHAnsi"/>
               </w:rPr>
+              <w:t xml:space="preserve"> -p </w:t>
+            </w:r>
+            <w:r>
+              <w:rPr>
+                <w:rFonts w:cstheme="minorHAnsi"/>
+              </w:rPr>
               <w:t>$HOME</w:t>
             </w:r>
             <w:r>
@@ -17772,31 +18645,67 @@
               <w:rPr>
                 <w:rFonts w:cstheme="minorHAnsi"/>
               </w:rPr>
-              <w:t>$ mkdir -p</w:t>
-            </w:r>
+              <w:t xml:space="preserve">$ </w:t>
+            </w:r>
+            <w:proofErr w:type="spellStart"/>
             <w:r>
               <w:rPr>
                 <w:rFonts w:cstheme="minorHAnsi"/>
               </w:rPr>
+              <w:t>mkdir</w:t>
+            </w:r>
+            <w:proofErr w:type="spellEnd"/>
+            <w:r>
+              <w:rPr>
+                <w:rFonts w:cstheme="minorHAnsi"/>
+              </w:rPr>
+              <w:t xml:space="preserve"> -p</w:t>
+            </w:r>
+            <w:r>
+              <w:rPr>
+                <w:rFonts w:cstheme="minorHAnsi"/>
+              </w:rPr>
               <w:t xml:space="preserve"> $HOME</w:t>
             </w:r>
             <w:r>
               <w:rPr>
                 <w:rFonts w:cstheme="minorHAnsi"/>
               </w:rPr>
-              <w:t>/fabric-samples/demo-first/workload/tls</w:t>
-            </w:r>
+              <w:t>/fabric-samples/demo-first/workload/</w:t>
+            </w:r>
+            <w:proofErr w:type="spellStart"/>
             <w:r>
               <w:rPr>
                 <w:rFonts w:cstheme="minorHAnsi"/>
               </w:rPr>
+              <w:t>tls</w:t>
+            </w:r>
+            <w:proofErr w:type="spellEnd"/>
+            <w:r>
+              <w:rPr>
+                <w:rFonts w:cstheme="minorHAnsi"/>
+              </w:rPr>
               <w:br/>
-              <w:t xml:space="preserve">$ mkdir -p </w:t>
-            </w:r>
+              <w:t xml:space="preserve">$ </w:t>
+            </w:r>
+            <w:proofErr w:type="spellStart"/>
             <w:r>
               <w:rPr>
                 <w:rFonts w:cstheme="minorHAnsi"/>
               </w:rPr>
+              <w:t>mkdir</w:t>
+            </w:r>
+            <w:proofErr w:type="spellEnd"/>
+            <w:r>
+              <w:rPr>
+                <w:rFonts w:cstheme="minorHAnsi"/>
+              </w:rPr>
+              <w:t xml:space="preserve"> -p </w:t>
+            </w:r>
+            <w:r>
+              <w:rPr>
+                <w:rFonts w:cstheme="minorHAnsi"/>
+              </w:rPr>
               <w:t>$HOME</w:t>
             </w:r>
             <w:r>
@@ -17816,12 +18725,26 @@
               <w:rPr>
                 <w:rFonts w:cstheme="minorHAnsi"/>
               </w:rPr>
-              <w:t xml:space="preserve">$ mkdir -p </w:t>
-            </w:r>
+              <w:t xml:space="preserve">$ </w:t>
+            </w:r>
+            <w:proofErr w:type="spellStart"/>
             <w:r>
               <w:rPr>
                 <w:rFonts w:cstheme="minorHAnsi"/>
               </w:rPr>
+              <w:t>mkdir</w:t>
+            </w:r>
+            <w:proofErr w:type="spellEnd"/>
+            <w:r>
+              <w:rPr>
+                <w:rFonts w:cstheme="minorHAnsi"/>
+              </w:rPr>
+              <w:t xml:space="preserve"> -p </w:t>
+            </w:r>
+            <w:r>
+              <w:rPr>
+                <w:rFonts w:cstheme="minorHAnsi"/>
+              </w:rPr>
               <w:t>$HOME</w:t>
             </w:r>
             <w:r>
@@ -17867,8 +18790,16 @@
               <w:rPr>
                 <w:bCs/>
               </w:rPr>
-              <w:t>$HOME/fabric-samples/demo-first/workload/tls</w:t>
-            </w:r>
+              <w:t>$HOME/fabric-samples/demo-first/workload/</w:t>
+            </w:r>
+            <w:proofErr w:type="spellStart"/>
+            <w:r>
+              <w:rPr>
+                <w:bCs/>
+              </w:rPr>
+              <w:t>tls</w:t>
+            </w:r>
+            <w:proofErr w:type="spellEnd"/>
           </w:p>
           <w:p>
             <w:pPr>
@@ -17889,7 +18820,7 @@
               </w:rPr>
               <w:t xml:space="preserve"> vi </w:t>
             </w:r>
-            <w:hyperlink r:id="rId115" w:anchor="file-read_pem-py" w:history="1">
+            <w:hyperlink r:id="rId108" w:anchor="file-read_pem-py" w:history="1">
               <w:r>
                 <w:rPr>
                   <w:rStyle w:val="a7"/>
@@ -17918,7 +18849,7 @@
               </w:rPr>
               <w:t xml:space="preserve"> vi </w:t>
             </w:r>
-            <w:hyperlink r:id="rId116" w:anchor="file-prepare_tls_peer0_org1-sh" w:history="1">
+            <w:hyperlink r:id="rId109" w:anchor="file-prepare_tls_peer0_org1-sh" w:history="1">
               <w:r>
                 <w:rPr>
                   <w:rStyle w:val="a7"/>
@@ -17947,7 +18878,7 @@
               </w:rPr>
               <w:t xml:space="preserve"> vi </w:t>
             </w:r>
-            <w:hyperlink r:id="rId117" w:anchor="file-prepare_tls_peer0_org2-sh" w:history="1">
+            <w:hyperlink r:id="rId110" w:anchor="file-prepare_tls_peer0_org2-sh" w:history="1">
               <w:r>
                 <w:rPr>
                   <w:rStyle w:val="a7"/>
@@ -17963,6 +18894,7 @@
                 <w:bCs/>
               </w:rPr>
             </w:pPr>
+            <w:proofErr w:type="gramStart"/>
             <w:r>
               <w:rPr>
                 <w:rFonts w:hint="eastAsia"/>
@@ -17974,9 +18906,16 @@
               <w:rPr>
                 <w:bCs/>
               </w:rPr>
-              <w:t xml:space="preserve"> ./</w:t>
-            </w:r>
-            <w:hyperlink r:id="rId118" w:anchor="file-all-sh" w:history="1">
+              <w:t xml:space="preserve"> .</w:t>
+            </w:r>
+            <w:proofErr w:type="gramEnd"/>
+            <w:r>
+              <w:rPr>
+                <w:bCs/>
+              </w:rPr>
+              <w:t>/</w:t>
+            </w:r>
+            <w:hyperlink r:id="rId111" w:anchor="file-all-sh" w:history="1">
               <w:r>
                 <w:rPr>
                   <w:rStyle w:val="a7"/>
@@ -18094,7 +19033,7 @@
               </w:rPr>
               <w:t xml:space="preserve"> vi </w:t>
             </w:r>
-            <w:hyperlink r:id="rId119" w:anchor="file-prepare_wallet_user1_org1-py" w:history="1">
+            <w:hyperlink r:id="rId112" w:anchor="file-prepare_wallet_user1_org1-py" w:history="1">
               <w:r>
                 <w:rPr>
                   <w:rStyle w:val="a7"/>
@@ -18123,7 +19062,7 @@
               </w:rPr>
               <w:t xml:space="preserve"> vi </w:t>
             </w:r>
-            <w:hyperlink r:id="rId120" w:anchor="file-prepare_wallet_user1_org2-py" w:history="1">
+            <w:hyperlink r:id="rId113" w:anchor="file-prepare_wallet_user1_org2-py" w:history="1">
               <w:r>
                 <w:rPr>
                   <w:rStyle w:val="a7"/>
@@ -18152,7 +19091,7 @@
               </w:rPr>
               <w:t xml:space="preserve"> </w:t>
             </w:r>
-            <w:hyperlink r:id="rId121" w:anchor="file-all-sh" w:history="1">
+            <w:hyperlink r:id="rId114" w:anchor="file-all-sh" w:history="1">
               <w:r>
                 <w:rPr>
                   <w:rStyle w:val="a7"/>
@@ -18206,7 +19145,21 @@
               <w:rPr>
                 <w:bCs/>
               </w:rPr>
-              <w:t xml:space="preserve"> mkdir </w:t>
+              <w:t xml:space="preserve"> </w:t>
+            </w:r>
+            <w:proofErr w:type="spellStart"/>
+            <w:r>
+              <w:rPr>
+                <w:bCs/>
+              </w:rPr>
+              <w:t>mkdir</w:t>
+            </w:r>
+            <w:proofErr w:type="spellEnd"/>
+            <w:r>
+              <w:rPr>
+                <w:bCs/>
+              </w:rPr>
+              <w:t xml:space="preserve"> </w:t>
             </w:r>
             <w:r>
               <w:rPr>
@@ -18232,7 +19185,21 @@
               <w:rPr>
                 <w:bCs/>
               </w:rPr>
-              <w:t xml:space="preserve"> mkdir </w:t>
+              <w:t xml:space="preserve"> </w:t>
+            </w:r>
+            <w:proofErr w:type="spellStart"/>
+            <w:r>
+              <w:rPr>
+                <w:bCs/>
+              </w:rPr>
+              <w:t>mkdir</w:t>
+            </w:r>
+            <w:proofErr w:type="spellEnd"/>
+            <w:r>
+              <w:rPr>
+                <w:bCs/>
+              </w:rPr>
+              <w:t xml:space="preserve"> </w:t>
             </w:r>
             <w:r>
               <w:rPr>
@@ -18266,7 +19233,7 @@
               </w:rPr>
               <w:t xml:space="preserve"> vi </w:t>
             </w:r>
-            <w:hyperlink r:id="rId122" w:anchor="file-invoke-js" w:history="1">
+            <w:hyperlink r:id="rId115" w:anchor="file-invoke-js" w:history="1">
               <w:r>
                 <w:rPr>
                   <w:rStyle w:val="a7"/>
@@ -18295,7 +19262,7 @@
               </w:rPr>
               <w:t xml:space="preserve"> vi </w:t>
             </w:r>
-            <w:hyperlink r:id="rId123" w:anchor="file-prepare_sdk_peer0_org1-sh" w:history="1">
+            <w:hyperlink r:id="rId116" w:anchor="file-prepare_sdk_peer0_org1-sh" w:history="1">
               <w:r>
                 <w:rPr>
                   <w:rStyle w:val="a7"/>
@@ -18324,7 +19291,7 @@
               </w:rPr>
               <w:t xml:space="preserve"> vi </w:t>
             </w:r>
-            <w:hyperlink r:id="rId124" w:anchor="file-prepare_sdk_peer0_org2-sh" w:history="1">
+            <w:hyperlink r:id="rId117" w:anchor="file-prepare_sdk_peer0_org2-sh" w:history="1">
               <w:r>
                 <w:rPr>
                   <w:rStyle w:val="a7"/>
@@ -18340,6 +19307,7 @@
                 <w:bCs/>
               </w:rPr>
             </w:pPr>
+            <w:proofErr w:type="gramStart"/>
             <w:r>
               <w:rPr>
                 <w:rFonts w:hint="eastAsia"/>
@@ -18351,9 +19319,16 @@
               <w:rPr>
                 <w:bCs/>
               </w:rPr>
-              <w:t xml:space="preserve"> ./</w:t>
-            </w:r>
-            <w:hyperlink r:id="rId125" w:anchor="file-all-sh" w:history="1">
+              <w:t xml:space="preserve"> .</w:t>
+            </w:r>
+            <w:proofErr w:type="gramEnd"/>
+            <w:r>
+              <w:rPr>
+                <w:bCs/>
+              </w:rPr>
+              <w:t>/</w:t>
+            </w:r>
+            <w:hyperlink r:id="rId118" w:anchor="file-all-sh" w:history="1">
               <w:r>
                 <w:rPr>
                   <w:rStyle w:val="a7"/>
@@ -18396,9 +19371,23 @@
         <w:rPr>
           <w:bCs/>
         </w:rPr>
-        <w:t xml:space="preserve">repares the Nodejs SDK dependencies on CLI. Note that you may pass this step by copying the compiled nodejs source code </w:t>
-      </w:r>
-      <w:hyperlink r:id="rId126" w:history="1">
+        <w:t xml:space="preserve">repares the Nodejs SDK dependencies on CLI. Note that you may pass this step by copying the compiled </w:t>
+      </w:r>
+      <w:proofErr w:type="spellStart"/>
+      <w:r>
+        <w:rPr>
+          <w:bCs/>
+        </w:rPr>
+        <w:t>nodejs</w:t>
+      </w:r>
+      <w:proofErr w:type="spellEnd"/>
+      <w:r>
+        <w:rPr>
+          <w:bCs/>
+        </w:rPr>
+        <w:t xml:space="preserve"> source code </w:t>
+      </w:r>
+      <w:hyperlink r:id="rId119" w:history="1">
         <w:r>
           <w:rPr>
             <w:rStyle w:val="a7"/>
@@ -18479,7 +19468,8 @@
               </w:rPr>
               <w:t xml:space="preserve">vi </w:t>
             </w:r>
-            <w:hyperlink r:id="rId127" w:anchor="file-package-json" w:history="1">
+            <w:hyperlink r:id="rId120" w:anchor="file-package-json" w:history="1">
+              <w:proofErr w:type="gramStart"/>
               <w:r>
                 <w:rPr>
                   <w:rStyle w:val="a7"/>
@@ -18487,6 +19477,7 @@
                 </w:rPr>
                 <w:t>package.json</w:t>
               </w:r>
+              <w:proofErr w:type="gramEnd"/>
             </w:hyperlink>
           </w:p>
           <w:p>
@@ -18500,13 +19491,28 @@
                 <w:rFonts w:hint="eastAsia"/>
                 <w:bCs/>
               </w:rPr>
+              <w:lastRenderedPageBreak/>
               <w:t>$</w:t>
             </w:r>
             <w:r>
               <w:rPr>
                 <w:bCs/>
               </w:rPr>
-              <w:t xml:space="preserve"> npm install</w:t>
+              <w:t xml:space="preserve"> </w:t>
+            </w:r>
+            <w:proofErr w:type="spellStart"/>
+            <w:r>
+              <w:rPr>
+                <w:bCs/>
+              </w:rPr>
+              <w:t>npm</w:t>
+            </w:r>
+            <w:proofErr w:type="spellEnd"/>
+            <w:r>
+              <w:rPr>
+                <w:bCs/>
+              </w:rPr>
+              <w:t xml:space="preserve"> install</w:t>
             </w:r>
           </w:p>
           <w:p>
@@ -18534,7 +19540,7 @@
               </w:rPr>
               <w:t>vi $HOME/fabric-samples/demo-first/workload/node_modules/fabric-network/lib/</w:t>
             </w:r>
-            <w:hyperlink r:id="rId128" w:anchor="file-transaction-js" w:history="1">
+            <w:hyperlink r:id="rId121" w:anchor="file-transaction-js" w:history="1">
               <w:r>
                 <w:rPr>
                   <w:rStyle w:val="a7"/>
@@ -18564,7 +19570,21 @@
         <w:rPr>
           <w:b/>
         </w:rPr>
-        <w:t xml:space="preserve">Step 3 (Run): Cli </w:t>
+        <w:t xml:space="preserve">Step 3 (Run): </w:t>
+      </w:r>
+      <w:proofErr w:type="spellStart"/>
+      <w:r>
+        <w:rPr>
+          <w:b/>
+        </w:rPr>
+        <w:t>Cli</w:t>
+      </w:r>
+      <w:proofErr w:type="spellEnd"/>
+      <w:r>
+        <w:rPr>
+          <w:b/>
+        </w:rPr>
+        <w:t xml:space="preserve"> </w:t>
       </w:r>
       <w:r>
         <w:rPr>
@@ -18572,7 +19592,7 @@
         </w:rPr>
         <w:t xml:space="preserve">prepares wallets of </w:t>
       </w:r>
-      <w:hyperlink r:id="rId129" w:history="1">
+      <w:hyperlink r:id="rId122" w:history="1">
         <w:r>
           <w:rPr>
             <w:rStyle w:val="a7"/>
@@ -18587,7 +19607,7 @@
         </w:rPr>
         <w:t xml:space="preserve"> and </w:t>
       </w:r>
-      <w:hyperlink r:id="rId130" w:history="1">
+      <w:hyperlink r:id="rId123" w:history="1">
         <w:r>
           <w:rPr>
             <w:rStyle w:val="a7"/>
@@ -18688,7 +19708,7 @@
               </w:rPr>
               <w:t xml:space="preserve"> python </w:t>
             </w:r>
-            <w:hyperlink r:id="rId131" w:anchor="file-step2-sh" w:history="1">
+            <w:hyperlink r:id="rId124" w:anchor="file-step2-sh" w:history="1">
               <w:r>
                 <w:rPr>
                   <w:rStyle w:val="a7"/>
@@ -18709,7 +19729,6 @@
                 <w:rFonts w:hint="eastAsia"/>
                 <w:bCs/>
               </w:rPr>
-              <w:lastRenderedPageBreak/>
               <w:t>$</w:t>
             </w:r>
             <w:r>
@@ -18718,7 +19737,7 @@
               </w:rPr>
               <w:t xml:space="preserve"> python </w:t>
             </w:r>
-            <w:hyperlink r:id="rId132" w:anchor="file-prepare_wallet_user1_org2-py" w:history="1">
+            <w:hyperlink r:id="rId125" w:anchor="file-prepare_wallet_user1_org2-py" w:history="1">
               <w:r>
                 <w:rPr>
                   <w:rStyle w:val="a7"/>
@@ -18734,6 +19753,7 @@
                 <w:bCs/>
               </w:rPr>
             </w:pPr>
+            <w:proofErr w:type="gramStart"/>
             <w:r>
               <w:rPr>
                 <w:rFonts w:hint="eastAsia"/>
@@ -18745,9 +19765,16 @@
               <w:rPr>
                 <w:bCs/>
               </w:rPr>
-              <w:t xml:space="preserve"> ./</w:t>
-            </w:r>
-            <w:hyperlink r:id="rId133" w:anchor="file-all-sh" w:history="1">
+              <w:t xml:space="preserve"> .</w:t>
+            </w:r>
+            <w:proofErr w:type="gramEnd"/>
+            <w:r>
+              <w:rPr>
+                <w:bCs/>
+              </w:rPr>
+              <w:t>/</w:t>
+            </w:r>
+            <w:hyperlink r:id="rId126" w:anchor="file-all-sh" w:history="1">
               <w:r>
                 <w:rPr>
                   <w:rStyle w:val="a7"/>
@@ -18827,6 +19854,7 @@
                 <w:bCs/>
               </w:rPr>
             </w:pPr>
+            <w:proofErr w:type="gramStart"/>
             <w:r>
               <w:rPr>
                 <w:rFonts w:hint="eastAsia"/>
@@ -18838,9 +19866,16 @@
               <w:rPr>
                 <w:bCs/>
               </w:rPr>
-              <w:t xml:space="preserve"> ./</w:t>
-            </w:r>
-            <w:hyperlink r:id="rId134" w:anchor="file-scp-sh" w:history="1">
+              <w:t xml:space="preserve"> .</w:t>
+            </w:r>
+            <w:proofErr w:type="gramEnd"/>
+            <w:r>
+              <w:rPr>
+                <w:bCs/>
+              </w:rPr>
+              <w:t>/</w:t>
+            </w:r>
+            <w:hyperlink r:id="rId127" w:anchor="file-scp-sh" w:history="1">
               <w:r>
                 <w:rPr>
                   <w:rStyle w:val="a7"/>
@@ -18870,6 +19905,7 @@
                 <w:bCs/>
               </w:rPr>
             </w:pPr>
+            <w:proofErr w:type="gramStart"/>
             <w:r>
               <w:rPr>
                 <w:rFonts w:hint="eastAsia"/>
@@ -18881,9 +19917,16 @@
               <w:rPr>
                 <w:bCs/>
               </w:rPr>
-              <w:t xml:space="preserve"> ./</w:t>
-            </w:r>
-            <w:hyperlink r:id="rId135" w:anchor="file-ssh-sh" w:history="1">
+              <w:t xml:space="preserve"> .</w:t>
+            </w:r>
+            <w:proofErr w:type="gramEnd"/>
+            <w:r>
+              <w:rPr>
+                <w:bCs/>
+              </w:rPr>
+              <w:t>/</w:t>
+            </w:r>
+            <w:hyperlink r:id="rId128" w:anchor="file-ssh-sh" w:history="1">
               <w:r>
                 <w:rPr>
                   <w:rStyle w:val="a7"/>
@@ -18905,12 +19948,14 @@
               </w:rPr>
               <w:t>&gt; result/</w:t>
             </w:r>
+            <w:proofErr w:type="spellStart"/>
             <w:r>
               <w:rPr>
                 <w:b/>
               </w:rPr>
               <w:t>benchlog</w:t>
             </w:r>
+            <w:proofErr w:type="spellEnd"/>
           </w:p>
           <w:p>
             <w:pPr>
@@ -19012,7 +20057,7 @@
               </w:rPr>
               <w:t xml:space="preserve"> node </w:t>
             </w:r>
-            <w:hyperlink r:id="rId136" w:anchor="file-query-js" w:history="1">
+            <w:hyperlink r:id="rId129" w:anchor="file-query-js" w:history="1">
               <w:r>
                 <w:rPr>
                   <w:rStyle w:val="a7"/>
@@ -19047,7 +20092,7 @@
               </w:rPr>
               <w:t xml:space="preserve"> node </w:t>
             </w:r>
-            <w:hyperlink r:id="rId137" w:anchor="file-invoke-js" w:history="1">
+            <w:hyperlink r:id="rId130" w:anchor="file-invoke-js" w:history="1">
               <w:r>
                 <w:rPr>
                   <w:rStyle w:val="a7"/>
@@ -19142,7 +20187,7 @@
             <w:r>
               <w:t xml:space="preserve">$ python </w:t>
             </w:r>
-            <w:hyperlink r:id="rId138" w:anchor="file-readthroughput_p1-py" w:history="1">
+            <w:hyperlink r:id="rId131" w:anchor="file-readthroughput_p1-py" w:history="1">
               <w:r>
                 <w:rPr>
                   <w:rStyle w:val="a7"/>
@@ -19153,8 +20198,13 @@
               </w:r>
             </w:hyperlink>
             <w:r>
-              <w:t xml:space="preserve"> // rate of sending endorsed txs</w:t>
-            </w:r>
+              <w:t xml:space="preserve"> // rate of sending endorsed </w:t>
+            </w:r>
+            <w:proofErr w:type="spellStart"/>
+            <w:r>
+              <w:t>txs</w:t>
+            </w:r>
+            <w:proofErr w:type="spellEnd"/>
           </w:p>
           <w:p/>
           <w:p>
@@ -19208,8 +20258,21 @@
               <w:t>$</w:t>
             </w:r>
             <w:r>
-              <w:t xml:space="preserve"> sudo apt-get install python-numpy</w:t>
-            </w:r>
+              <w:t xml:space="preserve"> </w:t>
+            </w:r>
+            <w:proofErr w:type="spellStart"/>
+            <w:r>
+              <w:t>sudo</w:t>
+            </w:r>
+            <w:proofErr w:type="spellEnd"/>
+            <w:r>
+              <w:t xml:space="preserve"> apt-get install python-</w:t>
+            </w:r>
+            <w:proofErr w:type="spellStart"/>
+            <w:r>
+              <w:t>numpy</w:t>
+            </w:r>
+            <w:proofErr w:type="spellEnd"/>
           </w:p>
           <w:p>
             <w:r>
@@ -19221,7 +20284,7 @@
             <w:r>
               <w:t xml:space="preserve"> python </w:t>
             </w:r>
-            <w:hyperlink r:id="rId139" w:anchor="file-readdelay_p1-py" w:history="1">
+            <w:hyperlink r:id="rId132" w:anchor="file-readdelay_p1-py" w:history="1">
               <w:r>
                 <w:rPr>
                   <w:rStyle w:val="a7"/>
@@ -19239,6 +20302,7 @@
               <w:rPr>
                 <w:noProof/>
               </w:rPr>
+              <w:lastRenderedPageBreak/>
               <w:drawing>
                 <wp:inline distT="0" distB="0" distL="0" distR="0" wp14:anchorId="2670B67A" wp14:editId="4D1528EE">
                   <wp:extent cx="5943600" cy="672465"/>
@@ -19286,11 +20350,18 @@
               <w:rPr>
                 <w:rFonts w:hint="eastAsia"/>
               </w:rPr>
-              <w:lastRenderedPageBreak/>
               <w:t>/</w:t>
             </w:r>
             <w:r>
-              <w:t>/ Orderer analyzes the log</w:t>
+              <w:t xml:space="preserve">/ </w:t>
+            </w:r>
+            <w:proofErr w:type="spellStart"/>
+            <w:r>
+              <w:t>Orderer</w:t>
+            </w:r>
+            <w:proofErr w:type="spellEnd"/>
+            <w:r>
+              <w:t xml:space="preserve"> analyzes the log</w:t>
             </w:r>
           </w:p>
           <w:p>
@@ -19333,9 +20404,19 @@
               </w:rPr>
               <w:t xml:space="preserve"> </w:t>
             </w:r>
-            <w:r>
-              <w:t>sudo apt-get install python-numpy</w:t>
-            </w:r>
+            <w:proofErr w:type="spellStart"/>
+            <w:r>
+              <w:t>sudo</w:t>
+            </w:r>
+            <w:proofErr w:type="spellEnd"/>
+            <w:r>
+              <w:t xml:space="preserve"> apt-get install python-</w:t>
+            </w:r>
+            <w:proofErr w:type="spellStart"/>
+            <w:r>
+              <w:t>numpy</w:t>
+            </w:r>
+            <w:proofErr w:type="spellEnd"/>
           </w:p>
           <w:p>
             <w:pPr>
@@ -19360,8 +20441,36 @@
                 <w:sz w:val="22"/>
                 <w:szCs w:val="22"/>
               </w:rPr>
-              <w:t>$ docker logs containername &gt;&amp; ordererlog</w:t>
-            </w:r>
+              <w:t xml:space="preserve">$ docker logs </w:t>
+            </w:r>
+            <w:proofErr w:type="spellStart"/>
+            <w:r>
+              <w:rPr>
+                <w:rFonts w:asciiTheme="minorHAnsi" w:hAnsiTheme="minorHAnsi" w:cstheme="minorHAnsi"/>
+                <w:sz w:val="22"/>
+                <w:szCs w:val="22"/>
+              </w:rPr>
+              <w:t>containername</w:t>
+            </w:r>
+            <w:proofErr w:type="spellEnd"/>
+            <w:r>
+              <w:rPr>
+                <w:rFonts w:asciiTheme="minorHAnsi" w:hAnsiTheme="minorHAnsi" w:cstheme="minorHAnsi"/>
+                <w:sz w:val="22"/>
+                <w:szCs w:val="22"/>
+              </w:rPr>
+              <w:t xml:space="preserve"> &gt;&amp; </w:t>
+            </w:r>
+            <w:proofErr w:type="spellStart"/>
+            <w:r>
+              <w:rPr>
+                <w:rFonts w:asciiTheme="minorHAnsi" w:hAnsiTheme="minorHAnsi" w:cstheme="minorHAnsi"/>
+                <w:sz w:val="22"/>
+                <w:szCs w:val="22"/>
+              </w:rPr>
+              <w:t>ordererlog</w:t>
+            </w:r>
+            <w:proofErr w:type="spellEnd"/>
           </w:p>
           <w:p>
             <w:pPr>
@@ -19380,11 +20489,68 @@
                 <w:rFonts w:cstheme="minorHAnsi"/>
                 <w:b/>
               </w:rPr>
-              <w:t>docker logs $(docker ps -a | grep 'orderer'| awk '{print $1 }') &gt;&amp; ordererlog</w:t>
-            </w:r>
+              <w:t xml:space="preserve">docker logs $(docker </w:t>
+            </w:r>
+            <w:proofErr w:type="spellStart"/>
             <w:r>
               <w:rPr>
                 <w:rFonts w:cstheme="minorHAnsi"/>
+                <w:b/>
+              </w:rPr>
+              <w:t>ps</w:t>
+            </w:r>
+            <w:proofErr w:type="spellEnd"/>
+            <w:r>
+              <w:rPr>
+                <w:rFonts w:cstheme="minorHAnsi"/>
+                <w:b/>
+              </w:rPr>
+              <w:t xml:space="preserve"> -a | grep '</w:t>
+            </w:r>
+            <w:proofErr w:type="spellStart"/>
+            <w:r>
+              <w:rPr>
+                <w:rFonts w:cstheme="minorHAnsi"/>
+                <w:b/>
+              </w:rPr>
+              <w:t>orderer</w:t>
+            </w:r>
+            <w:proofErr w:type="spellEnd"/>
+            <w:r>
+              <w:rPr>
+                <w:rFonts w:cstheme="minorHAnsi"/>
+                <w:b/>
+              </w:rPr>
+              <w:t>'| awk '{print $</w:t>
+            </w:r>
+            <w:proofErr w:type="gramStart"/>
+            <w:r>
+              <w:rPr>
+                <w:rFonts w:cstheme="minorHAnsi"/>
+                <w:b/>
+              </w:rPr>
+              <w:t>1 }</w:t>
+            </w:r>
+            <w:proofErr w:type="gramEnd"/>
+            <w:r>
+              <w:rPr>
+                <w:rFonts w:cstheme="minorHAnsi"/>
+                <w:b/>
+              </w:rPr>
+              <w:t xml:space="preserve">') &gt;&amp; </w:t>
+            </w:r>
+            <w:proofErr w:type="spellStart"/>
+            <w:r>
+              <w:rPr>
+                <w:rFonts w:cstheme="minorHAnsi"/>
+                <w:b/>
+              </w:rPr>
+              <w:t>ordererlog</w:t>
+            </w:r>
+            <w:proofErr w:type="spellEnd"/>
+            <w:r>
+              <w:rPr>
+                <w:rFonts w:cstheme="minorHAnsi"/>
               </w:rPr>
               <w:br/>
             </w:r>
@@ -19395,9 +20561,37 @@
               <w:rPr>
                 <w:rFonts w:cstheme="minorHAnsi"/>
               </w:rPr>
-              <w:t xml:space="preserve">$ scp ordererlog </w:t>
-            </w:r>
-            <w:hyperlink r:id="rId140" w:history="1">
+              <w:t xml:space="preserve">$ </w:t>
+            </w:r>
+            <w:proofErr w:type="spellStart"/>
+            <w:r>
+              <w:rPr>
+                <w:rFonts w:cstheme="minorHAnsi"/>
+              </w:rPr>
+              <w:t>scp</w:t>
+            </w:r>
+            <w:proofErr w:type="spellEnd"/>
+            <w:r>
+              <w:rPr>
+                <w:rFonts w:cstheme="minorHAnsi"/>
+              </w:rPr>
+              <w:t xml:space="preserve"> </w:t>
+            </w:r>
+            <w:proofErr w:type="spellStart"/>
+            <w:r>
+              <w:rPr>
+                <w:rFonts w:cstheme="minorHAnsi"/>
+              </w:rPr>
+              <w:t>ordererlog</w:t>
+            </w:r>
+            <w:proofErr w:type="spellEnd"/>
+            <w:r>
+              <w:rPr>
+                <w:rFonts w:cstheme="minorHAnsi"/>
+              </w:rPr>
+              <w:t xml:space="preserve"> </w:t>
+            </w:r>
+            <w:hyperlink r:id="rId133" w:history="1">
               <w:r>
                 <w:rPr>
                   <w:rStyle w:val="a7"/>
@@ -19411,7 +20605,7 @@
             <w:r>
               <w:t xml:space="preserve">$ python </w:t>
             </w:r>
-            <w:hyperlink r:id="rId141" w:anchor="file-readthroughput_p2-py" w:history="1">
+            <w:hyperlink r:id="rId134" w:anchor="file-readthroughput_p2-py" w:history="1">
               <w:r>
                 <w:rPr>
                   <w:rStyle w:val="a7"/>
@@ -19518,9 +20712,19 @@
               </w:rPr>
               <w:t xml:space="preserve"> </w:t>
             </w:r>
-            <w:r>
-              <w:t>sudo apt-get install python-numpy</w:t>
-            </w:r>
+            <w:proofErr w:type="spellStart"/>
+            <w:r>
+              <w:t>sudo</w:t>
+            </w:r>
+            <w:proofErr w:type="spellEnd"/>
+            <w:r>
+              <w:t xml:space="preserve"> apt-get install python-</w:t>
+            </w:r>
+            <w:proofErr w:type="spellStart"/>
+            <w:r>
+              <w:t>numpy</w:t>
+            </w:r>
+            <w:proofErr w:type="spellEnd"/>
           </w:p>
           <w:p>
             <w:pPr>
@@ -19538,8 +20742,30 @@
               <w:rPr>
                 <w:rFonts w:cstheme="minorHAnsi"/>
               </w:rPr>
-              <w:t>$ docker logs containername &gt;&amp; peerlog</w:t>
-            </w:r>
+              <w:t xml:space="preserve">$ docker logs </w:t>
+            </w:r>
+            <w:proofErr w:type="spellStart"/>
+            <w:r>
+              <w:rPr>
+                <w:rFonts w:cstheme="minorHAnsi"/>
+              </w:rPr>
+              <w:t>containername</w:t>
+            </w:r>
+            <w:proofErr w:type="spellEnd"/>
+            <w:r>
+              <w:rPr>
+                <w:rFonts w:cstheme="minorHAnsi"/>
+              </w:rPr>
+              <w:t xml:space="preserve"> &gt;&amp; </w:t>
+            </w:r>
+            <w:proofErr w:type="spellStart"/>
+            <w:r>
+              <w:rPr>
+                <w:rFonts w:cstheme="minorHAnsi"/>
+              </w:rPr>
+              <w:t>peerlog</w:t>
+            </w:r>
+            <w:proofErr w:type="spellEnd"/>
           </w:p>
           <w:p>
             <w:r>
@@ -19553,27 +20779,68 @@
                 <w:rFonts w:cstheme="minorHAnsi"/>
                 <w:b/>
               </w:rPr>
-              <w:t>docker logs $(docker ps -a | grep 'peer</w:t>
-            </w:r>
+              <w:t xml:space="preserve">docker logs $(docker </w:t>
+            </w:r>
+            <w:proofErr w:type="spellStart"/>
             <w:r>
               <w:rPr>
                 <w:rFonts w:cstheme="minorHAnsi"/>
                 <w:b/>
               </w:rPr>
-              <w:t xml:space="preserve"> node start</w:t>
-            </w:r>
+              <w:t>ps</w:t>
+            </w:r>
+            <w:proofErr w:type="spellEnd"/>
             <w:r>
               <w:rPr>
                 <w:rFonts w:cstheme="minorHAnsi"/>
                 <w:b/>
               </w:rPr>
-              <w:t>'| awk '{print $1 }') &gt;&amp; peerlog</w:t>
-            </w:r>
-          </w:p>
-          <w:p>
+              <w:t xml:space="preserve"> -a | grep 'peer</w:t>
+            </w:r>
             <w:r>
               <w:rPr>
                 <w:rFonts w:cstheme="minorHAnsi"/>
+                <w:b/>
+              </w:rPr>
+              <w:t xml:space="preserve"> node start</w:t>
+            </w:r>
+            <w:r>
+              <w:rPr>
+                <w:rFonts w:cstheme="minorHAnsi"/>
+                <w:b/>
+              </w:rPr>
+              <w:t>'| awk '{print $</w:t>
+            </w:r>
+            <w:proofErr w:type="gramStart"/>
+            <w:r>
+              <w:rPr>
+                <w:rFonts w:cstheme="minorHAnsi"/>
+                <w:b/>
+              </w:rPr>
+              <w:t>1 }</w:t>
+            </w:r>
+            <w:proofErr w:type="gramEnd"/>
+            <w:r>
+              <w:rPr>
+                <w:rFonts w:cstheme="minorHAnsi"/>
+                <w:b/>
+              </w:rPr>
+              <w:t xml:space="preserve">') &gt;&amp; </w:t>
+            </w:r>
+            <w:proofErr w:type="spellStart"/>
+            <w:r>
+              <w:rPr>
+                <w:rFonts w:cstheme="minorHAnsi"/>
+                <w:b/>
+              </w:rPr>
+              <w:t>peerlog</w:t>
+            </w:r>
+            <w:proofErr w:type="spellEnd"/>
+          </w:p>
+          <w:p>
+            <w:r>
+              <w:rPr>
+                <w:rFonts w:cstheme="minorHAnsi"/>
               </w:rPr>
               <w:t>/</w:t>
             </w:r>
@@ -19584,9 +20851,37 @@
               <w:rPr>
                 <w:rFonts w:cstheme="minorHAnsi"/>
               </w:rPr>
-              <w:t xml:space="preserve">$ scp peerlog </w:t>
-            </w:r>
-            <w:hyperlink r:id="rId142" w:history="1">
+              <w:t xml:space="preserve">$ </w:t>
+            </w:r>
+            <w:proofErr w:type="spellStart"/>
+            <w:r>
+              <w:rPr>
+                <w:rFonts w:cstheme="minorHAnsi"/>
+              </w:rPr>
+              <w:t>scp</w:t>
+            </w:r>
+            <w:proofErr w:type="spellEnd"/>
+            <w:r>
+              <w:rPr>
+                <w:rFonts w:cstheme="minorHAnsi"/>
+              </w:rPr>
+              <w:t xml:space="preserve"> </w:t>
+            </w:r>
+            <w:proofErr w:type="spellStart"/>
+            <w:r>
+              <w:rPr>
+                <w:rFonts w:cstheme="minorHAnsi"/>
+              </w:rPr>
+              <w:t>peerlog</w:t>
+            </w:r>
+            <w:proofErr w:type="spellEnd"/>
+            <w:r>
+              <w:rPr>
+                <w:rFonts w:cstheme="minorHAnsi"/>
+              </w:rPr>
+              <w:t xml:space="preserve"> </w:t>
+            </w:r>
+            <w:hyperlink r:id="rId135" w:history="1">
               <w:r>
                 <w:rPr>
                   <w:rStyle w:val="a7"/>
@@ -19606,7 +20901,7 @@
             <w:r>
               <w:t xml:space="preserve"> python2 </w:t>
             </w:r>
-            <w:hyperlink r:id="rId143" w:anchor="file-readthroughput_p3" w:history="1">
+            <w:hyperlink r:id="rId136" w:anchor="file-readthroughput_p3" w:history="1">
               <w:r>
                 <w:rPr>
                   <w:rStyle w:val="a7"/>
@@ -19673,7 +20968,41 @@
           </w:p>
           <w:p>
             <w:r>
-              <w:t># peer channel fetch 228 last.block -o orderer.example.com:7050 -c mychannel --tls --cafile /opt/gopath/src/github.com/hyperledger/fabric/peer/crypto/ordererOrganizations/example.com/orderers/orderer.example.com/msp/tlscacerts/tlsca.example.com-cert.pem</w:t>
+              <w:t xml:space="preserve"># peer channel fetch 228 </w:t>
+            </w:r>
+            <w:proofErr w:type="spellStart"/>
+            <w:proofErr w:type="gramStart"/>
+            <w:r>
+              <w:t>last.block</w:t>
+            </w:r>
+            <w:proofErr w:type="spellEnd"/>
+            <w:proofErr w:type="gramEnd"/>
+            <w:r>
+              <w:t xml:space="preserve"> -o orderer.example.com:7050 -c </w:t>
+            </w:r>
+            <w:proofErr w:type="spellStart"/>
+            <w:r>
+              <w:t>mychannel</w:t>
+            </w:r>
+            <w:proofErr w:type="spellEnd"/>
+            <w:r>
+              <w:t xml:space="preserve"> --</w:t>
+            </w:r>
+            <w:proofErr w:type="spellStart"/>
+            <w:r>
+              <w:t>tls</w:t>
+            </w:r>
+            <w:proofErr w:type="spellEnd"/>
+            <w:r>
+              <w:t xml:space="preserve"> --</w:t>
+            </w:r>
+            <w:proofErr w:type="spellStart"/>
+            <w:r>
+              <w:t>cafile</w:t>
+            </w:r>
+            <w:proofErr w:type="spellEnd"/>
+            <w:r>
+              <w:t xml:space="preserve"> /opt/gopath/src/github.com/hyperledger/fabric/peer/crypto/ordererOrganizations/example.com/orderers/orderer.example.com/msp/tlscacerts/tlsca.example.com-cert.pem</w:t>
             </w:r>
           </w:p>
           <w:p/>
@@ -19738,6 +21067,7 @@
             </w:r>
           </w:p>
           <w:p>
+            <w:proofErr w:type="gramStart"/>
             <w:r>
               <w:rPr>
                 <w:rFonts w:hint="eastAsia"/>
@@ -19745,9 +21075,13 @@
               <w:t>$</w:t>
             </w:r>
             <w:r>
-              <w:t xml:space="preserve"> ./</w:t>
-            </w:r>
-            <w:hyperlink r:id="rId144" w:anchor="file-clean-sh" w:history="1">
+              <w:t xml:space="preserve"> .</w:t>
+            </w:r>
+            <w:proofErr w:type="gramEnd"/>
+            <w:r>
+              <w:t>/</w:t>
+            </w:r>
+            <w:hyperlink r:id="rId137" w:anchor="file-clean-sh" w:history="1">
               <w:r>
                 <w:rPr>
                   <w:rStyle w:val="a7"/>

--- a/appendix/Doc-GZ - 20260415 - v2 (by 20260420).docx
+++ b/appendix/Doc-GZ - 20260415 - v2 (by 20260420).docx
@@ -15296,384 +15296,380 @@
               </w:rPr>
               <w:t xml:space="preserve">$ vi </w:t>
             </w:r>
+            <w:hyperlink r:id="rId98" w:anchor="file-crypto-config-yaml" w:history="1">
+              <w:r>
+                <w:rPr>
+                  <w:rStyle w:val="a7"/>
+                  <w:rFonts w:ascii="Times New Roman" w:hAnsi="Times New Roman" w:cs="Times New Roman"/>
+                </w:rPr>
+                <w:t>crypt</w:t>
+              </w:r>
+              <w:r>
+                <w:rPr>
+                  <w:rStyle w:val="a7"/>
+                  <w:rFonts w:ascii="Times New Roman" w:hAnsi="Times New Roman" w:cs="Times New Roman"/>
+                </w:rPr>
+                <w:t>o</w:t>
+              </w:r>
+              <w:r>
+                <w:rPr>
+                  <w:rStyle w:val="a7"/>
+                  <w:rFonts w:ascii="Times New Roman" w:hAnsi="Times New Roman" w:cs="Times New Roman"/>
+                </w:rPr>
+                <w:t>-config.ya</w:t>
+              </w:r>
+              <w:r>
+                <w:rPr>
+                  <w:rStyle w:val="a7"/>
+                  <w:rFonts w:ascii="Times New Roman" w:hAnsi="Times New Roman" w:cs="Times New Roman"/>
+                </w:rPr>
+                <w:t>m</w:t>
+              </w:r>
+              <w:r>
+                <w:rPr>
+                  <w:rStyle w:val="a7"/>
+                  <w:rFonts w:ascii="Times New Roman" w:hAnsi="Times New Roman" w:cs="Times New Roman"/>
+                </w:rPr>
+                <w:t>l</w:t>
+              </w:r>
+            </w:hyperlink>
+          </w:p>
+          <w:p>
+            <w:pPr>
+              <w:rPr>
+                <w:rFonts w:ascii="Times New Roman" w:hAnsi="Times New Roman" w:cs="Times New Roman"/>
+              </w:rPr>
+            </w:pPr>
+            <w:r>
+              <w:rPr>
+                <w:rFonts w:ascii="Times New Roman" w:hAnsi="Times New Roman" w:cs="Times New Roman"/>
+              </w:rPr>
+              <w:t xml:space="preserve">$ vi </w:t>
+            </w:r>
+            <w:hyperlink r:id="rId99" w:anchor="file-configtx-yaml" w:history="1">
+              <w:r>
+                <w:rPr>
+                  <w:rStyle w:val="a7"/>
+                  <w:rFonts w:ascii="Times New Roman" w:hAnsi="Times New Roman" w:cs="Times New Roman"/>
+                </w:rPr>
+                <w:t>configtx.y</w:t>
+              </w:r>
+              <w:r>
+                <w:rPr>
+                  <w:rStyle w:val="a7"/>
+                  <w:rFonts w:ascii="Times New Roman" w:hAnsi="Times New Roman" w:cs="Times New Roman"/>
+                </w:rPr>
+                <w:t>a</w:t>
+              </w:r>
+              <w:r>
+                <w:rPr>
+                  <w:rStyle w:val="a7"/>
+                  <w:rFonts w:ascii="Times New Roman" w:hAnsi="Times New Roman" w:cs="Times New Roman"/>
+                </w:rPr>
+                <w:t>m</w:t>
+              </w:r>
+              <w:r>
+                <w:rPr>
+                  <w:rStyle w:val="a7"/>
+                  <w:rFonts w:ascii="Times New Roman" w:hAnsi="Times New Roman" w:cs="Times New Roman"/>
+                </w:rPr>
+                <w:t>l</w:t>
+              </w:r>
+            </w:hyperlink>
+          </w:p>
+          <w:p>
+            <w:pPr>
+              <w:rPr>
+                <w:rFonts w:ascii="Times New Roman" w:hAnsi="Times New Roman" w:cs="Times New Roman"/>
+              </w:rPr>
+            </w:pPr>
+          </w:p>
+          <w:p>
+            <w:pPr>
+              <w:rPr>
+                <w:rFonts w:ascii="Times New Roman" w:hAnsi="Times New Roman" w:cs="Times New Roman"/>
+              </w:rPr>
+            </w:pPr>
+            <w:r>
+              <w:rPr>
+                <w:rFonts w:ascii="Times New Roman" w:hAnsi="Times New Roman" w:cs="Times New Roman"/>
+              </w:rPr>
+              <w:t xml:space="preserve">$ vi </w:t>
+            </w:r>
+            <w:hyperlink r:id="rId100" w:anchor="file-peer0-org1-yaml" w:history="1">
+              <w:r>
+                <w:rPr>
+                  <w:rStyle w:val="a7"/>
+                  <w:rFonts w:ascii="Times New Roman" w:hAnsi="Times New Roman" w:cs="Times New Roman"/>
+                </w:rPr>
+                <w:t>peer0-org1</w:t>
+              </w:r>
+              <w:r>
+                <w:rPr>
+                  <w:rStyle w:val="a7"/>
+                  <w:rFonts w:ascii="Times New Roman" w:hAnsi="Times New Roman" w:cs="Times New Roman"/>
+                </w:rPr>
+                <w:t>.</w:t>
+              </w:r>
+              <w:r>
+                <w:rPr>
+                  <w:rStyle w:val="a7"/>
+                  <w:rFonts w:ascii="Times New Roman" w:hAnsi="Times New Roman" w:cs="Times New Roman"/>
+                </w:rPr>
+                <w:t>yaml</w:t>
+              </w:r>
+            </w:hyperlink>
             <w:r>
               <w:rPr>
                 <w:rFonts w:ascii="Times New Roman" w:hAnsi="Times New Roman" w:cs="Times New Roman"/>
                 <w:color w:val="7030A0"/>
               </w:rPr>
-              <w:t>crypt</w:t>
+              <w:t xml:space="preserve"> </w:t>
+            </w:r>
+          </w:p>
+          <w:p>
+            <w:pPr>
+              <w:rPr>
+                <w:rFonts w:ascii="Times New Roman" w:hAnsi="Times New Roman" w:cs="Times New Roman"/>
+              </w:rPr>
+            </w:pPr>
+            <w:r>
+              <w:rPr>
+                <w:rFonts w:ascii="Times New Roman" w:hAnsi="Times New Roman" w:cs="Times New Roman"/>
+              </w:rPr>
+              <w:t xml:space="preserve">$ vi </w:t>
             </w:r>
             <w:r>
               <w:rPr>
                 <w:rFonts w:ascii="Times New Roman" w:hAnsi="Times New Roman" w:cs="Times New Roman"/>
                 <w:color w:val="7030A0"/>
               </w:rPr>
-              <w:t>o</w:t>
+              <w:t xml:space="preserve">peer0-org2.yaml </w:t>
+            </w:r>
+          </w:p>
+          <w:p>
+            <w:pPr>
+              <w:rPr>
+                <w:rFonts w:ascii="Times New Roman" w:hAnsi="Times New Roman" w:cs="Times New Roman"/>
+              </w:rPr>
+            </w:pPr>
+          </w:p>
+          <w:p>
+            <w:pPr>
+              <w:rPr>
+                <w:rStyle w:val="a7"/>
+                <w:rFonts w:ascii="Times New Roman" w:hAnsi="Times New Roman" w:cs="Times New Roman"/>
+              </w:rPr>
+            </w:pPr>
+            <w:r>
+              <w:rPr>
+                <w:rFonts w:ascii="Times New Roman" w:hAnsi="Times New Roman" w:cs="Times New Roman"/>
+              </w:rPr>
+              <w:t xml:space="preserve">$ vi </w:t>
             </w:r>
             <w:r>
               <w:rPr>
                 <w:rFonts w:ascii="Times New Roman" w:hAnsi="Times New Roman" w:cs="Times New Roman"/>
                 <w:color w:val="7030A0"/>
               </w:rPr>
-              <w:t>-</w:t>
+              <w:t xml:space="preserve">orderer1.yaml </w:t>
+            </w:r>
+          </w:p>
+          <w:p>
+            <w:pPr>
+              <w:rPr>
+                <w:rFonts w:ascii="Times New Roman" w:hAnsi="Times New Roman" w:cs="Times New Roman"/>
+              </w:rPr>
+            </w:pPr>
+            <w:r>
+              <w:rPr>
+                <w:rFonts w:ascii="Times New Roman" w:hAnsi="Times New Roman" w:cs="Times New Roman" w:hint="eastAsia"/>
+              </w:rPr>
+              <w:t>$</w:t>
+            </w:r>
+            <w:r>
+              <w:rPr>
+                <w:rFonts w:ascii="Times New Roman" w:hAnsi="Times New Roman" w:cs="Times New Roman"/>
+              </w:rPr>
+              <w:t xml:space="preserve"> vi </w:t>
+            </w:r>
+            <w:r>
+              <w:rPr>
+                <w:rFonts w:ascii="Times New Roman" w:hAnsi="Times New Roman" w:cs="Times New Roman"/>
+                <w:color w:val="7030A0"/>
+              </w:rPr>
+              <w:t>orderer2.yaml</w:t>
+            </w:r>
+          </w:p>
+          <w:p>
+            <w:pPr>
+              <w:rPr>
+                <w:rFonts w:ascii="Times New Roman" w:hAnsi="Times New Roman" w:cs="Times New Roman"/>
+              </w:rPr>
+            </w:pPr>
+            <w:r>
+              <w:rPr>
+                <w:rFonts w:ascii="Times New Roman" w:hAnsi="Times New Roman" w:cs="Times New Roman" w:hint="eastAsia"/>
+              </w:rPr>
+              <w:t>$</w:t>
+            </w:r>
+            <w:r>
+              <w:rPr>
+                <w:rFonts w:ascii="Times New Roman" w:hAnsi="Times New Roman" w:cs="Times New Roman"/>
+              </w:rPr>
+              <w:t xml:space="preserve"> vi </w:t>
+            </w:r>
+            <w:r>
+              <w:rPr>
+                <w:rFonts w:ascii="Times New Roman" w:hAnsi="Times New Roman" w:cs="Times New Roman"/>
+                <w:color w:val="7030A0"/>
+              </w:rPr>
+              <w:t>orderer</w:t>
+            </w:r>
+            <w:r>
+              <w:rPr>
+                <w:rFonts w:ascii="Times New Roman" w:hAnsi="Times New Roman" w:cs="Times New Roman"/>
+                <w:color w:val="7030A0"/>
+              </w:rPr>
+              <w:t>3</w:t>
+            </w:r>
+            <w:r>
+              <w:rPr>
+                <w:rFonts w:ascii="Times New Roman" w:hAnsi="Times New Roman" w:cs="Times New Roman"/>
+                <w:color w:val="7030A0"/>
+              </w:rPr>
+              <w:t>.yaml</w:t>
+            </w:r>
+          </w:p>
+          <w:p>
+            <w:pPr>
+              <w:rPr>
+                <w:rFonts w:ascii="Times New Roman" w:hAnsi="Times New Roman" w:cs="Times New Roman"/>
+              </w:rPr>
+            </w:pPr>
+            <w:r>
+              <w:rPr>
+                <w:rFonts w:ascii="Times New Roman" w:hAnsi="Times New Roman" w:cs="Times New Roman" w:hint="eastAsia"/>
+              </w:rPr>
+              <w:t>$</w:t>
+            </w:r>
+            <w:r>
+              <w:rPr>
+                <w:rFonts w:ascii="Times New Roman" w:hAnsi="Times New Roman" w:cs="Times New Roman"/>
+              </w:rPr>
+              <w:t xml:space="preserve"> vi </w:t>
+            </w:r>
+            <w:r>
+              <w:rPr>
+                <w:rFonts w:ascii="Times New Roman" w:hAnsi="Times New Roman" w:cs="Times New Roman"/>
+                <w:color w:val="7030A0"/>
+              </w:rPr>
+              <w:t>orderer</w:t>
+            </w:r>
+            <w:r>
+              <w:rPr>
+                <w:rFonts w:ascii="Times New Roman" w:hAnsi="Times New Roman" w:cs="Times New Roman"/>
+                <w:color w:val="7030A0"/>
+              </w:rPr>
+              <w:t>4</w:t>
+            </w:r>
+            <w:r>
+              <w:rPr>
+                <w:rFonts w:ascii="Times New Roman" w:hAnsi="Times New Roman" w:cs="Times New Roman"/>
+                <w:color w:val="7030A0"/>
+              </w:rPr>
+              <w:t>.yaml</w:t>
+            </w:r>
+          </w:p>
+          <w:p>
+            <w:pPr>
+              <w:rPr>
+                <w:rFonts w:ascii="Times New Roman" w:hAnsi="Times New Roman" w:cs="Times New Roman" w:hint="eastAsia"/>
+              </w:rPr>
+            </w:pPr>
+            <w:r>
+              <w:rPr>
+                <w:rFonts w:ascii="Times New Roman" w:hAnsi="Times New Roman" w:cs="Times New Roman" w:hint="eastAsia"/>
+              </w:rPr>
+              <w:t>$</w:t>
+            </w:r>
+            <w:r>
+              <w:rPr>
+                <w:rFonts w:ascii="Times New Roman" w:hAnsi="Times New Roman" w:cs="Times New Roman"/>
+              </w:rPr>
+              <w:t xml:space="preserve"> vi </w:t>
+            </w:r>
+            <w:r>
+              <w:rPr>
+                <w:rFonts w:ascii="Times New Roman" w:hAnsi="Times New Roman" w:cs="Times New Roman"/>
+                <w:color w:val="7030A0"/>
+              </w:rPr>
+              <w:t>orderer</w:t>
+            </w:r>
+            <w:r>
+              <w:rPr>
+                <w:rFonts w:ascii="Times New Roman" w:hAnsi="Times New Roman" w:cs="Times New Roman"/>
+                <w:color w:val="7030A0"/>
+              </w:rPr>
+              <w:t>5</w:t>
+            </w:r>
+            <w:r>
+              <w:rPr>
+                <w:rFonts w:ascii="Times New Roman" w:hAnsi="Times New Roman" w:cs="Times New Roman"/>
+                <w:color w:val="7030A0"/>
+              </w:rPr>
+              <w:t>.yaml</w:t>
+            </w:r>
+          </w:p>
+          <w:p>
+            <w:pPr>
+              <w:rPr>
+                <w:rFonts w:ascii="Times New Roman" w:hAnsi="Times New Roman" w:cs="Times New Roman" w:hint="eastAsia"/>
+              </w:rPr>
+            </w:pPr>
+          </w:p>
+          <w:p>
+            <w:pPr>
+              <w:rPr>
+                <w:rFonts w:ascii="Times New Roman" w:hAnsi="Times New Roman" w:cs="Times New Roman" w:hint="eastAsia"/>
+              </w:rPr>
+            </w:pPr>
+            <w:r>
+              <w:rPr>
+                <w:rFonts w:ascii="Times New Roman" w:hAnsi="Times New Roman" w:cs="Times New Roman"/>
+              </w:rPr>
+              <w:t xml:space="preserve">$ vi </w:t>
             </w:r>
             <w:proofErr w:type="spellStart"/>
-            <w:proofErr w:type="gramStart"/>
             <w:r>
               <w:rPr>
                 <w:rFonts w:ascii="Times New Roman" w:hAnsi="Times New Roman" w:cs="Times New Roman"/>
                 <w:color w:val="7030A0"/>
               </w:rPr>
-              <w:t>config.ya</w:t>
+              <w:t>cli.</w:t>
             </w:r>
             <w:r>
               <w:rPr>
                 <w:rFonts w:ascii="Times New Roman" w:hAnsi="Times New Roman" w:cs="Times New Roman"/>
                 <w:color w:val="7030A0"/>
               </w:rPr>
-              <w:t>m</w:t>
+              <w:t>y</w:t>
             </w:r>
             <w:r>
               <w:rPr>
                 <w:rFonts w:ascii="Times New Roman" w:hAnsi="Times New Roman" w:cs="Times New Roman"/>
                 <w:color w:val="7030A0"/>
               </w:rPr>
-              <w:t>l</w:t>
+              <w:t>a</w:t>
+            </w:r>
+            <w:r>
+              <w:rPr>
+                <w:rFonts w:ascii="Times New Roman" w:hAnsi="Times New Roman" w:cs="Times New Roman"/>
+                <w:color w:val="7030A0"/>
+              </w:rPr>
+              <w:t>ml</w:t>
             </w:r>
             <w:proofErr w:type="spellEnd"/>
-            <w:proofErr w:type="gramEnd"/>
-          </w:p>
-          <w:p>
-            <w:pPr>
-              <w:rPr>
-                <w:rFonts w:ascii="Times New Roman" w:hAnsi="Times New Roman" w:cs="Times New Roman"/>
-              </w:rPr>
-            </w:pPr>
-            <w:r>
-              <w:rPr>
-                <w:rFonts w:ascii="Times New Roman" w:hAnsi="Times New Roman" w:cs="Times New Roman"/>
-              </w:rPr>
-              <w:t xml:space="preserve">$ vi </w:t>
-            </w:r>
-            <w:proofErr w:type="spellStart"/>
-            <w:proofErr w:type="gramStart"/>
-            <w:r>
-              <w:rPr>
-                <w:rFonts w:ascii="Times New Roman" w:hAnsi="Times New Roman" w:cs="Times New Roman"/>
-                <w:color w:val="7030A0"/>
-              </w:rPr>
-              <w:t>configtx.y</w:t>
-            </w:r>
-            <w:r>
-              <w:rPr>
-                <w:rFonts w:ascii="Times New Roman" w:hAnsi="Times New Roman" w:cs="Times New Roman"/>
-                <w:color w:val="7030A0"/>
-              </w:rPr>
-              <w:t>a</w:t>
-            </w:r>
-            <w:r>
-              <w:rPr>
-                <w:rFonts w:ascii="Times New Roman" w:hAnsi="Times New Roman" w:cs="Times New Roman"/>
-                <w:color w:val="7030A0"/>
-              </w:rPr>
-              <w:t>m</w:t>
-            </w:r>
-            <w:r>
-              <w:rPr>
-                <w:rFonts w:ascii="Times New Roman" w:hAnsi="Times New Roman" w:cs="Times New Roman"/>
-                <w:color w:val="7030A0"/>
-              </w:rPr>
-              <w:t>l</w:t>
-            </w:r>
-            <w:proofErr w:type="spellEnd"/>
-            <w:proofErr w:type="gramEnd"/>
-          </w:p>
-          <w:p>
-            <w:pPr>
-              <w:rPr>
-                <w:rFonts w:ascii="Times New Roman" w:hAnsi="Times New Roman" w:cs="Times New Roman"/>
-              </w:rPr>
-            </w:pPr>
-          </w:p>
-          <w:p>
-            <w:pPr>
-              <w:rPr>
-                <w:rFonts w:ascii="Times New Roman" w:hAnsi="Times New Roman" w:cs="Times New Roman"/>
-              </w:rPr>
-            </w:pPr>
-            <w:r>
-              <w:rPr>
-                <w:rFonts w:ascii="Times New Roman" w:hAnsi="Times New Roman" w:cs="Times New Roman"/>
-              </w:rPr>
-              <w:t xml:space="preserve">$ vi </w:t>
-            </w:r>
-            <w:r>
-              <w:rPr>
-                <w:rFonts w:ascii="Times New Roman" w:hAnsi="Times New Roman" w:cs="Times New Roman"/>
-                <w:color w:val="7030A0"/>
-              </w:rPr>
-              <w:t>peer0-org1</w:t>
-            </w:r>
-            <w:r>
-              <w:rPr>
-                <w:rFonts w:ascii="Times New Roman" w:hAnsi="Times New Roman" w:cs="Times New Roman"/>
-                <w:color w:val="7030A0"/>
-              </w:rPr>
-              <w:t>.</w:t>
-            </w:r>
-            <w:r>
-              <w:rPr>
-                <w:rFonts w:ascii="Times New Roman" w:hAnsi="Times New Roman" w:cs="Times New Roman"/>
-                <w:color w:val="7030A0"/>
-              </w:rPr>
-              <w:t xml:space="preserve">yaml </w:t>
-            </w:r>
-          </w:p>
-          <w:p>
-            <w:pPr>
-              <w:rPr>
-                <w:rFonts w:ascii="Times New Roman" w:hAnsi="Times New Roman" w:cs="Times New Roman"/>
-              </w:rPr>
-            </w:pPr>
-            <w:r>
-              <w:rPr>
-                <w:rFonts w:ascii="Times New Roman" w:hAnsi="Times New Roman" w:cs="Times New Roman"/>
-              </w:rPr>
-              <w:t xml:space="preserve">$ vi </w:t>
-            </w:r>
-            <w:r>
-              <w:rPr>
-                <w:rFonts w:ascii="Times New Roman" w:hAnsi="Times New Roman" w:cs="Times New Roman"/>
-                <w:color w:val="7030A0"/>
-              </w:rPr>
-              <w:t xml:space="preserve">peer0-org2.yaml </w:t>
-            </w:r>
-          </w:p>
-          <w:p>
-            <w:pPr>
-              <w:rPr>
-                <w:rFonts w:ascii="Times New Roman" w:hAnsi="Times New Roman" w:cs="Times New Roman"/>
-              </w:rPr>
-            </w:pPr>
-          </w:p>
-          <w:p>
-            <w:pPr>
-              <w:rPr>
-                <w:rStyle w:val="a7"/>
-                <w:rFonts w:ascii="Times New Roman" w:hAnsi="Times New Roman" w:cs="Times New Roman"/>
-              </w:rPr>
-            </w:pPr>
-            <w:r>
-              <w:rPr>
-                <w:rFonts w:ascii="Times New Roman" w:hAnsi="Times New Roman" w:cs="Times New Roman"/>
-              </w:rPr>
-              <w:t xml:space="preserve">$ vi </w:t>
-            </w:r>
-            <w:r>
-              <w:rPr>
-                <w:rFonts w:ascii="Times New Roman" w:hAnsi="Times New Roman" w:cs="Times New Roman"/>
-                <w:color w:val="7030A0"/>
-              </w:rPr>
-              <w:t xml:space="preserve">orderer1.yaml </w:t>
-            </w:r>
-          </w:p>
-          <w:p>
-            <w:pPr>
-              <w:rPr>
-                <w:rFonts w:ascii="Times New Roman" w:hAnsi="Times New Roman" w:cs="Times New Roman"/>
-              </w:rPr>
-            </w:pPr>
-            <w:r>
-              <w:rPr>
-                <w:rFonts w:ascii="Times New Roman" w:hAnsi="Times New Roman" w:cs="Times New Roman" w:hint="eastAsia"/>
-              </w:rPr>
-              <w:t>$</w:t>
-            </w:r>
-            <w:r>
-              <w:rPr>
-                <w:rFonts w:ascii="Times New Roman" w:hAnsi="Times New Roman" w:cs="Times New Roman"/>
-              </w:rPr>
-              <w:t xml:space="preserve"> vi </w:t>
-            </w:r>
-            <w:r>
-              <w:rPr>
-                <w:rFonts w:ascii="Times New Roman" w:hAnsi="Times New Roman" w:cs="Times New Roman"/>
-                <w:color w:val="7030A0"/>
-              </w:rPr>
-              <w:t>orderer2.yaml</w:t>
-            </w:r>
-          </w:p>
-          <w:p>
-            <w:pPr>
-              <w:rPr>
-                <w:rFonts w:ascii="Times New Roman" w:hAnsi="Times New Roman" w:cs="Times New Roman"/>
-              </w:rPr>
-            </w:pPr>
-            <w:r>
-              <w:rPr>
-                <w:rFonts w:ascii="Times New Roman" w:hAnsi="Times New Roman" w:cs="Times New Roman" w:hint="eastAsia"/>
-              </w:rPr>
-              <w:t>$</w:t>
-            </w:r>
-            <w:r>
-              <w:rPr>
-                <w:rFonts w:ascii="Times New Roman" w:hAnsi="Times New Roman" w:cs="Times New Roman"/>
-              </w:rPr>
-              <w:t xml:space="preserve"> vi </w:t>
-            </w:r>
-            <w:r>
-              <w:rPr>
-                <w:rFonts w:ascii="Times New Roman" w:hAnsi="Times New Roman" w:cs="Times New Roman"/>
-                <w:color w:val="7030A0"/>
-              </w:rPr>
-              <w:t>orderer</w:t>
-            </w:r>
-            <w:r>
-              <w:rPr>
-                <w:rFonts w:ascii="Times New Roman" w:hAnsi="Times New Roman" w:cs="Times New Roman"/>
-                <w:color w:val="7030A0"/>
-              </w:rPr>
-              <w:t>3</w:t>
-            </w:r>
-            <w:r>
-              <w:rPr>
-                <w:rFonts w:ascii="Times New Roman" w:hAnsi="Times New Roman" w:cs="Times New Roman"/>
-                <w:color w:val="7030A0"/>
-              </w:rPr>
-              <w:t>.yaml</w:t>
-            </w:r>
-          </w:p>
-          <w:p>
-            <w:pPr>
-              <w:rPr>
-                <w:rFonts w:ascii="Times New Roman" w:hAnsi="Times New Roman" w:cs="Times New Roman"/>
-              </w:rPr>
-            </w:pPr>
-            <w:r>
-              <w:rPr>
-                <w:rFonts w:ascii="Times New Roman" w:hAnsi="Times New Roman" w:cs="Times New Roman" w:hint="eastAsia"/>
-              </w:rPr>
-              <w:t>$</w:t>
-            </w:r>
-            <w:r>
-              <w:rPr>
-                <w:rFonts w:ascii="Times New Roman" w:hAnsi="Times New Roman" w:cs="Times New Roman"/>
-              </w:rPr>
-              <w:t xml:space="preserve"> vi </w:t>
-            </w:r>
-            <w:r>
-              <w:rPr>
-                <w:rFonts w:ascii="Times New Roman" w:hAnsi="Times New Roman" w:cs="Times New Roman"/>
-                <w:color w:val="7030A0"/>
-              </w:rPr>
-              <w:t>orderer</w:t>
-            </w:r>
-            <w:r>
-              <w:rPr>
-                <w:rFonts w:ascii="Times New Roman" w:hAnsi="Times New Roman" w:cs="Times New Roman"/>
-                <w:color w:val="7030A0"/>
-              </w:rPr>
-              <w:t>4</w:t>
-            </w:r>
-            <w:r>
-              <w:rPr>
-                <w:rFonts w:ascii="Times New Roman" w:hAnsi="Times New Roman" w:cs="Times New Roman"/>
-                <w:color w:val="7030A0"/>
-              </w:rPr>
-              <w:t>.yaml</w:t>
-            </w:r>
-          </w:p>
-          <w:p>
-            <w:pPr>
-              <w:rPr>
-                <w:rFonts w:ascii="Times New Roman" w:hAnsi="Times New Roman" w:cs="Times New Roman" w:hint="eastAsia"/>
-              </w:rPr>
-            </w:pPr>
-            <w:r>
-              <w:rPr>
-                <w:rFonts w:ascii="Times New Roman" w:hAnsi="Times New Roman" w:cs="Times New Roman" w:hint="eastAsia"/>
-              </w:rPr>
-              <w:t>$</w:t>
-            </w:r>
-            <w:r>
-              <w:rPr>
-                <w:rFonts w:ascii="Times New Roman" w:hAnsi="Times New Roman" w:cs="Times New Roman"/>
-              </w:rPr>
-              <w:t xml:space="preserve"> vi </w:t>
-            </w:r>
-            <w:r>
-              <w:rPr>
-                <w:rFonts w:ascii="Times New Roman" w:hAnsi="Times New Roman" w:cs="Times New Roman"/>
-                <w:color w:val="7030A0"/>
-              </w:rPr>
-              <w:t>orderer</w:t>
-            </w:r>
-            <w:r>
-              <w:rPr>
-                <w:rFonts w:ascii="Times New Roman" w:hAnsi="Times New Roman" w:cs="Times New Roman"/>
-                <w:color w:val="7030A0"/>
-              </w:rPr>
-              <w:t>5</w:t>
-            </w:r>
-            <w:r>
-              <w:rPr>
-                <w:rFonts w:ascii="Times New Roman" w:hAnsi="Times New Roman" w:cs="Times New Roman"/>
-                <w:color w:val="7030A0"/>
-              </w:rPr>
-              <w:t>.yaml</w:t>
-            </w:r>
-          </w:p>
-          <w:p>
-            <w:pPr>
-              <w:rPr>
-                <w:rFonts w:ascii="Times New Roman" w:hAnsi="Times New Roman" w:cs="Times New Roman" w:hint="eastAsia"/>
-              </w:rPr>
-            </w:pPr>
-          </w:p>
-          <w:p>
-            <w:pPr>
-              <w:rPr>
-                <w:rFonts w:ascii="Times New Roman" w:hAnsi="Times New Roman" w:cs="Times New Roman" w:hint="eastAsia"/>
-              </w:rPr>
-            </w:pPr>
-            <w:r>
-              <w:rPr>
-                <w:rFonts w:ascii="Times New Roman" w:hAnsi="Times New Roman" w:cs="Times New Roman"/>
-              </w:rPr>
-              <w:t xml:space="preserve">$ vi </w:t>
-            </w:r>
-            <w:proofErr w:type="spellStart"/>
-            <w:proofErr w:type="gramStart"/>
-            <w:r>
-              <w:rPr>
-                <w:rFonts w:ascii="Times New Roman" w:hAnsi="Times New Roman" w:cs="Times New Roman"/>
-                <w:color w:val="7030A0"/>
-              </w:rPr>
-              <w:t>cli.</w:t>
-            </w:r>
-            <w:r>
-              <w:rPr>
-                <w:rFonts w:ascii="Times New Roman" w:hAnsi="Times New Roman" w:cs="Times New Roman"/>
-                <w:color w:val="7030A0"/>
-              </w:rPr>
-              <w:t>y</w:t>
-            </w:r>
-            <w:r>
-              <w:rPr>
-                <w:rFonts w:ascii="Times New Roman" w:hAnsi="Times New Roman" w:cs="Times New Roman"/>
-                <w:color w:val="7030A0"/>
-              </w:rPr>
-              <w:t>a</w:t>
-            </w:r>
-            <w:r>
-              <w:rPr>
-                <w:rFonts w:ascii="Times New Roman" w:hAnsi="Times New Roman" w:cs="Times New Roman"/>
-                <w:color w:val="7030A0"/>
-              </w:rPr>
-              <w:t>ml</w:t>
-            </w:r>
-            <w:proofErr w:type="spellEnd"/>
-            <w:proofErr w:type="gramEnd"/>
             <w:r>
               <w:rPr>
                 <w:rFonts w:ascii="Times New Roman" w:hAnsi="Times New Roman" w:cs="Times New Roman"/>
@@ -17782,7 +17778,6 @@
         <w:t xml:space="preserve"> (of peer0.org1) connects to Peer0.org1.example.com:7051, creates a </w:t>
       </w:r>
       <w:proofErr w:type="spellStart"/>
-      <w:proofErr w:type="gramStart"/>
       <w:r>
         <w:rPr>
           <w:rFonts w:ascii="Times New Roman" w:hAnsi="Times New Roman" w:cs="Times New Roman"/>
@@ -17790,7 +17785,6 @@
         <w:t>channel.block</w:t>
       </w:r>
       <w:proofErr w:type="spellEnd"/>
-      <w:proofErr w:type="gramEnd"/>
       <w:r>
         <w:rPr>
           <w:rFonts w:ascii="Times New Roman" w:hAnsi="Times New Roman" w:cs="Times New Roman"/>
@@ -17843,7 +17837,6 @@
               </w:rPr>
               <w:t xml:space="preserve">// </w:t>
             </w:r>
-            <w:proofErr w:type="gramStart"/>
             <w:r>
               <w:rPr>
                 <w:rFonts w:asciiTheme="minorHAnsi" w:hAnsiTheme="minorHAnsi" w:cstheme="minorHAnsi"/>
@@ -17852,7 +17845,6 @@
               </w:rPr>
               <w:t>CLI  goes</w:t>
             </w:r>
-            <w:proofErr w:type="gramEnd"/>
             <w:r>
               <w:rPr>
                 <w:rFonts w:asciiTheme="minorHAnsi" w:hAnsiTheme="minorHAnsi" w:cstheme="minorHAnsi"/>
@@ -17926,46 +17918,27 @@
                 <w:szCs w:val="22"/>
               </w:rPr>
               <w:br/>
-            </w:r>
-            <w:proofErr w:type="gramStart"/>
+              <w:t xml:space="preserve"># </w:t>
+            </w:r>
             <w:r>
               <w:rPr>
                 <w:rFonts w:asciiTheme="minorHAnsi" w:hAnsiTheme="minorHAnsi" w:cstheme="minorHAnsi"/>
                 <w:sz w:val="22"/>
                 <w:szCs w:val="22"/>
               </w:rPr>
-              <w:t xml:space="preserve"># </w:t>
+              <w:t>./</w:t>
             </w:r>
             <w:r>
               <w:rPr>
                 <w:rFonts w:asciiTheme="minorHAnsi" w:hAnsiTheme="minorHAnsi" w:cstheme="minorHAnsi"/>
-                <w:sz w:val="22"/>
-                <w:szCs w:val="22"/>
-              </w:rPr>
-              <w:t>.</w:t>
-            </w:r>
-            <w:proofErr w:type="gramEnd"/>
-            <w:r>
-              <w:rPr>
-                <w:rFonts w:asciiTheme="minorHAnsi" w:hAnsiTheme="minorHAnsi" w:cstheme="minorHAnsi"/>
-                <w:sz w:val="22"/>
-                <w:szCs w:val="22"/>
-              </w:rPr>
-              <w:t>/</w:t>
-            </w:r>
-            <w:hyperlink r:id="rId98" w:anchor="file-step1-sh" w:history="1">
-              <w:r>
-                <w:rPr>
-                  <w:rStyle w:val="a7"/>
-                  <w:rFonts w:asciiTheme="minorHAnsi" w:hAnsiTheme="minorHAnsi" w:cstheme="minorHAnsi"/>
-                  <w:b/>
-                  <w:bCs/>
-                  <w:sz w:val="22"/>
-                  <w:szCs w:val="22"/>
-                </w:rPr>
-                <w:t>step1.sh</w:t>
-              </w:r>
-            </w:hyperlink>
+                <w:b/>
+                <w:bCs/>
+                <w:color w:val="7030A0"/>
+                <w:sz w:val="22"/>
+                <w:szCs w:val="22"/>
+              </w:rPr>
+              <w:t>step1.sh</w:t>
+            </w:r>
             <w:r>
               <w:rPr>
                 <w:rStyle w:val="a7"/>
@@ -18073,7 +18046,6 @@
                 <w:szCs w:val="22"/>
               </w:rPr>
             </w:pPr>
-            <w:proofErr w:type="gramStart"/>
             <w:r>
               <w:rPr>
                 <w:rFonts w:asciiTheme="minorHAnsi" w:hAnsiTheme="minorHAnsi" w:cstheme="minorHAnsi"/>
@@ -18088,30 +18060,41 @@
                 <w:sz w:val="22"/>
                 <w:szCs w:val="22"/>
               </w:rPr>
-              <w:t>.</w:t>
-            </w:r>
-            <w:proofErr w:type="gramEnd"/>
+              <w:t>./</w:t>
+            </w:r>
             <w:r>
               <w:rPr>
                 <w:rFonts w:asciiTheme="minorHAnsi" w:hAnsiTheme="minorHAnsi" w:cstheme="minorHAnsi"/>
-                <w:sz w:val="22"/>
-                <w:szCs w:val="22"/>
-              </w:rPr>
-              <w:t>/</w:t>
-            </w:r>
-            <w:hyperlink r:id="rId99" w:anchor="file-step2-sh" w:history="1">
-              <w:r>
-                <w:rPr>
-                  <w:rStyle w:val="a7"/>
-                  <w:rFonts w:asciiTheme="minorHAnsi" w:hAnsiTheme="minorHAnsi" w:cstheme="minorHAnsi"/>
-                  <w:b/>
-                  <w:bCs/>
-                  <w:sz w:val="22"/>
-                  <w:szCs w:val="22"/>
-                </w:rPr>
-                <w:t>step2.sh</w:t>
-              </w:r>
-            </w:hyperlink>
+                <w:b/>
+                <w:bCs/>
+                <w:color w:val="7030A0"/>
+                <w:sz w:val="22"/>
+                <w:szCs w:val="22"/>
+              </w:rPr>
+              <w:t>step</w:t>
+            </w:r>
+            <w:r>
+              <w:rPr>
+                <w:rFonts w:asciiTheme="minorHAnsi" w:hAnsiTheme="minorHAnsi" w:cstheme="minorHAnsi"/>
+                <w:b/>
+                <w:bCs/>
+                <w:color w:val="7030A0"/>
+                <w:sz w:val="22"/>
+                <w:szCs w:val="22"/>
+              </w:rPr>
+              <w:t>2</w:t>
+            </w:r>
+            <w:r>
+              <w:rPr>
+                <w:rFonts w:asciiTheme="minorHAnsi" w:hAnsiTheme="minorHAnsi" w:cstheme="minorHAnsi"/>
+                <w:b/>
+                <w:bCs/>
+                <w:color w:val="7030A0"/>
+                <w:sz w:val="22"/>
+                <w:szCs w:val="22"/>
+              </w:rPr>
+              <w:t>.sh</w:t>
+            </w:r>
             <w:r>
               <w:rPr>
                 <w:rFonts w:asciiTheme="minorHAnsi" w:hAnsiTheme="minorHAnsi" w:cstheme="minorHAnsi"/>
@@ -18384,16 +18367,8 @@
               <w:rPr>
                 <w:bCs/>
               </w:rPr>
-              <w:t xml:space="preserve"> </w:t>
-            </w:r>
-            <w:proofErr w:type="gramStart"/>
-            <w:r>
-              <w:rPr>
-                <w:bCs/>
-              </w:rPr>
-              <w:t>exit</w:t>
-            </w:r>
-            <w:proofErr w:type="gramEnd"/>
+              <w:t xml:space="preserve"> exit</w:t>
+            </w:r>
           </w:p>
           <w:p>
             <w:pPr>
@@ -18626,7 +18601,7 @@
               </w:rPr>
               <w:t xml:space="preserve"> vi </w:t>
             </w:r>
-            <w:hyperlink r:id="rId100" w:anchor="file-read_pem-py" w:history="1">
+            <w:hyperlink r:id="rId101" w:anchor="file-read_pem-py" w:history="1">
               <w:r>
                 <w:rPr>
                   <w:rStyle w:val="a7"/>
@@ -18655,13 +18630,27 @@
               </w:rPr>
               <w:t xml:space="preserve"> vi </w:t>
             </w:r>
-            <w:hyperlink r:id="rId101" w:anchor="file-prepare_tls_peer0_org1-sh" w:history="1">
+            <w:hyperlink r:id="rId102" w:anchor="file-prepare_tls_peer0_org1-sh" w:history="1">
               <w:r>
                 <w:rPr>
                   <w:rStyle w:val="a7"/>
                   <w:bCs/>
                 </w:rPr>
-                <w:t>prepare_tls_peer0_org1.sh</w:t>
+                <w:t>prepare_tls_peer</w:t>
+              </w:r>
+              <w:r>
+                <w:rPr>
+                  <w:rStyle w:val="a7"/>
+                  <w:bCs/>
+                </w:rPr>
+                <w:t>0</w:t>
+              </w:r>
+              <w:r>
+                <w:rPr>
+                  <w:rStyle w:val="a7"/>
+                  <w:bCs/>
+                </w:rPr>
+                <w:t>_org1.sh</w:t>
               </w:r>
             </w:hyperlink>
           </w:p>
@@ -18684,7 +18673,7 @@
               </w:rPr>
               <w:t xml:space="preserve"> vi </w:t>
             </w:r>
-            <w:hyperlink r:id="rId102" w:anchor="file-prepare_tls_peer0_org2-sh" w:history="1">
+            <w:hyperlink r:id="rId103" w:anchor="file-prepare_tls_peer0_org2-sh" w:history="1">
               <w:r>
                 <w:rPr>
                   <w:rStyle w:val="a7"/>
@@ -18700,7 +18689,6 @@
                 <w:bCs/>
               </w:rPr>
             </w:pPr>
-            <w:proofErr w:type="gramStart"/>
             <w:r>
               <w:rPr>
                 <w:rFonts w:hint="eastAsia"/>
@@ -18712,23 +18700,32 @@
               <w:rPr>
                 <w:bCs/>
               </w:rPr>
-              <w:t xml:space="preserve"> .</w:t>
-            </w:r>
-            <w:proofErr w:type="gramEnd"/>
-            <w:r>
-              <w:rPr>
-                <w:bCs/>
-              </w:rPr>
-              <w:t>/</w:t>
-            </w:r>
-            <w:hyperlink r:id="rId103" w:anchor="file-all-sh" w:history="1">
+              <w:t xml:space="preserve"> ./</w:t>
+            </w:r>
+            <w:hyperlink r:id="rId104" w:anchor="file-all-sh" w:history="1">
               <w:r>
                 <w:rPr>
                   <w:rStyle w:val="a7"/>
                   <w:b/>
                   <w:bCs/>
                 </w:rPr>
-                <w:t>all.sh</w:t>
+                <w:t>all.</w:t>
+              </w:r>
+              <w:r>
+                <w:rPr>
+                  <w:rStyle w:val="a7"/>
+                  <w:b/>
+                  <w:bCs/>
+                </w:rPr>
+                <w:t>s</w:t>
+              </w:r>
+              <w:r>
+                <w:rPr>
+                  <w:rStyle w:val="a7"/>
+                  <w:b/>
+                  <w:bCs/>
+                </w:rPr>
+                <w:t>h</w:t>
               </w:r>
             </w:hyperlink>
           </w:p>
@@ -18839,7 +18836,7 @@
               </w:rPr>
               <w:t xml:space="preserve"> vi </w:t>
             </w:r>
-            <w:hyperlink r:id="rId104" w:anchor="file-prepare_wallet_user1_org1-py" w:history="1">
+            <w:hyperlink r:id="rId105" w:anchor="file-prepare_wallet_user1_org1-py" w:history="1">
               <w:r>
                 <w:rPr>
                   <w:rStyle w:val="a7"/>
@@ -18868,7 +18865,7 @@
               </w:rPr>
               <w:t xml:space="preserve"> vi </w:t>
             </w:r>
-            <w:hyperlink r:id="rId105" w:anchor="file-prepare_wallet_user1_org2-py" w:history="1">
+            <w:hyperlink r:id="rId106" w:anchor="file-prepare_wallet_user1_org2-py" w:history="1">
               <w:r>
                 <w:rPr>
                   <w:rStyle w:val="a7"/>
@@ -18897,7 +18894,7 @@
               </w:rPr>
               <w:t xml:space="preserve"> </w:t>
             </w:r>
-            <w:hyperlink r:id="rId106" w:anchor="file-all-sh" w:history="1">
+            <w:hyperlink r:id="rId107" w:anchor="file-all-sh" w:history="1">
               <w:r>
                 <w:rPr>
                   <w:rStyle w:val="a7"/>
@@ -18910,7 +18907,21 @@
                   <w:rStyle w:val="a7"/>
                   <w:b/>
                 </w:rPr>
-                <w:t>all.sh</w:t>
+                <w:t>all.</w:t>
+              </w:r>
+              <w:r>
+                <w:rPr>
+                  <w:rStyle w:val="a7"/>
+                  <w:b/>
+                </w:rPr>
+                <w:t>s</w:t>
+              </w:r>
+              <w:r>
+                <w:rPr>
+                  <w:rStyle w:val="a7"/>
+                  <w:b/>
+                </w:rPr>
+                <w:t>h</w:t>
               </w:r>
             </w:hyperlink>
           </w:p>
@@ -19039,7 +19050,7 @@
               </w:rPr>
               <w:t xml:space="preserve"> vi </w:t>
             </w:r>
-            <w:hyperlink r:id="rId107" w:anchor="file-invoke-js" w:history="1">
+            <w:hyperlink r:id="rId108" w:anchor="file-invoke-js" w:history="1">
               <w:r>
                 <w:rPr>
                   <w:rStyle w:val="a7"/>
@@ -19068,7 +19079,7 @@
               </w:rPr>
               <w:t xml:space="preserve"> vi </w:t>
             </w:r>
-            <w:hyperlink r:id="rId108" w:anchor="file-prepare_sdk_peer0_org1-sh" w:history="1">
+            <w:hyperlink r:id="rId109" w:anchor="file-prepare_sdk_peer0_org1-sh" w:history="1">
               <w:r>
                 <w:rPr>
                   <w:rStyle w:val="a7"/>
@@ -19097,7 +19108,7 @@
               </w:rPr>
               <w:t xml:space="preserve"> vi </w:t>
             </w:r>
-            <w:hyperlink r:id="rId109" w:anchor="file-prepare_sdk_peer0_org2-sh" w:history="1">
+            <w:hyperlink r:id="rId110" w:anchor="file-prepare_sdk_peer0_org2-sh" w:history="1">
               <w:r>
                 <w:rPr>
                   <w:rStyle w:val="a7"/>
@@ -19113,7 +19124,6 @@
                 <w:bCs/>
               </w:rPr>
             </w:pPr>
-            <w:proofErr w:type="gramStart"/>
             <w:r>
               <w:rPr>
                 <w:rFonts w:hint="eastAsia"/>
@@ -19125,16 +19135,9 @@
               <w:rPr>
                 <w:bCs/>
               </w:rPr>
-              <w:t xml:space="preserve"> .</w:t>
-            </w:r>
-            <w:proofErr w:type="gramEnd"/>
-            <w:r>
-              <w:rPr>
-                <w:bCs/>
-              </w:rPr>
-              <w:t>/</w:t>
-            </w:r>
-            <w:hyperlink r:id="rId110" w:anchor="file-all-sh" w:history="1">
+              <w:t xml:space="preserve"> ./</w:t>
+            </w:r>
+            <w:hyperlink r:id="rId111" w:anchor="file-all-sh" w:history="1">
               <w:r>
                 <w:rPr>
                   <w:rStyle w:val="a7"/>
@@ -19158,55 +19161,83 @@
     <w:p>
       <w:pPr>
         <w:rPr>
-          <w:bCs/>
-        </w:rPr>
-      </w:pPr>
-      <w:r>
-        <w:rPr>
           <w:b/>
         </w:rPr>
+      </w:pPr>
+      <w:r>
+        <w:rPr>
+          <w:b/>
+        </w:rPr>
         <w:t xml:space="preserve">Step 2 (Prepare): </w:t>
       </w:r>
       <w:r>
         <w:rPr>
           <w:bCs/>
         </w:rPr>
-        <w:t>CLI p</w:t>
-      </w:r>
-      <w:r>
-        <w:rPr>
-          <w:bCs/>
-        </w:rPr>
-        <w:t xml:space="preserve">repares the Nodejs SDK dependencies on CLI. Note that you may pass this step by copying the compiled </w:t>
+        <w:t>-</w:t>
+      </w:r>
+    </w:p>
+    <w:p>
+      <w:pPr>
+        <w:rPr>
+          <w:bCs/>
+        </w:rPr>
+      </w:pPr>
+      <w:r>
+        <w:rPr>
+          <w:b/>
+        </w:rPr>
+        <w:t xml:space="preserve">Step 3 (Run): </w:t>
       </w:r>
       <w:proofErr w:type="spellStart"/>
       <w:r>
         <w:rPr>
-          <w:bCs/>
-        </w:rPr>
-        <w:t>nodejs</w:t>
+          <w:b/>
+        </w:rPr>
+        <w:t>Cli</w:t>
       </w:r>
       <w:proofErr w:type="spellEnd"/>
       <w:r>
         <w:rPr>
-          <w:bCs/>
-        </w:rPr>
-        <w:t xml:space="preserve"> source code </w:t>
-      </w:r>
-      <w:hyperlink r:id="rId111" w:history="1">
+          <w:b/>
+        </w:rPr>
+        <w:t xml:space="preserve"> </w:t>
+      </w:r>
+      <w:r>
+        <w:rPr>
+          <w:bCs/>
+        </w:rPr>
+        <w:t xml:space="preserve">prepares wallets of </w:t>
+      </w:r>
+      <w:hyperlink r:id="rId112" w:history="1">
         <w:r>
           <w:rPr>
             <w:rStyle w:val="a7"/>
             <w:bCs/>
           </w:rPr>
-          <w:t>https://gitee.com/joe32065/fabric_2_2/releases/download/fabric-v2.2.0/node_modules.zip</w:t>
+          <w:t>User1@org1.example.com</w:t>
         </w:r>
       </w:hyperlink>
       <w:r>
         <w:rPr>
           <w:bCs/>
         </w:rPr>
-        <w:t xml:space="preserve">,   </w:t>
+        <w:t xml:space="preserve"> and </w:t>
+      </w:r>
+      <w:hyperlink r:id="rId113" w:history="1">
+        <w:r>
+          <w:rPr>
+            <w:rStyle w:val="a7"/>
+            <w:bCs/>
+          </w:rPr>
+          <w:t>User1@org1.example.com</w:t>
+        </w:r>
+      </w:hyperlink>
+      <w:r>
+        <w:rPr>
+          <w:bCs/>
+        </w:rPr>
+        <w:t>,</w:t>
       </w:r>
     </w:p>
     <w:tbl>
@@ -19244,9 +19275,9 @@
             </w:r>
             <w:r>
               <w:rPr>
-                <w:rFonts w:cstheme="minorHAnsi"/>
-              </w:rPr>
-              <w:t>/fabric-samples/demo-first/workload</w:t>
+                <w:bCs/>
+              </w:rPr>
+              <w:t>/fabric-samples/demo-first/workload/wallet</w:t>
             </w:r>
           </w:p>
           <w:p>
@@ -19266,24 +19297,16 @@
               <w:rPr>
                 <w:bCs/>
               </w:rPr>
-              <w:t xml:space="preserve"> </w:t>
-            </w:r>
-            <w:r>
-              <w:rPr>
-                <w:bCs/>
-              </w:rPr>
-              <w:t xml:space="preserve">vi </w:t>
-            </w:r>
-            <w:hyperlink r:id="rId112" w:anchor="file-package-json" w:history="1">
-              <w:proofErr w:type="gramStart"/>
+              <w:t xml:space="preserve"> python </w:t>
+            </w:r>
+            <w:hyperlink r:id="rId114" w:anchor="file-step2-sh" w:history="1">
               <w:r>
                 <w:rPr>
                   <w:rStyle w:val="a7"/>
                   <w:bCs/>
                 </w:rPr>
-                <w:t>package.json</w:t>
+                <w:t>prepare_wallet_user1_org1.py</w:t>
               </w:r>
-              <w:proofErr w:type="gramEnd"/>
             </w:hyperlink>
           </w:p>
           <w:p>
@@ -19303,55 +19326,61 @@
               <w:rPr>
                 <w:bCs/>
               </w:rPr>
-              <w:t xml:space="preserve"> </w:t>
-            </w:r>
-            <w:proofErr w:type="spellStart"/>
-            <w:r>
-              <w:rPr>
-                <w:bCs/>
-              </w:rPr>
-              <w:t>npm</w:t>
-            </w:r>
-            <w:proofErr w:type="spellEnd"/>
-            <w:r>
-              <w:rPr>
-                <w:bCs/>
-              </w:rPr>
-              <w:t xml:space="preserve"> install</w:t>
-            </w:r>
-          </w:p>
-          <w:p>
-            <w:pPr>
-              <w:rPr>
-                <w:bCs/>
-              </w:rPr>
-            </w:pPr>
-            <w:r>
-              <w:rPr>
-                <w:rFonts w:hint="eastAsia"/>
-                <w:bCs/>
-              </w:rPr>
-              <w:t>$</w:t>
-            </w:r>
-            <w:r>
-              <w:rPr>
-                <w:bCs/>
-              </w:rPr>
-              <w:t xml:space="preserve"> </w:t>
-            </w:r>
-            <w:r>
-              <w:rPr>
-                <w:bCs/>
-              </w:rPr>
-              <w:t>vi $HOME/fabric-samples/demo-first/workload/node_modules/fabric-network/lib/</w:t>
-            </w:r>
-            <w:hyperlink r:id="rId113" w:anchor="file-transaction-js" w:history="1">
+              <w:t xml:space="preserve"> python </w:t>
+            </w:r>
+            <w:hyperlink r:id="rId115" w:anchor="file-prepare_wallet_user1_org2-py" w:history="1">
               <w:r>
                 <w:rPr>
                   <w:rStyle w:val="a7"/>
                   <w:bCs/>
                 </w:rPr>
-                <w:t>transaction.js</w:t>
+                <w:t>prepare_wallet_user1_org2.py</w:t>
+              </w:r>
+            </w:hyperlink>
+          </w:p>
+          <w:p>
+            <w:pPr>
+              <w:rPr>
+                <w:bCs/>
+              </w:rPr>
+            </w:pPr>
+            <w:r>
+              <w:rPr>
+                <w:rFonts w:hint="eastAsia"/>
+                <w:bCs/>
+              </w:rPr>
+              <w:t>$</w:t>
+            </w:r>
+            <w:r>
+              <w:rPr>
+                <w:bCs/>
+              </w:rPr>
+              <w:t xml:space="preserve"> ./</w:t>
+            </w:r>
+            <w:hyperlink r:id="rId116" w:anchor="file-all-sh" w:history="1">
+              <w:r>
+                <w:rPr>
+                  <w:rStyle w:val="a7"/>
+                  <w:b/>
+                  <w:bCs/>
+                </w:rPr>
+                <w:t>all</w:t>
+              </w:r>
+              <w:r>
+                <w:rPr>
+                  <w:rStyle w:val="a7"/>
+                  <w:b/>
+                  <w:bCs/>
+                </w:rPr>
+                <w:t>.</w:t>
+              </w:r>
+              <w:r>
+                <w:rPr>
+                  <w:rStyle w:val="a7"/>
+                  <w:b/>
+                  <w:bCs/>
+                </w:rPr>
+                <w:t>sh</w:t>
               </w:r>
             </w:hyperlink>
           </w:p>
@@ -19361,7 +19390,7 @@
     <w:p>
       <w:pPr>
         <w:rPr>
-          <w:b/>
+          <w:bCs/>
         </w:rPr>
       </w:pPr>
     </w:p>
@@ -19376,57 +19405,13 @@
           <w:b/>
         </w:rPr>
         <w:lastRenderedPageBreak/>
-        <w:t xml:space="preserve">Step 3 (Run): </w:t>
-      </w:r>
-      <w:proofErr w:type="spellStart"/>
-      <w:r>
-        <w:rPr>
-          <w:b/>
-        </w:rPr>
-        <w:t>Cli</w:t>
-      </w:r>
-      <w:proofErr w:type="spellEnd"/>
-      <w:r>
-        <w:rPr>
-          <w:b/>
-        </w:rPr>
-        <w:t xml:space="preserve"> </w:t>
-      </w:r>
-      <w:r>
-        <w:rPr>
-          <w:bCs/>
-        </w:rPr>
-        <w:t xml:space="preserve">prepares wallets of </w:t>
-      </w:r>
-      <w:hyperlink r:id="rId114" w:history="1">
-        <w:r>
-          <w:rPr>
-            <w:rStyle w:val="a7"/>
-            <w:bCs/>
-          </w:rPr>
-          <w:t>User1@org1.example.com</w:t>
-        </w:r>
-      </w:hyperlink>
-      <w:r>
-        <w:rPr>
-          <w:bCs/>
-        </w:rPr>
-        <w:t xml:space="preserve"> and </w:t>
-      </w:r>
-      <w:hyperlink r:id="rId115" w:history="1">
-        <w:r>
-          <w:rPr>
-            <w:rStyle w:val="a7"/>
-            <w:bCs/>
-          </w:rPr>
-          <w:t>User1@org1.example.com</w:t>
-        </w:r>
-      </w:hyperlink>
-      <w:r>
-        <w:rPr>
-          <w:bCs/>
-        </w:rPr>
-        <w:t>,</w:t>
+        <w:t xml:space="preserve">Step 4 (Run): </w:t>
+      </w:r>
+      <w:r>
+        <w:rPr>
+          <w:bCs/>
+        </w:rPr>
+        <w:t xml:space="preserve">CLI invokes and queries transactions via Nodejs, </w:t>
       </w:r>
     </w:p>
     <w:tbl>
@@ -19460,13 +19445,7 @@
               <w:rPr>
                 <w:bCs/>
               </w:rPr>
-              <w:t xml:space="preserve"> cd $HOME</w:t>
-            </w:r>
-            <w:r>
-              <w:rPr>
-                <w:bCs/>
-              </w:rPr>
-              <w:t>/fabric-samples/demo-first/workload/wallet</w:t>
+              <w:t xml:space="preserve"> cd $HOME/fabric-samples/demo-first/workload</w:t>
             </w:r>
           </w:p>
           <w:p>
@@ -19486,14 +19465,29 @@
               <w:rPr>
                 <w:bCs/>
               </w:rPr>
-              <w:t xml:space="preserve"> </w:t>
-            </w:r>
-            <w:r>
-              <w:rPr>
-                <w:bCs/>
-              </w:rPr>
-              <w:t>rm -rf *.id</w:t>
-            </w:r>
+              <w:t xml:space="preserve"> ./</w:t>
+            </w:r>
+            <w:r>
+              <w:rPr>
+                <w:b/>
+                <w:bCs/>
+                <w:color w:val="7030A0"/>
+              </w:rPr>
+              <w:t>scp.sh</w:t>
+            </w:r>
+            <w:r>
+              <w:rPr>
+                <w:bCs/>
+              </w:rPr>
+              <w:t xml:space="preserve"> // CLI copies files to all machines</w:t>
+            </w:r>
+          </w:p>
+          <w:p>
+            <w:pPr>
+              <w:rPr>
+                <w:bCs/>
+              </w:rPr>
+            </w:pPr>
           </w:p>
           <w:p>
             <w:pPr>
@@ -19512,234 +19506,32 @@
               <w:rPr>
                 <w:bCs/>
               </w:rPr>
-              <w:t xml:space="preserve"> python </w:t>
-            </w:r>
-            <w:hyperlink r:id="rId116" w:anchor="file-step2-sh" w:history="1">
-              <w:r>
-                <w:rPr>
-                  <w:rStyle w:val="a7"/>
-                  <w:bCs/>
-                </w:rPr>
-                <w:t>prepare_wallet_user1_org1.py</w:t>
-              </w:r>
-            </w:hyperlink>
-          </w:p>
-          <w:p>
-            <w:pPr>
-              <w:rPr>
-                <w:bCs/>
-              </w:rPr>
-            </w:pPr>
-            <w:r>
-              <w:rPr>
-                <w:rFonts w:hint="eastAsia"/>
-                <w:bCs/>
-              </w:rPr>
-              <w:t>$</w:t>
-            </w:r>
-            <w:r>
-              <w:rPr>
-                <w:bCs/>
-              </w:rPr>
-              <w:t xml:space="preserve"> python </w:t>
-            </w:r>
-            <w:hyperlink r:id="rId117" w:anchor="file-prepare_wallet_user1_org2-py" w:history="1">
-              <w:r>
-                <w:rPr>
-                  <w:rStyle w:val="a7"/>
-                  <w:bCs/>
-                </w:rPr>
-                <w:t>prepare_wallet_user1_org2.py</w:t>
-              </w:r>
-            </w:hyperlink>
-          </w:p>
-          <w:p>
-            <w:pPr>
-              <w:rPr>
-                <w:bCs/>
-              </w:rPr>
-            </w:pPr>
-            <w:proofErr w:type="gramStart"/>
-            <w:r>
-              <w:rPr>
-                <w:rFonts w:hint="eastAsia"/>
-                <w:bCs/>
-              </w:rPr>
-              <w:t>$</w:t>
-            </w:r>
-            <w:r>
-              <w:rPr>
-                <w:bCs/>
-              </w:rPr>
-              <w:t xml:space="preserve"> .</w:t>
-            </w:r>
-            <w:proofErr w:type="gramEnd"/>
-            <w:r>
-              <w:rPr>
-                <w:bCs/>
-              </w:rPr>
-              <w:t>/</w:t>
-            </w:r>
-            <w:hyperlink r:id="rId118" w:anchor="file-all-sh" w:history="1">
+              <w:t xml:space="preserve"> ./</w:t>
+            </w:r>
+            <w:hyperlink r:id="rId117" w:anchor="file-ssh-sh" w:history="1">
               <w:r>
                 <w:rPr>
                   <w:rStyle w:val="a7"/>
                   <w:b/>
                   <w:bCs/>
                 </w:rPr>
-                <w:t>all.sh</w:t>
+                <w:t>ssh</w:t>
               </w:r>
-            </w:hyperlink>
-          </w:p>
-        </w:tc>
-      </w:tr>
-    </w:tbl>
-    <w:p>
-      <w:pPr>
-        <w:rPr>
-          <w:bCs/>
-        </w:rPr>
-      </w:pPr>
-    </w:p>
-    <w:p>
-      <w:pPr>
-        <w:rPr>
-          <w:bCs/>
-        </w:rPr>
-      </w:pPr>
-      <w:r>
-        <w:rPr>
-          <w:b/>
-        </w:rPr>
-        <w:t xml:space="preserve">Step 4 (Run): </w:t>
-      </w:r>
-      <w:r>
-        <w:rPr>
-          <w:bCs/>
-        </w:rPr>
-        <w:t xml:space="preserve">CLI invokes and queries transactions via Nodejs, </w:t>
-      </w:r>
-    </w:p>
-    <w:tbl>
-      <w:tblPr>
-        <w:tblStyle w:val="a4"/>
-        <w:tblW w:w="0" w:type="auto"/>
-        <w:tblLook w:val="04A0" w:firstRow="1" w:lastRow="0" w:firstColumn="1" w:lastColumn="0" w:noHBand="0" w:noVBand="1"/>
-      </w:tblPr>
-      <w:tblGrid>
-        <w:gridCol w:w="9350"/>
-      </w:tblGrid>
-      <w:tr>
-        <w:tc>
-          <w:tcPr>
-            <w:tcW w:w="9350" w:type="dxa"/>
-          </w:tcPr>
-          <w:p>
-            <w:pPr>
-              <w:rPr>
-                <w:bCs/>
-              </w:rPr>
-            </w:pPr>
-            <w:r>
-              <w:rPr>
-                <w:rFonts w:hint="eastAsia"/>
-                <w:bCs/>
-              </w:rPr>
-              <w:t>$</w:t>
-            </w:r>
-            <w:r>
-              <w:rPr>
-                <w:bCs/>
-              </w:rPr>
-              <w:t xml:space="preserve"> cd $HOME/fabric-samples/demo-first/workload</w:t>
-            </w:r>
-          </w:p>
-          <w:p>
-            <w:pPr>
-              <w:rPr>
-                <w:bCs/>
-              </w:rPr>
-            </w:pPr>
-            <w:proofErr w:type="gramStart"/>
-            <w:r>
-              <w:rPr>
-                <w:rFonts w:hint="eastAsia"/>
-                <w:bCs/>
-              </w:rPr>
-              <w:t>$</w:t>
-            </w:r>
-            <w:r>
-              <w:rPr>
-                <w:bCs/>
-              </w:rPr>
-              <w:t xml:space="preserve"> .</w:t>
-            </w:r>
-            <w:proofErr w:type="gramEnd"/>
-            <w:r>
-              <w:rPr>
-                <w:bCs/>
-              </w:rPr>
-              <w:t>/</w:t>
-            </w:r>
-            <w:hyperlink r:id="rId119" w:anchor="file-scp-sh" w:history="1">
               <w:r>
                 <w:rPr>
                   <w:rStyle w:val="a7"/>
                   <w:b/>
                   <w:bCs/>
                 </w:rPr>
-                <w:t>scp.sh</w:t>
+                <w:t>.</w:t>
               </w:r>
-            </w:hyperlink>
-            <w:r>
-              <w:rPr>
-                <w:bCs/>
-              </w:rPr>
-              <w:t xml:space="preserve"> // CLI copies files to all machines</w:t>
-            </w:r>
-          </w:p>
-          <w:p>
-            <w:pPr>
-              <w:rPr>
-                <w:bCs/>
-              </w:rPr>
-            </w:pPr>
-          </w:p>
-          <w:p>
-            <w:pPr>
-              <w:rPr>
-                <w:bCs/>
-              </w:rPr>
-            </w:pPr>
-            <w:proofErr w:type="gramStart"/>
-            <w:r>
-              <w:rPr>
-                <w:rFonts w:hint="eastAsia"/>
-                <w:bCs/>
-              </w:rPr>
-              <w:t>$</w:t>
-            </w:r>
-            <w:r>
-              <w:rPr>
-                <w:bCs/>
-              </w:rPr>
-              <w:t xml:space="preserve"> .</w:t>
-            </w:r>
-            <w:proofErr w:type="gramEnd"/>
-            <w:r>
-              <w:rPr>
-                <w:bCs/>
-              </w:rPr>
-              <w:t>/</w:t>
-            </w:r>
-            <w:hyperlink r:id="rId120" w:anchor="file-ssh-sh" w:history="1">
               <w:r>
                 <w:rPr>
                   <w:rStyle w:val="a7"/>
                   <w:b/>
                   <w:bCs/>
                 </w:rPr>
-                <w:t>ssh.sh</w:t>
+                <w:t>sh</w:t>
               </w:r>
             </w:hyperlink>
             <w:r>
@@ -19863,7 +19655,7 @@
               </w:rPr>
               <w:t xml:space="preserve"> node </w:t>
             </w:r>
-            <w:hyperlink r:id="rId121" w:anchor="file-query-js" w:history="1">
+            <w:hyperlink r:id="rId118" w:anchor="file-query-js" w:history="1">
               <w:r>
                 <w:rPr>
                   <w:rStyle w:val="a7"/>
@@ -19898,7 +19690,7 @@
               </w:rPr>
               <w:t xml:space="preserve"> node </w:t>
             </w:r>
-            <w:hyperlink r:id="rId122" w:anchor="file-invoke-js" w:history="1">
+            <w:hyperlink r:id="rId119" w:anchor="file-invoke-js" w:history="1">
               <w:r>
                 <w:rPr>
                   <w:rStyle w:val="a7"/>
@@ -19993,7 +19785,7 @@
             <w:r>
               <w:t xml:space="preserve">$ python </w:t>
             </w:r>
-            <w:hyperlink r:id="rId123" w:anchor="file-readthroughput_p1-py" w:history="1">
+            <w:hyperlink r:id="rId120" w:anchor="file-readthroughput_p1-py" w:history="1">
               <w:r>
                 <w:rPr>
                   <w:rStyle w:val="a7"/>
@@ -20090,7 +19882,7 @@
             <w:r>
               <w:t xml:space="preserve"> python </w:t>
             </w:r>
-            <w:hyperlink r:id="rId124" w:anchor="file-readdelay_p1-py" w:history="1">
+            <w:hyperlink r:id="rId121" w:anchor="file-readdelay_p1-py" w:history="1">
               <w:r>
                 <w:rPr>
                   <w:rStyle w:val="a7"/>
@@ -20287,6 +20079,7 @@
               <w:rPr>
                 <w:rFonts w:cstheme="minorHAnsi"/>
               </w:rPr>
+              <w:lastRenderedPageBreak/>
               <w:t xml:space="preserve">$ </w:t>
             </w:r>
             <w:r>
@@ -20326,29 +20119,50 @@
                 <w:rFonts w:cstheme="minorHAnsi"/>
                 <w:b/>
               </w:rPr>
-              <w:t>'| awk '{print $</w:t>
-            </w:r>
-            <w:proofErr w:type="gramStart"/>
+              <w:t xml:space="preserve">'| awk '{print $1 }') &gt;&amp; </w:t>
+            </w:r>
+            <w:proofErr w:type="spellStart"/>
             <w:r>
               <w:rPr>
                 <w:rFonts w:cstheme="minorHAnsi"/>
                 <w:b/>
               </w:rPr>
-              <w:t>1 }</w:t>
-            </w:r>
-            <w:proofErr w:type="gramEnd"/>
+              <w:t>ordererlog</w:t>
+            </w:r>
+            <w:proofErr w:type="spellEnd"/>
             <w:r>
               <w:rPr>
                 <w:rFonts w:cstheme="minorHAnsi"/>
-                <w:b/>
-              </w:rPr>
-              <w:t xml:space="preserve">') &gt;&amp; </w:t>
+              </w:rPr>
+              <w:br/>
+            </w:r>
+            <w:r>
+              <w:t xml:space="preserve">// </w:t>
+            </w:r>
+            <w:r>
+              <w:rPr>
+                <w:rFonts w:cstheme="minorHAnsi"/>
+              </w:rPr>
+              <w:t xml:space="preserve">$ </w:t>
             </w:r>
             <w:proofErr w:type="spellStart"/>
             <w:r>
               <w:rPr>
                 <w:rFonts w:cstheme="minorHAnsi"/>
-                <w:b/>
+              </w:rPr>
+              <w:t>scp</w:t>
+            </w:r>
+            <w:proofErr w:type="spellEnd"/>
+            <w:r>
+              <w:rPr>
+                <w:rFonts w:cstheme="minorHAnsi"/>
+              </w:rPr>
+              <w:t xml:space="preserve"> </w:t>
+            </w:r>
+            <w:proofErr w:type="spellStart"/>
+            <w:r>
+              <w:rPr>
+                <w:rFonts w:cstheme="minorHAnsi"/>
               </w:rPr>
               <w:t>ordererlog</w:t>
             </w:r>
@@ -20357,46 +20171,9 @@
               <w:rPr>
                 <w:rFonts w:cstheme="minorHAnsi"/>
               </w:rPr>
-              <w:br/>
-            </w:r>
-            <w:r>
-              <w:t xml:space="preserve">// </w:t>
-            </w:r>
-            <w:r>
-              <w:rPr>
-                <w:rFonts w:cstheme="minorHAnsi"/>
-              </w:rPr>
-              <w:t xml:space="preserve">$ </w:t>
-            </w:r>
-            <w:proofErr w:type="spellStart"/>
-            <w:r>
-              <w:rPr>
-                <w:rFonts w:cstheme="minorHAnsi"/>
-              </w:rPr>
-              <w:t>scp</w:t>
-            </w:r>
-            <w:proofErr w:type="spellEnd"/>
-            <w:r>
-              <w:rPr>
-                <w:rFonts w:cstheme="minorHAnsi"/>
-              </w:rPr>
               <w:t xml:space="preserve"> </w:t>
             </w:r>
-            <w:proofErr w:type="spellStart"/>
-            <w:r>
-              <w:rPr>
-                <w:rFonts w:cstheme="minorHAnsi"/>
-              </w:rPr>
-              <w:t>ordererlog</w:t>
-            </w:r>
-            <w:proofErr w:type="spellEnd"/>
-            <w:r>
-              <w:rPr>
-                <w:rFonts w:cstheme="minorHAnsi"/>
-              </w:rPr>
-              <w:t xml:space="preserve"> </w:t>
-            </w:r>
-            <w:hyperlink r:id="rId125" w:history="1">
+            <w:hyperlink r:id="rId122" w:history="1">
               <w:r>
                 <w:rPr>
                   <w:rStyle w:val="a7"/>
@@ -20410,7 +20187,7 @@
             <w:r>
               <w:t xml:space="preserve">$ python </w:t>
             </w:r>
-            <w:hyperlink r:id="rId126" w:anchor="file-readthroughput_p2-py" w:history="1">
+            <w:hyperlink r:id="rId123" w:anchor="file-readthroughput_p2-py" w:history="1">
               <w:r>
                 <w:rPr>
                   <w:rStyle w:val="a7"/>
@@ -20614,79 +20391,63 @@
                 <w:rFonts w:cstheme="minorHAnsi"/>
                 <w:b/>
               </w:rPr>
-              <w:t>'| awk '{print $</w:t>
-            </w:r>
-            <w:proofErr w:type="gramStart"/>
+              <w:t xml:space="preserve">'| awk '{print $1 }') &gt;&amp; </w:t>
+            </w:r>
+            <w:proofErr w:type="spellStart"/>
             <w:r>
               <w:rPr>
                 <w:rFonts w:cstheme="minorHAnsi"/>
                 <w:b/>
               </w:rPr>
-              <w:t>1 }</w:t>
-            </w:r>
-            <w:proofErr w:type="gramEnd"/>
+              <w:t>peerlog</w:t>
+            </w:r>
+            <w:proofErr w:type="spellEnd"/>
+          </w:p>
+          <w:p>
             <w:r>
               <w:rPr>
                 <w:rFonts w:cstheme="minorHAnsi"/>
-                <w:b/>
-              </w:rPr>
-              <w:t xml:space="preserve">') &gt;&amp; </w:t>
+              </w:rPr>
+              <w:t>/</w:t>
+            </w:r>
+            <w:r>
+              <w:t xml:space="preserve">/ </w:t>
+            </w:r>
+            <w:r>
+              <w:rPr>
+                <w:rFonts w:cstheme="minorHAnsi"/>
+              </w:rPr>
+              <w:t xml:space="preserve">$ </w:t>
             </w:r>
             <w:proofErr w:type="spellStart"/>
             <w:r>
               <w:rPr>
                 <w:rFonts w:cstheme="minorHAnsi"/>
-                <w:b/>
+              </w:rPr>
+              <w:t>scp</w:t>
+            </w:r>
+            <w:proofErr w:type="spellEnd"/>
+            <w:r>
+              <w:rPr>
+                <w:rFonts w:cstheme="minorHAnsi"/>
+              </w:rPr>
+              <w:t xml:space="preserve"> </w:t>
+            </w:r>
+            <w:proofErr w:type="spellStart"/>
+            <w:r>
+              <w:rPr>
+                <w:rFonts w:cstheme="minorHAnsi"/>
               </w:rPr>
               <w:t>peerlog</w:t>
             </w:r>
             <w:proofErr w:type="spellEnd"/>
-          </w:p>
-          <w:p>
             <w:r>
               <w:rPr>
                 <w:rFonts w:cstheme="minorHAnsi"/>
               </w:rPr>
-              <w:t>/</w:t>
-            </w:r>
-            <w:r>
-              <w:t xml:space="preserve">/ </w:t>
-            </w:r>
-            <w:r>
-              <w:rPr>
-                <w:rFonts w:cstheme="minorHAnsi"/>
-              </w:rPr>
-              <w:t xml:space="preserve">$ </w:t>
-            </w:r>
-            <w:proofErr w:type="spellStart"/>
-            <w:r>
-              <w:rPr>
-                <w:rFonts w:cstheme="minorHAnsi"/>
-              </w:rPr>
-              <w:t>scp</w:t>
-            </w:r>
-            <w:proofErr w:type="spellEnd"/>
-            <w:r>
-              <w:rPr>
-                <w:rFonts w:cstheme="minorHAnsi"/>
-              </w:rPr>
               <w:t xml:space="preserve"> </w:t>
             </w:r>
-            <w:proofErr w:type="spellStart"/>
-            <w:r>
-              <w:rPr>
-                <w:rFonts w:cstheme="minorHAnsi"/>
-              </w:rPr>
-              <w:t>peerlog</w:t>
-            </w:r>
-            <w:proofErr w:type="spellEnd"/>
-            <w:r>
-              <w:rPr>
-                <w:rFonts w:cstheme="minorHAnsi"/>
-              </w:rPr>
-              <w:t xml:space="preserve"> </w:t>
-            </w:r>
-            <w:hyperlink r:id="rId127" w:history="1">
+            <w:hyperlink r:id="rId124" w:history="1">
               <w:r>
                 <w:rPr>
                   <w:rStyle w:val="a7"/>
@@ -20706,7 +20467,7 @@
             <w:r>
               <w:t xml:space="preserve"> python2 </w:t>
             </w:r>
-            <w:hyperlink r:id="rId128" w:anchor="file-readthroughput_p3" w:history="1">
+            <w:hyperlink r:id="rId125" w:anchor="file-readthroughput_p3" w:history="1">
               <w:r>
                 <w:rPr>
                   <w:rStyle w:val="a7"/>
@@ -20776,12 +20537,10 @@
               <w:t xml:space="preserve"># peer channel fetch 228 </w:t>
             </w:r>
             <w:proofErr w:type="spellStart"/>
-            <w:proofErr w:type="gramStart"/>
             <w:r>
               <w:t>last.block</w:t>
             </w:r>
             <w:proofErr w:type="spellEnd"/>
-            <w:proofErr w:type="gramEnd"/>
             <w:r>
               <w:t xml:space="preserve"> -o orderer.example.com:7050 -c </w:t>
             </w:r>
@@ -20859,7 +20618,6 @@
               <w:rPr>
                 <w:rFonts w:hint="eastAsia"/>
               </w:rPr>
-              <w:lastRenderedPageBreak/>
               <w:t>$</w:t>
             </w:r>
             <w:r>
@@ -20873,7 +20631,6 @@
             </w:r>
           </w:p>
           <w:p>
-            <w:proofErr w:type="gramStart"/>
             <w:r>
               <w:rPr>
                 <w:rFonts w:hint="eastAsia"/>
@@ -20881,18 +20638,26 @@
               <w:t>$</w:t>
             </w:r>
             <w:r>
-              <w:t xml:space="preserve"> .</w:t>
-            </w:r>
-            <w:proofErr w:type="gramEnd"/>
-            <w:r>
-              <w:t>/</w:t>
-            </w:r>
-            <w:hyperlink r:id="rId129" w:anchor="file-clean-sh" w:history="1">
+              <w:t xml:space="preserve"> ./</w:t>
+            </w:r>
+            <w:hyperlink r:id="rId126" w:anchor="file-clean-sh" w:history="1">
               <w:r>
                 <w:rPr>
                   <w:rStyle w:val="a7"/>
                 </w:rPr>
-                <w:t>clean.sh</w:t>
+                <w:t>clea</w:t>
+              </w:r>
+              <w:r>
+                <w:rPr>
+                  <w:rStyle w:val="a7"/>
+                </w:rPr>
+                <w:t>n</w:t>
+              </w:r>
+              <w:r>
+                <w:rPr>
+                  <w:rStyle w:val="a7"/>
+                </w:rPr>
+                <w:t>.sh</w:t>
               </w:r>
             </w:hyperlink>
           </w:p>

--- a/appendix/Doc-GZ - 20260415 - v2 (by 20260420).docx
+++ b/appendix/Doc-GZ - 20260415 - v2 (by 20260420).docx
@@ -9211,13 +9211,8 @@
         <w:t xml:space="preserve"> Fabric (</w:t>
       </w:r>
       <w:r>
-        <w:t xml:space="preserve">1 CLI + 2 Peers + 1 </w:t>
-      </w:r>
-      <w:proofErr w:type="spellStart"/>
-      <w:r>
-        <w:t>Orderer</w:t>
-      </w:r>
-      <w:proofErr w:type="spellEnd"/>
+        <w:t>1 CLI + 2 Peers + 1 Orderer</w:t>
+      </w:r>
       <w:r>
         <w:t>)</w:t>
       </w:r>
@@ -10926,16 +10921,8 @@
               <w:rPr>
                 <w:rFonts w:ascii="Times New Roman" w:hAnsi="Times New Roman" w:cs="Times New Roman"/>
               </w:rPr>
-              <w:t xml:space="preserve"> docker </w:t>
-            </w:r>
-            <w:proofErr w:type="spellStart"/>
-            <w:r>
-              <w:rPr>
-                <w:rFonts w:ascii="Times New Roman" w:hAnsi="Times New Roman" w:cs="Times New Roman"/>
-              </w:rPr>
-              <w:t>ps</w:t>
-            </w:r>
-            <w:proofErr w:type="spellEnd"/>
+              <w:t xml:space="preserve"> docker ps</w:t>
+            </w:r>
           </w:p>
           <w:p>
             <w:pPr>
@@ -14762,16 +14749,11 @@
         <w:t>5</w:t>
       </w:r>
       <w:r>
-        <w:t xml:space="preserve"> </w:t>
-      </w:r>
-      <w:proofErr w:type="spellStart"/>
-      <w:r>
-        <w:t>Orderer</w:t>
+        <w:t xml:space="preserve"> Orderer</w:t>
       </w:r>
       <w:r>
         <w:t>s</w:t>
       </w:r>
-      <w:proofErr w:type="spellEnd"/>
       <w:r>
         <w:t>)</w:t>
       </w:r>
@@ -14917,21 +14899,7 @@
               <w:rPr>
                 <w:rFonts w:ascii="Times New Roman" w:hAnsi="Times New Roman" w:cs="Times New Roman"/>
               </w:rPr>
-              <w:t xml:space="preserve"> vi /</w:t>
-            </w:r>
-            <w:proofErr w:type="spellStart"/>
-            <w:r>
-              <w:rPr>
-                <w:rFonts w:ascii="Times New Roman" w:hAnsi="Times New Roman" w:cs="Times New Roman"/>
-              </w:rPr>
-              <w:t>etc</w:t>
-            </w:r>
-            <w:proofErr w:type="spellEnd"/>
-            <w:r>
-              <w:rPr>
-                <w:rFonts w:ascii="Times New Roman" w:hAnsi="Times New Roman" w:cs="Times New Roman"/>
-              </w:rPr>
-              <w:t>/hosts</w:t>
+              <w:t xml:space="preserve"> vi /etc/hosts</w:t>
             </w:r>
           </w:p>
         </w:tc>
@@ -15260,21 +15228,7 @@
               <w:rPr>
                 <w:rFonts w:ascii="Times New Roman" w:hAnsi="Times New Roman" w:cs="Times New Roman"/>
               </w:rPr>
-              <w:t xml:space="preserve">$ </w:t>
-            </w:r>
-            <w:proofErr w:type="spellStart"/>
-            <w:r>
-              <w:rPr>
-                <w:rFonts w:ascii="Times New Roman" w:hAnsi="Times New Roman" w:cs="Times New Roman"/>
-              </w:rPr>
-              <w:t>mkdir</w:t>
-            </w:r>
-            <w:proofErr w:type="spellEnd"/>
-            <w:r>
-              <w:rPr>
-                <w:rFonts w:ascii="Times New Roman" w:hAnsi="Times New Roman" w:cs="Times New Roman"/>
-              </w:rPr>
-              <w:t xml:space="preserve"> demo-first</w:t>
+              <w:t>$ mkdir demo-first</w:t>
             </w:r>
             <w:r>
               <w:rPr>
@@ -15439,12 +15393,21 @@
               </w:rPr>
               <w:t xml:space="preserve">$ vi </w:t>
             </w:r>
+            <w:hyperlink r:id="rId101" w:anchor="file-peer0-org2-yaml" w:history="1">
+              <w:r>
+                <w:rPr>
+                  <w:rStyle w:val="a7"/>
+                  <w:rFonts w:ascii="Times New Roman" w:hAnsi="Times New Roman" w:cs="Times New Roman"/>
+                </w:rPr>
+                <w:t>peer0-org2.yaml</w:t>
+              </w:r>
+            </w:hyperlink>
             <w:r>
               <w:rPr>
                 <w:rFonts w:ascii="Times New Roman" w:hAnsi="Times New Roman" w:cs="Times New Roman"/>
                 <w:color w:val="7030A0"/>
               </w:rPr>
-              <w:t xml:space="preserve">peer0-org2.yaml </w:t>
+              <w:t xml:space="preserve"> </w:t>
             </w:r>
           </w:p>
           <w:p>
@@ -15467,13 +15430,15 @@
               </w:rPr>
               <w:t xml:space="preserve">$ vi </w:t>
             </w:r>
-            <w:r>
-              <w:rPr>
-                <w:rFonts w:ascii="Times New Roman" w:hAnsi="Times New Roman" w:cs="Times New Roman"/>
-                <w:color w:val="7030A0"/>
-              </w:rPr>
-              <w:t xml:space="preserve">orderer1.yaml </w:t>
-            </w:r>
+            <w:hyperlink r:id="rId102" w:anchor="file-orderer1-yaml" w:history="1">
+              <w:r>
+                <w:rPr>
+                  <w:rStyle w:val="a7"/>
+                  <w:rFonts w:ascii="Times New Roman" w:hAnsi="Times New Roman" w:cs="Times New Roman"/>
+                </w:rPr>
+                <w:t xml:space="preserve">orderer1.yaml </w:t>
+              </w:r>
+            </w:hyperlink>
           </w:p>
           <w:p>
             <w:pPr>
@@ -15493,13 +15458,15 @@
               </w:rPr>
               <w:t xml:space="preserve"> vi </w:t>
             </w:r>
-            <w:r>
-              <w:rPr>
-                <w:rFonts w:ascii="Times New Roman" w:hAnsi="Times New Roman" w:cs="Times New Roman"/>
-                <w:color w:val="7030A0"/>
-              </w:rPr>
-              <w:t>orderer2.yaml</w:t>
-            </w:r>
+            <w:hyperlink r:id="rId103" w:anchor="file-orderer2-yaml" w:history="1">
+              <w:r>
+                <w:rPr>
+                  <w:rStyle w:val="a7"/>
+                  <w:rFonts w:ascii="Times New Roman" w:hAnsi="Times New Roman" w:cs="Times New Roman"/>
+                </w:rPr>
+                <w:t>orderer2.yaml</w:t>
+              </w:r>
+            </w:hyperlink>
           </w:p>
           <w:p>
             <w:pPr>
@@ -15519,27 +15486,29 @@
               </w:rPr>
               <w:t xml:space="preserve"> vi </w:t>
             </w:r>
-            <w:r>
-              <w:rPr>
-                <w:rFonts w:ascii="Times New Roman" w:hAnsi="Times New Roman" w:cs="Times New Roman"/>
-                <w:color w:val="7030A0"/>
-              </w:rPr>
-              <w:t>orderer</w:t>
-            </w:r>
-            <w:r>
-              <w:rPr>
-                <w:rFonts w:ascii="Times New Roman" w:hAnsi="Times New Roman" w:cs="Times New Roman"/>
-                <w:color w:val="7030A0"/>
-              </w:rPr>
-              <w:t>3</w:t>
-            </w:r>
-            <w:r>
-              <w:rPr>
-                <w:rFonts w:ascii="Times New Roman" w:hAnsi="Times New Roman" w:cs="Times New Roman"/>
-                <w:color w:val="7030A0"/>
-              </w:rPr>
-              <w:t>.yaml</w:t>
-            </w:r>
+            <w:hyperlink r:id="rId104" w:anchor="file-orderer3-yaml" w:history="1">
+              <w:r>
+                <w:rPr>
+                  <w:rStyle w:val="a7"/>
+                  <w:rFonts w:ascii="Times New Roman" w:hAnsi="Times New Roman" w:cs="Times New Roman"/>
+                </w:rPr>
+                <w:t>orderer</w:t>
+              </w:r>
+              <w:r>
+                <w:rPr>
+                  <w:rStyle w:val="a7"/>
+                  <w:rFonts w:ascii="Times New Roman" w:hAnsi="Times New Roman" w:cs="Times New Roman"/>
+                </w:rPr>
+                <w:t>3</w:t>
+              </w:r>
+              <w:r>
+                <w:rPr>
+                  <w:rStyle w:val="a7"/>
+                  <w:rFonts w:ascii="Times New Roman" w:hAnsi="Times New Roman" w:cs="Times New Roman"/>
+                </w:rPr>
+                <w:t>.yaml</w:t>
+              </w:r>
+            </w:hyperlink>
           </w:p>
           <w:p>
             <w:pPr>
@@ -15559,27 +15528,29 @@
               </w:rPr>
               <w:t xml:space="preserve"> vi </w:t>
             </w:r>
-            <w:r>
-              <w:rPr>
-                <w:rFonts w:ascii="Times New Roman" w:hAnsi="Times New Roman" w:cs="Times New Roman"/>
-                <w:color w:val="7030A0"/>
-              </w:rPr>
-              <w:t>orderer</w:t>
-            </w:r>
-            <w:r>
-              <w:rPr>
-                <w:rFonts w:ascii="Times New Roman" w:hAnsi="Times New Roman" w:cs="Times New Roman"/>
-                <w:color w:val="7030A0"/>
-              </w:rPr>
-              <w:t>4</w:t>
-            </w:r>
-            <w:r>
-              <w:rPr>
-                <w:rFonts w:ascii="Times New Roman" w:hAnsi="Times New Roman" w:cs="Times New Roman"/>
-                <w:color w:val="7030A0"/>
-              </w:rPr>
-              <w:t>.yaml</w:t>
-            </w:r>
+            <w:hyperlink r:id="rId105" w:anchor="file-orderer4-yaml" w:history="1">
+              <w:r>
+                <w:rPr>
+                  <w:rStyle w:val="a7"/>
+                  <w:rFonts w:ascii="Times New Roman" w:hAnsi="Times New Roman" w:cs="Times New Roman"/>
+                </w:rPr>
+                <w:t>orderer</w:t>
+              </w:r>
+              <w:r>
+                <w:rPr>
+                  <w:rStyle w:val="a7"/>
+                  <w:rFonts w:ascii="Times New Roman" w:hAnsi="Times New Roman" w:cs="Times New Roman"/>
+                </w:rPr>
+                <w:t>4</w:t>
+              </w:r>
+              <w:r>
+                <w:rPr>
+                  <w:rStyle w:val="a7"/>
+                  <w:rFonts w:ascii="Times New Roman" w:hAnsi="Times New Roman" w:cs="Times New Roman"/>
+                </w:rPr>
+                <w:t>.yaml</w:t>
+              </w:r>
+            </w:hyperlink>
           </w:p>
           <w:p>
             <w:pPr>
@@ -15599,27 +15570,29 @@
               </w:rPr>
               <w:t xml:space="preserve"> vi </w:t>
             </w:r>
-            <w:r>
-              <w:rPr>
-                <w:rFonts w:ascii="Times New Roman" w:hAnsi="Times New Roman" w:cs="Times New Roman"/>
-                <w:color w:val="7030A0"/>
-              </w:rPr>
-              <w:t>orderer</w:t>
-            </w:r>
-            <w:r>
-              <w:rPr>
-                <w:rFonts w:ascii="Times New Roman" w:hAnsi="Times New Roman" w:cs="Times New Roman"/>
-                <w:color w:val="7030A0"/>
-              </w:rPr>
-              <w:t>5</w:t>
-            </w:r>
-            <w:r>
-              <w:rPr>
-                <w:rFonts w:ascii="Times New Roman" w:hAnsi="Times New Roman" w:cs="Times New Roman"/>
-                <w:color w:val="7030A0"/>
-              </w:rPr>
-              <w:t>.yaml</w:t>
-            </w:r>
+            <w:hyperlink r:id="rId106" w:anchor="file-orderer5-yaml" w:history="1">
+              <w:r>
+                <w:rPr>
+                  <w:rStyle w:val="a7"/>
+                  <w:rFonts w:ascii="Times New Roman" w:hAnsi="Times New Roman" w:cs="Times New Roman"/>
+                </w:rPr>
+                <w:t>orderer</w:t>
+              </w:r>
+              <w:r>
+                <w:rPr>
+                  <w:rStyle w:val="a7"/>
+                  <w:rFonts w:ascii="Times New Roman" w:hAnsi="Times New Roman" w:cs="Times New Roman"/>
+                </w:rPr>
+                <w:t>5</w:t>
+              </w:r>
+              <w:r>
+                <w:rPr>
+                  <w:rStyle w:val="a7"/>
+                  <w:rFonts w:ascii="Times New Roman" w:hAnsi="Times New Roman" w:cs="Times New Roman"/>
+                </w:rPr>
+                <w:t>.yaml</w:t>
+              </w:r>
+            </w:hyperlink>
           </w:p>
           <w:p>
             <w:pPr>
@@ -15640,42 +15613,36 @@
               </w:rPr>
               <w:t xml:space="preserve">$ vi </w:t>
             </w:r>
-            <w:proofErr w:type="spellStart"/>
-            <w:r>
-              <w:rPr>
-                <w:rFonts w:ascii="Times New Roman" w:hAnsi="Times New Roman" w:cs="Times New Roman"/>
-                <w:color w:val="7030A0"/>
-              </w:rPr>
-              <w:t>cli.</w:t>
-            </w:r>
-            <w:r>
-              <w:rPr>
-                <w:rFonts w:ascii="Times New Roman" w:hAnsi="Times New Roman" w:cs="Times New Roman"/>
-                <w:color w:val="7030A0"/>
-              </w:rPr>
-              <w:t>y</w:t>
-            </w:r>
-            <w:r>
-              <w:rPr>
-                <w:rFonts w:ascii="Times New Roman" w:hAnsi="Times New Roman" w:cs="Times New Roman"/>
-                <w:color w:val="7030A0"/>
-              </w:rPr>
-              <w:t>a</w:t>
-            </w:r>
-            <w:r>
-              <w:rPr>
-                <w:rFonts w:ascii="Times New Roman" w:hAnsi="Times New Roman" w:cs="Times New Roman"/>
-                <w:color w:val="7030A0"/>
-              </w:rPr>
-              <w:t>ml</w:t>
-            </w:r>
-            <w:proofErr w:type="spellEnd"/>
-            <w:r>
-              <w:rPr>
-                <w:rFonts w:ascii="Times New Roman" w:hAnsi="Times New Roman" w:cs="Times New Roman"/>
-              </w:rPr>
-              <w:t xml:space="preserve"> </w:t>
-            </w:r>
+            <w:hyperlink r:id="rId107" w:anchor="file-cli-yaml" w:history="1">
+              <w:r>
+                <w:rPr>
+                  <w:rStyle w:val="a7"/>
+                  <w:rFonts w:ascii="Times New Roman" w:hAnsi="Times New Roman" w:cs="Times New Roman"/>
+                </w:rPr>
+                <w:t>cli.</w:t>
+              </w:r>
+              <w:r>
+                <w:rPr>
+                  <w:rStyle w:val="a7"/>
+                  <w:rFonts w:ascii="Times New Roman" w:hAnsi="Times New Roman" w:cs="Times New Roman"/>
+                </w:rPr>
+                <w:t>y</w:t>
+              </w:r>
+              <w:r>
+                <w:rPr>
+                  <w:rStyle w:val="a7"/>
+                  <w:rFonts w:ascii="Times New Roman" w:hAnsi="Times New Roman" w:cs="Times New Roman"/>
+                </w:rPr>
+                <w:t>a</w:t>
+              </w:r>
+              <w:r>
+                <w:rPr>
+                  <w:rStyle w:val="a7"/>
+                  <w:rFonts w:ascii="Times New Roman" w:hAnsi="Times New Roman" w:cs="Times New Roman"/>
+                </w:rPr>
+                <w:t xml:space="preserve">ml </w:t>
+              </w:r>
+            </w:hyperlink>
           </w:p>
         </w:tc>
       </w:tr>
@@ -15761,74 +15728,27 @@
           </w:p>
           <w:p>
             <w:r>
-              <w:t xml:space="preserve">$ </w:t>
-            </w:r>
-            <w:proofErr w:type="spellStart"/>
-            <w:r>
-              <w:t>sudo</w:t>
-            </w:r>
-            <w:proofErr w:type="spellEnd"/>
-            <w:r>
-              <w:t xml:space="preserve"> apt-get install </w:t>
-            </w:r>
-            <w:proofErr w:type="spellStart"/>
-            <w:r>
-              <w:t>ntpdate</w:t>
-            </w:r>
-            <w:proofErr w:type="spellEnd"/>
+              <w:t>$ sudo apt-get install ntpdate</w:t>
+            </w:r>
             <w:r>
               <w:t xml:space="preserve"> // align the timestamp</w:t>
             </w:r>
           </w:p>
           <w:p>
             <w:r>
-              <w:t xml:space="preserve">$ </w:t>
-            </w:r>
-            <w:proofErr w:type="spellStart"/>
-            <w:r>
-              <w:t>sudo</w:t>
-            </w:r>
-            <w:proofErr w:type="spellEnd"/>
-            <w:r>
-              <w:t xml:space="preserve"> </w:t>
-            </w:r>
-            <w:proofErr w:type="spellStart"/>
-            <w:r>
-              <w:t>ntpdate</w:t>
-            </w:r>
-            <w:proofErr w:type="spellEnd"/>
-            <w:r>
-              <w:t xml:space="preserve"> cn.pool.ntp.org</w:t>
-            </w:r>
-          </w:p>
-          <w:p>
-            <w:r>
-              <w:t xml:space="preserve">$ </w:t>
-            </w:r>
-            <w:proofErr w:type="spellStart"/>
-            <w:r>
-              <w:t>sudo</w:t>
-            </w:r>
-            <w:proofErr w:type="spellEnd"/>
-            <w:r>
-              <w:t xml:space="preserve"> </w:t>
-            </w:r>
-            <w:proofErr w:type="spellStart"/>
-            <w:r>
-              <w:t>hwclock</w:t>
-            </w:r>
-            <w:proofErr w:type="spellEnd"/>
-            <w:r>
-              <w:t xml:space="preserve"> </w:t>
+              <w:t>$ sudo ntpdate cn.pool.ntp.org</w:t>
+            </w:r>
+          </w:p>
+          <w:p>
+            <w:r>
+              <w:t xml:space="preserve">$ sudo hwclock </w:t>
             </w:r>
             <w:r>
               <w:t>–</w:t>
             </w:r>
-            <w:proofErr w:type="spellStart"/>
             <w:r>
               <w:t>systohc</w:t>
             </w:r>
-            <w:proofErr w:type="spellEnd"/>
           </w:p>
           <w:p>
             <w:pPr>
@@ -15957,87 +15877,67 @@
               <w:rPr>
                 <w:rFonts w:ascii="Times New Roman" w:hAnsi="Times New Roman" w:cs="Times New Roman"/>
               </w:rPr>
+              <w:t xml:space="preserve"> chmod +x *.sh</w:t>
+            </w:r>
+          </w:p>
+          <w:p>
+            <w:pPr>
+              <w:rPr>
+                <w:rStyle w:val="a7"/>
+                <w:rFonts w:ascii="Times New Roman" w:hAnsi="Times New Roman" w:cs="Times New Roman"/>
+                <w:b/>
+                <w:bCs/>
+              </w:rPr>
+            </w:pPr>
+            <w:r>
+              <w:rPr>
+                <w:rFonts w:ascii="Times New Roman" w:hAnsi="Times New Roman" w:cs="Times New Roman" w:hint="eastAsia"/>
+              </w:rPr>
+              <w:t>$</w:t>
+            </w:r>
+            <w:r>
+              <w:rPr>
+                <w:rFonts w:ascii="Times New Roman" w:hAnsi="Times New Roman" w:cs="Times New Roman"/>
+              </w:rPr>
               <w:t xml:space="preserve"> </w:t>
             </w:r>
-            <w:proofErr w:type="spellStart"/>
-            <w:r>
-              <w:rPr>
-                <w:rFonts w:ascii="Times New Roman" w:hAnsi="Times New Roman" w:cs="Times New Roman"/>
-              </w:rPr>
-              <w:t>chmod</w:t>
-            </w:r>
-            <w:proofErr w:type="spellEnd"/>
-            <w:r>
-              <w:rPr>
-                <w:rFonts w:ascii="Times New Roman" w:hAnsi="Times New Roman" w:cs="Times New Roman"/>
-              </w:rPr>
-              <w:t xml:space="preserve"> +x *.</w:t>
-            </w:r>
-            <w:proofErr w:type="spellStart"/>
-            <w:r>
-              <w:rPr>
-                <w:rFonts w:ascii="Times New Roman" w:hAnsi="Times New Roman" w:cs="Times New Roman"/>
-              </w:rPr>
-              <w:t>sh</w:t>
-            </w:r>
-            <w:proofErr w:type="spellEnd"/>
-          </w:p>
-          <w:p>
-            <w:pPr>
-              <w:rPr>
-                <w:rStyle w:val="a7"/>
+            <w:r>
+              <w:rPr>
                 <w:rFonts w:ascii="Times New Roman" w:hAnsi="Times New Roman" w:cs="Times New Roman"/>
                 <w:b/>
                 <w:bCs/>
               </w:rPr>
-            </w:pPr>
-            <w:r>
-              <w:rPr>
-                <w:rFonts w:ascii="Times New Roman" w:hAnsi="Times New Roman" w:cs="Times New Roman" w:hint="eastAsia"/>
-              </w:rPr>
-              <w:t>$</w:t>
-            </w:r>
-            <w:r>
-              <w:rPr>
-                <w:rFonts w:ascii="Times New Roman" w:hAnsi="Times New Roman" w:cs="Times New Roman"/>
-              </w:rPr>
-              <w:t xml:space="preserve"> </w:t>
-            </w:r>
-            <w:r>
-              <w:rPr>
-                <w:rFonts w:ascii="Times New Roman" w:hAnsi="Times New Roman" w:cs="Times New Roman"/>
-                <w:b/>
-                <w:bCs/>
-              </w:rPr>
               <w:t>./</w:t>
             </w:r>
-            <w:r>
-              <w:rPr>
-                <w:rFonts w:ascii="Times New Roman" w:hAnsi="Times New Roman" w:cs="Times New Roman"/>
-                <w:b/>
-                <w:bCs/>
-                <w:color w:val="7030A0"/>
-              </w:rPr>
-              <w:t>confi</w:t>
-            </w:r>
-            <w:r>
-              <w:rPr>
-                <w:rFonts w:ascii="Times New Roman" w:hAnsi="Times New Roman" w:cs="Times New Roman"/>
-                <w:b/>
-                <w:bCs/>
-                <w:color w:val="7030A0"/>
-              </w:rPr>
-              <w:t>g</w:t>
-            </w:r>
-            <w:r>
-              <w:rPr>
-                <w:rFonts w:ascii="Times New Roman" w:hAnsi="Times New Roman" w:cs="Times New Roman"/>
-                <w:b/>
-                <w:bCs/>
-                <w:color w:val="7030A0"/>
-              </w:rPr>
-              <w:t>.sh</w:t>
-            </w:r>
+            <w:hyperlink r:id="rId108" w:anchor="file-config-sh" w:history="1">
+              <w:r>
+                <w:rPr>
+                  <w:rStyle w:val="a7"/>
+                  <w:rFonts w:ascii="Times New Roman" w:hAnsi="Times New Roman" w:cs="Times New Roman"/>
+                  <w:b/>
+                  <w:bCs/>
+                </w:rPr>
+                <w:t>confi</w:t>
+              </w:r>
+              <w:r>
+                <w:rPr>
+                  <w:rStyle w:val="a7"/>
+                  <w:rFonts w:ascii="Times New Roman" w:hAnsi="Times New Roman" w:cs="Times New Roman"/>
+                  <w:b/>
+                  <w:bCs/>
+                </w:rPr>
+                <w:t>g</w:t>
+              </w:r>
+              <w:r>
+                <w:rPr>
+                  <w:rStyle w:val="a7"/>
+                  <w:rFonts w:ascii="Times New Roman" w:hAnsi="Times New Roman" w:cs="Times New Roman"/>
+                  <w:b/>
+                  <w:bCs/>
+                </w:rPr>
+                <w:t>.sh</w:t>
+              </w:r>
+            </w:hyperlink>
           </w:p>
           <w:p>
             <w:pPr>
@@ -16151,35 +16051,7 @@
         <w:rPr>
           <w:rFonts w:ascii="Times New Roman" w:hAnsi="Times New Roman" w:cs="Times New Roman"/>
         </w:rPr>
-        <w:t xml:space="preserve">CLI </w:t>
-      </w:r>
-      <w:proofErr w:type="spellStart"/>
-      <w:r>
-        <w:rPr>
-          <w:rFonts w:ascii="Times New Roman" w:hAnsi="Times New Roman" w:cs="Times New Roman"/>
-        </w:rPr>
-        <w:t>scp</w:t>
-      </w:r>
-      <w:proofErr w:type="spellEnd"/>
-      <w:r>
-        <w:rPr>
-          <w:rFonts w:ascii="Times New Roman" w:hAnsi="Times New Roman" w:cs="Times New Roman"/>
-        </w:rPr>
-        <w:t xml:space="preserve"> the contents to all machines including peers and </w:t>
-      </w:r>
-      <w:proofErr w:type="spellStart"/>
-      <w:r>
-        <w:rPr>
-          <w:rFonts w:ascii="Times New Roman" w:hAnsi="Times New Roman" w:cs="Times New Roman"/>
-        </w:rPr>
-        <w:t>orderers</w:t>
-      </w:r>
-      <w:proofErr w:type="spellEnd"/>
-      <w:r>
-        <w:rPr>
-          <w:rFonts w:ascii="Times New Roman" w:hAnsi="Times New Roman" w:cs="Times New Roman"/>
-        </w:rPr>
-        <w:t>,</w:t>
+        <w:t>CLI scp the contents to all machines including peers and orderers,</w:t>
       </w:r>
     </w:p>
     <w:tbl>
@@ -16244,33 +16116,35 @@
               </w:rPr>
               <w:t>./</w:t>
             </w:r>
-            <w:r>
-              <w:rPr>
-                <w:rFonts w:ascii="Times New Roman" w:hAnsi="Times New Roman" w:cs="Times New Roman"/>
-                <w:b/>
-                <w:bCs/>
-                <w:color w:val="7030A0"/>
-              </w:rPr>
-              <w:t>scp.</w:t>
-            </w:r>
-            <w:r>
-              <w:rPr>
-                <w:rFonts w:ascii="Times New Roman" w:hAnsi="Times New Roman" w:cs="Times New Roman"/>
-                <w:b/>
-                <w:bCs/>
-                <w:color w:val="7030A0"/>
-              </w:rPr>
-              <w:t>s</w:t>
-            </w:r>
-            <w:r>
-              <w:rPr>
-                <w:rFonts w:ascii="Times New Roman" w:hAnsi="Times New Roman" w:cs="Times New Roman"/>
-                <w:b/>
-                <w:bCs/>
-                <w:color w:val="7030A0"/>
-              </w:rPr>
-              <w:t>h</w:t>
-            </w:r>
+            <w:hyperlink r:id="rId109" w:anchor="file-scp-sh" w:history="1">
+              <w:r>
+                <w:rPr>
+                  <w:rStyle w:val="a7"/>
+                  <w:rFonts w:ascii="Times New Roman" w:hAnsi="Times New Roman" w:cs="Times New Roman"/>
+                  <w:b/>
+                  <w:bCs/>
+                </w:rPr>
+                <w:t>scp.</w:t>
+              </w:r>
+              <w:r>
+                <w:rPr>
+                  <w:rStyle w:val="a7"/>
+                  <w:rFonts w:ascii="Times New Roman" w:hAnsi="Times New Roman" w:cs="Times New Roman"/>
+                  <w:b/>
+                  <w:bCs/>
+                </w:rPr>
+                <w:t>s</w:t>
+              </w:r>
+              <w:r>
+                <w:rPr>
+                  <w:rStyle w:val="a7"/>
+                  <w:rFonts w:ascii="Times New Roman" w:hAnsi="Times New Roman" w:cs="Times New Roman"/>
+                  <w:b/>
+                  <w:bCs/>
+                </w:rPr>
+                <w:t>h</w:t>
+              </w:r>
+            </w:hyperlink>
           </w:p>
           <w:p>
             <w:pPr>
@@ -16380,7 +16254,6 @@
         </w:rPr>
         <w:t xml:space="preserve"> </w:t>
       </w:r>
-      <w:proofErr w:type="spellStart"/>
       <w:r>
         <w:rPr>
           <w:rFonts w:ascii="Times New Roman" w:hAnsi="Times New Roman" w:cs="Times New Roman"/>
@@ -16393,7 +16266,6 @@
         </w:rPr>
         <w:t>s</w:t>
       </w:r>
-      <w:proofErr w:type="spellEnd"/>
       <w:r>
         <w:rPr>
           <w:rFonts w:ascii="Times New Roman" w:hAnsi="Times New Roman" w:cs="Times New Roman"/>
@@ -16472,15 +16344,17 @@
               </w:rPr>
               <w:t>./</w:t>
             </w:r>
-            <w:r>
-              <w:rPr>
-                <w:rFonts w:ascii="Times New Roman" w:hAnsi="Times New Roman" w:cs="Times New Roman"/>
-                <w:b/>
-                <w:bCs/>
-                <w:color w:val="7030A0"/>
-              </w:rPr>
-              <w:t>orderer1.sh</w:t>
-            </w:r>
+            <w:hyperlink r:id="rId110" w:anchor="file-orderer1-sh" w:history="1">
+              <w:r>
+                <w:rPr>
+                  <w:rStyle w:val="a7"/>
+                  <w:rFonts w:ascii="Times New Roman" w:hAnsi="Times New Roman" w:cs="Times New Roman"/>
+                  <w:b/>
+                  <w:bCs/>
+                </w:rPr>
+                <w:t>orderer1.sh</w:t>
+              </w:r>
+            </w:hyperlink>
           </w:p>
           <w:p>
             <w:pPr>
@@ -16562,15 +16436,17 @@
               </w:rPr>
               <w:t xml:space="preserve"> ./</w:t>
             </w:r>
-            <w:r>
-              <w:rPr>
-                <w:rFonts w:ascii="Times New Roman" w:hAnsi="Times New Roman" w:cs="Times New Roman"/>
-                <w:b/>
-                <w:bCs/>
-                <w:color w:val="7030A0"/>
-              </w:rPr>
-              <w:t>orderer2.sh</w:t>
-            </w:r>
+            <w:hyperlink r:id="rId111" w:anchor="file-orderer2-sh" w:history="1">
+              <w:r>
+                <w:rPr>
+                  <w:rStyle w:val="a7"/>
+                  <w:rFonts w:ascii="Times New Roman" w:hAnsi="Times New Roman" w:cs="Times New Roman"/>
+                  <w:b/>
+                  <w:bCs/>
+                </w:rPr>
+                <w:t>orderer2.sh</w:t>
+              </w:r>
+            </w:hyperlink>
           </w:p>
           <w:p>
             <w:pPr>
@@ -16597,15 +16473,17 @@
               </w:rPr>
               <w:t xml:space="preserve"> ./</w:t>
             </w:r>
-            <w:r>
-              <w:rPr>
-                <w:rFonts w:ascii="Times New Roman" w:hAnsi="Times New Roman" w:cs="Times New Roman"/>
-                <w:b/>
-                <w:bCs/>
-                <w:color w:val="7030A0"/>
-              </w:rPr>
-              <w:t>orderer3.sh</w:t>
-            </w:r>
+            <w:hyperlink r:id="rId112" w:anchor="file-orderer3-sh" w:history="1">
+              <w:r>
+                <w:rPr>
+                  <w:rStyle w:val="a7"/>
+                  <w:rFonts w:ascii="Times New Roman" w:hAnsi="Times New Roman" w:cs="Times New Roman"/>
+                  <w:b/>
+                  <w:bCs/>
+                </w:rPr>
+                <w:t>orderer3.sh</w:t>
+              </w:r>
+            </w:hyperlink>
           </w:p>
           <w:p>
             <w:pPr>
@@ -16632,15 +16510,17 @@
               </w:rPr>
               <w:t xml:space="preserve"> ./</w:t>
             </w:r>
-            <w:r>
-              <w:rPr>
-                <w:rFonts w:ascii="Times New Roman" w:hAnsi="Times New Roman" w:cs="Times New Roman"/>
-                <w:b/>
-                <w:bCs/>
-                <w:color w:val="7030A0"/>
-              </w:rPr>
-              <w:t>orderer4.sh</w:t>
-            </w:r>
+            <w:hyperlink r:id="rId113" w:anchor="file-orderer4-sh" w:history="1">
+              <w:r>
+                <w:rPr>
+                  <w:rStyle w:val="a7"/>
+                  <w:rFonts w:ascii="Times New Roman" w:hAnsi="Times New Roman" w:cs="Times New Roman"/>
+                  <w:b/>
+                  <w:bCs/>
+                </w:rPr>
+                <w:t>orderer4.sh</w:t>
+              </w:r>
+            </w:hyperlink>
           </w:p>
           <w:p>
             <w:pPr>
@@ -16667,15 +16547,17 @@
               </w:rPr>
               <w:t xml:space="preserve"> ./</w:t>
             </w:r>
-            <w:r>
-              <w:rPr>
-                <w:rFonts w:ascii="Times New Roman" w:hAnsi="Times New Roman" w:cs="Times New Roman"/>
-                <w:b/>
-                <w:bCs/>
-                <w:color w:val="7030A0"/>
-              </w:rPr>
-              <w:t>orderer5.sh</w:t>
-            </w:r>
+            <w:hyperlink r:id="rId114" w:anchor="file-orderer5-sh" w:history="1">
+              <w:r>
+                <w:rPr>
+                  <w:rStyle w:val="a7"/>
+                  <w:rFonts w:ascii="Times New Roman" w:hAnsi="Times New Roman" w:cs="Times New Roman"/>
+                  <w:b/>
+                  <w:bCs/>
+                </w:rPr>
+                <w:t>orderer5.sh</w:t>
+              </w:r>
+            </w:hyperlink>
           </w:p>
           <w:p>
             <w:pPr>
@@ -16721,16 +16603,8 @@
               <w:rPr>
                 <w:rFonts w:ascii="Times New Roman" w:hAnsi="Times New Roman" w:cs="Times New Roman"/>
               </w:rPr>
-              <w:t xml:space="preserve"> docker </w:t>
-            </w:r>
-            <w:proofErr w:type="spellStart"/>
-            <w:r>
-              <w:rPr>
-                <w:rFonts w:ascii="Times New Roman" w:hAnsi="Times New Roman" w:cs="Times New Roman"/>
-              </w:rPr>
-              <w:t>ps</w:t>
-            </w:r>
-            <w:proofErr w:type="spellEnd"/>
+              <w:t xml:space="preserve"> docker ps</w:t>
+            </w:r>
           </w:p>
           <w:p>
             <w:pPr>
@@ -17026,16 +16900,8 @@
               <w:rPr>
                 <w:rFonts w:ascii="Times New Roman" w:hAnsi="Times New Roman" w:cs="Times New Roman"/>
               </w:rPr>
-              <w:t xml:space="preserve"> docker </w:t>
-            </w:r>
-            <w:proofErr w:type="spellStart"/>
-            <w:r>
-              <w:rPr>
-                <w:rFonts w:ascii="Times New Roman" w:hAnsi="Times New Roman" w:cs="Times New Roman"/>
-              </w:rPr>
-              <w:t>ps</w:t>
-            </w:r>
-            <w:proofErr w:type="spellEnd"/>
+              <w:t xml:space="preserve"> docker ps</w:t>
+            </w:r>
           </w:p>
           <w:p>
             <w:pPr>
@@ -17328,16 +17194,8 @@
               <w:rPr>
                 <w:rFonts w:ascii="Times New Roman" w:hAnsi="Times New Roman" w:cs="Times New Roman"/>
               </w:rPr>
-              <w:t xml:space="preserve"> docker </w:t>
-            </w:r>
-            <w:proofErr w:type="spellStart"/>
-            <w:r>
-              <w:rPr>
-                <w:rFonts w:ascii="Times New Roman" w:hAnsi="Times New Roman" w:cs="Times New Roman"/>
-              </w:rPr>
-              <w:t>ps</w:t>
-            </w:r>
-            <w:proofErr w:type="spellEnd"/>
+              <w:t xml:space="preserve"> docker ps</w:t>
+            </w:r>
           </w:p>
           <w:p>
             <w:pPr>
@@ -17601,16 +17459,8 @@
               <w:rPr>
                 <w:rFonts w:ascii="Times New Roman" w:hAnsi="Times New Roman" w:cs="Times New Roman"/>
               </w:rPr>
-              <w:t xml:space="preserve"> docker </w:t>
-            </w:r>
-            <w:proofErr w:type="spellStart"/>
-            <w:r>
-              <w:rPr>
-                <w:rFonts w:ascii="Times New Roman" w:hAnsi="Times New Roman" w:cs="Times New Roman"/>
-              </w:rPr>
-              <w:t>ps</w:t>
-            </w:r>
-            <w:proofErr w:type="spellEnd"/>
+              <w:t xml:space="preserve"> docker ps</w:t>
+            </w:r>
           </w:p>
           <w:p>
             <w:pPr>
@@ -17775,35 +17625,7 @@
         <w:rPr>
           <w:rFonts w:ascii="Times New Roman" w:hAnsi="Times New Roman" w:cs="Times New Roman"/>
         </w:rPr>
-        <w:t xml:space="preserve"> (of peer0.org1) connects to Peer0.org1.example.com:7051, creates a </w:t>
-      </w:r>
-      <w:proofErr w:type="spellStart"/>
-      <w:r>
-        <w:rPr>
-          <w:rFonts w:ascii="Times New Roman" w:hAnsi="Times New Roman" w:cs="Times New Roman"/>
-        </w:rPr>
-        <w:t>channel.block</w:t>
-      </w:r>
-      <w:proofErr w:type="spellEnd"/>
-      <w:r>
-        <w:rPr>
-          <w:rFonts w:ascii="Times New Roman" w:hAnsi="Times New Roman" w:cs="Times New Roman"/>
-        </w:rPr>
-        <w:t xml:space="preserve">, and then all peers join the </w:t>
-      </w:r>
-      <w:proofErr w:type="spellStart"/>
-      <w:r>
-        <w:rPr>
-          <w:rFonts w:ascii="Times New Roman" w:hAnsi="Times New Roman" w:cs="Times New Roman"/>
-        </w:rPr>
-        <w:t>channel.block</w:t>
-      </w:r>
-      <w:proofErr w:type="spellEnd"/>
-      <w:r>
-        <w:rPr>
-          <w:rFonts w:ascii="Times New Roman" w:hAnsi="Times New Roman" w:cs="Times New Roman"/>
-        </w:rPr>
-        <w:t xml:space="preserve">, </w:t>
+        <w:t xml:space="preserve"> (of peer0.org1) connects to Peer0.org1.example.com:7051, creates a channel.block, and then all peers join the channel.block, </w:t>
       </w:r>
     </w:p>
     <w:tbl>
@@ -18119,18 +17941,8 @@
                 <w:sz w:val="22"/>
                 <w:szCs w:val="22"/>
               </w:rPr>
-              <w:t xml:space="preserve">All peers join the </w:t>
-            </w:r>
-            <w:proofErr w:type="spellStart"/>
-            <w:r>
-              <w:rPr>
-                <w:rFonts w:asciiTheme="minorHAnsi" w:hAnsiTheme="minorHAnsi" w:cstheme="minorHAnsi"/>
-                <w:sz w:val="22"/>
-                <w:szCs w:val="22"/>
-              </w:rPr>
-              <w:t>chaincode</w:t>
-            </w:r>
-            <w:proofErr w:type="spellEnd"/>
+              <w:t>All peers join the chaincode</w:t>
+            </w:r>
           </w:p>
           <w:p>
             <w:pPr>
@@ -18319,21 +18131,7 @@
         <w:rPr>
           <w:bCs/>
         </w:rPr>
-        <w:t xml:space="preserve">the Node.js SDK folder and </w:t>
-      </w:r>
-      <w:proofErr w:type="spellStart"/>
-      <w:r>
-        <w:rPr>
-          <w:bCs/>
-        </w:rPr>
-        <w:t>tls</w:t>
-      </w:r>
-      <w:proofErr w:type="spellEnd"/>
-      <w:r>
-        <w:rPr>
-          <w:bCs/>
-        </w:rPr>
-        <w:t>, wallet, and workload files for all peers,</w:t>
+        <w:t>the Node.js SDK folder and tls, wallet, and workload files for all peers,</w:t>
       </w:r>
     </w:p>
     <w:tbl>
@@ -18389,31 +18187,67 @@
               </w:rPr>
               <w:t xml:space="preserve"> </w:t>
             </w:r>
-            <w:proofErr w:type="spellStart"/>
             <w:r>
               <w:rPr>
                 <w:rFonts w:cstheme="minorHAnsi"/>
               </w:rPr>
-              <w:t>mkdir</w:t>
-            </w:r>
-            <w:proofErr w:type="spellEnd"/>
+              <w:t xml:space="preserve">mkdir -p </w:t>
+            </w:r>
             <w:r>
               <w:rPr>
                 <w:rFonts w:cstheme="minorHAnsi"/>
               </w:rPr>
-              <w:t xml:space="preserve"> -p </w:t>
+              <w:t>$HOME</w:t>
             </w:r>
             <w:r>
               <w:rPr>
                 <w:rFonts w:cstheme="minorHAnsi"/>
               </w:rPr>
+              <w:t>/fabric-samples/demo-first/workload</w:t>
+            </w:r>
+          </w:p>
+          <w:p>
+            <w:pPr>
+              <w:rPr>
+                <w:rFonts w:cstheme="minorHAnsi"/>
+              </w:rPr>
+            </w:pPr>
+            <w:r>
+              <w:rPr>
+                <w:rFonts w:cstheme="minorHAnsi"/>
+              </w:rPr>
+              <w:t>$ mkdir -p</w:t>
+            </w:r>
+            <w:r>
+              <w:rPr>
+                <w:rFonts w:cstheme="minorHAnsi"/>
+              </w:rPr>
+              <w:t xml:space="preserve"> $HOME</w:t>
+            </w:r>
+            <w:r>
+              <w:rPr>
+                <w:rFonts w:cstheme="minorHAnsi"/>
+              </w:rPr>
+              <w:t>/fabric-samples/demo-first/workload/tls</w:t>
+            </w:r>
+            <w:r>
+              <w:rPr>
+                <w:rFonts w:cstheme="minorHAnsi"/>
+              </w:rPr>
+              <w:br/>
+              <w:t xml:space="preserve">$ mkdir -p </w:t>
+            </w:r>
+            <w:r>
+              <w:rPr>
+                <w:rFonts w:cstheme="minorHAnsi"/>
+              </w:rPr>
               <w:t>$HOME</w:t>
             </w:r>
             <w:r>
               <w:rPr>
                 <w:rFonts w:cstheme="minorHAnsi"/>
               </w:rPr>
-              <w:t>/fabric-samples/demo-first/workload</w:t>
+              <w:t>/fabric-samples/demo-first/workload/wallet</w:t>
             </w:r>
           </w:p>
           <w:p>
@@ -18426,118 +18260,24 @@
               <w:rPr>
                 <w:rFonts w:cstheme="minorHAnsi"/>
               </w:rPr>
-              <w:t xml:space="preserve">$ </w:t>
-            </w:r>
-            <w:proofErr w:type="spellStart"/>
+              <w:t xml:space="preserve">$ mkdir -p </w:t>
+            </w:r>
             <w:r>
               <w:rPr>
                 <w:rFonts w:cstheme="minorHAnsi"/>
               </w:rPr>
-              <w:t>mkdir</w:t>
-            </w:r>
-            <w:proofErr w:type="spellEnd"/>
+              <w:t>$HOME</w:t>
+            </w:r>
             <w:r>
               <w:rPr>
                 <w:rFonts w:cstheme="minorHAnsi"/>
               </w:rPr>
-              <w:t xml:space="preserve"> -p</w:t>
+              <w:t>/fabric-samples/demo-first/workload/</w:t>
             </w:r>
             <w:r>
               <w:rPr>
                 <w:rFonts w:cstheme="minorHAnsi"/>
               </w:rPr>
-              <w:t xml:space="preserve"> $HOME</w:t>
-            </w:r>
-            <w:r>
-              <w:rPr>
-                <w:rFonts w:cstheme="minorHAnsi"/>
-              </w:rPr>
-              <w:t>/fabric-samples/demo-first/workload/</w:t>
-            </w:r>
-            <w:proofErr w:type="spellStart"/>
-            <w:r>
-              <w:rPr>
-                <w:rFonts w:cstheme="minorHAnsi"/>
-              </w:rPr>
-              <w:t>tls</w:t>
-            </w:r>
-            <w:proofErr w:type="spellEnd"/>
-            <w:r>
-              <w:rPr>
-                <w:rFonts w:cstheme="minorHAnsi"/>
-              </w:rPr>
-              <w:br/>
-              <w:t xml:space="preserve">$ </w:t>
-            </w:r>
-            <w:proofErr w:type="spellStart"/>
-            <w:r>
-              <w:rPr>
-                <w:rFonts w:cstheme="minorHAnsi"/>
-              </w:rPr>
-              <w:t>mkdir</w:t>
-            </w:r>
-            <w:proofErr w:type="spellEnd"/>
-            <w:r>
-              <w:rPr>
-                <w:rFonts w:cstheme="minorHAnsi"/>
-              </w:rPr>
-              <w:t xml:space="preserve"> -p </w:t>
-            </w:r>
-            <w:r>
-              <w:rPr>
-                <w:rFonts w:cstheme="minorHAnsi"/>
-              </w:rPr>
-              <w:t>$HOME</w:t>
-            </w:r>
-            <w:r>
-              <w:rPr>
-                <w:rFonts w:cstheme="minorHAnsi"/>
-              </w:rPr>
-              <w:t>/fabric-samples/demo-first/workload/wallet</w:t>
-            </w:r>
-          </w:p>
-          <w:p>
-            <w:pPr>
-              <w:rPr>
-                <w:rFonts w:cstheme="minorHAnsi"/>
-              </w:rPr>
-            </w:pPr>
-            <w:r>
-              <w:rPr>
-                <w:rFonts w:cstheme="minorHAnsi"/>
-              </w:rPr>
-              <w:t xml:space="preserve">$ </w:t>
-            </w:r>
-            <w:proofErr w:type="spellStart"/>
-            <w:r>
-              <w:rPr>
-                <w:rFonts w:cstheme="minorHAnsi"/>
-              </w:rPr>
-              <w:t>mkdir</w:t>
-            </w:r>
-            <w:proofErr w:type="spellEnd"/>
-            <w:r>
-              <w:rPr>
-                <w:rFonts w:cstheme="minorHAnsi"/>
-              </w:rPr>
-              <w:t xml:space="preserve"> -p </w:t>
-            </w:r>
-            <w:r>
-              <w:rPr>
-                <w:rFonts w:cstheme="minorHAnsi"/>
-              </w:rPr>
-              <w:t>$HOME</w:t>
-            </w:r>
-            <w:r>
-              <w:rPr>
-                <w:rFonts w:cstheme="minorHAnsi"/>
-              </w:rPr>
-              <w:t>/fabric-samples/demo-first/workload/</w:t>
-            </w:r>
-            <w:r>
-              <w:rPr>
-                <w:rFonts w:cstheme="minorHAnsi"/>
-              </w:rPr>
               <w:t>result</w:t>
             </w:r>
           </w:p>
@@ -18571,16 +18311,8 @@
               <w:rPr>
                 <w:bCs/>
               </w:rPr>
-              <w:t>$HOME/fabric-samples/demo-first/workload/</w:t>
-            </w:r>
-            <w:proofErr w:type="spellStart"/>
-            <w:r>
-              <w:rPr>
-                <w:bCs/>
-              </w:rPr>
-              <w:t>tls</w:t>
-            </w:r>
-            <w:proofErr w:type="spellEnd"/>
+              <w:t>$HOME/fabric-samples/demo-first/workload/tls</w:t>
+            </w:r>
           </w:p>
           <w:p>
             <w:pPr>
@@ -18601,7 +18333,7 @@
               </w:rPr>
               <w:t xml:space="preserve"> vi </w:t>
             </w:r>
-            <w:hyperlink r:id="rId101" w:anchor="file-read_pem-py" w:history="1">
+            <w:hyperlink r:id="rId115" w:anchor="file-read_pem-py" w:history="1">
               <w:r>
                 <w:rPr>
                   <w:rStyle w:val="a7"/>
@@ -18630,7 +18362,7 @@
               </w:rPr>
               <w:t xml:space="preserve"> vi </w:t>
             </w:r>
-            <w:hyperlink r:id="rId102" w:anchor="file-prepare_tls_peer0_org1-sh" w:history="1">
+            <w:hyperlink r:id="rId116" w:anchor="file-prepare_tls_peer0_org1-sh" w:history="1">
               <w:r>
                 <w:rPr>
                   <w:rStyle w:val="a7"/>
@@ -18673,7 +18405,7 @@
               </w:rPr>
               <w:t xml:space="preserve"> vi </w:t>
             </w:r>
-            <w:hyperlink r:id="rId103" w:anchor="file-prepare_tls_peer0_org2-sh" w:history="1">
+            <w:hyperlink r:id="rId117" w:anchor="file-prepare_tls_peer0_org2-sh" w:history="1">
               <w:r>
                 <w:rPr>
                   <w:rStyle w:val="a7"/>
@@ -18702,7 +18434,7 @@
               </w:rPr>
               <w:t xml:space="preserve"> ./</w:t>
             </w:r>
-            <w:hyperlink r:id="rId104" w:anchor="file-all-sh" w:history="1">
+            <w:hyperlink r:id="rId118" w:anchor="file-all-sh" w:history="1">
               <w:r>
                 <w:rPr>
                   <w:rStyle w:val="a7"/>
@@ -18836,7 +18568,7 @@
               </w:rPr>
               <w:t xml:space="preserve"> vi </w:t>
             </w:r>
-            <w:hyperlink r:id="rId105" w:anchor="file-prepare_wallet_user1_org1-py" w:history="1">
+            <w:hyperlink r:id="rId119" w:anchor="file-prepare_wallet_user1_org1-py" w:history="1">
               <w:r>
                 <w:rPr>
                   <w:rStyle w:val="a7"/>
@@ -18865,7 +18597,7 @@
               </w:rPr>
               <w:t xml:space="preserve"> vi </w:t>
             </w:r>
-            <w:hyperlink r:id="rId106" w:anchor="file-prepare_wallet_user1_org2-py" w:history="1">
+            <w:hyperlink r:id="rId120" w:anchor="file-prepare_wallet_user1_org2-py" w:history="1">
               <w:r>
                 <w:rPr>
                   <w:rStyle w:val="a7"/>
@@ -18894,7 +18626,7 @@
               </w:rPr>
               <w:t xml:space="preserve"> </w:t>
             </w:r>
-            <w:hyperlink r:id="rId107" w:anchor="file-all-sh" w:history="1">
+            <w:hyperlink r:id="rId121" w:anchor="file-all-sh" w:history="1">
               <w:r>
                 <w:rPr>
                   <w:rStyle w:val="a7"/>
@@ -18962,21 +18694,7 @@
               <w:rPr>
                 <w:bCs/>
               </w:rPr>
-              <w:t xml:space="preserve"> </w:t>
-            </w:r>
-            <w:proofErr w:type="spellStart"/>
-            <w:r>
-              <w:rPr>
-                <w:bCs/>
-              </w:rPr>
-              <w:t>mkdir</w:t>
-            </w:r>
-            <w:proofErr w:type="spellEnd"/>
-            <w:r>
-              <w:rPr>
-                <w:bCs/>
-              </w:rPr>
-              <w:t xml:space="preserve"> </w:t>
+              <w:t xml:space="preserve"> mkdir </w:t>
             </w:r>
             <w:r>
               <w:rPr>
@@ -19002,21 +18720,7 @@
               <w:rPr>
                 <w:bCs/>
               </w:rPr>
-              <w:t xml:space="preserve"> </w:t>
-            </w:r>
-            <w:proofErr w:type="spellStart"/>
-            <w:r>
-              <w:rPr>
-                <w:bCs/>
-              </w:rPr>
-              <w:t>mkdir</w:t>
-            </w:r>
-            <w:proofErr w:type="spellEnd"/>
-            <w:r>
-              <w:rPr>
-                <w:bCs/>
-              </w:rPr>
-              <w:t xml:space="preserve"> </w:t>
+              <w:t xml:space="preserve"> mkdir </w:t>
             </w:r>
             <w:r>
               <w:rPr>
@@ -19050,7 +18754,7 @@
               </w:rPr>
               <w:t xml:space="preserve"> vi </w:t>
             </w:r>
-            <w:hyperlink r:id="rId108" w:anchor="file-invoke-js" w:history="1">
+            <w:hyperlink r:id="rId122" w:anchor="file-invoke-js" w:history="1">
               <w:r>
                 <w:rPr>
                   <w:rStyle w:val="a7"/>
@@ -19079,7 +18783,7 @@
               </w:rPr>
               <w:t xml:space="preserve"> vi </w:t>
             </w:r>
-            <w:hyperlink r:id="rId109" w:anchor="file-prepare_sdk_peer0_org1-sh" w:history="1">
+            <w:hyperlink r:id="rId123" w:anchor="file-prepare_sdk_peer0_org1-sh" w:history="1">
               <w:r>
                 <w:rPr>
                   <w:rStyle w:val="a7"/>
@@ -19108,7 +18812,7 @@
               </w:rPr>
               <w:t xml:space="preserve"> vi </w:t>
             </w:r>
-            <w:hyperlink r:id="rId110" w:anchor="file-prepare_sdk_peer0_org2-sh" w:history="1">
+            <w:hyperlink r:id="rId124" w:anchor="file-prepare_sdk_peer0_org2-sh" w:history="1">
               <w:r>
                 <w:rPr>
                   <w:rStyle w:val="a7"/>
@@ -19137,7 +18841,7 @@
               </w:rPr>
               <w:t xml:space="preserve"> ./</w:t>
             </w:r>
-            <w:hyperlink r:id="rId111" w:anchor="file-all-sh" w:history="1">
+            <w:hyperlink r:id="rId125" w:anchor="file-all-sh" w:history="1">
               <w:r>
                 <w:rPr>
                   <w:rStyle w:val="a7"/>
@@ -19187,21 +18891,7 @@
         <w:rPr>
           <w:b/>
         </w:rPr>
-        <w:t xml:space="preserve">Step 3 (Run): </w:t>
-      </w:r>
-      <w:proofErr w:type="spellStart"/>
-      <w:r>
-        <w:rPr>
-          <w:b/>
-        </w:rPr>
-        <w:t>Cli</w:t>
-      </w:r>
-      <w:proofErr w:type="spellEnd"/>
-      <w:r>
-        <w:rPr>
-          <w:b/>
-        </w:rPr>
-        <w:t xml:space="preserve"> </w:t>
+        <w:t xml:space="preserve">Step 3 (Run): Cli </w:t>
       </w:r>
       <w:r>
         <w:rPr>
@@ -19209,7 +18899,7 @@
         </w:rPr>
         <w:t xml:space="preserve">prepares wallets of </w:t>
       </w:r>
-      <w:hyperlink r:id="rId112" w:history="1">
+      <w:hyperlink r:id="rId126" w:history="1">
         <w:r>
           <w:rPr>
             <w:rStyle w:val="a7"/>
@@ -19224,7 +18914,7 @@
         </w:rPr>
         <w:t xml:space="preserve"> and </w:t>
       </w:r>
-      <w:hyperlink r:id="rId113" w:history="1">
+      <w:hyperlink r:id="rId127" w:history="1">
         <w:r>
           <w:rPr>
             <w:rStyle w:val="a7"/>
@@ -19299,7 +18989,7 @@
               </w:rPr>
               <w:t xml:space="preserve"> python </w:t>
             </w:r>
-            <w:hyperlink r:id="rId114" w:anchor="file-step2-sh" w:history="1">
+            <w:hyperlink r:id="rId128" w:anchor="file-step2-sh" w:history="1">
               <w:r>
                 <w:rPr>
                   <w:rStyle w:val="a7"/>
@@ -19328,7 +19018,7 @@
               </w:rPr>
               <w:t xml:space="preserve"> python </w:t>
             </w:r>
-            <w:hyperlink r:id="rId115" w:anchor="file-prepare_wallet_user1_org2-py" w:history="1">
+            <w:hyperlink r:id="rId129" w:anchor="file-prepare_wallet_user1_org2-py" w:history="1">
               <w:r>
                 <w:rPr>
                   <w:rStyle w:val="a7"/>
@@ -19357,7 +19047,7 @@
               </w:rPr>
               <w:t xml:space="preserve"> ./</w:t>
             </w:r>
-            <w:hyperlink r:id="rId116" w:anchor="file-all-sh" w:history="1">
+            <w:hyperlink r:id="rId130" w:anchor="file-all-sh" w:history="1">
               <w:r>
                 <w:rPr>
                   <w:rStyle w:val="a7"/>
@@ -19508,7 +19198,7 @@
               </w:rPr>
               <w:t xml:space="preserve"> ./</w:t>
             </w:r>
-            <w:hyperlink r:id="rId117" w:anchor="file-ssh-sh" w:history="1">
+            <w:hyperlink r:id="rId131" w:anchor="file-ssh-sh" w:history="1">
               <w:r>
                 <w:rPr>
                   <w:rStyle w:val="a7"/>
@@ -19546,14 +19236,12 @@
               </w:rPr>
               <w:t>&gt; result/</w:t>
             </w:r>
-            <w:proofErr w:type="spellStart"/>
             <w:r>
               <w:rPr>
                 <w:b/>
               </w:rPr>
               <w:t>benchlog</w:t>
             </w:r>
-            <w:proofErr w:type="spellEnd"/>
           </w:p>
           <w:p>
             <w:pPr>
@@ -19655,7 +19343,7 @@
               </w:rPr>
               <w:t xml:space="preserve"> node </w:t>
             </w:r>
-            <w:hyperlink r:id="rId118" w:anchor="file-query-js" w:history="1">
+            <w:hyperlink r:id="rId132" w:anchor="file-query-js" w:history="1">
               <w:r>
                 <w:rPr>
                   <w:rStyle w:val="a7"/>
@@ -19690,7 +19378,7 @@
               </w:rPr>
               <w:t xml:space="preserve"> node </w:t>
             </w:r>
-            <w:hyperlink r:id="rId119" w:anchor="file-invoke-js" w:history="1">
+            <w:hyperlink r:id="rId133" w:anchor="file-invoke-js" w:history="1">
               <w:r>
                 <w:rPr>
                   <w:rStyle w:val="a7"/>
@@ -19785,7 +19473,7 @@
             <w:r>
               <w:t xml:space="preserve">$ python </w:t>
             </w:r>
-            <w:hyperlink r:id="rId120" w:anchor="file-readthroughput_p1-py" w:history="1">
+            <w:hyperlink r:id="rId134" w:anchor="file-readthroughput_p1-py" w:history="1">
               <w:r>
                 <w:rPr>
                   <w:rStyle w:val="a7"/>
@@ -19796,13 +19484,8 @@
               </w:r>
             </w:hyperlink>
             <w:r>
-              <w:t xml:space="preserve"> // rate of sending endorsed </w:t>
-            </w:r>
-            <w:proofErr w:type="spellStart"/>
-            <w:r>
-              <w:t>txs</w:t>
-            </w:r>
-            <w:proofErr w:type="spellEnd"/>
+              <w:t xml:space="preserve"> // rate of sending endorsed txs</w:t>
+            </w:r>
           </w:p>
           <w:p/>
           <w:p>
@@ -19856,21 +19539,8 @@
               <w:t>$</w:t>
             </w:r>
             <w:r>
-              <w:t xml:space="preserve"> </w:t>
-            </w:r>
-            <w:proofErr w:type="spellStart"/>
-            <w:r>
-              <w:t>sudo</w:t>
-            </w:r>
-            <w:proofErr w:type="spellEnd"/>
-            <w:r>
-              <w:t xml:space="preserve"> apt-get install python-</w:t>
-            </w:r>
-            <w:proofErr w:type="spellStart"/>
-            <w:r>
-              <w:t>numpy</w:t>
-            </w:r>
-            <w:proofErr w:type="spellEnd"/>
+              <w:t xml:space="preserve"> sudo apt-get install python-numpy</w:t>
+            </w:r>
           </w:p>
           <w:p>
             <w:r>
@@ -19882,7 +19552,7 @@
             <w:r>
               <w:t xml:space="preserve"> python </w:t>
             </w:r>
-            <w:hyperlink r:id="rId121" w:anchor="file-readdelay_p1-py" w:history="1">
+            <w:hyperlink r:id="rId135" w:anchor="file-readdelay_p1-py" w:history="1">
               <w:r>
                 <w:rPr>
                   <w:rStyle w:val="a7"/>
@@ -19950,15 +19620,7 @@
               <w:t>/</w:t>
             </w:r>
             <w:r>
-              <w:t xml:space="preserve">/ </w:t>
-            </w:r>
-            <w:proofErr w:type="spellStart"/>
-            <w:r>
-              <w:t>Orderer</w:t>
-            </w:r>
-            <w:proofErr w:type="spellEnd"/>
-            <w:r>
-              <w:t xml:space="preserve"> analyzes the log</w:t>
+              <w:t>/ Orderer analyzes the log</w:t>
             </w:r>
           </w:p>
           <w:p>
@@ -20001,19 +19663,9 @@
               </w:rPr>
               <w:t xml:space="preserve"> </w:t>
             </w:r>
-            <w:proofErr w:type="spellStart"/>
-            <w:r>
-              <w:t>sudo</w:t>
-            </w:r>
-            <w:proofErr w:type="spellEnd"/>
-            <w:r>
-              <w:t xml:space="preserve"> apt-get install python-</w:t>
-            </w:r>
-            <w:proofErr w:type="spellStart"/>
-            <w:r>
-              <w:t>numpy</w:t>
-            </w:r>
-            <w:proofErr w:type="spellEnd"/>
+            <w:r>
+              <w:t>sudo apt-get install python-numpy</w:t>
+            </w:r>
           </w:p>
           <w:p>
             <w:pPr>
@@ -20038,36 +19690,8 @@
                 <w:sz w:val="22"/>
                 <w:szCs w:val="22"/>
               </w:rPr>
-              <w:t xml:space="preserve">$ docker logs </w:t>
-            </w:r>
-            <w:proofErr w:type="spellStart"/>
-            <w:r>
-              <w:rPr>
-                <w:rFonts w:asciiTheme="minorHAnsi" w:hAnsiTheme="minorHAnsi" w:cstheme="minorHAnsi"/>
-                <w:sz w:val="22"/>
-                <w:szCs w:val="22"/>
-              </w:rPr>
-              <w:t>containername</w:t>
-            </w:r>
-            <w:proofErr w:type="spellEnd"/>
-            <w:r>
-              <w:rPr>
-                <w:rFonts w:asciiTheme="minorHAnsi" w:hAnsiTheme="minorHAnsi" w:cstheme="minorHAnsi"/>
-                <w:sz w:val="22"/>
-                <w:szCs w:val="22"/>
-              </w:rPr>
-              <w:t xml:space="preserve"> &gt;&amp; </w:t>
-            </w:r>
-            <w:proofErr w:type="spellStart"/>
-            <w:r>
-              <w:rPr>
-                <w:rFonts w:asciiTheme="minorHAnsi" w:hAnsiTheme="minorHAnsi" w:cstheme="minorHAnsi"/>
-                <w:sz w:val="22"/>
-                <w:szCs w:val="22"/>
-              </w:rPr>
-              <w:t>ordererlog</w:t>
-            </w:r>
-            <w:proofErr w:type="spellEnd"/>
+              <w:t>$ docker logs containername &gt;&amp; ordererlog</w:t>
+            </w:r>
           </w:p>
           <w:p>
             <w:pPr>
@@ -20087,93 +19711,24 @@
                 <w:rFonts w:cstheme="minorHAnsi"/>
                 <w:b/>
               </w:rPr>
-              <w:t xml:space="preserve">docker logs $(docker </w:t>
-            </w:r>
-            <w:proofErr w:type="spellStart"/>
+              <w:t>docker logs $(docker ps -a | grep 'orderer'| awk '{print $1 }') &gt;&amp; ordererlog</w:t>
+            </w:r>
             <w:r>
               <w:rPr>
                 <w:rFonts w:cstheme="minorHAnsi"/>
-                <w:b/>
-              </w:rPr>
-              <w:t>ps</w:t>
-            </w:r>
-            <w:proofErr w:type="spellEnd"/>
+              </w:rPr>
+              <w:br/>
+            </w:r>
+            <w:r>
+              <w:t xml:space="preserve">// </w:t>
+            </w:r>
             <w:r>
               <w:rPr>
                 <w:rFonts w:cstheme="minorHAnsi"/>
-                <w:b/>
-              </w:rPr>
-              <w:t xml:space="preserve"> -a | grep '</w:t>
-            </w:r>
-            <w:proofErr w:type="spellStart"/>
-            <w:r>
-              <w:rPr>
-                <w:rFonts w:cstheme="minorHAnsi"/>
-                <w:b/>
-              </w:rPr>
-              <w:t>orderer</w:t>
-            </w:r>
-            <w:proofErr w:type="spellEnd"/>
-            <w:r>
-              <w:rPr>
-                <w:rFonts w:cstheme="minorHAnsi"/>
-                <w:b/>
-              </w:rPr>
-              <w:t xml:space="preserve">'| awk '{print $1 }') &gt;&amp; </w:t>
-            </w:r>
-            <w:proofErr w:type="spellStart"/>
-            <w:r>
-              <w:rPr>
-                <w:rFonts w:cstheme="minorHAnsi"/>
-                <w:b/>
-              </w:rPr>
-              <w:t>ordererlog</w:t>
-            </w:r>
-            <w:proofErr w:type="spellEnd"/>
-            <w:r>
-              <w:rPr>
-                <w:rFonts w:cstheme="minorHAnsi"/>
-              </w:rPr>
-              <w:br/>
-            </w:r>
-            <w:r>
-              <w:t xml:space="preserve">// </w:t>
-            </w:r>
-            <w:r>
-              <w:rPr>
-                <w:rFonts w:cstheme="minorHAnsi"/>
-              </w:rPr>
-              <w:t xml:space="preserve">$ </w:t>
-            </w:r>
-            <w:proofErr w:type="spellStart"/>
-            <w:r>
-              <w:rPr>
-                <w:rFonts w:cstheme="minorHAnsi"/>
-              </w:rPr>
-              <w:t>scp</w:t>
-            </w:r>
-            <w:proofErr w:type="spellEnd"/>
-            <w:r>
-              <w:rPr>
-                <w:rFonts w:cstheme="minorHAnsi"/>
-              </w:rPr>
-              <w:t xml:space="preserve"> </w:t>
-            </w:r>
-            <w:proofErr w:type="spellStart"/>
-            <w:r>
-              <w:rPr>
-                <w:rFonts w:cstheme="minorHAnsi"/>
-              </w:rPr>
-              <w:t>ordererlog</w:t>
-            </w:r>
-            <w:proofErr w:type="spellEnd"/>
-            <w:r>
-              <w:rPr>
-                <w:rFonts w:cstheme="minorHAnsi"/>
-              </w:rPr>
-              <w:t xml:space="preserve"> </w:t>
-            </w:r>
-            <w:hyperlink r:id="rId122" w:history="1">
+              </w:rPr>
+              <w:t xml:space="preserve">$ scp ordererlog </w:t>
+            </w:r>
+            <w:hyperlink r:id="rId136" w:history="1">
               <w:r>
                 <w:rPr>
                   <w:rStyle w:val="a7"/>
@@ -20187,7 +19742,7 @@
             <w:r>
               <w:t xml:space="preserve">$ python </w:t>
             </w:r>
-            <w:hyperlink r:id="rId123" w:anchor="file-readthroughput_p2-py" w:history="1">
+            <w:hyperlink r:id="rId137" w:anchor="file-readthroughput_p2-py" w:history="1">
               <w:r>
                 <w:rPr>
                   <w:rStyle w:val="a7"/>
@@ -20294,19 +19849,9 @@
               </w:rPr>
               <w:t xml:space="preserve"> </w:t>
             </w:r>
-            <w:proofErr w:type="spellStart"/>
-            <w:r>
-              <w:t>sudo</w:t>
-            </w:r>
-            <w:proofErr w:type="spellEnd"/>
-            <w:r>
-              <w:t xml:space="preserve"> apt-get install python-</w:t>
-            </w:r>
-            <w:proofErr w:type="spellStart"/>
-            <w:r>
-              <w:t>numpy</w:t>
-            </w:r>
-            <w:proofErr w:type="spellEnd"/>
+            <w:r>
+              <w:t>sudo apt-get install python-numpy</w:t>
+            </w:r>
           </w:p>
           <w:p>
             <w:pPr>
@@ -20324,30 +19869,8 @@
               <w:rPr>
                 <w:rFonts w:cstheme="minorHAnsi"/>
               </w:rPr>
-              <w:t xml:space="preserve">$ docker logs </w:t>
-            </w:r>
-            <w:proofErr w:type="spellStart"/>
-            <w:r>
-              <w:rPr>
-                <w:rFonts w:cstheme="minorHAnsi"/>
-              </w:rPr>
-              <w:t>containername</w:t>
-            </w:r>
-            <w:proofErr w:type="spellEnd"/>
-            <w:r>
-              <w:rPr>
-                <w:rFonts w:cstheme="minorHAnsi"/>
-              </w:rPr>
-              <w:t xml:space="preserve"> &gt;&amp; </w:t>
-            </w:r>
-            <w:proofErr w:type="spellStart"/>
-            <w:r>
-              <w:rPr>
-                <w:rFonts w:cstheme="minorHAnsi"/>
-              </w:rPr>
-              <w:t>peerlog</w:t>
-            </w:r>
-            <w:proofErr w:type="spellEnd"/>
+              <w:t>$ docker logs containername &gt;&amp; peerlog</w:t>
+            </w:r>
           </w:p>
           <w:p>
             <w:r>
@@ -20361,93 +19884,40 @@
                 <w:rFonts w:cstheme="minorHAnsi"/>
                 <w:b/>
               </w:rPr>
-              <w:t xml:space="preserve">docker logs $(docker </w:t>
-            </w:r>
-            <w:proofErr w:type="spellStart"/>
+              <w:t>docker logs $(docker ps -a | grep 'peer</w:t>
+            </w:r>
             <w:r>
               <w:rPr>
                 <w:rFonts w:cstheme="minorHAnsi"/>
                 <w:b/>
               </w:rPr>
-              <w:t>ps</w:t>
-            </w:r>
-            <w:proofErr w:type="spellEnd"/>
+              <w:t xml:space="preserve"> node start</w:t>
+            </w:r>
             <w:r>
               <w:rPr>
                 <w:rFonts w:cstheme="minorHAnsi"/>
                 <w:b/>
               </w:rPr>
-              <w:t xml:space="preserve"> -a | grep 'peer</w:t>
-            </w:r>
+              <w:t>'| awk '{print $1 }') &gt;&amp; peerlog</w:t>
+            </w:r>
+          </w:p>
+          <w:p>
             <w:r>
               <w:rPr>
                 <w:rFonts w:cstheme="minorHAnsi"/>
-                <w:b/>
-              </w:rPr>
-              <w:t xml:space="preserve"> node start</w:t>
+              </w:rPr>
+              <w:t>/</w:t>
+            </w:r>
+            <w:r>
+              <w:t xml:space="preserve">/ </w:t>
             </w:r>
             <w:r>
               <w:rPr>
                 <w:rFonts w:cstheme="minorHAnsi"/>
-                <w:b/>
-              </w:rPr>
-              <w:t xml:space="preserve">'| awk '{print $1 }') &gt;&amp; </w:t>
-            </w:r>
-            <w:proofErr w:type="spellStart"/>
-            <w:r>
-              <w:rPr>
-                <w:rFonts w:cstheme="minorHAnsi"/>
-                <w:b/>
-              </w:rPr>
-              <w:t>peerlog</w:t>
-            </w:r>
-            <w:proofErr w:type="spellEnd"/>
-          </w:p>
-          <w:p>
-            <w:r>
-              <w:rPr>
-                <w:rFonts w:cstheme="minorHAnsi"/>
-              </w:rPr>
-              <w:t>/</w:t>
-            </w:r>
-            <w:r>
-              <w:t xml:space="preserve">/ </w:t>
-            </w:r>
-            <w:r>
-              <w:rPr>
-                <w:rFonts w:cstheme="minorHAnsi"/>
-              </w:rPr>
-              <w:t xml:space="preserve">$ </w:t>
-            </w:r>
-            <w:proofErr w:type="spellStart"/>
-            <w:r>
-              <w:rPr>
-                <w:rFonts w:cstheme="minorHAnsi"/>
-              </w:rPr>
-              <w:t>scp</w:t>
-            </w:r>
-            <w:proofErr w:type="spellEnd"/>
-            <w:r>
-              <w:rPr>
-                <w:rFonts w:cstheme="minorHAnsi"/>
-              </w:rPr>
-              <w:t xml:space="preserve"> </w:t>
-            </w:r>
-            <w:proofErr w:type="spellStart"/>
-            <w:r>
-              <w:rPr>
-                <w:rFonts w:cstheme="minorHAnsi"/>
-              </w:rPr>
-              <w:t>peerlog</w:t>
-            </w:r>
-            <w:proofErr w:type="spellEnd"/>
-            <w:r>
-              <w:rPr>
-                <w:rFonts w:cstheme="minorHAnsi"/>
-              </w:rPr>
-              <w:t xml:space="preserve"> </w:t>
-            </w:r>
-            <w:hyperlink r:id="rId124" w:history="1">
+              </w:rPr>
+              <w:t xml:space="preserve">$ scp peerlog </w:t>
+            </w:r>
+            <w:hyperlink r:id="rId138" w:history="1">
               <w:r>
                 <w:rPr>
                   <w:rStyle w:val="a7"/>
@@ -20467,7 +19937,7 @@
             <w:r>
               <w:t xml:space="preserve"> python2 </w:t>
             </w:r>
-            <w:hyperlink r:id="rId125" w:anchor="file-readthroughput_p3" w:history="1">
+            <w:hyperlink r:id="rId139" w:anchor="file-readthroughput_p3" w:history="1">
               <w:r>
                 <w:rPr>
                   <w:rStyle w:val="a7"/>
@@ -20534,39 +20004,7 @@
           </w:p>
           <w:p>
             <w:r>
-              <w:t xml:space="preserve"># peer channel fetch 228 </w:t>
-            </w:r>
-            <w:proofErr w:type="spellStart"/>
-            <w:r>
-              <w:t>last.block</w:t>
-            </w:r>
-            <w:proofErr w:type="spellEnd"/>
-            <w:r>
-              <w:t xml:space="preserve"> -o orderer.example.com:7050 -c </w:t>
-            </w:r>
-            <w:proofErr w:type="spellStart"/>
-            <w:r>
-              <w:t>mychannel</w:t>
-            </w:r>
-            <w:proofErr w:type="spellEnd"/>
-            <w:r>
-              <w:t xml:space="preserve"> --</w:t>
-            </w:r>
-            <w:proofErr w:type="spellStart"/>
-            <w:r>
-              <w:t>tls</w:t>
-            </w:r>
-            <w:proofErr w:type="spellEnd"/>
-            <w:r>
-              <w:t xml:space="preserve"> --</w:t>
-            </w:r>
-            <w:proofErr w:type="spellStart"/>
-            <w:r>
-              <w:t>cafile</w:t>
-            </w:r>
-            <w:proofErr w:type="spellEnd"/>
-            <w:r>
-              <w:t xml:space="preserve"> /opt/gopath/src/github.com/hyperledger/fabric/peer/crypto/ordererOrganizations/example.com/orderers/orderer.example.com/msp/tlscacerts/tlsca.example.com-cert.pem</w:t>
+              <w:t># peer channel fetch 228 last.block -o orderer.example.com:7050 -c mychannel --tls --cafile /opt/gopath/src/github.com/hyperledger/fabric/peer/crypto/ordererOrganizations/example.com/orderers/orderer.example.com/msp/tlscacerts/tlsca.example.com-cert.pem</w:t>
             </w:r>
           </w:p>
           <w:p/>
@@ -20640,7 +20078,7 @@
             <w:r>
               <w:t xml:space="preserve"> ./</w:t>
             </w:r>
-            <w:hyperlink r:id="rId126" w:anchor="file-clean-sh" w:history="1">
+            <w:hyperlink r:id="rId140" w:anchor="file-clean-sh" w:history="1">
               <w:r>
                 <w:rPr>
                   <w:rStyle w:val="a7"/>
